--- a/作业以及重要文件/大四/第四次课设电机拖动/课程报告.docx
+++ b/作业以及重要文件/大四/第四次课设电机拖动/课程报告.docx
@@ -436,7 +436,7 @@
           <w:sz w:val="24"/>
         </w:rPr>
         <w:object>
-          <v:shape id="_x0000_i1026" o:spt="75" type="#_x0000_t75" style="height:11.25pt;width:12pt;" o:ole="t" filled="f" o:preferrelative="t" stroked="f" coordsize="21600,21600">
+          <v:shape id="_x0000_i1025" o:spt="75" type="#_x0000_t75" style="height:11.25pt;width:12pt;" o:ole="t" filled="f" o:preferrelative="t" stroked="f" coordsize="21600,21600">
             <v:path/>
             <v:fill on="f" focussize="0,0"/>
             <v:stroke on="f" joinstyle="miter"/>
@@ -445,7 +445,7 @@
             <w10:wrap type="none"/>
             <w10:anchorlock/>
           </v:shape>
-          <o:OLEObject Type="Embed" ProgID="Equation.3" ShapeID="_x0000_i1026" DrawAspect="Content" ObjectID="_1468075725" r:id="rId4">
+          <o:OLEObject Type="Embed" ProgID="Equation.3" ShapeID="_x0000_i1025" DrawAspect="Content" ObjectID="_1468075725" r:id="rId4">
             <o:LockedField>false</o:LockedField>
           </o:OLEObject>
         </w:object>
@@ -457,7 +457,7 @@
           <w:sz w:val="24"/>
         </w:rPr>
         <w:object>
-          <v:shape id="_x0000_i1027" o:spt="75" type="#_x0000_t75" style="height:18pt;width:6pt;" o:ole="t" filled="f" o:preferrelative="t" stroked="f" coordsize="21600,21600">
+          <v:shape id="_x0000_i1026" o:spt="75" type="#_x0000_t75" style="height:18pt;width:6pt;" o:ole="t" filled="f" o:preferrelative="t" stroked="f" coordsize="21600,21600">
             <v:path/>
             <v:fill on="f" focussize="0,0"/>
             <v:stroke on="f" joinstyle="miter"/>
@@ -466,7 +466,7 @@
             <w10:wrap type="none"/>
             <w10:anchorlock/>
           </v:shape>
-          <o:OLEObject Type="Embed" ProgID="Equation.3" ShapeID="_x0000_i1027" DrawAspect="Content" ObjectID="_1468075726" r:id="rId6">
+          <o:OLEObject Type="Embed" ProgID="Equation.3" ShapeID="_x0000_i1026" DrawAspect="Content" ObjectID="_1468075726" r:id="rId6">
             <o:LockedField>false</o:LockedField>
           </o:OLEObject>
         </w:object>
@@ -478,7 +478,7 @@
           <w:sz w:val="24"/>
         </w:rPr>
         <w:object>
-          <v:shape id="_x0000_i1028" o:spt="75" type="#_x0000_t75" style="height:12pt;width:9.75pt;" o:ole="t" filled="f" o:preferrelative="t" stroked="f" coordsize="21600,21600">
+          <v:shape id="_x0000_i1027" o:spt="75" type="#_x0000_t75" style="height:12pt;width:9.75pt;" o:ole="t" filled="f" o:preferrelative="t" stroked="f" coordsize="21600,21600">
             <v:path/>
             <v:fill on="f" focussize="0,0"/>
             <v:stroke on="f" joinstyle="miter"/>
@@ -487,7 +487,7 @@
             <w10:wrap type="none"/>
             <w10:anchorlock/>
           </v:shape>
-          <o:OLEObject Type="Embed" ProgID="Equation.3" ShapeID="_x0000_i1028" DrawAspect="Content" ObjectID="_1468075727" r:id="rId8">
+          <o:OLEObject Type="Embed" ProgID="Equation.3" ShapeID="_x0000_i1027" DrawAspect="Content" ObjectID="_1468075727" r:id="rId8">
             <o:LockedField>false</o:LockedField>
           </o:OLEObject>
         </w:object>
@@ -520,7 +520,7 @@
           <w:sz w:val="24"/>
         </w:rPr>
         <w:object>
-          <v:shape id="_x0000_i1029" o:spt="75" type="#_x0000_t75" style="height:11.25pt;width:12pt;" o:ole="t" filled="f" o:preferrelative="t" stroked="f" coordsize="21600,21600">
+          <v:shape id="_x0000_i1028" o:spt="75" type="#_x0000_t75" style="height:11.25pt;width:12pt;" o:ole="t" filled="f" o:preferrelative="t" stroked="f" coordsize="21600,21600">
             <v:path/>
             <v:fill on="f" focussize="0,0"/>
             <v:stroke on="f" joinstyle="miter"/>
@@ -529,7 +529,7 @@
             <w10:wrap type="none"/>
             <w10:anchorlock/>
           </v:shape>
-          <o:OLEObject Type="Embed" ProgID="Equation.3" ShapeID="_x0000_i1029" DrawAspect="Content" ObjectID="_1468075728" r:id="rId10">
+          <o:OLEObject Type="Embed" ProgID="Equation.3" ShapeID="_x0000_i1028" DrawAspect="Content" ObjectID="_1468075728" r:id="rId10">
             <o:LockedField>false</o:LockedField>
           </o:OLEObject>
         </w:object>
@@ -541,7 +541,7 @@
           <w:sz w:val="24"/>
         </w:rPr>
         <w:object>
-          <v:shape id="_x0000_i1030" o:spt="75" type="#_x0000_t75" style="height:18pt;width:8.25pt;" o:ole="t" filled="f" o:preferrelative="t" stroked="f" coordsize="21600,21600">
+          <v:shape id="_x0000_i1029" o:spt="75" type="#_x0000_t75" style="height:18pt;width:8.25pt;" o:ole="t" filled="f" o:preferrelative="t" stroked="f" coordsize="21600,21600">
             <v:path/>
             <v:fill on="f" focussize="0,0"/>
             <v:stroke on="f" joinstyle="miter"/>
@@ -550,7 +550,7 @@
             <w10:wrap type="none"/>
             <w10:anchorlock/>
           </v:shape>
-          <o:OLEObject Type="Embed" ProgID="Equation.3" ShapeID="_x0000_i1030" DrawAspect="Content" ObjectID="_1468075729" r:id="rId12">
+          <o:OLEObject Type="Embed" ProgID="Equation.3" ShapeID="_x0000_i1029" DrawAspect="Content" ObjectID="_1468075729" r:id="rId12">
             <o:LockedField>false</o:LockedField>
           </o:OLEObject>
         </w:object>
@@ -562,7 +562,7 @@
           <w:sz w:val="24"/>
         </w:rPr>
         <w:object>
-          <v:shape id="_x0000_i1031" o:spt="75" type="#_x0000_t75" style="height:12pt;width:9.75pt;" o:ole="t" filled="f" o:preferrelative="t" stroked="f" coordsize="21600,21600">
+          <v:shape id="_x0000_i1030" o:spt="75" type="#_x0000_t75" style="height:12pt;width:9.75pt;" o:ole="t" filled="f" o:preferrelative="t" stroked="f" coordsize="21600,21600">
             <v:path/>
             <v:fill on="f" focussize="0,0"/>
             <v:stroke on="f" joinstyle="miter"/>
@@ -571,7 +571,7 @@
             <w10:wrap type="none"/>
             <w10:anchorlock/>
           </v:shape>
-          <o:OLEObject Type="Embed" ProgID="Equation.3" ShapeID="_x0000_i1031" DrawAspect="Content" ObjectID="_1468075730" r:id="rId14">
+          <o:OLEObject Type="Embed" ProgID="Equation.3" ShapeID="_x0000_i1030" DrawAspect="Content" ObjectID="_1468075730" r:id="rId14">
             <o:LockedField>false</o:LockedField>
           </o:OLEObject>
         </w:object>
@@ -1096,6 +1096,7 @@
       <w:pPr>
         <w:widowControl w:val="0"/>
         <w:numPr>
+          <w:ilvl w:val="0"/>
           <w:numId w:val="0"/>
         </w:numPr>
         <w:ind w:firstLine="420" w:firstLineChars="0"/>
@@ -2093,7 +2094,8 @@
           <w:lang w:eastAsia="zh-CN"/>
         </w:rPr>
         <w:object>
-          <v:shape id="_x0000_i1035" o:spt="75" type="#_x0000_t75" style="height:38pt;width:66pt;" o:ole="t" filled="f" o:preferrelative="t" stroked="f" coordsize="21600,21600">
+          <v:shape id="_x0000_i1031" o:spt="75" type="#_x0000_t75" style="height:38pt;width:66pt;" o:ole="t" filled="f" o:preferrelative="t" stroked="f" coordsize="21600,21600">
+            <v:path/>
             <v:fill on="f" focussize="0,0"/>
             <v:stroke on="f"/>
             <v:imagedata r:id="rId18" o:title=""/>
@@ -2101,7 +2103,7 @@
             <w10:wrap type="none"/>
             <w10:anchorlock/>
           </v:shape>
-          <o:OLEObject Type="Embed" ProgID="Equation.KSEE3" ShapeID="_x0000_i1035" DrawAspect="Content" ObjectID="_1468075731" r:id="rId17">
+          <o:OLEObject Type="Embed" ProgID="Equation.KSEE3" ShapeID="_x0000_i1031" DrawAspect="Content" ObjectID="_1468075731" r:id="rId17">
             <o:LockedField>false</o:LockedField>
           </o:OLEObject>
         </w:object>
@@ -2149,7 +2151,8 @@
           <w:lang w:val="en-US" w:eastAsia="zh-CN"/>
         </w:rPr>
         <w:object>
-          <v:shape id="_x0000_i1036" o:spt="75" type="#_x0000_t75" style="height:18pt;width:17pt;" o:ole="t" filled="f" o:preferrelative="t" stroked="f" coordsize="21600,21600">
+          <v:shape id="_x0000_i1032" o:spt="75" type="#_x0000_t75" style="height:18pt;width:17pt;" o:ole="t" filled="f" o:preferrelative="t" stroked="f" coordsize="21600,21600">
+            <v:path/>
             <v:fill on="f" focussize="0,0"/>
             <v:stroke on="f"/>
             <v:imagedata r:id="rId20" o:title=""/>
@@ -2157,7 +2160,7 @@
             <w10:wrap type="none"/>
             <w10:anchorlock/>
           </v:shape>
-          <o:OLEObject Type="Embed" ProgID="Equation.KSEE3" ShapeID="_x0000_i1036" DrawAspect="Content" ObjectID="_1468075732" r:id="rId19">
+          <o:OLEObject Type="Embed" ProgID="Equation.KSEE3" ShapeID="_x0000_i1032" DrawAspect="Content" ObjectID="_1468075732" r:id="rId19">
             <o:LockedField>false</o:LockedField>
           </o:OLEObject>
         </w:object>
@@ -2264,7 +2267,8 @@
           <w:lang w:eastAsia="zh-CN"/>
         </w:rPr>
         <w:object>
-          <v:shape id="_x0000_i1037" o:spt="75" type="#_x0000_t75" style="height:18pt;width:60pt;" o:ole="t" filled="f" o:preferrelative="t" stroked="f" coordsize="21600,21600">
+          <v:shape id="_x0000_i1033" o:spt="75" type="#_x0000_t75" style="height:18pt;width:60pt;" o:ole="t" filled="f" o:preferrelative="t" stroked="f" coordsize="21600,21600">
+            <v:path/>
             <v:fill on="f" focussize="0,0"/>
             <v:stroke on="f"/>
             <v:imagedata r:id="rId22" o:title=""/>
@@ -2272,7 +2276,7 @@
             <w10:wrap type="none"/>
             <w10:anchorlock/>
           </v:shape>
-          <o:OLEObject Type="Embed" ProgID="Equation.KSEE3" ShapeID="_x0000_i1037" DrawAspect="Content" ObjectID="_1468075733" r:id="rId21">
+          <o:OLEObject Type="Embed" ProgID="Equation.KSEE3" ShapeID="_x0000_i1033" DrawAspect="Content" ObjectID="_1468075733" r:id="rId21">
             <o:LockedField>false</o:LockedField>
           </o:OLEObject>
         </w:object>
@@ -2614,7 +2618,8 @@
           <w:lang w:val="en-US" w:eastAsia="zh-CN"/>
         </w:rPr>
         <w:object>
-          <v:shape id="_x0000_i1038" o:spt="75" type="#_x0000_t75" style="height:34pt;width:98pt;" o:ole="t" filled="f" o:preferrelative="t" stroked="f" coordsize="21600,21600">
+          <v:shape id="_x0000_i1034" o:spt="75" alt="" type="#_x0000_t75" style="height:34pt;width:98pt;" o:ole="t" filled="f" o:preferrelative="t" stroked="f" coordsize="21600,21600">
+            <v:path/>
             <v:fill on="f" focussize="0,0"/>
             <v:stroke on="f"/>
             <v:imagedata r:id="rId25" o:title=""/>
@@ -2622,7 +2627,7 @@
             <w10:wrap type="none"/>
             <w10:anchorlock/>
           </v:shape>
-          <o:OLEObject Type="Embed" ProgID="Equation.KSEE3" ShapeID="_x0000_i1038" DrawAspect="Content" ObjectID="_1468075734" r:id="rId24">
+          <o:OLEObject Type="Embed" ProgID="Equation.KSEE3" ShapeID="_x0000_i1034" DrawAspect="Content" ObjectID="_1468075734" r:id="rId24">
             <o:LockedField>false</o:LockedField>
           </o:OLEObject>
         </w:object>
@@ -2706,7 +2711,8 @@
           <w:lang w:val="en-US" w:eastAsia="zh-CN"/>
         </w:rPr>
         <w:object>
-          <v:shape id="_x0000_i1040" o:spt="75" type="#_x0000_t75" style="height:17pt;width:15pt;" o:ole="t" filled="f" o:preferrelative="t" stroked="f" coordsize="21600,21600">
+          <v:shape id="_x0000_i1035" o:spt="75" type="#_x0000_t75" style="height:17pt;width:15pt;" o:ole="t" filled="f" o:preferrelative="t" stroked="f" coordsize="21600,21600">
+            <v:path/>
             <v:fill on="f" focussize="0,0"/>
             <v:stroke on="f"/>
             <v:imagedata r:id="rId27" o:title=""/>
@@ -2714,7 +2720,7 @@
             <w10:wrap type="none"/>
             <w10:anchorlock/>
           </v:shape>
-          <o:OLEObject Type="Embed" ProgID="Equation.KSEE3" ShapeID="_x0000_i1040" DrawAspect="Content" ObjectID="_1468075735" r:id="rId26">
+          <o:OLEObject Type="Embed" ProgID="Equation.KSEE3" ShapeID="_x0000_i1035" DrawAspect="Content" ObjectID="_1468075735" r:id="rId26">
             <o:LockedField>false</o:LockedField>
           </o:OLEObject>
         </w:object>
@@ -2766,7 +2772,8 @@
           <w:lang w:val="en-US" w:eastAsia="zh-CN"/>
         </w:rPr>
         <w:object>
-          <v:shape id="_x0000_i1041" o:spt="75" type="#_x0000_t75" style="height:17pt;width:11pt;" o:ole="t" filled="f" o:preferrelative="t" stroked="f" coordsize="21600,21600">
+          <v:shape id="_x0000_i1036" o:spt="75" type="#_x0000_t75" style="height:17pt;width:11pt;" o:ole="t" filled="f" o:preferrelative="t" stroked="f" coordsize="21600,21600">
+            <v:path/>
             <v:fill on="f" focussize="0,0"/>
             <v:stroke on="f"/>
             <v:imagedata r:id="rId29" o:title=""/>
@@ -2774,7 +2781,7 @@
             <w10:wrap type="none"/>
             <w10:anchorlock/>
           </v:shape>
-          <o:OLEObject Type="Embed" ProgID="Equation.KSEE3" ShapeID="_x0000_i1041" DrawAspect="Content" ObjectID="_1468075736" r:id="rId28">
+          <o:OLEObject Type="Embed" ProgID="Equation.KSEE3" ShapeID="_x0000_i1036" DrawAspect="Content" ObjectID="_1468075736" r:id="rId28">
             <o:LockedField>false</o:LockedField>
           </o:OLEObject>
         </w:object>
@@ -2878,7 +2885,8 @@
           <w:lang w:val="en-US" w:eastAsia="zh-CN"/>
         </w:rPr>
         <w:object>
-          <v:shape id="_x0000_i1042" o:spt="75" type="#_x0000_t75" style="height:34pt;width:186pt;" o:ole="t" filled="f" o:preferrelative="t" stroked="f" coordsize="21600,21600">
+          <v:shape id="_x0000_i1037" o:spt="75" type="#_x0000_t75" style="height:34pt;width:186pt;" o:ole="t" filled="f" o:preferrelative="t" stroked="f" coordsize="21600,21600">
+            <v:path/>
             <v:fill on="f" focussize="0,0"/>
             <v:stroke on="f"/>
             <v:imagedata r:id="rId31" o:title=""/>
@@ -2886,7 +2894,7 @@
             <w10:wrap type="none"/>
             <w10:anchorlock/>
           </v:shape>
-          <o:OLEObject Type="Embed" ProgID="Equation.KSEE3" ShapeID="_x0000_i1042" DrawAspect="Content" ObjectID="_1468075737" r:id="rId30">
+          <o:OLEObject Type="Embed" ProgID="Equation.KSEE3" ShapeID="_x0000_i1037" DrawAspect="Content" ObjectID="_1468075737" r:id="rId30">
             <o:LockedField>false</o:LockedField>
           </o:OLEObject>
         </w:object>
@@ -2971,7 +2979,8 @@
           <w:lang w:val="en-US" w:eastAsia="zh-CN"/>
         </w:rPr>
         <w:object>
-          <v:shape id="_x0000_i1043" o:spt="75" type="#_x0000_t75" style="height:17pt;width:42.95pt;" o:ole="t" filled="f" o:preferrelative="t" stroked="f" coordsize="21600,21600">
+          <v:shape id="_x0000_i1038" o:spt="75" type="#_x0000_t75" style="height:17pt;width:42.95pt;" o:ole="t" filled="f" o:preferrelative="t" stroked="f" coordsize="21600,21600">
+            <v:path/>
             <v:fill on="f" focussize="0,0"/>
             <v:stroke on="f"/>
             <v:imagedata r:id="rId33" o:title=""/>
@@ -2979,7 +2988,7 @@
             <w10:wrap type="none"/>
             <w10:anchorlock/>
           </v:shape>
-          <o:OLEObject Type="Embed" ProgID="Equation.KSEE3" ShapeID="_x0000_i1043" DrawAspect="Content" ObjectID="_1468075738" r:id="rId32">
+          <o:OLEObject Type="Embed" ProgID="Equation.KSEE3" ShapeID="_x0000_i1038" DrawAspect="Content" ObjectID="_1468075738" r:id="rId32">
             <o:LockedField>false</o:LockedField>
           </o:OLEObject>
         </w:object>
@@ -3012,7 +3021,8 @@
           <w:lang w:val="en-US" w:eastAsia="zh-CN"/>
         </w:rPr>
         <w:object>
-          <v:shape id="_x0000_i1044" o:spt="75" type="#_x0000_t75" style="height:17pt;width:31.95pt;" o:ole="t" filled="f" o:preferrelative="t" stroked="f" coordsize="21600,21600">
+          <v:shape id="_x0000_i1039" o:spt="75" type="#_x0000_t75" style="height:17pt;width:31.95pt;" o:ole="t" filled="f" o:preferrelative="t" stroked="f" coordsize="21600,21600">
+            <v:path/>
             <v:fill on="f" focussize="0,0"/>
             <v:stroke on="f"/>
             <v:imagedata r:id="rId35" o:title=""/>
@@ -3020,7 +3030,7 @@
             <w10:wrap type="none"/>
             <w10:anchorlock/>
           </v:shape>
-          <o:OLEObject Type="Embed" ProgID="Equation.KSEE3" ShapeID="_x0000_i1044" DrawAspect="Content" ObjectID="_1468075739" r:id="rId34">
+          <o:OLEObject Type="Embed" ProgID="Equation.KSEE3" ShapeID="_x0000_i1039" DrawAspect="Content" ObjectID="_1468075739" r:id="rId34">
             <o:LockedField>false</o:LockedField>
           </o:OLEObject>
         </w:object>
@@ -3100,7 +3110,8 @@
           <w:lang w:val="en-US" w:eastAsia="zh-CN"/>
         </w:rPr>
         <w:object>
-          <v:shape id="_x0000_i1048" o:spt="75" type="#_x0000_t75" style="height:34pt;width:245pt;" o:ole="t" filled="f" o:preferrelative="t" stroked="f" coordsize="21600,21600">
+          <v:shape id="_x0000_i1040" o:spt="75" type="#_x0000_t75" style="height:34pt;width:245pt;" o:ole="t" filled="f" o:preferrelative="t" stroked="f" coordsize="21600,21600">
+            <v:path/>
             <v:fill on="f" focussize="0,0"/>
             <v:stroke on="f"/>
             <v:imagedata r:id="rId37" o:title=""/>
@@ -3108,7 +3119,7 @@
             <w10:wrap type="none"/>
             <w10:anchorlock/>
           </v:shape>
-          <o:OLEObject Type="Embed" ProgID="Equation.KSEE3" ShapeID="_x0000_i1048" DrawAspect="Content" ObjectID="_1468075740" r:id="rId36">
+          <o:OLEObject Type="Embed" ProgID="Equation.KSEE3" ShapeID="_x0000_i1040" DrawAspect="Content" ObjectID="_1468075740" r:id="rId36">
             <o:LockedField>false</o:LockedField>
           </o:OLEObject>
         </w:object>
@@ -3193,7 +3204,8 @@
           <w:lang w:val="en-US" w:eastAsia="zh-CN"/>
         </w:rPr>
         <w:object>
-          <v:shape id="_x0000_i1049" o:spt="75" type="#_x0000_t75" style="height:34pt;width:106pt;" o:ole="t" filled="f" o:preferrelative="t" stroked="f" coordsize="21600,21600">
+          <v:shape id="_x0000_i1041" o:spt="75" type="#_x0000_t75" style="height:34pt;width:106pt;" o:ole="t" filled="f" o:preferrelative="t" stroked="f" coordsize="21600,21600">
+            <v:path/>
             <v:fill on="f" focussize="0,0"/>
             <v:stroke on="f"/>
             <v:imagedata r:id="rId39" o:title=""/>
@@ -3201,7 +3213,7 @@
             <w10:wrap type="none"/>
             <w10:anchorlock/>
           </v:shape>
-          <o:OLEObject Type="Embed" ProgID="Equation.KSEE3" ShapeID="_x0000_i1049" DrawAspect="Content" ObjectID="_1468075741" r:id="rId38">
+          <o:OLEObject Type="Embed" ProgID="Equation.KSEE3" ShapeID="_x0000_i1041" DrawAspect="Content" ObjectID="_1468075741" r:id="rId38">
             <o:LockedField>false</o:LockedField>
           </o:OLEObject>
         </w:object>
@@ -3315,6 +3327,37 @@
         <w:snapToGrid w:val="0"/>
         <w:spacing w:line="360" w:lineRule="auto"/>
         <w:ind w:firstLine="420" w:firstLineChars="0"/>
+        <w:jc w:val="center"/>
+        <w:rPr>
+          <w:rFonts w:hint="eastAsia"/>
+          <w:lang w:val="en-US" w:eastAsia="zh-CN"/>
+        </w:rPr>
+      </w:pPr>
+      <w:r>
+        <w:rPr>
+          <w:rFonts w:hint="eastAsia"/>
+          <w:lang w:val="en-US" w:eastAsia="zh-CN"/>
+        </w:rPr>
+        <w:t>图3</w:t>
+      </w:r>
+    </w:p>
+    <w:p>
+      <w:pPr>
+        <w:snapToGrid w:val="0"/>
+        <w:spacing w:line="360" w:lineRule="auto"/>
+        <w:ind w:firstLine="420" w:firstLineChars="0"/>
+        <w:jc w:val="center"/>
+        <w:rPr>
+          <w:rFonts w:hint="default"/>
+          <w:lang w:val="en-US" w:eastAsia="zh-CN"/>
+        </w:rPr>
+      </w:pPr>
+    </w:p>
+    <w:p>
+      <w:pPr>
+        <w:snapToGrid w:val="0"/>
+        <w:spacing w:line="360" w:lineRule="auto"/>
+        <w:ind w:firstLine="420" w:firstLineChars="0"/>
         <w:jc w:val="both"/>
         <w:rPr>
           <w:rFonts w:hint="eastAsia" w:ascii="宋体" w:hAnsi="宋体"/>
@@ -3343,7 +3386,7 @@
           <w:sz w:val="24"/>
         </w:rPr>
         <w:object>
-          <v:shape id="_x0000_i1051" o:spt="75" type="#_x0000_t75" style="height:11.25pt;width:12pt;" o:ole="t" filled="f" o:preferrelative="t" stroked="f" coordsize="21600,21600">
+          <v:shape id="_x0000_i1042" o:spt="75" type="#_x0000_t75" style="height:11.25pt;width:12pt;" o:ole="t" filled="f" o:preferrelative="t" stroked="f" coordsize="21600,21600">
             <v:path/>
             <v:fill on="f" focussize="0,0"/>
             <v:stroke on="f" joinstyle="miter"/>
@@ -3352,7 +3395,7 @@
             <w10:wrap type="none"/>
             <w10:anchorlock/>
           </v:shape>
-          <o:OLEObject Type="Embed" ProgID="Equation.3" ShapeID="_x0000_i1051" DrawAspect="Content" ObjectID="_1468075742" r:id="rId41">
+          <o:OLEObject Type="Embed" ProgID="Equation.3" ShapeID="_x0000_i1042" DrawAspect="Content" ObjectID="_1468075742" r:id="rId41">
             <o:LockedField>false</o:LockedField>
           </o:OLEObject>
         </w:object>
@@ -3364,7 +3407,7 @@
           <w:sz w:val="24"/>
         </w:rPr>
         <w:object>
-          <v:shape id="_x0000_i1052" o:spt="75" type="#_x0000_t75" style="height:18pt;width:6pt;" o:ole="t" filled="f" o:preferrelative="t" stroked="f" coordsize="21600,21600">
+          <v:shape id="_x0000_i1043" o:spt="75" type="#_x0000_t75" style="height:18pt;width:6pt;" o:ole="t" filled="f" o:preferrelative="t" stroked="f" coordsize="21600,21600">
             <v:path/>
             <v:fill on="f" focussize="0,0"/>
             <v:stroke on="f" joinstyle="miter"/>
@@ -3373,7 +3416,7 @@
             <w10:wrap type="none"/>
             <w10:anchorlock/>
           </v:shape>
-          <o:OLEObject Type="Embed" ProgID="Equation.3" ShapeID="_x0000_i1052" DrawAspect="Content" ObjectID="_1468075743" r:id="rId42">
+          <o:OLEObject Type="Embed" ProgID="Equation.3" ShapeID="_x0000_i1043" DrawAspect="Content" ObjectID="_1468075743" r:id="rId42">
             <o:LockedField>false</o:LockedField>
           </o:OLEObject>
         </w:object>
@@ -3385,7 +3428,7 @@
           <w:sz w:val="24"/>
         </w:rPr>
         <w:object>
-          <v:shape id="_x0000_i1053" o:spt="75" type="#_x0000_t75" style="height:12pt;width:9.75pt;" o:ole="t" filled="f" o:preferrelative="t" stroked="f" coordsize="21600,21600">
+          <v:shape id="_x0000_i1044" o:spt="75" type="#_x0000_t75" style="height:12pt;width:9.75pt;" o:ole="t" filled="f" o:preferrelative="t" stroked="f" coordsize="21600,21600">
             <v:path/>
             <v:fill on="f" focussize="0,0"/>
             <v:stroke on="f" joinstyle="miter"/>
@@ -3394,7 +3437,7 @@
             <w10:wrap type="none"/>
             <w10:anchorlock/>
           </v:shape>
-          <o:OLEObject Type="Embed" ProgID="Equation.3" ShapeID="_x0000_i1053" DrawAspect="Content" ObjectID="_1468075744" r:id="rId43">
+          <o:OLEObject Type="Embed" ProgID="Equation.3" ShapeID="_x0000_i1044" DrawAspect="Content" ObjectID="_1468075744" r:id="rId43">
             <o:LockedField>false</o:LockedField>
           </o:OLEObject>
         </w:object>
@@ -3429,7 +3472,8 @@
           <w:lang w:val="en-US" w:eastAsia="zh-CN"/>
         </w:rPr>
         <w:object>
-          <v:shape id="_x0000_i1054" o:spt="75" type="#_x0000_t75" style="height:16pt;width:49pt;" o:ole="t" filled="f" o:preferrelative="t" stroked="f" coordsize="21600,21600">
+          <v:shape id="_x0000_i1045" o:spt="75" type="#_x0000_t75" style="height:16pt;width:49pt;" o:ole="t" filled="f" o:preferrelative="t" stroked="f" coordsize="21600,21600">
+            <v:path/>
             <v:fill on="f" focussize="0,0"/>
             <v:stroke on="f"/>
             <v:imagedata r:id="rId45" o:title=""/>
@@ -3437,7 +3481,7 @@
             <w10:wrap type="none"/>
             <w10:anchorlock/>
           </v:shape>
-          <o:OLEObject Type="Embed" ProgID="Equation.KSEE3" ShapeID="_x0000_i1054" DrawAspect="Content" ObjectID="_1468075745" r:id="rId44">
+          <o:OLEObject Type="Embed" ProgID="Equation.KSEE3" ShapeID="_x0000_i1045" DrawAspect="Content" ObjectID="_1468075745" r:id="rId44">
             <o:LockedField>false</o:LockedField>
           </o:OLEObject>
         </w:object>
@@ -3458,7 +3502,8 @@
           <w:lang w:val="en-US" w:eastAsia="zh-CN"/>
         </w:rPr>
         <w:object>
-          <v:shape id="_x0000_i1055" o:spt="75" type="#_x0000_t75" style="height:17pt;width:55pt;" o:ole="t" filled="f" o:preferrelative="t" stroked="f" coordsize="21600,21600">
+          <v:shape id="_x0000_i1046" o:spt="75" type="#_x0000_t75" style="height:17pt;width:55pt;" o:ole="t" filled="f" o:preferrelative="t" stroked="f" coordsize="21600,21600">
+            <v:path/>
             <v:fill on="f" focussize="0,0"/>
             <v:stroke on="f"/>
             <v:imagedata r:id="rId47" o:title=""/>
@@ -3466,7 +3511,7 @@
             <w10:wrap type="none"/>
             <w10:anchorlock/>
           </v:shape>
-          <o:OLEObject Type="Embed" ProgID="Equation.KSEE3" ShapeID="_x0000_i1055" DrawAspect="Content" ObjectID="_1468075746" r:id="rId46">
+          <o:OLEObject Type="Embed" ProgID="Equation.KSEE3" ShapeID="_x0000_i1046" DrawAspect="Content" ObjectID="_1468075746" r:id="rId46">
             <o:LockedField>false</o:LockedField>
           </o:OLEObject>
         </w:object>
@@ -3500,7 +3545,8 @@
           <w:lang w:val="en-US" w:eastAsia="zh-CN"/>
         </w:rPr>
         <w:object>
-          <v:shape id="_x0000_i1056" o:spt="75" type="#_x0000_t75" style="height:34pt;width:75pt;" o:ole="t" filled="f" o:preferrelative="t" stroked="f" coordsize="21600,21600">
+          <v:shape id="_x0000_i1047" o:spt="75" type="#_x0000_t75" style="height:34pt;width:75pt;" o:ole="t" filled="f" o:preferrelative="t" stroked="f" coordsize="21600,21600">
+            <v:path/>
             <v:fill on="f" focussize="0,0"/>
             <v:stroke on="f"/>
             <v:imagedata r:id="rId49" o:title=""/>
@@ -3508,7 +3554,7 @@
             <w10:wrap type="none"/>
             <w10:anchorlock/>
           </v:shape>
-          <o:OLEObject Type="Embed" ProgID="Equation.KSEE3" ShapeID="_x0000_i1056" DrawAspect="Content" ObjectID="_1468075747" r:id="rId48">
+          <o:OLEObject Type="Embed" ProgID="Equation.KSEE3" ShapeID="_x0000_i1047" DrawAspect="Content" ObjectID="_1468075747" r:id="rId48">
             <o:LockedField>false</o:LockedField>
           </o:OLEObject>
         </w:object>
@@ -3562,7 +3608,7 @@
           <w:lang w:val="en-US" w:eastAsia="zh-CN"/>
         </w:rPr>
         <w:object>
-          <v:shape id="_x0000_i1060" o:spt="75" type="#_x0000_t75" style="height:34pt;width:106pt;" o:ole="t" filled="f" o:preferrelative="t" stroked="f" coordsize="21600,21600">
+          <v:shape id="_x0000_i1048" o:spt="75" type="#_x0000_t75" style="height:34pt;width:106pt;" o:ole="t" filled="f" o:preferrelative="t" stroked="f" coordsize="21600,21600">
             <v:path/>
             <v:fill on="f" focussize="0,0"/>
             <v:stroke on="f"/>
@@ -3571,7 +3617,7 @@
             <w10:wrap type="none"/>
             <w10:anchorlock/>
           </v:shape>
-          <o:OLEObject Type="Embed" ProgID="Equation.KSEE3" ShapeID="_x0000_i1060" DrawAspect="Content" ObjectID="_1468075748" r:id="rId50">
+          <o:OLEObject Type="Embed" ProgID="Equation.KSEE3" ShapeID="_x0000_i1048" DrawAspect="Content" ObjectID="_1468075748" r:id="rId50">
             <o:LockedField>false</o:LockedField>
           </o:OLEObject>
         </w:object>
@@ -3610,7 +3656,7 @@
           <w:lang w:val="en-US" w:eastAsia="zh-CN"/>
         </w:rPr>
         <w:object>
-          <v:shape id="_x0000_i1061" o:spt="75" alt="" type="#_x0000_t75" style="height:38pt;width:138pt;" o:ole="t" filled="f" o:preferrelative="t" stroked="f" coordsize="21600,21600">
+          <v:shape id="_x0000_i1049" o:spt="75" type="#_x0000_t75" style="height:38pt;width:138pt;" o:ole="t" filled="f" o:preferrelative="t" stroked="f" coordsize="21600,21600">
             <v:path/>
             <v:fill on="f" focussize="0,0"/>
             <v:stroke on="f"/>
@@ -3619,7 +3665,7 @@
             <w10:wrap type="none"/>
             <w10:anchorlock/>
           </v:shape>
-          <o:OLEObject Type="Embed" ProgID="Equation.KSEE3" ShapeID="_x0000_i1061" DrawAspect="Content" ObjectID="_1468075749" r:id="rId51">
+          <o:OLEObject Type="Embed" ProgID="Equation.KSEE3" ShapeID="_x0000_i1049" DrawAspect="Content" ObjectID="_1468075749" r:id="rId51">
             <o:LockedField>false</o:LockedField>
           </o:OLEObject>
         </w:object>
@@ -3671,22 +3717,843 @@
     <w:p>
       <w:pPr>
         <w:ind w:firstLine="420" w:firstLineChars="0"/>
-      </w:pPr>
+        <w:rPr>
+          <w:rFonts w:hint="default" w:eastAsia="宋体"/>
+          <w:lang w:val="en-US" w:eastAsia="zh-CN"/>
+        </w:rPr>
+      </w:pPr>
+      <w:r>
+        <w:rPr>
+          <w:rFonts w:hint="eastAsia"/>
+          <w:lang w:val="en-US" w:eastAsia="zh-CN"/>
+        </w:rPr>
+        <w:t>转速环的设计思路与电流环的设计思路大体相同,转速环环的结构图最终可以简化为图4</w:t>
+      </w:r>
+    </w:p>
+    <w:p>
+      <w:pPr>
+        <w:ind w:firstLine="420" w:firstLineChars="0"/>
+        <w:rPr>
+          <w:rFonts w:hint="eastAsia"/>
+        </w:rPr>
+      </w:pPr>
+    </w:p>
+    <w:p>
+      <w:pPr>
+        <w:ind w:firstLine="420" w:firstLineChars="0"/>
+      </w:pPr>
+      <w:r>
+        <w:drawing>
+          <wp:inline distT="0" distB="0" distL="114300" distR="114300">
+            <wp:extent cx="5327650" cy="883285"/>
+            <wp:effectExtent l="0" t="0" r="0" b="0"/>
+            <wp:docPr id="1" name="图片 26"/>
+            <wp:cNvGraphicFramePr>
+              <a:graphicFrameLocks xmlns:a="http://schemas.openxmlformats.org/drawingml/2006/main" noChangeAspect="1"/>
+            </wp:cNvGraphicFramePr>
+            <a:graphic xmlns:a="http://schemas.openxmlformats.org/drawingml/2006/main">
+              <a:graphicData uri="http://schemas.openxmlformats.org/drawingml/2006/picture">
+                <pic:pic xmlns:pic="http://schemas.openxmlformats.org/drawingml/2006/picture">
+                  <pic:nvPicPr>
+                    <pic:cNvPr id="1" name="图片 26"/>
+                    <pic:cNvPicPr>
+                      <a:picLocks noChangeAspect="1"/>
+                    </pic:cNvPicPr>
+                  </pic:nvPicPr>
+                  <pic:blipFill>
+                    <a:blip r:embed="rId53"/>
+                    <a:srcRect r="-1036" b="24892"/>
+                    <a:stretch>
+                      <a:fillRect/>
+                    </a:stretch>
+                  </pic:blipFill>
+                  <pic:spPr>
+                    <a:xfrm>
+                      <a:off x="0" y="0"/>
+                      <a:ext cx="5327650" cy="883285"/>
+                    </a:xfrm>
+                    <a:prstGeom prst="rect">
+                      <a:avLst/>
+                    </a:prstGeom>
+                    <a:noFill/>
+                    <a:ln>
+                      <a:noFill/>
+                    </a:ln>
+                  </pic:spPr>
+                </pic:pic>
+              </a:graphicData>
+            </a:graphic>
+          </wp:inline>
+        </w:drawing>
+      </w:r>
+    </w:p>
+    <w:p>
+      <w:pPr>
+        <w:snapToGrid w:val="0"/>
+        <w:spacing w:line="360" w:lineRule="auto"/>
+        <w:ind w:firstLine="420" w:firstLineChars="0"/>
+        <w:jc w:val="center"/>
+        <w:rPr>
+          <w:rFonts w:hint="eastAsia" w:ascii="宋体" w:hAnsi="宋体"/>
+          <w:sz w:val="24"/>
+          <w:lang w:val="en-US" w:eastAsia="zh-CN"/>
+        </w:rPr>
+      </w:pPr>
+      <w:r>
+        <w:rPr>
+          <w:rFonts w:hint="eastAsia" w:ascii="宋体" w:hAnsi="宋体"/>
+          <w:sz w:val="24"/>
+          <w:lang w:val="en-US" w:eastAsia="zh-CN"/>
+        </w:rPr>
+        <w:t>图4</w:t>
+      </w:r>
+    </w:p>
+    <w:p>
+      <w:pPr>
+        <w:snapToGrid w:val="0"/>
+        <w:spacing w:line="360" w:lineRule="auto"/>
+        <w:ind w:firstLine="420" w:firstLineChars="0"/>
+        <w:jc w:val="both"/>
+        <w:rPr>
+          <w:rFonts w:hint="eastAsia" w:ascii="宋体" w:hAnsi="宋体"/>
+          <w:sz w:val="24"/>
+          <w:lang w:val="en-US" w:eastAsia="zh-CN"/>
+        </w:rPr>
+      </w:pPr>
+      <w:r>
+        <w:rPr>
+          <w:rFonts w:hint="eastAsia" w:ascii="宋体" w:hAnsi="宋体"/>
+          <w:sz w:val="24"/>
+          <w:lang w:val="en-US" w:eastAsia="zh-CN"/>
+        </w:rPr>
+        <w:t>因此可有：</w:t>
+      </w:r>
+    </w:p>
+    <w:p>
+      <w:pPr>
+        <w:snapToGrid w:val="0"/>
+        <w:spacing w:line="360" w:lineRule="auto"/>
+        <w:jc w:val="right"/>
+        <w:rPr>
+          <w:rFonts w:hint="default" w:ascii="宋体" w:hAnsi="宋体"/>
+          <w:sz w:val="24"/>
+          <w:lang w:val="en-US" w:eastAsia="zh-CN"/>
+        </w:rPr>
+      </w:pPr>
+      <w:r>
+        <w:rPr>
+          <w:rFonts w:hint="default" w:ascii="宋体" w:hAnsi="宋体"/>
+          <w:position w:val="-12"/>
+          <w:sz w:val="24"/>
+          <w:lang w:val="en-US" w:eastAsia="zh-CN"/>
+        </w:rPr>
+        <w:object>
+          <v:shape id="_x0000_i1058" o:spt="75" type="#_x0000_t75" style="height:18pt;width:60.95pt;" o:ole="t" filled="f" o:preferrelative="t" stroked="f" coordsize="21600,21600">
+            <v:fill on="f" focussize="0,0"/>
+            <v:stroke on="f"/>
+            <v:imagedata r:id="rId55" o:title=""/>
+            <o:lock v:ext="edit" aspectratio="t"/>
+            <w10:wrap type="none"/>
+            <w10:anchorlock/>
+          </v:shape>
+          <o:OLEObject Type="Embed" ProgID="Equation.KSEE3" ShapeID="_x0000_i1058" DrawAspect="Content" ObjectID="_1468075750" r:id="rId54">
+            <o:LockedField>false</o:LockedField>
+          </o:OLEObject>
+        </w:object>
+      </w:r>
+      <w:r>
+        <w:rPr>
+          <w:rFonts w:hint="eastAsia" w:ascii="宋体" w:hAnsi="宋体"/>
+          <w:sz w:val="24"/>
+          <w:lang w:val="en-US" w:eastAsia="zh-CN"/>
+        </w:rPr>
+        <w:t xml:space="preserve">                       （式8）</w:t>
+      </w:r>
+    </w:p>
+    <w:p>
+      <w:pPr>
+        <w:snapToGrid w:val="0"/>
+        <w:spacing w:line="360" w:lineRule="auto"/>
+        <w:ind w:firstLine="420" w:firstLineChars="0"/>
+        <w:jc w:val="both"/>
+        <w:rPr>
+          <w:rFonts w:hint="eastAsia" w:ascii="宋体" w:hAnsi="宋体"/>
+          <w:sz w:val="24"/>
+          <w:lang w:val="en-US" w:eastAsia="zh-CN"/>
+        </w:rPr>
+      </w:pPr>
+      <w:r>
+        <w:rPr>
+          <w:rFonts w:hint="eastAsia" w:ascii="宋体" w:hAnsi="宋体"/>
+          <w:sz w:val="24"/>
+          <w:lang w:val="en-US" w:eastAsia="zh-CN"/>
+        </w:rPr>
+        <w:t>为了实现转速无静差,在负载扰动作用点后面已经有了一个积分环节,因此转速环的开环传递函数应该有两个积分环节,所以转速环应该设计成典型的</w:t>
+      </w:r>
+      <w:r>
+        <w:rPr>
+          <w:rFonts w:hint="eastAsia" w:ascii="微软雅黑" w:hAnsi="微软雅黑" w:eastAsia="微软雅黑" w:cs="微软雅黑"/>
+          <w:sz w:val="24"/>
+          <w:lang w:val="en-US" w:eastAsia="zh-CN"/>
+        </w:rPr>
+        <w:t>Ⅱ</w:t>
+      </w:r>
+      <w:r>
+        <w:rPr>
+          <w:rFonts w:hint="eastAsia" w:ascii="宋体" w:hAnsi="宋体"/>
+          <w:sz w:val="24"/>
+          <w:lang w:val="en-US" w:eastAsia="zh-CN"/>
+        </w:rPr>
+        <w:t>型系统,这样设计可以提高系统的动态扛干扰性。因此转速环应采用PI调节器，传递函数为：</w:t>
+      </w:r>
+    </w:p>
+    <w:p>
+      <w:pPr>
+        <w:snapToGrid w:val="0"/>
+        <w:spacing w:line="360" w:lineRule="auto"/>
+        <w:ind w:firstLine="420" w:firstLineChars="0"/>
+        <w:jc w:val="both"/>
+        <w:rPr>
+          <w:rFonts w:hint="eastAsia" w:ascii="宋体" w:hAnsi="宋体"/>
+          <w:sz w:val="24"/>
+          <w:lang w:val="en-US" w:eastAsia="zh-CN"/>
+        </w:rPr>
+      </w:pPr>
+    </w:p>
+    <w:p>
+      <w:pPr>
+        <w:snapToGrid w:val="0"/>
+        <w:spacing w:line="360" w:lineRule="auto"/>
+        <w:ind w:firstLine="420" w:firstLineChars="0"/>
+        <w:jc w:val="right"/>
+        <w:rPr>
+          <w:rFonts w:hint="eastAsia" w:ascii="宋体" w:hAnsi="宋体"/>
+          <w:sz w:val="24"/>
+          <w:lang w:val="en-US" w:eastAsia="zh-CN"/>
+        </w:rPr>
+      </w:pPr>
+      <w:r>
+        <w:rPr>
+          <w:rFonts w:hint="default" w:ascii="宋体" w:hAnsi="宋体"/>
+          <w:position w:val="-30"/>
+          <w:sz w:val="24"/>
+          <w:lang w:val="en-US" w:eastAsia="zh-CN"/>
+        </w:rPr>
+        <w:object>
+          <v:shape id="_x0000_i1052" o:spt="75" type="#_x0000_t75" style="height:34pt;width:106pt;" o:ole="t" filled="f" o:preferrelative="t" stroked="f" coordsize="21600,21600">
+            <v:fill on="f" focussize="0,0"/>
+            <v:stroke on="f"/>
+            <v:imagedata r:id="rId57" o:title=""/>
+            <o:lock v:ext="edit" aspectratio="t"/>
+            <w10:wrap type="none"/>
+            <w10:anchorlock/>
+          </v:shape>
+          <o:OLEObject Type="Embed" ProgID="Equation.KSEE3" ShapeID="_x0000_i1052" DrawAspect="Content" ObjectID="_1468075751" r:id="rId56">
+            <o:LockedField>false</o:LockedField>
+          </o:OLEObject>
+        </w:object>
+      </w:r>
+      <w:r>
+        <w:rPr>
+          <w:rFonts w:hint="eastAsia" w:ascii="宋体" w:hAnsi="宋体"/>
+          <w:sz w:val="24"/>
+          <w:lang w:val="en-US" w:eastAsia="zh-CN"/>
+        </w:rPr>
+        <w:t xml:space="preserve">                   （式9）</w:t>
+      </w:r>
+    </w:p>
+    <w:p>
+      <w:pPr>
+        <w:snapToGrid w:val="0"/>
+        <w:spacing w:line="360" w:lineRule="auto"/>
+        <w:ind w:firstLine="420" w:firstLineChars="0"/>
+        <w:jc w:val="right"/>
+        <w:rPr>
+          <w:rFonts w:hint="eastAsia" w:ascii="宋体" w:hAnsi="宋体"/>
+          <w:sz w:val="24"/>
+          <w:lang w:val="en-US" w:eastAsia="zh-CN"/>
+        </w:rPr>
+      </w:pPr>
+    </w:p>
+    <w:p>
+      <w:pPr>
+        <w:snapToGrid w:val="0"/>
+        <w:spacing w:line="360" w:lineRule="auto"/>
+        <w:ind w:firstLine="420" w:firstLineChars="0"/>
+        <w:jc w:val="both"/>
+        <w:rPr>
+          <w:rFonts w:hint="eastAsia" w:ascii="宋体" w:hAnsi="宋体"/>
+          <w:sz w:val="24"/>
+          <w:lang w:val="en-US" w:eastAsia="zh-CN"/>
+        </w:rPr>
+      </w:pPr>
+      <w:r>
+        <w:rPr>
+          <w:rFonts w:hint="eastAsia" w:ascii="宋体" w:hAnsi="宋体"/>
+          <w:sz w:val="24"/>
+          <w:lang w:val="en-US" w:eastAsia="zh-CN"/>
+        </w:rPr>
+        <w:t>其中：</w:t>
+      </w:r>
+      <w:r>
+        <w:rPr>
+          <w:rFonts w:hint="eastAsia" w:ascii="Arial" w:hAnsi="Arial" w:cs="Arial"/>
+          <w:i w:val="0"/>
+          <w:iCs w:val="0"/>
+          <w:caps w:val="0"/>
+          <w:spacing w:val="0"/>
+          <w:position w:val="-10"/>
+          <w:sz w:val="19"/>
+          <w:szCs w:val="19"/>
+          <w:shd w:val="clear" w:fill="FFFFFF"/>
+          <w:lang w:val="en-US" w:eastAsia="zh-CN"/>
+        </w:rPr>
+        <w:object>
+          <v:shape id="_x0000_i1054" o:spt="75" alt="" type="#_x0000_t75" style="height:17pt;width:17pt;" o:ole="t" filled="f" o:preferrelative="t" stroked="f" coordsize="21600,21600">
+            <v:path/>
+            <v:fill on="f" focussize="0,0"/>
+            <v:stroke on="f"/>
+            <v:imagedata r:id="rId59" o:title=""/>
+            <o:lock v:ext="edit" aspectratio="t"/>
+            <w10:wrap type="none"/>
+            <w10:anchorlock/>
+          </v:shape>
+          <o:OLEObject Type="Embed" ProgID="Equation.KSEE3" ShapeID="_x0000_i1054" DrawAspect="Content" ObjectID="_1468075752" r:id="rId58">
+            <o:LockedField>false</o:LockedField>
+          </o:OLEObject>
+        </w:object>
+      </w:r>
+      <w:r>
+        <w:rPr>
+          <w:rFonts w:hint="eastAsia" w:ascii="Arial" w:hAnsi="Arial" w:cs="Arial"/>
+          <w:i w:val="0"/>
+          <w:iCs w:val="0"/>
+          <w:caps w:val="0"/>
+          <w:spacing w:val="0"/>
+          <w:sz w:val="19"/>
+          <w:szCs w:val="19"/>
+          <w:shd w:val="clear" w:fill="FFFFFF"/>
+          <w:lang w:val="en-US" w:eastAsia="zh-CN"/>
+        </w:rPr>
+        <w:t>为转速调节器的比例系数;</w:t>
+      </w:r>
+    </w:p>
+    <w:p>
+      <w:pPr>
+        <w:snapToGrid w:val="0"/>
+        <w:spacing w:line="360" w:lineRule="auto"/>
+        <w:ind w:firstLine="1140" w:firstLineChars="600"/>
+        <w:jc w:val="both"/>
+        <w:rPr>
+          <w:rFonts w:hint="eastAsia" w:ascii="Arial" w:hAnsi="Arial" w:cs="Arial"/>
+          <w:i w:val="0"/>
+          <w:iCs w:val="0"/>
+          <w:caps w:val="0"/>
+          <w:spacing w:val="0"/>
+          <w:sz w:val="19"/>
+          <w:szCs w:val="19"/>
+          <w:shd w:val="clear" w:fill="FFFFFF"/>
+          <w:lang w:val="en-US" w:eastAsia="zh-CN"/>
+        </w:rPr>
+      </w:pPr>
+      <w:r>
+        <w:rPr>
+          <w:rFonts w:hint="default" w:ascii="Arial" w:hAnsi="Arial" w:cs="Arial"/>
+          <w:i w:val="0"/>
+          <w:iCs w:val="0"/>
+          <w:caps w:val="0"/>
+          <w:spacing w:val="0"/>
+          <w:position w:val="-10"/>
+          <w:sz w:val="19"/>
+          <w:szCs w:val="19"/>
+          <w:shd w:val="clear" w:fill="FFFFFF"/>
+          <w:lang w:val="en-US" w:eastAsia="zh-CN"/>
+        </w:rPr>
+        <w:object>
+          <v:shape id="_x0000_i1053" o:spt="75" alt="" type="#_x0000_t75" style="height:17pt;width:13pt;" o:ole="t" filled="f" o:preferrelative="t" stroked="f" coordsize="21600,21600">
+            <v:path/>
+            <v:fill on="f" focussize="0,0"/>
+            <v:stroke on="f"/>
+            <v:imagedata r:id="rId61" o:title=""/>
+            <o:lock v:ext="edit" aspectratio="t"/>
+            <w10:wrap type="none"/>
+            <w10:anchorlock/>
+          </v:shape>
+          <o:OLEObject Type="Embed" ProgID="Equation.KSEE3" ShapeID="_x0000_i1053" DrawAspect="Content" ObjectID="_1468075753" r:id="rId60">
+            <o:LockedField>false</o:LockedField>
+          </o:OLEObject>
+        </w:object>
+      </w:r>
+      <w:r>
+        <w:rPr>
+          <w:rFonts w:hint="eastAsia" w:ascii="Arial" w:hAnsi="Arial" w:cs="Arial"/>
+          <w:i w:val="0"/>
+          <w:iCs w:val="0"/>
+          <w:caps w:val="0"/>
+          <w:spacing w:val="0"/>
+          <w:sz w:val="19"/>
+          <w:szCs w:val="19"/>
+          <w:shd w:val="clear" w:fill="FFFFFF"/>
+          <w:lang w:val="en-US" w:eastAsia="zh-CN"/>
+        </w:rPr>
+        <w:t>为转速调节器的超前时间常数</w:t>
+      </w:r>
+    </w:p>
+    <w:p>
+      <w:pPr>
+        <w:snapToGrid w:val="0"/>
+        <w:spacing w:line="360" w:lineRule="auto"/>
+        <w:jc w:val="both"/>
+        <w:rPr>
+          <w:rFonts w:hint="eastAsia" w:ascii="Arial" w:hAnsi="Arial" w:cs="Arial"/>
+          <w:i w:val="0"/>
+          <w:iCs w:val="0"/>
+          <w:caps w:val="0"/>
+          <w:spacing w:val="0"/>
+          <w:sz w:val="19"/>
+          <w:szCs w:val="19"/>
+          <w:shd w:val="clear" w:fill="FFFFFF"/>
+          <w:lang w:val="en-US" w:eastAsia="zh-CN"/>
+        </w:rPr>
+      </w:pPr>
+      <w:r>
+        <w:rPr>
+          <w:rFonts w:hint="eastAsia" w:ascii="Arial" w:hAnsi="Arial" w:cs="Arial"/>
+          <w:i w:val="0"/>
+          <w:iCs w:val="0"/>
+          <w:caps w:val="0"/>
+          <w:spacing w:val="0"/>
+          <w:sz w:val="19"/>
+          <w:szCs w:val="19"/>
+          <w:shd w:val="clear" w:fill="FFFFFF"/>
+          <w:lang w:val="en-US" w:eastAsia="zh-CN"/>
+        </w:rPr>
+        <w:t>由此可以得出调速系统的开环传递函数为：</w:t>
+      </w:r>
+    </w:p>
+    <w:p>
+      <w:pPr>
+        <w:snapToGrid w:val="0"/>
+        <w:spacing w:line="360" w:lineRule="auto"/>
+        <w:jc w:val="both"/>
+        <w:rPr>
+          <w:rFonts w:hint="eastAsia" w:ascii="Arial" w:hAnsi="Arial" w:cs="Arial"/>
+          <w:i w:val="0"/>
+          <w:iCs w:val="0"/>
+          <w:caps w:val="0"/>
+          <w:spacing w:val="0"/>
+          <w:sz w:val="19"/>
+          <w:szCs w:val="19"/>
+          <w:shd w:val="clear" w:fill="FFFFFF"/>
+          <w:lang w:val="en-US" w:eastAsia="zh-CN"/>
+        </w:rPr>
+      </w:pPr>
+    </w:p>
+    <w:p>
+      <w:pPr>
+        <w:snapToGrid w:val="0"/>
+        <w:spacing w:line="360" w:lineRule="auto"/>
+        <w:ind w:firstLine="420" w:firstLineChars="0"/>
+        <w:jc w:val="right"/>
+        <w:rPr>
+          <w:rFonts w:hint="eastAsia" w:ascii="宋体" w:hAnsi="宋体"/>
+          <w:sz w:val="24"/>
+          <w:lang w:val="en-US" w:eastAsia="zh-CN"/>
+        </w:rPr>
+      </w:pPr>
+      <w:r>
+        <w:rPr>
+          <w:rFonts w:hint="eastAsia" w:ascii="Arial" w:hAnsi="Arial" w:cs="Arial"/>
+          <w:i w:val="0"/>
+          <w:iCs w:val="0"/>
+          <w:caps w:val="0"/>
+          <w:spacing w:val="0"/>
+          <w:position w:val="-30"/>
+          <w:sz w:val="19"/>
+          <w:szCs w:val="19"/>
+          <w:shd w:val="clear" w:fill="FFFFFF"/>
+          <w:lang w:val="en-US" w:eastAsia="zh-CN"/>
+        </w:rPr>
+        <w:object>
+          <v:shape id="_x0000_i1055" o:spt="75" alt="" type="#_x0000_t75" style="height:34pt;width:283.95pt;" o:ole="t" filled="f" o:preferrelative="t" stroked="f" coordsize="21600,21600">
+            <v:path/>
+            <v:fill on="f" focussize="0,0"/>
+            <v:stroke on="f"/>
+            <v:imagedata r:id="rId63" o:title=""/>
+            <o:lock v:ext="edit" aspectratio="t"/>
+            <w10:wrap type="none"/>
+            <w10:anchorlock/>
+          </v:shape>
+          <o:OLEObject Type="Embed" ProgID="Equation.KSEE3" ShapeID="_x0000_i1055" DrawAspect="Content" ObjectID="_1468075754" r:id="rId62">
+            <o:LockedField>false</o:LockedField>
+          </o:OLEObject>
+        </w:object>
+      </w:r>
+      <w:r>
+        <w:rPr>
+          <w:rFonts w:hint="eastAsia" w:ascii="Arial" w:hAnsi="Arial" w:cs="Arial"/>
+          <w:i w:val="0"/>
+          <w:iCs w:val="0"/>
+          <w:caps w:val="0"/>
+          <w:spacing w:val="0"/>
+          <w:position w:val="-30"/>
+          <w:sz w:val="19"/>
+          <w:szCs w:val="19"/>
+          <w:shd w:val="clear" w:fill="FFFFFF"/>
+          <w:lang w:val="en-US" w:eastAsia="zh-CN"/>
+        </w:rPr>
+        <w:t xml:space="preserve">   </w:t>
+      </w:r>
       <w:bookmarkStart w:id="0" w:name="_GoBack"/>
       <w:bookmarkEnd w:id="0"/>
+      <w:r>
+        <w:rPr>
+          <w:rFonts w:hint="eastAsia" w:ascii="宋体" w:hAnsi="宋体"/>
+          <w:sz w:val="24"/>
+          <w:lang w:val="en-US" w:eastAsia="zh-CN"/>
+        </w:rPr>
+        <w:t>（式10）</w:t>
+      </w:r>
     </w:p>
     <w:p>
       <w:pPr>
         <w:snapToGrid w:val="0"/>
         <w:spacing w:line="360" w:lineRule="auto"/>
         <w:ind w:firstLine="420" w:firstLineChars="0"/>
+        <w:jc w:val="right"/>
+        <w:rPr>
+          <w:rFonts w:hint="eastAsia" w:ascii="宋体" w:hAnsi="宋体"/>
+          <w:sz w:val="24"/>
+          <w:lang w:val="en-US" w:eastAsia="zh-CN"/>
+        </w:rPr>
+      </w:pPr>
+    </w:p>
+    <w:p>
+      <w:pPr>
+        <w:snapToGrid w:val="0"/>
+        <w:spacing w:line="360" w:lineRule="auto"/>
         <w:jc w:val="both"/>
         <w:rPr>
+          <w:rFonts w:hint="eastAsia" w:ascii="宋体" w:hAnsi="宋体"/>
+          <w:sz w:val="24"/>
+          <w:lang w:val="en-US" w:eastAsia="zh-CN"/>
+        </w:rPr>
+      </w:pPr>
+      <w:r>
+        <w:rPr>
+          <w:rFonts w:hint="eastAsia" w:ascii="宋体" w:hAnsi="宋体"/>
+          <w:sz w:val="24"/>
+          <w:lang w:val="en-US" w:eastAsia="zh-CN"/>
+        </w:rPr>
+        <w:t>令开环增益</w:t>
+      </w:r>
+      <w:r>
+        <w:rPr>
+          <w:rFonts w:hint="eastAsia" w:ascii="宋体" w:hAnsi="宋体"/>
+          <w:position w:val="-30"/>
+          <w:sz w:val="24"/>
+          <w:lang w:val="en-US" w:eastAsia="zh-CN"/>
+        </w:rPr>
+        <w:object>
+          <v:shape id="_x0000_i1056" o:spt="75" type="#_x0000_t75" style="height:34pt;width:75pt;" o:ole="t" filled="f" o:preferrelative="t" stroked="f" coordsize="21600,21600">
+            <v:fill on="f" focussize="0,0"/>
+            <v:stroke on="f"/>
+            <v:imagedata r:id="rId65" o:title=""/>
+            <o:lock v:ext="edit" aspectratio="t"/>
+            <w10:wrap type="none"/>
+            <w10:anchorlock/>
+          </v:shape>
+          <o:OLEObject Type="Embed" ProgID="Equation.KSEE3" ShapeID="_x0000_i1056" DrawAspect="Content" ObjectID="_1468075755" r:id="rId64">
+            <o:LockedField>false</o:LockedField>
+          </o:OLEObject>
+        </w:object>
+      </w:r>
+      <w:r>
+        <w:rPr>
+          <w:rFonts w:hint="eastAsia" w:ascii="宋体" w:hAnsi="宋体"/>
+          <w:sz w:val="24"/>
+          <w:lang w:val="en-US" w:eastAsia="zh-CN"/>
+        </w:rPr>
+        <w:t>，则：</w:t>
+      </w:r>
+    </w:p>
+    <w:p>
+      <w:pPr>
+        <w:snapToGrid w:val="0"/>
+        <w:spacing w:line="360" w:lineRule="auto"/>
+        <w:jc w:val="both"/>
+        <w:rPr>
+          <w:rFonts w:hint="eastAsia" w:ascii="宋体" w:hAnsi="宋体"/>
+          <w:sz w:val="24"/>
+          <w:lang w:val="en-US" w:eastAsia="zh-CN"/>
+        </w:rPr>
+      </w:pPr>
+    </w:p>
+    <w:p>
+      <w:pPr>
+        <w:snapToGrid w:val="0"/>
+        <w:spacing w:line="360" w:lineRule="auto"/>
+        <w:jc w:val="right"/>
+        <w:rPr>
+          <w:rFonts w:hint="eastAsia" w:ascii="宋体" w:hAnsi="宋体"/>
+          <w:sz w:val="24"/>
+          <w:lang w:val="en-US" w:eastAsia="zh-CN"/>
+        </w:rPr>
+      </w:pPr>
+      <w:r>
+        <w:rPr>
           <w:rFonts w:hint="default" w:ascii="宋体" w:hAnsi="宋体"/>
-          <w:sz w:val="24"/>
-          <w:lang w:val="en-US" w:eastAsia="zh-CN"/>
-        </w:rPr>
-      </w:pPr>
+          <w:position w:val="-30"/>
+          <w:sz w:val="24"/>
+          <w:lang w:val="en-US" w:eastAsia="zh-CN"/>
+        </w:rPr>
+        <w:object>
+          <v:shape id="_x0000_i1057" o:spt="75" type="#_x0000_t75" style="height:34pt;width:99pt;" o:ole="t" filled="f" o:preferrelative="t" stroked="f" coordsize="21600,21600">
+            <v:fill on="f" focussize="0,0"/>
+            <v:stroke on="f"/>
+            <v:imagedata r:id="rId67" o:title=""/>
+            <o:lock v:ext="edit" aspectratio="t"/>
+            <w10:wrap type="none"/>
+            <w10:anchorlock/>
+          </v:shape>
+          <o:OLEObject Type="Embed" ProgID="Equation.KSEE3" ShapeID="_x0000_i1057" DrawAspect="Content" ObjectID="_1468075756" r:id="rId66">
+            <o:LockedField>false</o:LockedField>
+          </o:OLEObject>
+        </w:object>
+      </w:r>
+      <w:r>
+        <w:rPr>
+          <w:rFonts w:hint="eastAsia" w:ascii="宋体" w:hAnsi="宋体"/>
+          <w:sz w:val="24"/>
+          <w:lang w:val="en-US" w:eastAsia="zh-CN"/>
+        </w:rPr>
+        <w:t xml:space="preserve">                （式11）</w:t>
+      </w:r>
+    </w:p>
+    <w:p>
+      <w:pPr>
+        <w:snapToGrid w:val="0"/>
+        <w:spacing w:line="360" w:lineRule="auto"/>
+        <w:jc w:val="both"/>
+        <w:rPr>
+          <w:rFonts w:hint="eastAsia" w:ascii="宋体" w:hAnsi="宋体"/>
+          <w:sz w:val="24"/>
+          <w:lang w:val="en-US" w:eastAsia="zh-CN"/>
+        </w:rPr>
+      </w:pPr>
+    </w:p>
+    <w:p>
+      <w:pPr>
+        <w:snapToGrid w:val="0"/>
+        <w:spacing w:line="360" w:lineRule="auto"/>
+        <w:jc w:val="both"/>
+        <w:rPr>
+          <w:rFonts w:hint="eastAsia" w:ascii="宋体" w:hAnsi="宋体"/>
+          <w:sz w:val="24"/>
+          <w:lang w:val="en-US" w:eastAsia="zh-CN"/>
+        </w:rPr>
+      </w:pPr>
+      <w:r>
+        <w:rPr>
+          <w:rFonts w:hint="eastAsia" w:ascii="宋体" w:hAnsi="宋体"/>
+          <w:sz w:val="24"/>
+          <w:lang w:val="en-US" w:eastAsia="zh-CN"/>
+        </w:rPr>
+        <w:t>由</w:t>
+      </w:r>
+      <w:r>
+        <w:rPr>
+          <w:rFonts w:hint="default" w:ascii="宋体" w:hAnsi="宋体"/>
+          <w:sz w:val="24"/>
+          <w:lang w:val="en-US" w:eastAsia="zh-CN"/>
+        </w:rPr>
+        <w:t>典型二型系统参数关系式</w:t>
+      </w:r>
+      <w:r>
+        <w:rPr>
+          <w:rFonts w:hint="eastAsia" w:ascii="宋体" w:hAnsi="宋体"/>
+          <w:sz w:val="24"/>
+          <w:lang w:val="en-US" w:eastAsia="zh-CN"/>
+        </w:rPr>
+        <w:t>可以计算出：</w:t>
+      </w:r>
+    </w:p>
+    <w:p>
+      <w:pPr>
+        <w:snapToGrid w:val="0"/>
+        <w:spacing w:line="360" w:lineRule="auto"/>
+        <w:jc w:val="both"/>
+        <w:rPr>
+          <w:rFonts w:hint="eastAsia" w:ascii="宋体" w:hAnsi="宋体"/>
+          <w:sz w:val="24"/>
+          <w:lang w:val="en-US" w:eastAsia="zh-CN"/>
+        </w:rPr>
+      </w:pPr>
+    </w:p>
+    <w:p>
+      <w:pPr>
+        <w:snapToGrid w:val="0"/>
+        <w:spacing w:line="360" w:lineRule="auto"/>
+        <w:jc w:val="right"/>
+        <w:rPr>
+          <w:rFonts w:hint="default" w:ascii="宋体" w:hAnsi="宋体"/>
+          <w:sz w:val="24"/>
+          <w:lang w:val="en-US" w:eastAsia="zh-CN"/>
+        </w:rPr>
+      </w:pPr>
+      <w:r>
+        <w:rPr>
+          <w:rFonts w:hint="default" w:ascii="宋体" w:hAnsi="宋体"/>
+          <w:position w:val="-12"/>
+          <w:sz w:val="24"/>
+          <w:lang w:val="en-US" w:eastAsia="zh-CN"/>
+        </w:rPr>
+        <w:object>
+          <v:shape id="_x0000_i1059" o:spt="75" type="#_x0000_t75" style="height:18pt;width:46pt;" o:ole="t" filled="f" o:preferrelative="t" stroked="f" coordsize="21600,21600">
+            <v:fill on="f" focussize="0,0"/>
+            <v:stroke on="f"/>
+            <v:imagedata r:id="rId69" o:title=""/>
+            <o:lock v:ext="edit" aspectratio="t"/>
+            <w10:wrap type="none"/>
+            <w10:anchorlock/>
+          </v:shape>
+          <o:OLEObject Type="Embed" ProgID="Equation.KSEE3" ShapeID="_x0000_i1059" DrawAspect="Content" ObjectID="_1468075757" r:id="rId68">
+            <o:LockedField>false</o:LockedField>
+          </o:OLEObject>
+        </w:object>
+      </w:r>
+      <w:r>
+        <w:rPr>
+          <w:rFonts w:hint="eastAsia" w:ascii="宋体" w:hAnsi="宋体"/>
+          <w:sz w:val="24"/>
+          <w:lang w:val="en-US" w:eastAsia="zh-CN"/>
+        </w:rPr>
+        <w:t xml:space="preserve">                     （式12）</w:t>
+      </w:r>
+    </w:p>
+    <w:p>
+      <w:pPr>
+        <w:snapToGrid w:val="0"/>
+        <w:spacing w:line="360" w:lineRule="auto"/>
+        <w:jc w:val="right"/>
+        <w:rPr>
+          <w:rFonts w:hint="default" w:ascii="宋体" w:hAnsi="宋体"/>
+          <w:sz w:val="24"/>
+          <w:lang w:val="en-US" w:eastAsia="zh-CN"/>
+        </w:rPr>
+      </w:pPr>
+      <w:r>
+        <w:rPr>
+          <w:rFonts w:hint="default" w:ascii="宋体" w:hAnsi="宋体"/>
+          <w:position w:val="-30"/>
+          <w:sz w:val="24"/>
+          <w:lang w:val="en-US" w:eastAsia="zh-CN"/>
+        </w:rPr>
+        <w:object>
+          <v:shape id="_x0000_i1060" o:spt="75" alt="" type="#_x0000_t75" style="height:34pt;width:65pt;" o:ole="t" filled="f" o:preferrelative="t" stroked="f" coordsize="21600,21600">
+            <v:path/>
+            <v:fill on="f" focussize="0,0"/>
+            <v:stroke on="f"/>
+            <v:imagedata r:id="rId71" o:title=""/>
+            <o:lock v:ext="edit" aspectratio="t"/>
+            <w10:wrap type="none"/>
+            <w10:anchorlock/>
+          </v:shape>
+          <o:OLEObject Type="Embed" ProgID="Equation.KSEE3" ShapeID="_x0000_i1060" DrawAspect="Content" ObjectID="_1468075758" r:id="rId70">
+            <o:LockedField>false</o:LockedField>
+          </o:OLEObject>
+        </w:object>
+      </w:r>
+      <w:r>
+        <w:rPr>
+          <w:rFonts w:hint="eastAsia" w:ascii="宋体" w:hAnsi="宋体"/>
+          <w:sz w:val="24"/>
+          <w:lang w:val="en-US" w:eastAsia="zh-CN"/>
+        </w:rPr>
+        <w:t xml:space="preserve">                   （式13）</w:t>
+      </w:r>
+    </w:p>
+    <w:p>
+      <w:pPr>
+        <w:snapToGrid w:val="0"/>
+        <w:spacing w:line="360" w:lineRule="auto"/>
+        <w:jc w:val="right"/>
+        <w:rPr>
+          <w:rFonts w:hint="default" w:ascii="宋体" w:hAnsi="宋体"/>
+          <w:sz w:val="24"/>
+          <w:lang w:val="en-US" w:eastAsia="zh-CN"/>
+        </w:rPr>
+      </w:pPr>
+      <w:r>
+        <w:rPr>
+          <w:rFonts w:hint="default" w:ascii="宋体" w:hAnsi="宋体"/>
+          <w:position w:val="-30"/>
+          <w:sz w:val="24"/>
+          <w:lang w:val="en-US" w:eastAsia="zh-CN"/>
+        </w:rPr>
+        <w:object>
+          <v:shape id="_x0000_i1062" o:spt="75" alt="" type="#_x0000_t75" style="height:34pt;width:92pt;" o:ole="t" filled="f" o:preferrelative="t" stroked="f" coordsize="21600,21600">
+            <v:path/>
+            <v:fill on="f" focussize="0,0"/>
+            <v:stroke on="f"/>
+            <v:imagedata r:id="rId73" o:title=""/>
+            <o:lock v:ext="edit" aspectratio="t"/>
+            <w10:wrap type="none"/>
+            <w10:anchorlock/>
+          </v:shape>
+          <o:OLEObject Type="Embed" ProgID="Equation.KSEE3" ShapeID="_x0000_i1062" DrawAspect="Content" ObjectID="_1468075759" r:id="rId72">
+            <o:LockedField>false</o:LockedField>
+          </o:OLEObject>
+        </w:object>
+      </w:r>
+      <w:r>
+        <w:rPr>
+          <w:rFonts w:hint="eastAsia" w:ascii="宋体" w:hAnsi="宋体"/>
+          <w:sz w:val="24"/>
+          <w:lang w:val="en-US" w:eastAsia="zh-CN"/>
+        </w:rPr>
+        <w:t xml:space="preserve">               （式14）</w:t>
+      </w:r>
+    </w:p>
+    <w:p>
+      <w:pPr>
+        <w:snapToGrid w:val="0"/>
+        <w:spacing w:line="360" w:lineRule="auto"/>
+        <w:jc w:val="both"/>
+        <w:rPr>
+          <w:rFonts w:hint="eastAsia" w:ascii="宋体" w:hAnsi="宋体"/>
+          <w:sz w:val="24"/>
+          <w:lang w:val="en-US" w:eastAsia="zh-CN"/>
+        </w:rPr>
+      </w:pPr>
+      <w:r>
+        <w:rPr>
+          <w:rFonts w:hint="eastAsia" w:ascii="宋体" w:hAnsi="宋体"/>
+          <w:sz w:val="24"/>
+          <w:lang w:val="en-US" w:eastAsia="zh-CN"/>
+        </w:rPr>
+        <w:t>其中h无特殊要求时,一般选择h=5</w:t>
+      </w:r>
+    </w:p>
+    <w:p>
+      <w:pPr>
+        <w:snapToGrid w:val="0"/>
+        <w:spacing w:line="360" w:lineRule="auto"/>
+        <w:jc w:val="both"/>
+        <w:rPr>
+          <w:rFonts w:hint="default" w:ascii="宋体" w:hAnsi="宋体"/>
+          <w:sz w:val="24"/>
+          <w:lang w:val="en-US" w:eastAsia="zh-CN"/>
+        </w:rPr>
+      </w:pPr>
+      <w:r>
+        <w:rPr>
+          <w:rFonts w:hint="eastAsia" w:ascii="宋体" w:hAnsi="宋体"/>
+          <w:sz w:val="24"/>
+          <w:lang w:val="en-US" w:eastAsia="zh-CN"/>
+        </w:rPr>
+        <w:t>至此,电流环与转速环的设计完成。</w:t>
+      </w:r>
     </w:p>
     <w:p>
       <w:pPr>

--- a/作业以及重要文件/大四/第四次课设电机拖动/课程报告.docx
+++ b/作业以及重要文件/大四/第四次课设电机拖动/课程报告.docx
@@ -2618,7 +2618,7 @@
           <w:lang w:val="en-US" w:eastAsia="zh-CN"/>
         </w:rPr>
         <w:object>
-          <v:shape id="_x0000_i1034" o:spt="75" alt="" type="#_x0000_t75" style="height:34pt;width:98pt;" o:ole="t" filled="f" o:preferrelative="t" stroked="f" coordsize="21600,21600">
+          <v:shape id="_x0000_i1034" o:spt="75" type="#_x0000_t75" style="height:34pt;width:98pt;" o:ole="t" filled="f" o:preferrelative="t" stroked="f" coordsize="21600,21600">
             <v:path/>
             <v:fill on="f" focussize="0,0"/>
             <v:stroke on="f"/>
@@ -3502,7 +3502,7 @@
           <w:lang w:val="en-US" w:eastAsia="zh-CN"/>
         </w:rPr>
         <w:object>
-          <v:shape id="_x0000_i1046" o:spt="75" type="#_x0000_t75" style="height:17pt;width:55pt;" o:ole="t" filled="f" o:preferrelative="t" stroked="f" coordsize="21600,21600">
+          <v:shape id="_x0000_i1063" o:spt="75" alt="" type="#_x0000_t75" style="height:17pt;width:55pt;" o:ole="t" filled="f" o:preferrelative="t" stroked="f" coordsize="21600,21600">
             <v:path/>
             <v:fill on="f" focussize="0,0"/>
             <v:stroke on="f"/>
@@ -3511,7 +3511,7 @@
             <w10:wrap type="none"/>
             <w10:anchorlock/>
           </v:shape>
-          <o:OLEObject Type="Embed" ProgID="Equation.KSEE3" ShapeID="_x0000_i1046" DrawAspect="Content" ObjectID="_1468075746" r:id="rId46">
+          <o:OLEObject Type="Embed" ProgID="Equation.KSEE3" ShapeID="_x0000_i1063" DrawAspect="Content" ObjectID="_1468075746" r:id="rId46">
             <o:LockedField>false</o:LockedField>
           </o:OLEObject>
         </w:object>
@@ -3683,6 +3683,350 @@
       <w:pPr>
         <w:snapToGrid w:val="0"/>
         <w:spacing w:line="360" w:lineRule="auto"/>
+        <w:jc w:val="right"/>
+        <w:rPr>
+          <w:rFonts w:hint="eastAsia" w:ascii="宋体" w:hAnsi="宋体"/>
+          <w:sz w:val="24"/>
+          <w:lang w:val="en-US" w:eastAsia="zh-CN"/>
+        </w:rPr>
+      </w:pPr>
+    </w:p>
+    <w:p>
+      <w:pPr>
+        <w:snapToGrid w:val="0"/>
+        <w:spacing w:line="360" w:lineRule="auto"/>
+        <w:ind w:firstLine="420" w:firstLineChars="0"/>
+        <w:rPr>
+          <w:rFonts w:hint="eastAsia" w:ascii="宋体" w:hAnsi="宋体"/>
+          <w:szCs w:val="21"/>
+          <w:lang w:val="en-US" w:eastAsia="zh-CN"/>
+        </w:rPr>
+      </w:pPr>
+      <w:r>
+        <w:rPr>
+          <w:rFonts w:hint="eastAsia" w:ascii="宋体" w:hAnsi="宋体"/>
+          <w:szCs w:val="21"/>
+          <w:lang w:val="en-US" w:eastAsia="zh-CN"/>
+        </w:rPr>
+        <w:t>对于电流环,有:</w:t>
+      </w:r>
+    </w:p>
+    <w:p>
+      <w:pPr>
+        <w:bidi w:val="0"/>
+        <w:ind w:firstLine="420" w:firstLineChars="0"/>
+      </w:pPr>
+      <w:r>
+        <w:t>ACR超前时间常数：</w:t>
+      </w:r>
+      <w:r>
+        <w:rPr>
+          <w:position w:val="-12"/>
+        </w:rPr>
+        <w:object>
+          <v:shape id="_x0000_i1075" o:spt="75" type="#_x0000_t75" style="height:18pt;width:71pt;" o:ole="t" filled="f" o:preferrelative="t" stroked="f" coordsize="21600,21600">
+            <v:path/>
+            <v:fill on="f" focussize="0,0"/>
+            <v:stroke on="f"/>
+            <v:imagedata r:id="rId54" o:title=""/>
+            <o:lock v:ext="edit" aspectratio="t"/>
+            <w10:wrap type="none"/>
+            <w10:anchorlock/>
+          </v:shape>
+          <o:OLEObject Type="Embed" ProgID="Equation.KSEE3" ShapeID="_x0000_i1075" DrawAspect="Content" ObjectID="_1468075750" r:id="rId53">
+            <o:LockedField>false</o:LockedField>
+          </o:OLEObject>
+        </w:object>
+      </w:r>
+    </w:p>
+    <w:p>
+      <w:pPr>
+        <w:bidi w:val="0"/>
+        <w:ind w:firstLine="420" w:firstLineChars="0"/>
+        <w:rPr>
+          <w:rFonts w:hint="eastAsia" w:ascii="Segoe UI" w:hAnsi="Segoe UI" w:cs="Segoe UI"/>
+          <w:i w:val="0"/>
+          <w:iCs w:val="0"/>
+          <w:caps w:val="0"/>
+          <w:spacing w:val="0"/>
+          <w:sz w:val="24"/>
+          <w:szCs w:val="24"/>
+          <w:shd w:val="clear" w:fill="FFFFFF"/>
+          <w:lang w:val="en-US" w:eastAsia="zh-CN"/>
+        </w:rPr>
+      </w:pPr>
+      <w:r>
+        <w:rPr>
+          <w:rFonts w:hint="eastAsia"/>
+          <w:lang w:val="en-US" w:eastAsia="zh-CN"/>
+        </w:rPr>
+        <w:t>在三相电频率为50Hz的情况下,三相</w:t>
+      </w:r>
+      <w:r>
+        <w:rPr>
+          <w:rFonts w:ascii="Segoe UI" w:hAnsi="Segoe UI" w:eastAsia="Segoe UI" w:cs="Segoe UI"/>
+          <w:i w:val="0"/>
+          <w:iCs w:val="0"/>
+          <w:caps w:val="0"/>
+          <w:spacing w:val="0"/>
+          <w:sz w:val="24"/>
+          <w:szCs w:val="24"/>
+          <w:shd w:val="clear" w:fill="FFFFFF"/>
+        </w:rPr>
+        <w:t>三相桥式电路的平均失控时间</w:t>
+      </w:r>
+      <w:r>
+        <w:rPr>
+          <w:rFonts w:ascii="Segoe UI" w:hAnsi="Segoe UI" w:eastAsia="Segoe UI" w:cs="Segoe UI"/>
+          <w:i w:val="0"/>
+          <w:iCs w:val="0"/>
+          <w:caps w:val="0"/>
+          <w:spacing w:val="0"/>
+          <w:position w:val="-12"/>
+          <w:sz w:val="24"/>
+          <w:szCs w:val="24"/>
+          <w:shd w:val="clear" w:fill="FFFFFF"/>
+        </w:rPr>
+        <w:object>
+          <v:shape id="_x0000_i1076" o:spt="75" type="#_x0000_t75" style="height:18pt;width:64pt;" o:ole="t" filled="f" o:preferrelative="t" stroked="f" coordsize="21600,21600">
+            <v:path/>
+            <v:fill on="f" focussize="0,0"/>
+            <v:stroke on="f"/>
+            <v:imagedata r:id="rId56" o:title=""/>
+            <o:lock v:ext="edit" aspectratio="t"/>
+            <w10:wrap type="none"/>
+            <w10:anchorlock/>
+          </v:shape>
+          <o:OLEObject Type="Embed" ProgID="Equation.KSEE3" ShapeID="_x0000_i1076" DrawAspect="Content" ObjectID="_1468075751" r:id="rId55">
+            <o:LockedField>false</o:LockedField>
+          </o:OLEObject>
+        </w:object>
+      </w:r>
+      <w:r>
+        <w:rPr>
+          <w:rFonts w:hint="eastAsia" w:ascii="Segoe UI" w:hAnsi="Segoe UI" w:cs="Segoe UI"/>
+          <w:i w:val="0"/>
+          <w:iCs w:val="0"/>
+          <w:caps w:val="0"/>
+          <w:spacing w:val="0"/>
+          <w:sz w:val="24"/>
+          <w:szCs w:val="24"/>
+          <w:shd w:val="clear" w:fill="FFFFFF"/>
+          <w:lang w:val="en-US" w:eastAsia="zh-CN"/>
+        </w:rPr>
+        <w:t>,因此</w:t>
+      </w:r>
+    </w:p>
+    <w:p>
+      <w:pPr>
+        <w:bidi w:val="0"/>
+        <w:ind w:firstLine="420" w:firstLineChars="0"/>
+        <w:rPr>
+          <w:rFonts w:hint="eastAsia" w:ascii="Segoe UI" w:hAnsi="Segoe UI" w:cs="Segoe UI"/>
+          <w:i w:val="0"/>
+          <w:iCs w:val="0"/>
+          <w:caps w:val="0"/>
+          <w:spacing w:val="0"/>
+          <w:sz w:val="24"/>
+          <w:szCs w:val="24"/>
+          <w:shd w:val="clear" w:fill="FFFFFF"/>
+          <w:lang w:val="en-US" w:eastAsia="zh-CN"/>
+        </w:rPr>
+      </w:pPr>
+    </w:p>
+    <w:p>
+      <w:pPr>
+        <w:snapToGrid w:val="0"/>
+        <w:spacing w:line="360" w:lineRule="auto"/>
+        <w:jc w:val="right"/>
+        <w:rPr>
+          <w:rFonts w:hint="eastAsia" w:ascii="宋体" w:hAnsi="宋体"/>
+          <w:sz w:val="24"/>
+          <w:lang w:val="en-US" w:eastAsia="zh-CN"/>
+        </w:rPr>
+      </w:pPr>
+      <w:r>
+        <w:rPr>
+          <w:rFonts w:hint="eastAsia" w:eastAsia="宋体"/>
+          <w:position w:val="-12"/>
+          <w:lang w:eastAsia="zh-CN"/>
+        </w:rPr>
+        <w:object>
+          <v:shape id="_x0000_i1077" o:spt="75" type="#_x0000_t75" style="height:18pt;width:193.95pt;" o:ole="t" filled="f" o:preferrelative="t" stroked="f" coordsize="21600,21600">
+            <v:path/>
+            <v:fill on="f" focussize="0,0"/>
+            <v:stroke on="f"/>
+            <v:imagedata r:id="rId58" o:title=""/>
+            <o:lock v:ext="edit" aspectratio="t"/>
+            <w10:wrap type="none"/>
+            <w10:anchorlock/>
+          </v:shape>
+          <o:OLEObject Type="Embed" ProgID="Equation.KSEE3" ShapeID="_x0000_i1077" DrawAspect="Content" ObjectID="_1468075752" r:id="rId57">
+            <o:LockedField>false</o:LockedField>
+          </o:OLEObject>
+        </w:object>
+      </w:r>
+      <w:r>
+        <w:rPr>
+          <w:rFonts w:hint="eastAsia"/>
+          <w:position w:val="-12"/>
+          <w:lang w:val="en-US" w:eastAsia="zh-CN"/>
+        </w:rPr>
+        <w:t xml:space="preserve">        </w:t>
+      </w:r>
+      <w:r>
+        <w:rPr>
+          <w:rFonts w:hint="eastAsia" w:ascii="宋体" w:hAnsi="宋体"/>
+          <w:sz w:val="24"/>
+          <w:lang w:val="en-US" w:eastAsia="zh-CN"/>
+        </w:rPr>
+        <w:t>（式8）</w:t>
+      </w:r>
+    </w:p>
+    <w:p>
+      <w:pPr>
+        <w:snapToGrid w:val="0"/>
+        <w:spacing w:line="360" w:lineRule="auto"/>
+        <w:jc w:val="right"/>
+        <w:rPr>
+          <w:rFonts w:hint="default" w:ascii="宋体" w:hAnsi="宋体"/>
+          <w:sz w:val="24"/>
+          <w:lang w:val="en-US" w:eastAsia="zh-CN"/>
+        </w:rPr>
+      </w:pPr>
+    </w:p>
+    <w:p>
+      <w:pPr>
+        <w:bidi w:val="0"/>
+        <w:ind w:firstLine="420" w:firstLineChars="0"/>
+        <w:rPr>
+          <w:rFonts w:hint="eastAsia" w:ascii="宋体" w:hAnsi="宋体"/>
+          <w:sz w:val="24"/>
+          <w:lang w:val="en-US" w:eastAsia="zh-CN"/>
+        </w:rPr>
+      </w:pPr>
+      <w:r>
+        <w:rPr>
+          <w:rFonts w:hint="eastAsia"/>
+          <w:lang w:val="en-US" w:eastAsia="zh-CN"/>
+        </w:rPr>
+        <w:t>电流环开环增益：因为要求</w:t>
+      </w:r>
+      <w:r>
+        <w:rPr>
+          <w:rFonts w:hint="eastAsia"/>
+          <w:position w:val="-12"/>
+          <w:lang w:val="en-US" w:eastAsia="zh-CN"/>
+        </w:rPr>
+        <w:object>
+          <v:shape id="_x0000_i1078" o:spt="75" type="#_x0000_t75" style="height:18pt;width:42pt;" o:ole="t" filled="f" o:preferrelative="t" stroked="f" coordsize="21600,21600">
+            <v:path/>
+            <v:fill on="f" focussize="0,0"/>
+            <v:stroke on="f"/>
+            <v:imagedata r:id="rId60" o:title=""/>
+            <o:lock v:ext="edit" aspectratio="t"/>
+            <w10:wrap type="none"/>
+            <w10:anchorlock/>
+          </v:shape>
+          <o:OLEObject Type="Embed" ProgID="Equation.KSEE3" ShapeID="_x0000_i1078" DrawAspect="Content" ObjectID="_1468075753" r:id="rId59">
+            <o:LockedField>false</o:LockedField>
+          </o:OLEObject>
+        </w:object>
+      </w:r>
+      <w:r>
+        <w:rPr>
+          <w:rFonts w:hint="eastAsia"/>
+          <w:lang w:val="en-US" w:eastAsia="zh-CN"/>
+        </w:rPr>
+        <w:t>,因此</w:t>
+      </w:r>
+      <w:r>
+        <w:rPr>
+          <w:rFonts w:hint="eastAsia" w:ascii="宋体" w:hAnsi="宋体"/>
+          <w:position w:val="-10"/>
+          <w:sz w:val="24"/>
+          <w:lang w:val="en-US" w:eastAsia="zh-CN"/>
+        </w:rPr>
+        <w:object>
+          <v:shape id="_x0000_i1079" o:spt="75" type="#_x0000_t75" style="height:17pt;width:55pt;" o:ole="t" filled="f" o:preferrelative="t" stroked="f" coordsize="21600,21600">
+            <v:path/>
+            <v:fill on="f" focussize="0,0"/>
+            <v:stroke on="f"/>
+            <v:imagedata r:id="rId62" o:title=""/>
+            <o:lock v:ext="edit" aspectratio="t"/>
+            <w10:wrap type="none"/>
+            <w10:anchorlock/>
+          </v:shape>
+          <o:OLEObject Type="Embed" ProgID="Equation.KSEE3" ShapeID="_x0000_i1079" DrawAspect="Content" ObjectID="_1468075754" r:id="rId61">
+            <o:LockedField>false</o:LockedField>
+          </o:OLEObject>
+        </w:object>
+      </w:r>
+      <w:r>
+        <w:rPr>
+          <w:rFonts w:hint="eastAsia" w:ascii="宋体" w:hAnsi="宋体"/>
+          <w:sz w:val="24"/>
+          <w:lang w:val="en-US" w:eastAsia="zh-CN"/>
+        </w:rPr>
+        <w:t>,可得</w:t>
+      </w:r>
+    </w:p>
+    <w:p>
+      <w:pPr>
+        <w:bidi w:val="0"/>
+        <w:ind w:firstLine="420" w:firstLineChars="0"/>
+        <w:rPr>
+          <w:rFonts w:hint="eastAsia" w:ascii="宋体" w:hAnsi="宋体"/>
+          <w:sz w:val="24"/>
+          <w:lang w:val="en-US" w:eastAsia="zh-CN"/>
+        </w:rPr>
+      </w:pPr>
+    </w:p>
+    <w:p>
+      <w:pPr>
+        <w:bidi w:val="0"/>
+        <w:ind w:firstLine="420" w:firstLineChars="0"/>
+        <w:jc w:val="right"/>
+        <w:rPr>
+          <w:rFonts w:hint="eastAsia" w:ascii="宋体" w:hAnsi="宋体"/>
+          <w:sz w:val="24"/>
+          <w:lang w:val="en-US" w:eastAsia="zh-CN"/>
+        </w:rPr>
+      </w:pPr>
+      <w:r>
+        <w:rPr>
+          <w:rFonts w:hint="default" w:ascii="宋体" w:hAnsi="宋体"/>
+          <w:position w:val="-30"/>
+          <w:sz w:val="24"/>
+          <w:lang w:val="en-US" w:eastAsia="zh-CN"/>
+        </w:rPr>
+        <w:object>
+          <v:shape id="_x0000_i1080" o:spt="75" type="#_x0000_t75" style="height:34pt;width:130pt;" o:ole="t" filled="f" o:preferrelative="t" stroked="f" coordsize="21600,21600">
+            <v:path/>
+            <v:fill on="f" focussize="0,0"/>
+            <v:stroke on="f"/>
+            <v:imagedata r:id="rId64" o:title=""/>
+            <o:lock v:ext="edit" aspectratio="t"/>
+            <w10:wrap type="none"/>
+            <w10:anchorlock/>
+          </v:shape>
+          <o:OLEObject Type="Embed" ProgID="Equation.KSEE3" ShapeID="_x0000_i1080" DrawAspect="Content" ObjectID="_1468075755" r:id="rId63">
+            <o:LockedField>false</o:LockedField>
+          </o:OLEObject>
+        </w:object>
+      </w:r>
+      <w:r>
+        <w:rPr>
+          <w:rFonts w:hint="eastAsia" w:ascii="宋体" w:hAnsi="宋体"/>
+          <w:sz w:val="24"/>
+          <w:lang w:val="en-US" w:eastAsia="zh-CN"/>
+        </w:rPr>
+        <w:t xml:space="preserve">              (式9)</w:t>
+      </w:r>
+    </w:p>
+    <w:p>
+      <w:pPr>
+        <w:bidi w:val="0"/>
         <w:jc w:val="both"/>
         <w:rPr>
           <w:rFonts w:hint="eastAsia" w:ascii="宋体" w:hAnsi="宋体"/>
@@ -3690,6 +4034,686 @@
           <w:lang w:val="en-US" w:eastAsia="zh-CN"/>
         </w:rPr>
       </w:pPr>
+    </w:p>
+    <w:p>
+      <w:pPr>
+        <w:bidi w:val="0"/>
+        <w:ind w:firstLine="420" w:firstLineChars="0"/>
+        <w:jc w:val="both"/>
+        <w:rPr>
+          <w:rFonts w:hint="eastAsia" w:ascii="宋体" w:hAnsi="宋体"/>
+          <w:sz w:val="24"/>
+          <w:lang w:val="en-US" w:eastAsia="zh-CN"/>
+        </w:rPr>
+      </w:pPr>
+      <w:r>
+        <w:rPr>
+          <w:rFonts w:hint="eastAsia" w:ascii="宋体" w:hAnsi="宋体"/>
+          <w:sz w:val="24"/>
+          <w:lang w:val="en-US" w:eastAsia="zh-CN"/>
+        </w:rPr>
+        <w:t>电流反馈系数:</w:t>
+      </w:r>
+    </w:p>
+    <w:p>
+      <w:pPr>
+        <w:bidi w:val="0"/>
+        <w:ind w:firstLine="420" w:firstLineChars="0"/>
+        <w:jc w:val="right"/>
+        <w:rPr>
+          <w:rFonts w:hint="default" w:ascii="宋体" w:hAnsi="宋体"/>
+          <w:sz w:val="24"/>
+          <w:lang w:val="en-US" w:eastAsia="zh-CN"/>
+        </w:rPr>
+      </w:pPr>
+      <w:r>
+        <w:rPr>
+          <w:rFonts w:hint="eastAsia" w:ascii="宋体" w:hAnsi="宋体"/>
+          <w:position w:val="-30"/>
+          <w:sz w:val="24"/>
+          <w:lang w:val="en-US" w:eastAsia="zh-CN"/>
+        </w:rPr>
+        <w:object>
+          <v:shape id="_x0000_i1081" o:spt="75" type="#_x0000_t75" style="height:36pt;width:168pt;" o:ole="t" filled="f" o:preferrelative="t" stroked="f" coordsize="21600,21600">
+            <v:path/>
+            <v:fill on="f" focussize="0,0"/>
+            <v:stroke on="f"/>
+            <v:imagedata r:id="rId66" o:title=""/>
+            <o:lock v:ext="edit" aspectratio="t"/>
+            <w10:wrap type="none"/>
+            <w10:anchorlock/>
+          </v:shape>
+          <o:OLEObject Type="Embed" ProgID="Equation.KSEE3" ShapeID="_x0000_i1081" DrawAspect="Content" ObjectID="_1468075756" r:id="rId65">
+            <o:LockedField>false</o:LockedField>
+          </o:OLEObject>
+        </w:object>
+      </w:r>
+      <w:r>
+        <w:rPr>
+          <w:rFonts w:hint="eastAsia" w:ascii="宋体" w:hAnsi="宋体"/>
+          <w:sz w:val="24"/>
+          <w:lang w:val="en-US" w:eastAsia="zh-CN"/>
+        </w:rPr>
+        <w:t xml:space="preserve">          (式10)</w:t>
+      </w:r>
+    </w:p>
+    <w:p>
+      <w:pPr>
+        <w:bidi w:val="0"/>
+        <w:ind w:firstLine="420" w:firstLineChars="0"/>
+        <w:jc w:val="right"/>
+        <w:rPr>
+          <w:rFonts w:hint="eastAsia" w:ascii="宋体" w:hAnsi="宋体"/>
+          <w:sz w:val="24"/>
+          <w:lang w:val="en-US" w:eastAsia="zh-CN"/>
+        </w:rPr>
+      </w:pPr>
+    </w:p>
+    <w:p>
+      <w:pPr>
+        <w:bidi w:val="0"/>
+        <w:jc w:val="both"/>
+        <w:rPr>
+          <w:rFonts w:hint="eastAsia" w:ascii="宋体" w:hAnsi="宋体"/>
+          <w:sz w:val="24"/>
+          <w:lang w:val="en-US" w:eastAsia="zh-CN"/>
+        </w:rPr>
+      </w:pPr>
+      <w:r>
+        <w:rPr>
+          <w:rFonts w:hint="eastAsia" w:ascii="宋体" w:hAnsi="宋体"/>
+          <w:sz w:val="24"/>
+          <w:lang w:val="en-US" w:eastAsia="zh-CN"/>
+        </w:rPr>
+        <w:t>因此,ACR的比例系数为:</w:t>
+      </w:r>
+    </w:p>
+    <w:p>
+      <w:pPr>
+        <w:bidi w:val="0"/>
+        <w:jc w:val="both"/>
+        <w:rPr>
+          <w:rFonts w:hint="eastAsia" w:ascii="宋体" w:hAnsi="宋体"/>
+          <w:sz w:val="24"/>
+          <w:lang w:val="en-US" w:eastAsia="zh-CN"/>
+        </w:rPr>
+      </w:pPr>
+    </w:p>
+    <w:p>
+      <w:pPr>
+        <w:bidi w:val="0"/>
+        <w:jc w:val="right"/>
+        <w:rPr>
+          <w:rFonts w:hint="eastAsia" w:ascii="宋体" w:hAnsi="宋体"/>
+          <w:sz w:val="24"/>
+          <w:lang w:val="en-US" w:eastAsia="zh-CN"/>
+        </w:rPr>
+      </w:pPr>
+      <w:r>
+        <w:rPr>
+          <w:rFonts w:hint="default" w:ascii="宋体" w:hAnsi="宋体"/>
+          <w:position w:val="-30"/>
+          <w:sz w:val="24"/>
+          <w:lang w:val="en-US" w:eastAsia="zh-CN"/>
+        </w:rPr>
+        <w:object>
+          <v:shape id="_x0000_i1082" o:spt="75" alt="" type="#_x0000_t75" style="height:34pt;width:200pt;" o:ole="t" filled="f" o:preferrelative="t" stroked="f" coordsize="21600,21600">
+            <v:path/>
+            <v:fill on="f" focussize="0,0"/>
+            <v:stroke on="f"/>
+            <v:imagedata r:id="rId68" o:title=""/>
+            <o:lock v:ext="edit" aspectratio="t"/>
+            <w10:wrap type="none"/>
+            <w10:anchorlock/>
+          </v:shape>
+          <o:OLEObject Type="Embed" ProgID="Equation.KSEE3" ShapeID="_x0000_i1082" DrawAspect="Content" ObjectID="_1468075757" r:id="rId67">
+            <o:LockedField>false</o:LockedField>
+          </o:OLEObject>
+        </w:object>
+      </w:r>
+      <w:r>
+        <w:rPr>
+          <w:rFonts w:hint="eastAsia" w:ascii="宋体" w:hAnsi="宋体"/>
+          <w:sz w:val="24"/>
+          <w:lang w:val="en-US" w:eastAsia="zh-CN"/>
+        </w:rPr>
+        <w:t xml:space="preserve">       (式11)</w:t>
+      </w:r>
+    </w:p>
+    <w:p>
+      <w:pPr>
+        <w:snapToGrid w:val="0"/>
+        <w:spacing w:line="360" w:lineRule="auto"/>
+        <w:jc w:val="both"/>
+        <w:rPr>
+          <w:rFonts w:hint="eastAsia" w:ascii="宋体" w:hAnsi="宋体"/>
+          <w:sz w:val="24"/>
+          <w:lang w:val="en-US" w:eastAsia="zh-CN"/>
+        </w:rPr>
+      </w:pPr>
+    </w:p>
+    <w:p>
+      <w:pPr>
+        <w:snapToGrid w:val="0"/>
+        <w:spacing w:line="360" w:lineRule="auto"/>
+        <w:jc w:val="both"/>
+        <w:rPr>
+          <w:rFonts w:hint="eastAsia"/>
+          <w:sz w:val="24"/>
+          <w:lang w:val="en-US" w:eastAsia="zh-CN"/>
+        </w:rPr>
+      </w:pPr>
+      <w:r>
+        <w:rPr>
+          <w:rFonts w:hint="eastAsia" w:ascii="宋体" w:hAnsi="宋体"/>
+          <w:sz w:val="24"/>
+          <w:lang w:val="en-US" w:eastAsia="zh-CN"/>
+        </w:rPr>
+        <w:t>电流环</w:t>
+      </w:r>
+      <w:r>
+        <w:rPr>
+          <w:rFonts w:hint="eastAsia"/>
+          <w:sz w:val="24"/>
+        </w:rPr>
+        <w:t>基于运算放大器、电阻和电容等元器件的模拟</w:t>
+      </w:r>
+      <w:r>
+        <w:rPr>
+          <w:rFonts w:hint="eastAsia"/>
+          <w:sz w:val="24"/>
+          <w:lang w:val="en-US" w:eastAsia="zh-CN"/>
+        </w:rPr>
+        <w:t>电路设计:</w:t>
+      </w:r>
+    </w:p>
+    <w:p>
+      <w:pPr>
+        <w:snapToGrid w:val="0"/>
+        <w:spacing w:line="360" w:lineRule="auto"/>
+        <w:ind w:firstLine="420" w:firstLineChars="0"/>
+        <w:jc w:val="both"/>
+        <w:rPr>
+          <w:rFonts w:hint="default" w:eastAsia="宋体"/>
+          <w:sz w:val="24"/>
+          <w:lang w:val="en-US" w:eastAsia="zh-CN"/>
+        </w:rPr>
+      </w:pPr>
+      <w:r>
+        <w:rPr>
+          <w:rFonts w:hint="eastAsia"/>
+          <w:sz w:val="24"/>
+          <w:lang w:val="en-US" w:eastAsia="zh-CN"/>
+        </w:rPr>
+        <w:t>基于运算放大器我们选取合适参数的元器件数值即可完成电流环的实现,因为</w:t>
+      </w:r>
+      <w:r>
+        <w:rPr>
+          <w:rFonts w:hint="eastAsia"/>
+          <w:position w:val="-12"/>
+          <w:sz w:val="24"/>
+          <w:lang w:val="en-US" w:eastAsia="zh-CN"/>
+        </w:rPr>
+        <w:object>
+          <v:shape id="_x0000_i1087" o:spt="75" type="#_x0000_t75" style="height:18pt;width:41pt;" o:ole="t" filled="f" o:preferrelative="t" stroked="f" coordsize="21600,21600">
+            <v:fill on="f" focussize="0,0"/>
+            <v:stroke on="f"/>
+            <v:imagedata r:id="rId70" o:title=""/>
+            <o:lock v:ext="edit" aspectratio="t"/>
+            <w10:wrap type="none"/>
+            <w10:anchorlock/>
+          </v:shape>
+          <o:OLEObject Type="Embed" ProgID="Equation.KSEE3" ShapeID="_x0000_i1087" DrawAspect="Content" ObjectID="_1468075758" r:id="rId69">
+            <o:LockedField>false</o:LockedField>
+          </o:OLEObject>
+        </w:object>
+      </w:r>
+      <w:r>
+        <w:rPr>
+          <w:rFonts w:hint="eastAsia"/>
+          <w:sz w:val="24"/>
+          <w:lang w:val="en-US" w:eastAsia="zh-CN"/>
+        </w:rPr>
+        <w:t>,同时比例系数</w:t>
+      </w:r>
+      <w:r>
+        <w:rPr>
+          <w:rFonts w:hint="eastAsia"/>
+          <w:position w:val="-12"/>
+          <w:sz w:val="24"/>
+          <w:lang w:val="en-US" w:eastAsia="zh-CN"/>
+        </w:rPr>
+        <w:object>
+          <v:shape id="_x0000_i1090" o:spt="75" type="#_x0000_t75" style="height:18pt;width:54pt;" o:ole="t" filled="f" o:preferrelative="t" stroked="f" coordsize="21600,21600">
+            <v:fill on="f" focussize="0,0"/>
+            <v:stroke on="f"/>
+            <v:imagedata r:id="rId72" o:title=""/>
+            <o:lock v:ext="edit" aspectratio="t"/>
+            <w10:wrap type="none"/>
+            <w10:anchorlock/>
+          </v:shape>
+          <o:OLEObject Type="Embed" ProgID="Equation.KSEE3" ShapeID="_x0000_i1090" DrawAspect="Content" ObjectID="_1468075759" r:id="rId71">
+            <o:LockedField>false</o:LockedField>
+          </o:OLEObject>
+        </w:object>
+      </w:r>
+      <w:r>
+        <w:rPr>
+          <w:rFonts w:hint="eastAsia"/>
+          <w:sz w:val="24"/>
+          <w:lang w:val="en-US" w:eastAsia="zh-CN"/>
+        </w:rPr>
+        <w:t>,我们可以选择输入电阻</w:t>
+      </w:r>
+      <w:r>
+        <w:rPr>
+          <w:rFonts w:hint="eastAsia"/>
+          <w:position w:val="-12"/>
+          <w:sz w:val="24"/>
+          <w:lang w:val="en-US" w:eastAsia="zh-CN"/>
+        </w:rPr>
+        <w:object>
+          <v:shape id="_x0000_i1088" o:spt="75" type="#_x0000_t75" style="height:18pt;width:58pt;" o:ole="t" filled="f" o:preferrelative="t" stroked="f" coordsize="21600,21600">
+            <v:fill on="f" focussize="0,0"/>
+            <v:stroke on="f"/>
+            <v:imagedata r:id="rId74" o:title=""/>
+            <o:lock v:ext="edit" aspectratio="t"/>
+            <w10:wrap type="none"/>
+            <w10:anchorlock/>
+          </v:shape>
+          <o:OLEObject Type="Embed" ProgID="Equation.KSEE3" ShapeID="_x0000_i1088" DrawAspect="Content" ObjectID="_1468075760" r:id="rId73">
+            <o:LockedField>false</o:LockedField>
+          </o:OLEObject>
+        </w:object>
+      </w:r>
+      <w:r>
+        <w:rPr>
+          <w:rFonts w:hint="eastAsia"/>
+          <w:sz w:val="24"/>
+          <w:lang w:val="en-US" w:eastAsia="zh-CN"/>
+        </w:rPr>
+        <w:t>,同时因为ACR超前时间常数为</w:t>
+      </w:r>
+      <w:r>
+        <w:rPr>
+          <w:position w:val="-12"/>
+        </w:rPr>
+        <w:object>
+          <v:shape id="_x0000_i1091" o:spt="75" alt="" type="#_x0000_t75" style="height:18pt;width:49.95pt;" o:ole="t" filled="f" o:preferrelative="t" stroked="f" coordsize="21600,21600">
+            <v:path/>
+            <v:fill on="f" focussize="0,0"/>
+            <v:stroke on="f"/>
+            <v:imagedata r:id="rId76" o:title=""/>
+            <o:lock v:ext="edit" aspectratio="t"/>
+            <w10:wrap type="none"/>
+            <w10:anchorlock/>
+          </v:shape>
+          <o:OLEObject Type="Embed" ProgID="Equation.KSEE3" ShapeID="_x0000_i1091" DrawAspect="Content" ObjectID="_1468075761" r:id="rId75">
+            <o:LockedField>false</o:LockedField>
+          </o:OLEObject>
+        </w:object>
+      </w:r>
+      <w:r>
+        <w:rPr>
+          <w:rFonts w:hint="eastAsia"/>
+          <w:lang w:val="en-US" w:eastAsia="zh-CN"/>
+        </w:rPr>
+        <w:t>,因此也可以求出比例部分的电容与电阻，ACR</w:t>
+      </w:r>
+      <w:r>
+        <w:rPr>
+          <w:rFonts w:hint="eastAsia"/>
+          <w:color w:val="000000" w:themeColor="text1"/>
+          <w:sz w:val="24"/>
+          <w:szCs w:val="32"/>
+          <w14:textFill>
+            <w14:solidFill>
+              <w14:schemeClr w14:val="tx1"/>
+            </w14:solidFill>
+          </w14:textFill>
+        </w:rPr>
+        <w:t>电流反馈滤波时间常数</w:t>
+      </w:r>
+      <w:r>
+        <w:rPr>
+          <w:rFonts w:hint="eastAsia"/>
+          <w:color w:val="000000" w:themeColor="text1"/>
+          <w:position w:val="-12"/>
+          <w:sz w:val="24"/>
+          <w:szCs w:val="32"/>
+          <w14:textFill>
+            <w14:solidFill>
+              <w14:schemeClr w14:val="tx1"/>
+            </w14:solidFill>
+          </w14:textFill>
+        </w:rPr>
+        <w:object>
+          <v:shape id="_x0000_i1092" o:spt="75" type="#_x0000_t75" style="height:18pt;width:60pt;" o:ole="t" filled="f" o:preferrelative="t" stroked="f" coordsize="21600,21600">
+            <v:fill on="f" focussize="0,0"/>
+            <v:stroke on="f"/>
+            <v:imagedata r:id="rId78" o:title=""/>
+            <o:lock v:ext="edit" aspectratio="t"/>
+            <w10:wrap type="none"/>
+            <w10:anchorlock/>
+          </v:shape>
+          <o:OLEObject Type="Embed" ProgID="Equation.KSEE3" ShapeID="_x0000_i1092" DrawAspect="Content" ObjectID="_1468075762" r:id="rId77">
+            <o:LockedField>false</o:LockedField>
+          </o:OLEObject>
+        </w:object>
+      </w:r>
+      <w:r>
+        <w:rPr>
+          <w:rFonts w:hint="eastAsia"/>
+          <w:color w:val="000000" w:themeColor="text1"/>
+          <w:sz w:val="24"/>
+          <w:szCs w:val="32"/>
+          <w:lang w:eastAsia="zh-CN"/>
+          <w14:textFill>
+            <w14:solidFill>
+              <w14:schemeClr w14:val="tx1"/>
+            </w14:solidFill>
+          </w14:textFill>
+        </w:rPr>
+        <w:t>，</w:t>
+      </w:r>
+      <w:r>
+        <w:rPr>
+          <w:rFonts w:hint="eastAsia"/>
+          <w:color w:val="000000" w:themeColor="text1"/>
+          <w:sz w:val="24"/>
+          <w:szCs w:val="32"/>
+          <w:lang w:val="en-US" w:eastAsia="zh-CN"/>
+          <w14:textFill>
+            <w14:solidFill>
+              <w14:schemeClr w14:val="tx1"/>
+            </w14:solidFill>
+          </w14:textFill>
+        </w:rPr>
+        <w:t>也可以求得反馈部分的电容</w:t>
+      </w:r>
+    </w:p>
+    <w:p>
+      <w:pPr>
+        <w:snapToGrid w:val="0"/>
+        <w:spacing w:line="360" w:lineRule="auto"/>
+        <w:ind w:firstLine="420" w:firstLineChars="0"/>
+        <w:jc w:val="both"/>
+        <w:rPr>
+          <w:rFonts w:hint="eastAsia"/>
+          <w:sz w:val="24"/>
+          <w:lang w:val="en-US" w:eastAsia="zh-CN"/>
+        </w:rPr>
+      </w:pPr>
+      <w:r>
+        <w:rPr>
+          <w:rFonts w:hint="eastAsia"/>
+          <w:sz w:val="24"/>
+          <w:lang w:val="en-US" w:eastAsia="zh-CN"/>
+        </w:rPr>
+        <w:t>由此,可得:</w:t>
+      </w:r>
+    </w:p>
+    <w:p>
+      <w:pPr>
+        <w:snapToGrid w:val="0"/>
+        <w:spacing w:line="360" w:lineRule="auto"/>
+        <w:ind w:firstLine="420" w:firstLineChars="0"/>
+        <w:jc w:val="both"/>
+        <w:rPr>
+          <w:rFonts w:hint="eastAsia"/>
+          <w:sz w:val="24"/>
+          <w:lang w:val="en-US" w:eastAsia="zh-CN"/>
+        </w:rPr>
+      </w:pPr>
+    </w:p>
+    <w:p>
+      <w:pPr>
+        <w:snapToGrid w:val="0"/>
+        <w:spacing w:line="360" w:lineRule="auto"/>
+        <w:ind w:left="420" w:leftChars="0" w:firstLine="420" w:firstLineChars="0"/>
+        <w:jc w:val="right"/>
+        <w:rPr>
+          <w:rFonts w:hint="eastAsia"/>
+          <w:sz w:val="24"/>
+          <w:lang w:val="en-US" w:eastAsia="zh-CN"/>
+        </w:rPr>
+      </w:pPr>
+      <w:r>
+        <w:rPr>
+          <w:rFonts w:hint="default"/>
+          <w:position w:val="-12"/>
+          <w:sz w:val="24"/>
+          <w:lang w:val="en-US" w:eastAsia="zh-CN"/>
+        </w:rPr>
+        <w:object>
+          <v:shape id="_x0000_i1093" o:spt="75" type="#_x0000_t75" style="height:18pt;width:167pt;" o:ole="t" filled="f" o:preferrelative="t" stroked="f" coordsize="21600,21600">
+            <v:fill on="f" focussize="0,0"/>
+            <v:stroke on="f"/>
+            <v:imagedata r:id="rId80" o:title=""/>
+            <o:lock v:ext="edit" aspectratio="t"/>
+            <w10:wrap type="none"/>
+            <w10:anchorlock/>
+          </v:shape>
+          <o:OLEObject Type="Embed" ProgID="Equation.KSEE3" ShapeID="_x0000_i1093" DrawAspect="Content" ObjectID="_1468075763" r:id="rId79">
+            <o:LockedField>false</o:LockedField>
+          </o:OLEObject>
+        </w:object>
+      </w:r>
+      <w:r>
+        <w:rPr>
+          <w:rFonts w:hint="eastAsia"/>
+          <w:sz w:val="24"/>
+          <w:lang w:val="en-US" w:eastAsia="zh-CN"/>
+        </w:rPr>
+        <w:t xml:space="preserve">           （式13）</w:t>
+      </w:r>
+    </w:p>
+    <w:p>
+      <w:pPr>
+        <w:snapToGrid w:val="0"/>
+        <w:spacing w:line="360" w:lineRule="auto"/>
+        <w:ind w:left="420" w:leftChars="0" w:firstLine="420" w:firstLineChars="0"/>
+        <w:jc w:val="right"/>
+        <w:rPr>
+          <w:rFonts w:hint="eastAsia"/>
+          <w:sz w:val="24"/>
+          <w:lang w:val="en-US" w:eastAsia="zh-CN"/>
+        </w:rPr>
+      </w:pPr>
+      <w:r>
+        <w:rPr>
+          <w:rFonts w:hint="default"/>
+          <w:position w:val="-30"/>
+          <w:sz w:val="24"/>
+          <w:lang w:val="en-US" w:eastAsia="zh-CN"/>
+        </w:rPr>
+        <w:object>
+          <v:shape id="_x0000_i1094" o:spt="75" alt="" type="#_x0000_t75" style="height:34pt;width:139pt;" o:ole="t" filled="f" o:preferrelative="t" stroked="f" coordsize="21600,21600">
+            <v:path/>
+            <v:fill on="f" focussize="0,0"/>
+            <v:stroke on="f"/>
+            <v:imagedata r:id="rId82" o:title=""/>
+            <o:lock v:ext="edit" aspectratio="t"/>
+            <w10:wrap type="none"/>
+            <w10:anchorlock/>
+          </v:shape>
+          <o:OLEObject Type="Embed" ProgID="Equation.KSEE3" ShapeID="_x0000_i1094" DrawAspect="Content" ObjectID="_1468075764" r:id="rId81">
+            <o:LockedField>false</o:LockedField>
+          </o:OLEObject>
+        </w:object>
+      </w:r>
+      <w:r>
+        <w:rPr>
+          <w:rFonts w:hint="eastAsia"/>
+          <w:sz w:val="24"/>
+          <w:lang w:val="en-US" w:eastAsia="zh-CN"/>
+        </w:rPr>
+        <w:t xml:space="preserve">             （式13）</w:t>
+      </w:r>
+    </w:p>
+    <w:p>
+      <w:pPr>
+        <w:snapToGrid w:val="0"/>
+        <w:spacing w:line="360" w:lineRule="auto"/>
+        <w:ind w:left="420" w:leftChars="0" w:firstLine="420" w:firstLineChars="0"/>
+        <w:jc w:val="right"/>
+        <w:rPr>
+          <w:rFonts w:hint="eastAsia"/>
+          <w:sz w:val="24"/>
+          <w:lang w:val="en-US" w:eastAsia="zh-CN"/>
+        </w:rPr>
+      </w:pPr>
+      <w:r>
+        <w:rPr>
+          <w:rFonts w:hint="default"/>
+          <w:position w:val="-30"/>
+          <w:sz w:val="24"/>
+          <w:lang w:val="en-US" w:eastAsia="zh-CN"/>
+        </w:rPr>
+        <w:object>
+          <v:shape id="_x0000_i1095" o:spt="75" alt="" type="#_x0000_t75" style="height:34pt;width:153pt;" o:ole="t" filled="f" o:preferrelative="t" stroked="f" coordsize="21600,21600">
+            <v:path/>
+            <v:fill on="f" focussize="0,0"/>
+            <v:stroke on="f"/>
+            <v:imagedata r:id="rId84" o:title=""/>
+            <o:lock v:ext="edit" aspectratio="t"/>
+            <w10:wrap type="none"/>
+            <w10:anchorlock/>
+          </v:shape>
+          <o:OLEObject Type="Embed" ProgID="Equation.KSEE3" ShapeID="_x0000_i1095" DrawAspect="Content" ObjectID="_1468075765" r:id="rId83">
+            <o:LockedField>false</o:LockedField>
+          </o:OLEObject>
+        </w:object>
+      </w:r>
+      <w:r>
+        <w:rPr>
+          <w:rFonts w:hint="eastAsia"/>
+          <w:sz w:val="24"/>
+          <w:lang w:val="en-US" w:eastAsia="zh-CN"/>
+        </w:rPr>
+        <w:t xml:space="preserve">           （式13）</w:t>
+      </w:r>
+    </w:p>
+    <w:p>
+      <w:pPr>
+        <w:snapToGrid w:val="0"/>
+        <w:spacing w:line="360" w:lineRule="auto"/>
+        <w:ind w:left="420" w:leftChars="0" w:firstLine="420" w:firstLineChars="0"/>
+        <w:jc w:val="both"/>
+        <w:rPr>
+          <w:rFonts w:hint="eastAsia"/>
+          <w:sz w:val="24"/>
+          <w:lang w:val="en-US" w:eastAsia="zh-CN"/>
+        </w:rPr>
+      </w:pPr>
+    </w:p>
+    <w:p>
+      <w:pPr>
+        <w:snapToGrid w:val="0"/>
+        <w:spacing w:line="360" w:lineRule="auto"/>
+        <w:ind w:left="420" w:leftChars="0" w:firstLine="420" w:firstLineChars="0"/>
+        <w:jc w:val="both"/>
+        <w:rPr>
+          <w:rFonts w:hint="eastAsia"/>
+          <w:sz w:val="24"/>
+          <w:lang w:val="en-US" w:eastAsia="zh-CN"/>
+        </w:rPr>
+      </w:pPr>
+    </w:p>
+    <w:p>
+      <w:pPr>
+        <w:snapToGrid w:val="0"/>
+        <w:spacing w:line="360" w:lineRule="auto"/>
+        <w:jc w:val="both"/>
+        <w:rPr>
+          <w:rFonts w:hint="eastAsia"/>
+          <w:sz w:val="24"/>
+          <w:lang w:val="en-US" w:eastAsia="zh-CN"/>
+        </w:rPr>
+      </w:pPr>
+      <w:r>
+        <w:rPr>
+          <w:rFonts w:hint="eastAsia"/>
+          <w:sz w:val="24"/>
+          <w:lang w:val="en-US" w:eastAsia="zh-CN"/>
+        </w:rPr>
+        <w:t>电流环的模拟电路设计如图4</w:t>
+      </w:r>
+    </w:p>
+    <w:p>
+      <w:pPr>
+        <w:snapToGrid w:val="0"/>
+        <w:spacing w:line="360" w:lineRule="auto"/>
+        <w:jc w:val="both"/>
+        <w:rPr>
+          <w:rFonts w:hint="eastAsia"/>
+          <w:sz w:val="24"/>
+          <w:lang w:val="en-US" w:eastAsia="zh-CN"/>
+        </w:rPr>
+      </w:pPr>
+      <w:r>
+        <w:drawing>
+          <wp:inline distT="0" distB="0" distL="114300" distR="114300">
+            <wp:extent cx="5273040" cy="2694940"/>
+            <wp:effectExtent l="0" t="0" r="3810" b="10160"/>
+            <wp:docPr id="7" name="图片 84"/>
+            <wp:cNvGraphicFramePr>
+              <a:graphicFrameLocks xmlns:a="http://schemas.openxmlformats.org/drawingml/2006/main" noChangeAspect="1"/>
+            </wp:cNvGraphicFramePr>
+            <a:graphic xmlns:a="http://schemas.openxmlformats.org/drawingml/2006/main">
+              <a:graphicData uri="http://schemas.openxmlformats.org/drawingml/2006/picture">
+                <pic:pic xmlns:pic="http://schemas.openxmlformats.org/drawingml/2006/picture">
+                  <pic:nvPicPr>
+                    <pic:cNvPr id="7" name="图片 84"/>
+                    <pic:cNvPicPr>
+                      <a:picLocks noChangeAspect="1"/>
+                    </pic:cNvPicPr>
+                  </pic:nvPicPr>
+                  <pic:blipFill>
+                    <a:blip r:embed="rId85"/>
+                    <a:stretch>
+                      <a:fillRect/>
+                    </a:stretch>
+                  </pic:blipFill>
+                  <pic:spPr>
+                    <a:xfrm>
+                      <a:off x="0" y="0"/>
+                      <a:ext cx="5273040" cy="2694940"/>
+                    </a:xfrm>
+                    <a:prstGeom prst="rect">
+                      <a:avLst/>
+                    </a:prstGeom>
+                    <a:noFill/>
+                    <a:ln>
+                      <a:noFill/>
+                    </a:ln>
+                  </pic:spPr>
+                </pic:pic>
+              </a:graphicData>
+            </a:graphic>
+          </wp:inline>
+        </w:drawing>
+      </w:r>
+    </w:p>
+    <w:p>
+      <w:pPr>
+        <w:snapToGrid w:val="0"/>
+        <w:spacing w:line="360" w:lineRule="auto"/>
+        <w:jc w:val="center"/>
+        <w:rPr>
+          <w:rFonts w:hint="default" w:ascii="宋体" w:hAnsi="宋体"/>
+          <w:sz w:val="24"/>
+          <w:lang w:val="en-US" w:eastAsia="zh-CN"/>
+        </w:rPr>
+      </w:pPr>
+      <w:r>
+        <w:rPr>
+          <w:rFonts w:hint="eastAsia" w:ascii="宋体" w:hAnsi="宋体"/>
+          <w:sz w:val="24"/>
+          <w:lang w:val="en-US" w:eastAsia="zh-CN"/>
+        </w:rPr>
+        <w:t>图4</w:t>
+      </w:r>
     </w:p>
     <w:p>
       <w:pPr>
@@ -3718,13 +4742,17 @@
       <w:pPr>
         <w:ind w:firstLine="420" w:firstLineChars="0"/>
         <w:rPr>
-          <w:rFonts w:hint="default" w:eastAsia="宋体"/>
-          <w:lang w:val="en-US" w:eastAsia="zh-CN"/>
-        </w:rPr>
-      </w:pPr>
-      <w:r>
-        <w:rPr>
-          <w:rFonts w:hint="eastAsia"/>
+          <w:rFonts w:hint="eastAsia" w:ascii="宋体" w:hAnsi="宋体" w:eastAsia="宋体" w:cs="宋体"/>
+          <w:sz w:val="24"/>
+          <w:szCs w:val="24"/>
+          <w:lang w:val="en-US" w:eastAsia="zh-CN"/>
+        </w:rPr>
+      </w:pPr>
+      <w:r>
+        <w:rPr>
+          <w:rFonts w:hint="eastAsia" w:ascii="宋体" w:hAnsi="宋体" w:eastAsia="宋体" w:cs="宋体"/>
+          <w:sz w:val="24"/>
+          <w:szCs w:val="24"/>
           <w:lang w:val="en-US" w:eastAsia="zh-CN"/>
         </w:rPr>
         <w:t>转速环的设计思路与电流环的设计思路大体相同,转速环环的结构图最终可以简化为图4</w:t>
@@ -3761,7 +4789,7 @@
                     </pic:cNvPicPr>
                   </pic:nvPicPr>
                   <pic:blipFill>
-                    <a:blip r:embed="rId53"/>
+                    <a:blip r:embed="rId86"/>
                     <a:srcRect r="-1036" b="24892"/>
                     <a:stretch>
                       <a:fillRect/>
@@ -3835,7 +4863,7 @@
         <w:spacing w:line="360" w:lineRule="auto"/>
         <w:jc w:val="right"/>
         <w:rPr>
-          <w:rFonts w:hint="default" w:ascii="宋体" w:hAnsi="宋体"/>
+          <w:rFonts w:hint="eastAsia" w:ascii="宋体" w:hAnsi="宋体"/>
           <w:sz w:val="24"/>
           <w:lang w:val="en-US" w:eastAsia="zh-CN"/>
         </w:rPr>
@@ -3848,15 +4876,16 @@
           <w:lang w:val="en-US" w:eastAsia="zh-CN"/>
         </w:rPr>
         <w:object>
-          <v:shape id="_x0000_i1058" o:spt="75" type="#_x0000_t75" style="height:18pt;width:60.95pt;" o:ole="t" filled="f" o:preferrelative="t" stroked="f" coordsize="21600,21600">
+          <v:shape id="_x0000_i1050" o:spt="75" type="#_x0000_t75" style="height:18pt;width:60.95pt;" o:ole="t" filled="f" o:preferrelative="t" stroked="f" coordsize="21600,21600">
+            <v:path/>
             <v:fill on="f" focussize="0,0"/>
             <v:stroke on="f"/>
-            <v:imagedata r:id="rId55" o:title=""/>
+            <v:imagedata r:id="rId88" o:title=""/>
             <o:lock v:ext="edit" aspectratio="t"/>
             <w10:wrap type="none"/>
             <w10:anchorlock/>
           </v:shape>
-          <o:OLEObject Type="Embed" ProgID="Equation.KSEE3" ShapeID="_x0000_i1058" DrawAspect="Content" ObjectID="_1468075750" r:id="rId54">
+          <o:OLEObject Type="Embed" ProgID="Equation.KSEE3" ShapeID="_x0000_i1050" DrawAspect="Content" ObjectID="_1468075766" r:id="rId87">
             <o:LockedField>false</o:LockedField>
           </o:OLEObject>
         </w:object>
@@ -3867,14 +4896,13 @@
           <w:sz w:val="24"/>
           <w:lang w:val="en-US" w:eastAsia="zh-CN"/>
         </w:rPr>
-        <w:t xml:space="preserve">                       （式8）</w:t>
-      </w:r>
-    </w:p>
-    <w:p>
-      <w:pPr>
-        <w:snapToGrid w:val="0"/>
-        <w:spacing w:line="360" w:lineRule="auto"/>
-        <w:ind w:firstLine="420" w:firstLineChars="0"/>
+        <w:t xml:space="preserve">                    （式12）</w:t>
+      </w:r>
+    </w:p>
+    <w:p>
+      <w:pPr>
+        <w:snapToGrid w:val="0"/>
+        <w:spacing w:line="360" w:lineRule="auto"/>
         <w:jc w:val="both"/>
         <w:rPr>
           <w:rFonts w:hint="eastAsia" w:ascii="宋体" w:hAnsi="宋体"/>
@@ -3888,79 +4916,91 @@
           <w:sz w:val="24"/>
           <w:lang w:val="en-US" w:eastAsia="zh-CN"/>
         </w:rPr>
-        <w:t>为了实现转速无静差,在负载扰动作用点后面已经有了一个积分环节,因此转速环的开环传递函数应该有两个积分环节,所以转速环应该设计成典型的</w:t>
-      </w:r>
-      <w:r>
-        <w:rPr>
-          <w:rFonts w:hint="eastAsia" w:ascii="微软雅黑" w:hAnsi="微软雅黑" w:eastAsia="微软雅黑" w:cs="微软雅黑"/>
-          <w:sz w:val="24"/>
-          <w:lang w:val="en-US" w:eastAsia="zh-CN"/>
-        </w:rPr>
-        <w:t>Ⅱ</w:t>
-      </w:r>
-      <w:r>
-        <w:rPr>
-          <w:rFonts w:hint="eastAsia" w:ascii="宋体" w:hAnsi="宋体"/>
-          <w:sz w:val="24"/>
-          <w:lang w:val="en-US" w:eastAsia="zh-CN"/>
-        </w:rPr>
-        <w:t>型系统,这样设计可以提高系统的动态扛干扰性。因此转速环应采用PI调节器，传递函数为：</w:t>
-      </w:r>
-    </w:p>
-    <w:p>
-      <w:pPr>
-        <w:snapToGrid w:val="0"/>
-        <w:spacing w:line="360" w:lineRule="auto"/>
-        <w:ind w:firstLine="420" w:firstLineChars="0"/>
-        <w:jc w:val="both"/>
-        <w:rPr>
-          <w:rFonts w:hint="eastAsia" w:ascii="宋体" w:hAnsi="宋体"/>
-          <w:sz w:val="24"/>
-          <w:lang w:val="en-US" w:eastAsia="zh-CN"/>
-        </w:rPr>
-      </w:pPr>
-    </w:p>
-    <w:p>
-      <w:pPr>
-        <w:snapToGrid w:val="0"/>
-        <w:spacing w:line="360" w:lineRule="auto"/>
-        <w:ind w:firstLine="420" w:firstLineChars="0"/>
-        <w:jc w:val="right"/>
-        <w:rPr>
-          <w:rFonts w:hint="eastAsia" w:ascii="宋体" w:hAnsi="宋体"/>
-          <w:sz w:val="24"/>
-          <w:lang w:val="en-US" w:eastAsia="zh-CN"/>
-        </w:rPr>
-      </w:pPr>
-      <w:r>
-        <w:rPr>
-          <w:rFonts w:hint="default" w:ascii="宋体" w:hAnsi="宋体"/>
-          <w:position w:val="-30"/>
+        <w:t>其中</w:t>
+      </w:r>
+      <w:r>
+        <w:rPr>
+          <w:rFonts w:hint="eastAsia" w:ascii="宋体" w:hAnsi="宋体"/>
+          <w:position w:val="-10"/>
           <w:sz w:val="24"/>
           <w:lang w:val="en-US" w:eastAsia="zh-CN"/>
         </w:rPr>
         <w:object>
-          <v:shape id="_x0000_i1052" o:spt="75" type="#_x0000_t75" style="height:34pt;width:106pt;" o:ole="t" filled="f" o:preferrelative="t" stroked="f" coordsize="21600,21600">
+          <v:shape id="_x0000_i1073" o:spt="75" type="#_x0000_t75" style="height:17pt;width:41pt;" o:ole="t" filled="f" o:preferrelative="t" stroked="f" coordsize="21600,21600">
             <v:fill on="f" focussize="0,0"/>
             <v:stroke on="f"/>
-            <v:imagedata r:id="rId57" o:title=""/>
+            <v:imagedata r:id="rId90" o:title=""/>
             <o:lock v:ext="edit" aspectratio="t"/>
             <w10:wrap type="none"/>
             <w10:anchorlock/>
           </v:shape>
-          <o:OLEObject Type="Embed" ProgID="Equation.KSEE3" ShapeID="_x0000_i1052" DrawAspect="Content" ObjectID="_1468075751" r:id="rId56">
+          <o:OLEObject Type="Embed" ProgID="Equation.KSEE3" ShapeID="_x0000_i1073" DrawAspect="Content" ObjectID="_1468075767" r:id="rId89">
             <o:LockedField>false</o:LockedField>
           </o:OLEObject>
         </w:object>
       </w:r>
-      <w:r>
-        <w:rPr>
-          <w:rFonts w:hint="eastAsia" w:ascii="宋体" w:hAnsi="宋体"/>
-          <w:sz w:val="24"/>
-          <w:lang w:val="en-US" w:eastAsia="zh-CN"/>
-        </w:rPr>
-        <w:t xml:space="preserve">                   （式9）</w:t>
-      </w:r>
+    </w:p>
+    <w:p>
+      <w:pPr>
+        <w:snapToGrid w:val="0"/>
+        <w:spacing w:line="360" w:lineRule="auto"/>
+        <w:jc w:val="both"/>
+        <w:rPr>
+          <w:rFonts w:hint="default" w:ascii="宋体" w:hAnsi="宋体"/>
+          <w:sz w:val="24"/>
+          <w:lang w:val="en-US" w:eastAsia="zh-CN"/>
+        </w:rPr>
+      </w:pPr>
+    </w:p>
+    <w:p>
+      <w:pPr>
+        <w:snapToGrid w:val="0"/>
+        <w:spacing w:line="360" w:lineRule="auto"/>
+        <w:ind w:firstLine="420" w:firstLineChars="0"/>
+        <w:jc w:val="both"/>
+        <w:rPr>
+          <w:rFonts w:hint="eastAsia" w:ascii="宋体" w:hAnsi="宋体"/>
+          <w:sz w:val="24"/>
+          <w:lang w:val="en-US" w:eastAsia="zh-CN"/>
+        </w:rPr>
+      </w:pPr>
+      <w:r>
+        <w:rPr>
+          <w:rFonts w:hint="eastAsia" w:ascii="宋体" w:hAnsi="宋体"/>
+          <w:sz w:val="24"/>
+          <w:lang w:val="en-US" w:eastAsia="zh-CN"/>
+        </w:rPr>
+        <w:t>为了实现转速无静差,在负载扰动作用点后面已经有了一个积分环节,因此转速环的开环传递函数应该有两个积分环节,所以转速环应该设计成典型的</w:t>
+      </w:r>
+      <w:r>
+        <w:rPr>
+          <w:rFonts w:hint="eastAsia" w:ascii="微软雅黑" w:hAnsi="微软雅黑" w:eastAsia="微软雅黑" w:cs="微软雅黑"/>
+          <w:sz w:val="24"/>
+          <w:lang w:val="en-US" w:eastAsia="zh-CN"/>
+        </w:rPr>
+        <w:t>Ⅱ</w:t>
+      </w:r>
+      <w:r>
+        <w:rPr>
+          <w:rFonts w:hint="eastAsia" w:ascii="宋体" w:hAnsi="宋体"/>
+          <w:sz w:val="24"/>
+          <w:lang w:val="en-US" w:eastAsia="zh-CN"/>
+        </w:rPr>
+        <w:t>型系统,这样设计可以提高系统的动态扛干扰性。因此转速环应采用PI调节器，传递函数为：</w:t>
+      </w:r>
+    </w:p>
+    <w:p>
+      <w:pPr>
+        <w:snapToGrid w:val="0"/>
+        <w:spacing w:line="360" w:lineRule="auto"/>
+        <w:ind w:firstLine="420" w:firstLineChars="0"/>
+        <w:jc w:val="both"/>
+        <w:rPr>
+          <w:rFonts w:hint="eastAsia" w:ascii="宋体" w:hAnsi="宋体"/>
+          <w:sz w:val="24"/>
+          <w:lang w:val="en-US" w:eastAsia="zh-CN"/>
+        </w:rPr>
+      </w:pPr>
     </w:p>
     <w:p>
       <w:pPr>
@@ -3974,91 +5014,73 @@
           <w:lang w:val="en-US" w:eastAsia="zh-CN"/>
         </w:rPr>
       </w:pPr>
-    </w:p>
-    <w:p>
-      <w:pPr>
-        <w:snapToGrid w:val="0"/>
-        <w:spacing w:line="360" w:lineRule="auto"/>
-        <w:ind w:firstLine="420" w:firstLineChars="0"/>
-        <w:jc w:val="both"/>
-        <w:rPr>
-          <w:rFonts w:hint="eastAsia" w:ascii="宋体" w:hAnsi="宋体"/>
-          <w:sz w:val="24"/>
-          <w:lang w:val="en-US" w:eastAsia="zh-CN"/>
-        </w:rPr>
-      </w:pPr>
-      <w:r>
-        <w:rPr>
-          <w:rFonts w:hint="eastAsia" w:ascii="宋体" w:hAnsi="宋体"/>
-          <w:sz w:val="24"/>
-          <w:lang w:val="en-US" w:eastAsia="zh-CN"/>
-        </w:rPr>
-        <w:t>其中：</w:t>
-      </w:r>
-      <w:r>
-        <w:rPr>
-          <w:rFonts w:hint="eastAsia" w:ascii="Arial" w:hAnsi="Arial" w:cs="Arial"/>
-          <w:i w:val="0"/>
-          <w:iCs w:val="0"/>
-          <w:caps w:val="0"/>
-          <w:spacing w:val="0"/>
-          <w:position w:val="-10"/>
-          <w:sz w:val="19"/>
-          <w:szCs w:val="19"/>
-          <w:shd w:val="clear" w:fill="FFFFFF"/>
+      <w:r>
+        <w:rPr>
+          <w:rFonts w:hint="default" w:ascii="宋体" w:hAnsi="宋体"/>
+          <w:position w:val="-30"/>
+          <w:sz w:val="24"/>
           <w:lang w:val="en-US" w:eastAsia="zh-CN"/>
         </w:rPr>
         <w:object>
-          <v:shape id="_x0000_i1054" o:spt="75" alt="" type="#_x0000_t75" style="height:17pt;width:17pt;" o:ole="t" filled="f" o:preferrelative="t" stroked="f" coordsize="21600,21600">
+          <v:shape id="_x0000_i1051" o:spt="75" type="#_x0000_t75" style="height:34pt;width:106pt;" o:ole="t" filled="f" o:preferrelative="t" stroked="f" coordsize="21600,21600">
             <v:path/>
             <v:fill on="f" focussize="0,0"/>
             <v:stroke on="f"/>
-            <v:imagedata r:id="rId59" o:title=""/>
+            <v:imagedata r:id="rId92" o:title=""/>
             <o:lock v:ext="edit" aspectratio="t"/>
             <w10:wrap type="none"/>
             <w10:anchorlock/>
           </v:shape>
-          <o:OLEObject Type="Embed" ProgID="Equation.KSEE3" ShapeID="_x0000_i1054" DrawAspect="Content" ObjectID="_1468075752" r:id="rId58">
+          <o:OLEObject Type="Embed" ProgID="Equation.KSEE3" ShapeID="_x0000_i1051" DrawAspect="Content" ObjectID="_1468075768" r:id="rId91">
             <o:LockedField>false</o:LockedField>
           </o:OLEObject>
         </w:object>
       </w:r>
       <w:r>
         <w:rPr>
+          <w:rFonts w:hint="eastAsia" w:ascii="宋体" w:hAnsi="宋体"/>
+          <w:sz w:val="24"/>
+          <w:lang w:val="en-US" w:eastAsia="zh-CN"/>
+        </w:rPr>
+        <w:t xml:space="preserve">                   （式13）</w:t>
+      </w:r>
+    </w:p>
+    <w:p>
+      <w:pPr>
+        <w:snapToGrid w:val="0"/>
+        <w:spacing w:line="360" w:lineRule="auto"/>
+        <w:ind w:firstLine="420" w:firstLineChars="0"/>
+        <w:jc w:val="right"/>
+        <w:rPr>
+          <w:rFonts w:hint="eastAsia" w:ascii="宋体" w:hAnsi="宋体"/>
+          <w:sz w:val="24"/>
+          <w:lang w:val="en-US" w:eastAsia="zh-CN"/>
+        </w:rPr>
+      </w:pPr>
+    </w:p>
+    <w:p>
+      <w:pPr>
+        <w:snapToGrid w:val="0"/>
+        <w:spacing w:line="360" w:lineRule="auto"/>
+        <w:ind w:firstLine="420" w:firstLineChars="0"/>
+        <w:jc w:val="both"/>
+        <w:rPr>
+          <w:rFonts w:hint="eastAsia" w:ascii="宋体" w:hAnsi="宋体"/>
+          <w:sz w:val="24"/>
+          <w:lang w:val="en-US" w:eastAsia="zh-CN"/>
+        </w:rPr>
+      </w:pPr>
+      <w:r>
+        <w:rPr>
+          <w:rFonts w:hint="eastAsia" w:ascii="宋体" w:hAnsi="宋体"/>
+          <w:sz w:val="24"/>
+          <w:lang w:val="en-US" w:eastAsia="zh-CN"/>
+        </w:rPr>
+        <w:t>其中：</w:t>
+      </w:r>
+      <w:r>
+        <w:rPr>
           <w:rFonts w:hint="eastAsia" w:ascii="Arial" w:hAnsi="Arial" w:cs="Arial"/>
-          <w:i w:val="0"/>
-          <w:iCs w:val="0"/>
-          <w:caps w:val="0"/>
-          <w:spacing w:val="0"/>
-          <w:sz w:val="19"/>
-          <w:szCs w:val="19"/>
-          <w:shd w:val="clear" w:fill="FFFFFF"/>
-          <w:lang w:val="en-US" w:eastAsia="zh-CN"/>
-        </w:rPr>
-        <w:t>为转速调节器的比例系数;</w:t>
-      </w:r>
-    </w:p>
-    <w:p>
-      <w:pPr>
-        <w:snapToGrid w:val="0"/>
-        <w:spacing w:line="360" w:lineRule="auto"/>
-        <w:ind w:firstLine="1140" w:firstLineChars="600"/>
-        <w:jc w:val="both"/>
-        <w:rPr>
-          <w:rFonts w:hint="eastAsia" w:ascii="Arial" w:hAnsi="Arial" w:cs="Arial"/>
-          <w:i w:val="0"/>
-          <w:iCs w:val="0"/>
-          <w:caps w:val="0"/>
-          <w:spacing w:val="0"/>
-          <w:sz w:val="19"/>
-          <w:szCs w:val="19"/>
-          <w:shd w:val="clear" w:fill="FFFFFF"/>
-          <w:lang w:val="en-US" w:eastAsia="zh-CN"/>
-        </w:rPr>
-      </w:pPr>
-      <w:r>
-        <w:rPr>
-          <w:rFonts w:hint="default" w:ascii="Arial" w:hAnsi="Arial" w:cs="Arial"/>
           <w:i w:val="0"/>
           <w:iCs w:val="0"/>
           <w:caps w:val="0"/>
@@ -4070,16 +5092,16 @@
           <w:lang w:val="en-US" w:eastAsia="zh-CN"/>
         </w:rPr>
         <w:object>
-          <v:shape id="_x0000_i1053" o:spt="75" alt="" type="#_x0000_t75" style="height:17pt;width:13pt;" o:ole="t" filled="f" o:preferrelative="t" stroked="f" coordsize="21600,21600">
+          <v:shape id="_x0000_i1052" o:spt="75" type="#_x0000_t75" style="height:17pt;width:17pt;" o:ole="t" filled="f" o:preferrelative="t" stroked="f" coordsize="21600,21600">
             <v:path/>
             <v:fill on="f" focussize="0,0"/>
             <v:stroke on="f"/>
-            <v:imagedata r:id="rId61" o:title=""/>
+            <v:imagedata r:id="rId94" o:title=""/>
             <o:lock v:ext="edit" aspectratio="t"/>
             <w10:wrap type="none"/>
             <w10:anchorlock/>
           </v:shape>
-          <o:OLEObject Type="Embed" ProgID="Equation.KSEE3" ShapeID="_x0000_i1053" DrawAspect="Content" ObjectID="_1468075753" r:id="rId60">
+          <o:OLEObject Type="Embed" ProgID="Equation.KSEE3" ShapeID="_x0000_i1052" DrawAspect="Content" ObjectID="_1468075769" r:id="rId93">
             <o:LockedField>false</o:LockedField>
           </o:OLEObject>
         </w:object>
@@ -4096,13 +5118,14 @@
           <w:shd w:val="clear" w:fill="FFFFFF"/>
           <w:lang w:val="en-US" w:eastAsia="zh-CN"/>
         </w:rPr>
-        <w:t>为转速调节器的超前时间常数</w:t>
-      </w:r>
-    </w:p>
-    <w:p>
-      <w:pPr>
-        <w:snapToGrid w:val="0"/>
-        <w:spacing w:line="360" w:lineRule="auto"/>
+        <w:t>为转速调节器的比例系数;</w:t>
+      </w:r>
+    </w:p>
+    <w:p>
+      <w:pPr>
+        <w:snapToGrid w:val="0"/>
+        <w:spacing w:line="360" w:lineRule="auto"/>
+        <w:ind w:firstLine="1140" w:firstLineChars="600"/>
         <w:jc w:val="both"/>
         <w:rPr>
           <w:rFonts w:hint="eastAsia" w:ascii="Arial" w:hAnsi="Arial" w:cs="Arial"/>
@@ -4118,73 +5141,28 @@
       </w:pPr>
       <w:r>
         <w:rPr>
-          <w:rFonts w:hint="eastAsia" w:ascii="Arial" w:hAnsi="Arial" w:cs="Arial"/>
-          <w:i w:val="0"/>
-          <w:iCs w:val="0"/>
-          <w:caps w:val="0"/>
-          <w:spacing w:val="0"/>
+          <w:rFonts w:hint="default" w:ascii="Arial" w:hAnsi="Arial" w:cs="Arial"/>
+          <w:i w:val="0"/>
+          <w:iCs w:val="0"/>
+          <w:caps w:val="0"/>
+          <w:spacing w:val="0"/>
+          <w:position w:val="-10"/>
           <w:sz w:val="19"/>
           <w:szCs w:val="19"/>
           <w:shd w:val="clear" w:fill="FFFFFF"/>
           <w:lang w:val="en-US" w:eastAsia="zh-CN"/>
         </w:rPr>
-        <w:t>由此可以得出调速系统的开环传递函数为：</w:t>
-      </w:r>
-    </w:p>
-    <w:p>
-      <w:pPr>
-        <w:snapToGrid w:val="0"/>
-        <w:spacing w:line="360" w:lineRule="auto"/>
-        <w:jc w:val="both"/>
-        <w:rPr>
-          <w:rFonts w:hint="eastAsia" w:ascii="Arial" w:hAnsi="Arial" w:cs="Arial"/>
-          <w:i w:val="0"/>
-          <w:iCs w:val="0"/>
-          <w:caps w:val="0"/>
-          <w:spacing w:val="0"/>
-          <w:sz w:val="19"/>
-          <w:szCs w:val="19"/>
-          <w:shd w:val="clear" w:fill="FFFFFF"/>
-          <w:lang w:val="en-US" w:eastAsia="zh-CN"/>
-        </w:rPr>
-      </w:pPr>
-    </w:p>
-    <w:p>
-      <w:pPr>
-        <w:snapToGrid w:val="0"/>
-        <w:spacing w:line="360" w:lineRule="auto"/>
-        <w:ind w:firstLine="420" w:firstLineChars="0"/>
-        <w:jc w:val="right"/>
-        <w:rPr>
-          <w:rFonts w:hint="eastAsia" w:ascii="宋体" w:hAnsi="宋体"/>
-          <w:sz w:val="24"/>
-          <w:lang w:val="en-US" w:eastAsia="zh-CN"/>
-        </w:rPr>
-      </w:pPr>
-      <w:r>
-        <w:rPr>
-          <w:rFonts w:hint="eastAsia" w:ascii="Arial" w:hAnsi="Arial" w:cs="Arial"/>
-          <w:i w:val="0"/>
-          <w:iCs w:val="0"/>
-          <w:caps w:val="0"/>
-          <w:spacing w:val="0"/>
-          <w:position w:val="-30"/>
-          <w:sz w:val="19"/>
-          <w:szCs w:val="19"/>
-          <w:shd w:val="clear" w:fill="FFFFFF"/>
-          <w:lang w:val="en-US" w:eastAsia="zh-CN"/>
-        </w:rPr>
         <w:object>
-          <v:shape id="_x0000_i1055" o:spt="75" alt="" type="#_x0000_t75" style="height:34pt;width:283.95pt;" o:ole="t" filled="f" o:preferrelative="t" stroked="f" coordsize="21600,21600">
+          <v:shape id="_x0000_i1053" o:spt="75" type="#_x0000_t75" style="height:17pt;width:13pt;" o:ole="t" filled="f" o:preferrelative="t" stroked="f" coordsize="21600,21600">
             <v:path/>
             <v:fill on="f" focussize="0,0"/>
             <v:stroke on="f"/>
-            <v:imagedata r:id="rId63" o:title=""/>
+            <v:imagedata r:id="rId96" o:title=""/>
             <o:lock v:ext="edit" aspectratio="t"/>
             <w10:wrap type="none"/>
             <w10:anchorlock/>
           </v:shape>
-          <o:OLEObject Type="Embed" ProgID="Equation.KSEE3" ShapeID="_x0000_i1055" DrawAspect="Content" ObjectID="_1468075754" r:id="rId62">
+          <o:OLEObject Type="Embed" ProgID="Equation.KSEE3" ShapeID="_x0000_i1053" DrawAspect="Content" ObjectID="_1468075770" r:id="rId95">
             <o:LockedField>false</o:LockedField>
           </o:OLEObject>
         </w:object>
@@ -4196,86 +5174,140 @@
           <w:iCs w:val="0"/>
           <w:caps w:val="0"/>
           <w:spacing w:val="0"/>
+          <w:sz w:val="19"/>
+          <w:szCs w:val="19"/>
+          <w:shd w:val="clear" w:fill="FFFFFF"/>
+          <w:lang w:val="en-US" w:eastAsia="zh-CN"/>
+        </w:rPr>
+        <w:t>为转速调节器的超前时间常数</w:t>
+      </w:r>
+    </w:p>
+    <w:p>
+      <w:pPr>
+        <w:snapToGrid w:val="0"/>
+        <w:spacing w:line="360" w:lineRule="auto"/>
+        <w:jc w:val="both"/>
+        <w:rPr>
+          <w:rFonts w:hint="eastAsia" w:ascii="Arial" w:hAnsi="Arial" w:cs="Arial"/>
+          <w:i w:val="0"/>
+          <w:iCs w:val="0"/>
+          <w:caps w:val="0"/>
+          <w:spacing w:val="0"/>
+          <w:sz w:val="19"/>
+          <w:szCs w:val="19"/>
+          <w:shd w:val="clear" w:fill="FFFFFF"/>
+          <w:lang w:val="en-US" w:eastAsia="zh-CN"/>
+        </w:rPr>
+      </w:pPr>
+      <w:r>
+        <w:rPr>
+          <w:rFonts w:hint="eastAsia" w:ascii="Arial" w:hAnsi="Arial" w:cs="Arial"/>
+          <w:i w:val="0"/>
+          <w:iCs w:val="0"/>
+          <w:caps w:val="0"/>
+          <w:spacing w:val="0"/>
+          <w:sz w:val="19"/>
+          <w:szCs w:val="19"/>
+          <w:shd w:val="clear" w:fill="FFFFFF"/>
+          <w:lang w:val="en-US" w:eastAsia="zh-CN"/>
+        </w:rPr>
+        <w:t>由此可以得出调速系统的开环传递函数为：</w:t>
+      </w:r>
+    </w:p>
+    <w:p>
+      <w:pPr>
+        <w:snapToGrid w:val="0"/>
+        <w:spacing w:line="360" w:lineRule="auto"/>
+        <w:jc w:val="both"/>
+        <w:rPr>
+          <w:rFonts w:hint="eastAsia" w:ascii="Arial" w:hAnsi="Arial" w:cs="Arial"/>
+          <w:i w:val="0"/>
+          <w:iCs w:val="0"/>
+          <w:caps w:val="0"/>
+          <w:spacing w:val="0"/>
+          <w:sz w:val="19"/>
+          <w:szCs w:val="19"/>
+          <w:shd w:val="clear" w:fill="FFFFFF"/>
+          <w:lang w:val="en-US" w:eastAsia="zh-CN"/>
+        </w:rPr>
+      </w:pPr>
+    </w:p>
+    <w:p>
+      <w:pPr>
+        <w:snapToGrid w:val="0"/>
+        <w:spacing w:line="360" w:lineRule="auto"/>
+        <w:ind w:firstLine="420" w:firstLineChars="0"/>
+        <w:jc w:val="right"/>
+        <w:rPr>
+          <w:rFonts w:hint="eastAsia" w:ascii="宋体" w:hAnsi="宋体"/>
+          <w:sz w:val="24"/>
+          <w:lang w:val="en-US" w:eastAsia="zh-CN"/>
+        </w:rPr>
+      </w:pPr>
+      <w:r>
+        <w:rPr>
+          <w:rFonts w:hint="eastAsia" w:ascii="Arial" w:hAnsi="Arial" w:cs="Arial"/>
+          <w:i w:val="0"/>
+          <w:iCs w:val="0"/>
+          <w:caps w:val="0"/>
+          <w:spacing w:val="0"/>
           <w:position w:val="-30"/>
           <w:sz w:val="19"/>
           <w:szCs w:val="19"/>
           <w:shd w:val="clear" w:fill="FFFFFF"/>
           <w:lang w:val="en-US" w:eastAsia="zh-CN"/>
         </w:rPr>
-        <w:t xml:space="preserve">   </w:t>
-      </w:r>
-      <w:bookmarkStart w:id="0" w:name="_GoBack"/>
-      <w:bookmarkEnd w:id="0"/>
-      <w:r>
-        <w:rPr>
-          <w:rFonts w:hint="eastAsia" w:ascii="宋体" w:hAnsi="宋体"/>
-          <w:sz w:val="24"/>
-          <w:lang w:val="en-US" w:eastAsia="zh-CN"/>
-        </w:rPr>
-        <w:t>（式10）</w:t>
-      </w:r>
-    </w:p>
-    <w:p>
-      <w:pPr>
-        <w:snapToGrid w:val="0"/>
-        <w:spacing w:line="360" w:lineRule="auto"/>
-        <w:ind w:firstLine="420" w:firstLineChars="0"/>
-        <w:jc w:val="right"/>
-        <w:rPr>
-          <w:rFonts w:hint="eastAsia" w:ascii="宋体" w:hAnsi="宋体"/>
-          <w:sz w:val="24"/>
-          <w:lang w:val="en-US" w:eastAsia="zh-CN"/>
-        </w:rPr>
-      </w:pPr>
-    </w:p>
-    <w:p>
-      <w:pPr>
-        <w:snapToGrid w:val="0"/>
-        <w:spacing w:line="360" w:lineRule="auto"/>
-        <w:jc w:val="both"/>
-        <w:rPr>
-          <w:rFonts w:hint="eastAsia" w:ascii="宋体" w:hAnsi="宋体"/>
-          <w:sz w:val="24"/>
-          <w:lang w:val="en-US" w:eastAsia="zh-CN"/>
-        </w:rPr>
-      </w:pPr>
-      <w:r>
-        <w:rPr>
-          <w:rFonts w:hint="eastAsia" w:ascii="宋体" w:hAnsi="宋体"/>
-          <w:sz w:val="24"/>
-          <w:lang w:val="en-US" w:eastAsia="zh-CN"/>
-        </w:rPr>
-        <w:t>令开环增益</w:t>
-      </w:r>
-      <w:r>
-        <w:rPr>
-          <w:rFonts w:hint="eastAsia" w:ascii="宋体" w:hAnsi="宋体"/>
-          <w:position w:val="-30"/>
-          <w:sz w:val="24"/>
-          <w:lang w:val="en-US" w:eastAsia="zh-CN"/>
-        </w:rPr>
         <w:object>
-          <v:shape id="_x0000_i1056" o:spt="75" type="#_x0000_t75" style="height:34pt;width:75pt;" o:ole="t" filled="f" o:preferrelative="t" stroked="f" coordsize="21600,21600">
+          <v:shape id="_x0000_i1054" o:spt="75" type="#_x0000_t75" style="height:34pt;width:283.95pt;" o:ole="t" filled="f" o:preferrelative="t" stroked="f" coordsize="21600,21600">
+            <v:path/>
             <v:fill on="f" focussize="0,0"/>
             <v:stroke on="f"/>
-            <v:imagedata r:id="rId65" o:title=""/>
+            <v:imagedata r:id="rId98" o:title=""/>
             <o:lock v:ext="edit" aspectratio="t"/>
             <w10:wrap type="none"/>
             <w10:anchorlock/>
           </v:shape>
-          <o:OLEObject Type="Embed" ProgID="Equation.KSEE3" ShapeID="_x0000_i1056" DrawAspect="Content" ObjectID="_1468075755" r:id="rId64">
+          <o:OLEObject Type="Embed" ProgID="Equation.KSEE3" ShapeID="_x0000_i1054" DrawAspect="Content" ObjectID="_1468075771" r:id="rId97">
             <o:LockedField>false</o:LockedField>
           </o:OLEObject>
         </w:object>
       </w:r>
       <w:r>
         <w:rPr>
-          <w:rFonts w:hint="eastAsia" w:ascii="宋体" w:hAnsi="宋体"/>
-          <w:sz w:val="24"/>
-          <w:lang w:val="en-US" w:eastAsia="zh-CN"/>
-        </w:rPr>
-        <w:t>，则：</w:t>
-      </w:r>
+          <w:rFonts w:hint="eastAsia" w:ascii="Arial" w:hAnsi="Arial" w:cs="Arial"/>
+          <w:i w:val="0"/>
+          <w:iCs w:val="0"/>
+          <w:caps w:val="0"/>
+          <w:spacing w:val="0"/>
+          <w:position w:val="-30"/>
+          <w:sz w:val="19"/>
+          <w:szCs w:val="19"/>
+          <w:shd w:val="clear" w:fill="FFFFFF"/>
+          <w:lang w:val="en-US" w:eastAsia="zh-CN"/>
+        </w:rPr>
+        <w:t xml:space="preserve">   </w:t>
+      </w:r>
+      <w:r>
+        <w:rPr>
+          <w:rFonts w:hint="eastAsia" w:ascii="宋体" w:hAnsi="宋体"/>
+          <w:sz w:val="24"/>
+          <w:lang w:val="en-US" w:eastAsia="zh-CN"/>
+        </w:rPr>
+        <w:t>（式14）</w:t>
+      </w:r>
+    </w:p>
+    <w:p>
+      <w:pPr>
+        <w:snapToGrid w:val="0"/>
+        <w:spacing w:line="360" w:lineRule="auto"/>
+        <w:ind w:firstLine="420" w:firstLineChars="0"/>
+        <w:jc w:val="right"/>
+        <w:rPr>
+          <w:rFonts w:hint="eastAsia" w:ascii="宋体" w:hAnsi="宋体"/>
+          <w:sz w:val="24"/>
+          <w:lang w:val="en-US" w:eastAsia="zh-CN"/>
+        </w:rPr>
+      </w:pPr>
     </w:p>
     <w:p>
       <w:pPr>
@@ -4288,35 +5320,32 @@
           <w:lang w:val="en-US" w:eastAsia="zh-CN"/>
         </w:rPr>
       </w:pPr>
-    </w:p>
-    <w:p>
-      <w:pPr>
-        <w:snapToGrid w:val="0"/>
-        <w:spacing w:line="360" w:lineRule="auto"/>
-        <w:jc w:val="right"/>
-        <w:rPr>
-          <w:rFonts w:hint="eastAsia" w:ascii="宋体" w:hAnsi="宋体"/>
-          <w:sz w:val="24"/>
-          <w:lang w:val="en-US" w:eastAsia="zh-CN"/>
-        </w:rPr>
-      </w:pPr>
-      <w:r>
-        <w:rPr>
-          <w:rFonts w:hint="default" w:ascii="宋体" w:hAnsi="宋体"/>
+      <w:r>
+        <w:rPr>
+          <w:rFonts w:hint="eastAsia" w:ascii="宋体" w:hAnsi="宋体"/>
+          <w:sz w:val="24"/>
+          <w:lang w:val="en-US" w:eastAsia="zh-CN"/>
+        </w:rPr>
+        <w:t>令开环增益</w:t>
+      </w:r>
+      <w:r>
+        <w:rPr>
+          <w:rFonts w:hint="eastAsia" w:ascii="宋体" w:hAnsi="宋体"/>
           <w:position w:val="-30"/>
           <w:sz w:val="24"/>
           <w:lang w:val="en-US" w:eastAsia="zh-CN"/>
         </w:rPr>
         <w:object>
-          <v:shape id="_x0000_i1057" o:spt="75" type="#_x0000_t75" style="height:34pt;width:99pt;" o:ole="t" filled="f" o:preferrelative="t" stroked="f" coordsize="21600,21600">
+          <v:shape id="_x0000_i1055" o:spt="75" type="#_x0000_t75" style="height:34pt;width:75pt;" o:ole="t" filled="f" o:preferrelative="t" stroked="f" coordsize="21600,21600">
+            <v:path/>
             <v:fill on="f" focussize="0,0"/>
             <v:stroke on="f"/>
-            <v:imagedata r:id="rId67" o:title=""/>
+            <v:imagedata r:id="rId100" o:title=""/>
             <o:lock v:ext="edit" aspectratio="t"/>
             <w10:wrap type="none"/>
             <w10:anchorlock/>
           </v:shape>
-          <o:OLEObject Type="Embed" ProgID="Equation.KSEE3" ShapeID="_x0000_i1057" DrawAspect="Content" ObjectID="_1468075756" r:id="rId66">
+          <o:OLEObject Type="Embed" ProgID="Equation.KSEE3" ShapeID="_x0000_i1055" DrawAspect="Content" ObjectID="_1468075772" r:id="rId99">
             <o:LockedField>false</o:LockedField>
           </o:OLEObject>
         </w:object>
@@ -4327,7 +5356,7 @@
           <w:sz w:val="24"/>
           <w:lang w:val="en-US" w:eastAsia="zh-CN"/>
         </w:rPr>
-        <w:t xml:space="preserve">                （式11）</w:t>
+        <w:t>，则：</w:t>
       </w:r>
     </w:p>
     <w:p>
@@ -4346,78 +5375,31 @@
       <w:pPr>
         <w:snapToGrid w:val="0"/>
         <w:spacing w:line="360" w:lineRule="auto"/>
-        <w:jc w:val="both"/>
-        <w:rPr>
-          <w:rFonts w:hint="eastAsia" w:ascii="宋体" w:hAnsi="宋体"/>
-          <w:sz w:val="24"/>
-          <w:lang w:val="en-US" w:eastAsia="zh-CN"/>
-        </w:rPr>
-      </w:pPr>
-      <w:r>
-        <w:rPr>
-          <w:rFonts w:hint="eastAsia" w:ascii="宋体" w:hAnsi="宋体"/>
-          <w:sz w:val="24"/>
-          <w:lang w:val="en-US" w:eastAsia="zh-CN"/>
-        </w:rPr>
-        <w:t>由</w:t>
-      </w:r>
+        <w:jc w:val="right"/>
+        <w:rPr>
+          <w:rFonts w:hint="eastAsia" w:ascii="宋体" w:hAnsi="宋体"/>
+          <w:sz w:val="24"/>
+          <w:lang w:val="en-US" w:eastAsia="zh-CN"/>
+        </w:rPr>
+      </w:pPr>
       <w:r>
         <w:rPr>
           <w:rFonts w:hint="default" w:ascii="宋体" w:hAnsi="宋体"/>
-          <w:sz w:val="24"/>
-          <w:lang w:val="en-US" w:eastAsia="zh-CN"/>
-        </w:rPr>
-        <w:t>典型二型系统参数关系式</w:t>
-      </w:r>
-      <w:r>
-        <w:rPr>
-          <w:rFonts w:hint="eastAsia" w:ascii="宋体" w:hAnsi="宋体"/>
-          <w:sz w:val="24"/>
-          <w:lang w:val="en-US" w:eastAsia="zh-CN"/>
-        </w:rPr>
-        <w:t>可以计算出：</w:t>
-      </w:r>
-    </w:p>
-    <w:p>
-      <w:pPr>
-        <w:snapToGrid w:val="0"/>
-        <w:spacing w:line="360" w:lineRule="auto"/>
-        <w:jc w:val="both"/>
-        <w:rPr>
-          <w:rFonts w:hint="eastAsia" w:ascii="宋体" w:hAnsi="宋体"/>
-          <w:sz w:val="24"/>
-          <w:lang w:val="en-US" w:eastAsia="zh-CN"/>
-        </w:rPr>
-      </w:pPr>
-    </w:p>
-    <w:p>
-      <w:pPr>
-        <w:snapToGrid w:val="0"/>
-        <w:spacing w:line="360" w:lineRule="auto"/>
-        <w:jc w:val="right"/>
-        <w:rPr>
-          <w:rFonts w:hint="default" w:ascii="宋体" w:hAnsi="宋体"/>
-          <w:sz w:val="24"/>
-          <w:lang w:val="en-US" w:eastAsia="zh-CN"/>
-        </w:rPr>
-      </w:pPr>
-      <w:r>
-        <w:rPr>
-          <w:rFonts w:hint="default" w:ascii="宋体" w:hAnsi="宋体"/>
-          <w:position w:val="-12"/>
+          <w:position w:val="-30"/>
           <w:sz w:val="24"/>
           <w:lang w:val="en-US" w:eastAsia="zh-CN"/>
         </w:rPr>
         <w:object>
-          <v:shape id="_x0000_i1059" o:spt="75" type="#_x0000_t75" style="height:18pt;width:46pt;" o:ole="t" filled="f" o:preferrelative="t" stroked="f" coordsize="21600,21600">
+          <v:shape id="_x0000_i1056" o:spt="75" type="#_x0000_t75" style="height:34pt;width:99pt;" o:ole="t" filled="f" o:preferrelative="t" stroked="f" coordsize="21600,21600">
+            <v:path/>
             <v:fill on="f" focussize="0,0"/>
             <v:stroke on="f"/>
-            <v:imagedata r:id="rId69" o:title=""/>
+            <v:imagedata r:id="rId102" o:title=""/>
             <o:lock v:ext="edit" aspectratio="t"/>
             <w10:wrap type="none"/>
             <w10:anchorlock/>
           </v:shape>
-          <o:OLEObject Type="Embed" ProgID="Equation.KSEE3" ShapeID="_x0000_i1059" DrawAspect="Content" ObjectID="_1468075757" r:id="rId68">
+          <o:OLEObject Type="Embed" ProgID="Equation.KSEE3" ShapeID="_x0000_i1056" DrawAspect="Content" ObjectID="_1468075773" r:id="rId101">
             <o:LockedField>false</o:LockedField>
           </o:OLEObject>
         </w:object>
@@ -4428,8 +5410,68 @@
           <w:sz w:val="24"/>
           <w:lang w:val="en-US" w:eastAsia="zh-CN"/>
         </w:rPr>
-        <w:t xml:space="preserve">                     （式12）</w:t>
-      </w:r>
+        <w:t xml:space="preserve">                （式15）</w:t>
+      </w:r>
+    </w:p>
+    <w:p>
+      <w:pPr>
+        <w:snapToGrid w:val="0"/>
+        <w:spacing w:line="360" w:lineRule="auto"/>
+        <w:jc w:val="both"/>
+        <w:rPr>
+          <w:rFonts w:hint="eastAsia" w:ascii="宋体" w:hAnsi="宋体"/>
+          <w:sz w:val="24"/>
+          <w:lang w:val="en-US" w:eastAsia="zh-CN"/>
+        </w:rPr>
+      </w:pPr>
+    </w:p>
+    <w:p>
+      <w:pPr>
+        <w:snapToGrid w:val="0"/>
+        <w:spacing w:line="360" w:lineRule="auto"/>
+        <w:jc w:val="both"/>
+        <w:rPr>
+          <w:rFonts w:hint="eastAsia" w:ascii="宋体" w:hAnsi="宋体"/>
+          <w:sz w:val="24"/>
+          <w:lang w:val="en-US" w:eastAsia="zh-CN"/>
+        </w:rPr>
+      </w:pPr>
+      <w:r>
+        <w:rPr>
+          <w:rFonts w:hint="eastAsia" w:ascii="宋体" w:hAnsi="宋体"/>
+          <w:sz w:val="24"/>
+          <w:lang w:val="en-US" w:eastAsia="zh-CN"/>
+        </w:rPr>
+        <w:t>由</w:t>
+      </w:r>
+      <w:r>
+        <w:rPr>
+          <w:rFonts w:hint="default" w:ascii="宋体" w:hAnsi="宋体"/>
+          <w:sz w:val="24"/>
+          <w:lang w:val="en-US" w:eastAsia="zh-CN"/>
+        </w:rPr>
+        <w:t>典型二型系统参数关系式</w:t>
+      </w:r>
+      <w:r>
+        <w:rPr>
+          <w:rFonts w:hint="eastAsia" w:ascii="宋体" w:hAnsi="宋体"/>
+          <w:sz w:val="24"/>
+          <w:lang w:val="en-US" w:eastAsia="zh-CN"/>
+        </w:rPr>
+        <w:t>可以计算出：</w:t>
+      </w:r>
+    </w:p>
+    <w:p>
+      <w:pPr>
+        <w:snapToGrid w:val="0"/>
+        <w:spacing w:line="360" w:lineRule="auto"/>
+        <w:jc w:val="both"/>
+        <w:rPr>
+          <w:rFonts w:hint="eastAsia" w:ascii="宋体" w:hAnsi="宋体"/>
+          <w:sz w:val="24"/>
+          <w:lang w:val="en-US" w:eastAsia="zh-CN"/>
+        </w:rPr>
+      </w:pPr>
     </w:p>
     <w:p>
       <w:pPr>
@@ -4445,21 +5487,21 @@
       <w:r>
         <w:rPr>
           <w:rFonts w:hint="default" w:ascii="宋体" w:hAnsi="宋体"/>
-          <w:position w:val="-30"/>
+          <w:position w:val="-12"/>
           <w:sz w:val="24"/>
           <w:lang w:val="en-US" w:eastAsia="zh-CN"/>
         </w:rPr>
         <w:object>
-          <v:shape id="_x0000_i1060" o:spt="75" alt="" type="#_x0000_t75" style="height:34pt;width:65pt;" o:ole="t" filled="f" o:preferrelative="t" stroked="f" coordsize="21600,21600">
+          <v:shape id="_x0000_i1057" o:spt="75" type="#_x0000_t75" style="height:18pt;width:46pt;" o:ole="t" filled="f" o:preferrelative="t" stroked="f" coordsize="21600,21600">
             <v:path/>
             <v:fill on="f" focussize="0,0"/>
             <v:stroke on="f"/>
-            <v:imagedata r:id="rId71" o:title=""/>
+            <v:imagedata r:id="rId104" o:title=""/>
             <o:lock v:ext="edit" aspectratio="t"/>
             <w10:wrap type="none"/>
             <w10:anchorlock/>
           </v:shape>
-          <o:OLEObject Type="Embed" ProgID="Equation.KSEE3" ShapeID="_x0000_i1060" DrawAspect="Content" ObjectID="_1468075758" r:id="rId70">
+          <o:OLEObject Type="Embed" ProgID="Equation.KSEE3" ShapeID="_x0000_i1057" DrawAspect="Content" ObjectID="_1468075774" r:id="rId103">
             <o:LockedField>false</o:LockedField>
           </o:OLEObject>
         </w:object>
@@ -4470,7 +5512,7 @@
           <w:sz w:val="24"/>
           <w:lang w:val="en-US" w:eastAsia="zh-CN"/>
         </w:rPr>
-        <w:t xml:space="preserve">                   （式13）</w:t>
+        <w:t xml:space="preserve">                     （式16）</w:t>
       </w:r>
     </w:p>
     <w:p>
@@ -4492,16 +5534,16 @@
           <w:lang w:val="en-US" w:eastAsia="zh-CN"/>
         </w:rPr>
         <w:object>
-          <v:shape id="_x0000_i1062" o:spt="75" alt="" type="#_x0000_t75" style="height:34pt;width:92pt;" o:ole="t" filled="f" o:preferrelative="t" stroked="f" coordsize="21600,21600">
+          <v:shape id="_x0000_i1058" o:spt="75" type="#_x0000_t75" style="height:34pt;width:65pt;" o:ole="t" filled="f" o:preferrelative="t" stroked="f" coordsize="21600,21600">
             <v:path/>
             <v:fill on="f" focussize="0,0"/>
             <v:stroke on="f"/>
-            <v:imagedata r:id="rId73" o:title=""/>
+            <v:imagedata r:id="rId106" o:title=""/>
             <o:lock v:ext="edit" aspectratio="t"/>
             <w10:wrap type="none"/>
             <w10:anchorlock/>
           </v:shape>
-          <o:OLEObject Type="Embed" ProgID="Equation.KSEE3" ShapeID="_x0000_i1062" DrawAspect="Content" ObjectID="_1468075759" r:id="rId72">
+          <o:OLEObject Type="Embed" ProgID="Equation.KSEE3" ShapeID="_x0000_i1058" DrawAspect="Content" ObjectID="_1468075775" r:id="rId105">
             <o:LockedField>false</o:LockedField>
           </o:OLEObject>
         </w:object>
@@ -4512,7 +5554,49 @@
           <w:sz w:val="24"/>
           <w:lang w:val="en-US" w:eastAsia="zh-CN"/>
         </w:rPr>
-        <w:t xml:space="preserve">               （式14）</w:t>
+        <w:t xml:space="preserve">                   （式17）</w:t>
+      </w:r>
+    </w:p>
+    <w:p>
+      <w:pPr>
+        <w:snapToGrid w:val="0"/>
+        <w:spacing w:line="360" w:lineRule="auto"/>
+        <w:jc w:val="right"/>
+        <w:rPr>
+          <w:rFonts w:hint="default" w:ascii="宋体" w:hAnsi="宋体"/>
+          <w:sz w:val="24"/>
+          <w:lang w:val="en-US" w:eastAsia="zh-CN"/>
+        </w:rPr>
+      </w:pPr>
+      <w:r>
+        <w:rPr>
+          <w:rFonts w:hint="default" w:ascii="宋体" w:hAnsi="宋体"/>
+          <w:position w:val="-30"/>
+          <w:sz w:val="24"/>
+          <w:lang w:val="en-US" w:eastAsia="zh-CN"/>
+        </w:rPr>
+        <w:object>
+          <v:shape id="_x0000_i1059" o:spt="75" type="#_x0000_t75" style="height:34pt;width:92pt;" o:ole="t" filled="f" o:preferrelative="t" stroked="f" coordsize="21600,21600">
+            <v:path/>
+            <v:fill on="f" focussize="0,0"/>
+            <v:stroke on="f"/>
+            <v:imagedata r:id="rId108" o:title=""/>
+            <o:lock v:ext="edit" aspectratio="t"/>
+            <w10:wrap type="none"/>
+            <w10:anchorlock/>
+          </v:shape>
+          <o:OLEObject Type="Embed" ProgID="Equation.KSEE3" ShapeID="_x0000_i1059" DrawAspect="Content" ObjectID="_1468075776" r:id="rId107">
+            <o:LockedField>false</o:LockedField>
+          </o:OLEObject>
+        </w:object>
+      </w:r>
+      <w:r>
+        <w:rPr>
+          <w:rFonts w:hint="eastAsia" w:ascii="宋体" w:hAnsi="宋体"/>
+          <w:sz w:val="24"/>
+          <w:lang w:val="en-US" w:eastAsia="zh-CN"/>
+        </w:rPr>
+        <w:t xml:space="preserve">               （式18）</w:t>
       </w:r>
     </w:p>
     <w:p>
@@ -4521,6 +5605,18 @@
         <w:spacing w:line="360" w:lineRule="auto"/>
         <w:jc w:val="both"/>
         <w:rPr>
+          <w:rFonts w:hint="default" w:ascii="宋体" w:hAnsi="宋体"/>
+          <w:sz w:val="24"/>
+          <w:lang w:val="en-US" w:eastAsia="zh-CN"/>
+        </w:rPr>
+      </w:pPr>
+    </w:p>
+    <w:p>
+      <w:pPr>
+        <w:snapToGrid w:val="0"/>
+        <w:spacing w:line="360" w:lineRule="auto"/>
+        <w:jc w:val="both"/>
+        <w:rPr>
           <w:rFonts w:hint="eastAsia" w:ascii="宋体" w:hAnsi="宋体"/>
           <w:sz w:val="24"/>
           <w:lang w:val="en-US" w:eastAsia="zh-CN"/>
@@ -4541,11 +5637,849 @@
         <w:spacing w:line="360" w:lineRule="auto"/>
         <w:jc w:val="both"/>
         <w:rPr>
+          <w:rFonts w:hint="eastAsia" w:ascii="宋体" w:hAnsi="宋体"/>
+          <w:sz w:val="24"/>
+          <w:lang w:val="en-US" w:eastAsia="zh-CN"/>
+        </w:rPr>
+      </w:pPr>
+    </w:p>
+    <w:p>
+      <w:pPr>
+        <w:bidi w:val="0"/>
+        <w:jc w:val="both"/>
+        <w:rPr>
+          <w:rFonts w:hint="eastAsia" w:ascii="宋体" w:hAnsi="宋体"/>
+          <w:sz w:val="24"/>
+          <w:lang w:val="en-US" w:eastAsia="zh-CN"/>
+        </w:rPr>
+      </w:pPr>
+      <w:r>
+        <w:rPr>
+          <w:rFonts w:hint="eastAsia" w:ascii="宋体" w:hAnsi="宋体"/>
+          <w:sz w:val="24"/>
+          <w:lang w:val="en-US" w:eastAsia="zh-CN"/>
+        </w:rPr>
+        <w:t>对于转速环有:</w:t>
+      </w:r>
+    </w:p>
+    <w:p>
+      <w:pPr>
+        <w:bidi w:val="0"/>
+        <w:jc w:val="right"/>
+        <w:rPr>
+          <w:rFonts w:hint="eastAsia" w:ascii="宋体" w:hAnsi="宋体"/>
+          <w:sz w:val="24"/>
+          <w:lang w:val="en-US" w:eastAsia="zh-CN"/>
+        </w:rPr>
+      </w:pPr>
+      <w:r>
+        <w:rPr>
+          <w:rFonts w:hint="eastAsia" w:ascii="宋体" w:hAnsi="宋体"/>
+          <w:position w:val="-30"/>
+          <w:sz w:val="24"/>
+          <w:lang w:val="en-US" w:eastAsia="zh-CN"/>
+        </w:rPr>
+        <w:object>
+          <v:shape id="_x0000_i1083" o:spt="75" type="#_x0000_t75" style="height:36pt;width:185pt;" o:ole="t" filled="f" o:preferrelative="t" stroked="f" coordsize="21600,21600">
+            <v:path/>
+            <v:fill on="f" focussize="0,0"/>
+            <v:stroke on="f"/>
+            <v:imagedata r:id="rId110" o:title=""/>
+            <o:lock v:ext="edit" aspectratio="t"/>
+            <w10:wrap type="none"/>
+            <w10:anchorlock/>
+          </v:shape>
+          <o:OLEObject Type="Embed" ProgID="Equation.KSEE3" ShapeID="_x0000_i1083" DrawAspect="Content" ObjectID="_1468075777" r:id="rId109">
+            <o:LockedField>false</o:LockedField>
+          </o:OLEObject>
+        </w:object>
+      </w:r>
+      <w:r>
+        <w:rPr>
+          <w:rFonts w:hint="eastAsia" w:ascii="宋体" w:hAnsi="宋体"/>
+          <w:sz w:val="24"/>
+          <w:lang w:val="en-US" w:eastAsia="zh-CN"/>
+        </w:rPr>
+        <w:t xml:space="preserve">           (式19)</w:t>
+      </w:r>
+    </w:p>
+    <w:p>
+      <w:pPr>
+        <w:bidi w:val="0"/>
+        <w:jc w:val="right"/>
+        <w:rPr>
+          <w:rFonts w:hint="eastAsia" w:ascii="宋体" w:hAnsi="宋体"/>
+          <w:sz w:val="24"/>
+          <w:lang w:val="en-US" w:eastAsia="zh-CN"/>
+        </w:rPr>
+      </w:pPr>
+    </w:p>
+    <w:p>
+      <w:pPr>
+        <w:bidi w:val="0"/>
+        <w:jc w:val="both"/>
+        <w:rPr>
+          <w:rFonts w:ascii="Arial" w:hAnsi="Arial" w:eastAsia="Arial" w:cs="Arial"/>
+          <w:i w:val="0"/>
+          <w:iCs w:val="0"/>
+          <w:caps w:val="0"/>
+          <w:color w:val="4D4D4D"/>
+          <w:spacing w:val="0"/>
+          <w:sz w:val="24"/>
+          <w:szCs w:val="24"/>
+          <w:shd w:val="clear" w:fill="FFFFFF"/>
+        </w:rPr>
+      </w:pPr>
+      <w:r>
+        <w:rPr>
+          <w:rFonts w:ascii="Arial" w:hAnsi="Arial" w:eastAsia="Arial" w:cs="Arial"/>
+          <w:i w:val="0"/>
+          <w:iCs w:val="0"/>
+          <w:caps w:val="0"/>
+          <w:color w:val="4D4D4D"/>
+          <w:spacing w:val="0"/>
+          <w:sz w:val="24"/>
+          <w:szCs w:val="24"/>
+          <w:shd w:val="clear" w:fill="FFFFFF"/>
+        </w:rPr>
+        <w:t>取h=5，则ASR超前时间常数</w:t>
+      </w:r>
+      <w:r>
+        <w:rPr>
+          <w:rFonts w:hint="eastAsia" w:ascii="Arial" w:hAnsi="Arial" w:cs="Arial"/>
+          <w:i w:val="0"/>
+          <w:iCs w:val="0"/>
+          <w:caps w:val="0"/>
+          <w:color w:val="4D4D4D"/>
+          <w:spacing w:val="0"/>
+          <w:sz w:val="24"/>
+          <w:szCs w:val="24"/>
+          <w:shd w:val="clear" w:fill="FFFFFF"/>
+          <w:lang w:val="en-US" w:eastAsia="zh-CN"/>
+        </w:rPr>
+        <w:t>为</w:t>
+      </w:r>
+      <w:r>
+        <w:rPr>
+          <w:rFonts w:ascii="Arial" w:hAnsi="Arial" w:eastAsia="Arial" w:cs="Arial"/>
+          <w:i w:val="0"/>
+          <w:iCs w:val="0"/>
+          <w:caps w:val="0"/>
+          <w:color w:val="4D4D4D"/>
+          <w:spacing w:val="0"/>
+          <w:sz w:val="24"/>
+          <w:szCs w:val="24"/>
+          <w:shd w:val="clear" w:fill="FFFFFF"/>
+        </w:rPr>
+        <w:t>：</w:t>
+      </w:r>
+    </w:p>
+    <w:p>
+      <w:pPr>
+        <w:bidi w:val="0"/>
+        <w:jc w:val="both"/>
+        <w:rPr>
+          <w:rFonts w:hint="eastAsia" w:ascii="Arial" w:hAnsi="Arial" w:eastAsia="Arial" w:cs="Arial"/>
+          <w:i w:val="0"/>
+          <w:iCs w:val="0"/>
+          <w:caps w:val="0"/>
+          <w:color w:val="4D4D4D"/>
+          <w:spacing w:val="0"/>
+          <w:sz w:val="24"/>
+          <w:szCs w:val="24"/>
+          <w:shd w:val="clear" w:fill="FFFFFF"/>
+          <w:lang w:val="en-US" w:eastAsia="zh-CN"/>
+        </w:rPr>
+      </w:pPr>
+    </w:p>
+    <w:p>
+      <w:pPr>
+        <w:bidi w:val="0"/>
+        <w:jc w:val="right"/>
+        <w:rPr>
           <w:rFonts w:hint="default" w:ascii="宋体" w:hAnsi="宋体"/>
           <w:sz w:val="24"/>
           <w:lang w:val="en-US" w:eastAsia="zh-CN"/>
         </w:rPr>
       </w:pPr>
+    </w:p>
+    <w:p>
+      <w:pPr>
+        <w:snapToGrid w:val="0"/>
+        <w:spacing w:line="360" w:lineRule="auto"/>
+        <w:jc w:val="right"/>
+        <w:rPr>
+          <w:rFonts w:hint="eastAsia" w:ascii="宋体" w:hAnsi="宋体"/>
+          <w:sz w:val="24"/>
+          <w:lang w:val="en-US" w:eastAsia="zh-CN"/>
+        </w:rPr>
+      </w:pPr>
+      <w:r>
+        <w:rPr>
+          <w:rFonts w:hint="default" w:ascii="宋体" w:hAnsi="宋体"/>
+          <w:position w:val="-12"/>
+          <w:sz w:val="24"/>
+          <w:lang w:val="en-US" w:eastAsia="zh-CN"/>
+        </w:rPr>
+        <w:object>
+          <v:shape id="_x0000_i1084" o:spt="75" type="#_x0000_t75" style="height:18pt;width:294pt;" o:ole="t" filled="f" o:preferrelative="t" stroked="f" coordsize="21600,21600">
+            <v:path/>
+            <v:fill on="f" focussize="0,0"/>
+            <v:stroke on="f"/>
+            <v:imagedata r:id="rId112" o:title=""/>
+            <o:lock v:ext="edit" aspectratio="t"/>
+            <w10:wrap type="none"/>
+            <w10:anchorlock/>
+          </v:shape>
+          <o:OLEObject Type="Embed" ProgID="Equation.KSEE3" ShapeID="_x0000_i1084" DrawAspect="Content" ObjectID="_1468075778" r:id="rId111">
+            <o:LockedField>false</o:LockedField>
+          </o:OLEObject>
+        </w:object>
+      </w:r>
+      <w:r>
+        <w:rPr>
+          <w:rFonts w:hint="eastAsia" w:ascii="宋体" w:hAnsi="宋体"/>
+          <w:sz w:val="24"/>
+          <w:lang w:val="en-US" w:eastAsia="zh-CN"/>
+        </w:rPr>
+        <w:t xml:space="preserve"> （式20）</w:t>
+      </w:r>
+    </w:p>
+    <w:p>
+      <w:pPr>
+        <w:snapToGrid w:val="0"/>
+        <w:spacing w:line="360" w:lineRule="auto"/>
+        <w:jc w:val="right"/>
+        <w:rPr>
+          <w:rFonts w:hint="default" w:ascii="宋体" w:hAnsi="宋体"/>
+          <w:sz w:val="24"/>
+          <w:lang w:val="en-US" w:eastAsia="zh-CN"/>
+        </w:rPr>
+      </w:pPr>
+    </w:p>
+    <w:p>
+      <w:pPr>
+        <w:snapToGrid w:val="0"/>
+        <w:spacing w:line="360" w:lineRule="auto"/>
+        <w:jc w:val="both"/>
+        <w:rPr>
+          <w:rFonts w:hint="default" w:ascii="宋体" w:hAnsi="宋体"/>
+          <w:sz w:val="24"/>
+          <w:lang w:val="en-US" w:eastAsia="zh-CN"/>
+        </w:rPr>
+      </w:pPr>
+      <w:r>
+        <w:rPr>
+          <w:rFonts w:hint="eastAsia" w:ascii="宋体" w:hAnsi="宋体"/>
+          <w:sz w:val="24"/>
+          <w:lang w:val="en-US" w:eastAsia="zh-CN"/>
+        </w:rPr>
+        <w:t>转速开环增益为:</w:t>
+      </w:r>
+    </w:p>
+    <w:p>
+      <w:pPr>
+        <w:snapToGrid w:val="0"/>
+        <w:spacing w:line="360" w:lineRule="auto"/>
+        <w:jc w:val="right"/>
+        <w:rPr>
+          <w:rFonts w:hint="eastAsia" w:ascii="宋体" w:hAnsi="宋体"/>
+          <w:sz w:val="24"/>
+          <w:lang w:val="en-US" w:eastAsia="zh-CN"/>
+        </w:rPr>
+      </w:pPr>
+      <w:r>
+        <w:rPr>
+          <w:rFonts w:hint="default" w:ascii="宋体" w:hAnsi="宋体"/>
+          <w:position w:val="-30"/>
+          <w:sz w:val="24"/>
+          <w:lang w:val="en-US" w:eastAsia="zh-CN"/>
+        </w:rPr>
+        <w:object>
+          <v:shape id="_x0000_i1085" o:spt="75" type="#_x0000_t75" style="height:34pt;width:201pt;" o:ole="t" filled="f" o:preferrelative="t" stroked="f" coordsize="21600,21600">
+            <v:path/>
+            <v:fill on="f" focussize="0,0"/>
+            <v:stroke on="f"/>
+            <v:imagedata r:id="rId114" o:title=""/>
+            <o:lock v:ext="edit" aspectratio="t"/>
+            <w10:wrap type="none"/>
+            <w10:anchorlock/>
+          </v:shape>
+          <o:OLEObject Type="Embed" ProgID="Equation.KSEE3" ShapeID="_x0000_i1085" DrawAspect="Content" ObjectID="_1468075779" r:id="rId113">
+            <o:LockedField>false</o:LockedField>
+          </o:OLEObject>
+        </w:object>
+      </w:r>
+      <w:r>
+        <w:rPr>
+          <w:rFonts w:hint="eastAsia" w:ascii="宋体" w:hAnsi="宋体"/>
+          <w:sz w:val="24"/>
+          <w:lang w:val="en-US" w:eastAsia="zh-CN"/>
+        </w:rPr>
+        <w:t xml:space="preserve">        （式21）</w:t>
+      </w:r>
+    </w:p>
+    <w:p>
+      <w:pPr>
+        <w:snapToGrid w:val="0"/>
+        <w:spacing w:line="360" w:lineRule="auto"/>
+        <w:jc w:val="both"/>
+        <w:rPr>
+          <w:rFonts w:hint="eastAsia" w:ascii="宋体" w:hAnsi="宋体"/>
+          <w:sz w:val="24"/>
+          <w:lang w:val="en-US" w:eastAsia="zh-CN"/>
+        </w:rPr>
+      </w:pPr>
+    </w:p>
+    <w:p>
+      <w:pPr>
+        <w:snapToGrid w:val="0"/>
+        <w:spacing w:line="360" w:lineRule="auto"/>
+        <w:jc w:val="both"/>
+        <w:rPr>
+          <w:rFonts w:hint="eastAsia" w:ascii="宋体" w:hAnsi="宋体"/>
+          <w:sz w:val="24"/>
+          <w:lang w:val="en-US" w:eastAsia="zh-CN"/>
+        </w:rPr>
+      </w:pPr>
+      <w:r>
+        <w:rPr>
+          <w:rFonts w:hint="eastAsia" w:ascii="宋体" w:hAnsi="宋体"/>
+          <w:sz w:val="24"/>
+          <w:lang w:val="en-US" w:eastAsia="zh-CN"/>
+        </w:rPr>
+        <w:t>比例系数为:</w:t>
+      </w:r>
+    </w:p>
+    <w:p>
+      <w:pPr>
+        <w:snapToGrid w:val="0"/>
+        <w:spacing w:line="360" w:lineRule="auto"/>
+        <w:jc w:val="both"/>
+        <w:rPr>
+          <w:rFonts w:hint="default" w:ascii="宋体" w:hAnsi="宋体"/>
+          <w:sz w:val="24"/>
+          <w:lang w:val="en-US" w:eastAsia="zh-CN"/>
+        </w:rPr>
+      </w:pPr>
+    </w:p>
+    <w:p>
+      <w:pPr>
+        <w:snapToGrid w:val="0"/>
+        <w:spacing w:line="360" w:lineRule="auto"/>
+        <w:jc w:val="right"/>
+        <w:rPr>
+          <w:rFonts w:hint="eastAsia" w:ascii="宋体" w:hAnsi="宋体"/>
+          <w:sz w:val="24"/>
+          <w:lang w:val="en-US" w:eastAsia="zh-CN"/>
+        </w:rPr>
+      </w:pPr>
+      <w:r>
+        <w:rPr>
+          <w:rFonts w:hint="default" w:ascii="宋体" w:hAnsi="宋体"/>
+          <w:position w:val="-30"/>
+          <w:sz w:val="24"/>
+          <w:lang w:val="en-US" w:eastAsia="zh-CN"/>
+        </w:rPr>
+        <w:object>
+          <v:shape id="_x0000_i1086" o:spt="75" type="#_x0000_t75" style="height:34pt;width:268pt;" o:ole="t" filled="f" o:preferrelative="t" stroked="f" coordsize="21600,21600">
+            <v:path/>
+            <v:fill on="f" focussize="0,0"/>
+            <v:stroke on="f"/>
+            <v:imagedata r:id="rId116" o:title=""/>
+            <o:lock v:ext="edit" aspectratio="t"/>
+            <w10:wrap type="none"/>
+            <w10:anchorlock/>
+          </v:shape>
+          <o:OLEObject Type="Embed" ProgID="Equation.KSEE3" ShapeID="_x0000_i1086" DrawAspect="Content" ObjectID="_1468075780" r:id="rId115">
+            <o:LockedField>false</o:LockedField>
+          </o:OLEObject>
+        </w:object>
+      </w:r>
+      <w:r>
+        <w:rPr>
+          <w:rFonts w:hint="eastAsia" w:ascii="宋体" w:hAnsi="宋体"/>
+          <w:sz w:val="24"/>
+          <w:lang w:val="en-US" w:eastAsia="zh-CN"/>
+        </w:rPr>
+        <w:t xml:space="preserve">    （式22）</w:t>
+      </w:r>
+    </w:p>
+    <w:p>
+      <w:pPr>
+        <w:snapToGrid w:val="0"/>
+        <w:spacing w:line="360" w:lineRule="auto"/>
+        <w:jc w:val="right"/>
+        <w:rPr>
+          <w:rFonts w:hint="eastAsia" w:ascii="宋体" w:hAnsi="宋体"/>
+          <w:sz w:val="24"/>
+          <w:lang w:val="en-US" w:eastAsia="zh-CN"/>
+        </w:rPr>
+      </w:pPr>
+    </w:p>
+    <w:p>
+      <w:pPr>
+        <w:snapToGrid w:val="0"/>
+        <w:spacing w:line="360" w:lineRule="auto"/>
+        <w:ind w:firstLine="420" w:firstLineChars="0"/>
+        <w:jc w:val="both"/>
+        <w:rPr>
+          <w:rFonts w:hint="eastAsia"/>
+          <w:color w:val="000000" w:themeColor="text1"/>
+          <w:sz w:val="24"/>
+          <w:szCs w:val="32"/>
+          <w:lang w:val="en-US" w:eastAsia="zh-CN"/>
+          <w14:textFill>
+            <w14:solidFill>
+              <w14:schemeClr w14:val="tx1"/>
+            </w14:solidFill>
+          </w14:textFill>
+        </w:rPr>
+      </w:pPr>
+      <w:r>
+        <w:rPr>
+          <w:rFonts w:hint="eastAsia"/>
+          <w:sz w:val="24"/>
+          <w:lang w:val="en-US" w:eastAsia="zh-CN"/>
+        </w:rPr>
+        <w:t>转速环的设计与电流环相似，基于运算放大器我们选取合适参数的元器件数值即可完成电流环的实现,同样选择输入电阻</w:t>
+      </w:r>
+      <w:r>
+        <w:rPr>
+          <w:rFonts w:hint="eastAsia"/>
+          <w:position w:val="-12"/>
+          <w:sz w:val="24"/>
+          <w:lang w:val="en-US" w:eastAsia="zh-CN"/>
+        </w:rPr>
+        <w:object>
+          <v:shape id="_x0000_i1100" o:spt="75" type="#_x0000_t75" style="height:18pt;width:58pt;" o:ole="t" filled="f" o:preferrelative="t" stroked="f" coordsize="21600,21600">
+            <v:path/>
+            <v:fill on="f" focussize="0,0"/>
+            <v:stroke on="f"/>
+            <v:imagedata r:id="rId74" o:title=""/>
+            <o:lock v:ext="edit" aspectratio="t"/>
+            <w10:wrap type="none"/>
+            <w10:anchorlock/>
+          </v:shape>
+          <o:OLEObject Type="Embed" ProgID="Equation.KSEE3" ShapeID="_x0000_i1100" DrawAspect="Content" ObjectID="_1468075781" r:id="rId117">
+            <o:LockedField>false</o:LockedField>
+          </o:OLEObject>
+        </w:object>
+      </w:r>
+      <w:r>
+        <w:rPr>
+          <w:rFonts w:hint="eastAsia"/>
+          <w:sz w:val="24"/>
+          <w:lang w:val="en-US" w:eastAsia="zh-CN"/>
+        </w:rPr>
+        <w:t>,同时因为ASR超前时间常数为</w:t>
+      </w:r>
+      <w:r>
+        <w:rPr>
+          <w:position w:val="-10"/>
+        </w:rPr>
+        <w:object>
+          <v:shape id="_x0000_i1101" o:spt="75" alt="" type="#_x0000_t75" style="height:17pt;width:59pt;" o:ole="t" filled="f" o:preferrelative="t" stroked="f" coordsize="21600,21600">
+            <v:path/>
+            <v:fill on="f" focussize="0,0"/>
+            <v:stroke on="f"/>
+            <v:imagedata r:id="rId119" o:title=""/>
+            <o:lock v:ext="edit" aspectratio="t"/>
+            <w10:wrap type="none"/>
+            <w10:anchorlock/>
+          </v:shape>
+          <o:OLEObject Type="Embed" ProgID="Equation.KSEE3" ShapeID="_x0000_i1101" DrawAspect="Content" ObjectID="_1468075782" r:id="rId118">
+            <o:LockedField>false</o:LockedField>
+          </o:OLEObject>
+        </w:object>
+      </w:r>
+      <w:r>
+        <w:rPr>
+          <w:rFonts w:hint="eastAsia"/>
+          <w:lang w:val="en-US" w:eastAsia="zh-CN"/>
+        </w:rPr>
+        <w:t>,因此也可以求出比例部分的电容与电阻，ASR</w:t>
+      </w:r>
+      <w:r>
+        <w:rPr>
+          <w:rFonts w:hint="eastAsia" w:ascii="宋体" w:hAnsi="宋体"/>
+          <w:sz w:val="24"/>
+        </w:rPr>
+        <w:t>转速反馈滤波时间常数</w:t>
+      </w:r>
+      <w:r>
+        <w:rPr>
+          <w:rFonts w:hint="eastAsia"/>
+          <w:color w:val="000000" w:themeColor="text1"/>
+          <w:position w:val="-12"/>
+          <w:sz w:val="24"/>
+          <w:szCs w:val="32"/>
+          <w14:textFill>
+            <w14:solidFill>
+              <w14:schemeClr w14:val="tx1"/>
+            </w14:solidFill>
+          </w14:textFill>
+        </w:rPr>
+        <w:object>
+          <v:shape id="_x0000_i1102" o:spt="75" alt="" type="#_x0000_t75" style="height:18pt;width:55pt;" o:ole="t" filled="f" o:preferrelative="t" stroked="f" coordsize="21600,21600">
+            <v:path/>
+            <v:fill on="f" focussize="0,0"/>
+            <v:stroke on="f"/>
+            <v:imagedata r:id="rId121" o:title=""/>
+            <o:lock v:ext="edit" aspectratio="t"/>
+            <w10:wrap type="none"/>
+            <w10:anchorlock/>
+          </v:shape>
+          <o:OLEObject Type="Embed" ProgID="Equation.KSEE3" ShapeID="_x0000_i1102" DrawAspect="Content" ObjectID="_1468075783" r:id="rId120">
+            <o:LockedField>false</o:LockedField>
+          </o:OLEObject>
+        </w:object>
+      </w:r>
+      <w:r>
+        <w:rPr>
+          <w:rFonts w:hint="eastAsia"/>
+          <w:color w:val="000000" w:themeColor="text1"/>
+          <w:sz w:val="24"/>
+          <w:szCs w:val="32"/>
+          <w:lang w:eastAsia="zh-CN"/>
+          <w14:textFill>
+            <w14:solidFill>
+              <w14:schemeClr w14:val="tx1"/>
+            </w14:solidFill>
+          </w14:textFill>
+        </w:rPr>
+        <w:t>，</w:t>
+      </w:r>
+      <w:r>
+        <w:rPr>
+          <w:rFonts w:hint="eastAsia"/>
+          <w:color w:val="000000" w:themeColor="text1"/>
+          <w:sz w:val="24"/>
+          <w:szCs w:val="32"/>
+          <w:lang w:val="en-US" w:eastAsia="zh-CN"/>
+          <w14:textFill>
+            <w14:solidFill>
+              <w14:schemeClr w14:val="tx1"/>
+            </w14:solidFill>
+          </w14:textFill>
+        </w:rPr>
+        <w:t>也可以求得反馈部分的电容。</w:t>
+      </w:r>
+    </w:p>
+    <w:p>
+      <w:pPr>
+        <w:snapToGrid w:val="0"/>
+        <w:spacing w:line="360" w:lineRule="auto"/>
+        <w:ind w:firstLine="420" w:firstLineChars="0"/>
+        <w:jc w:val="both"/>
+        <w:rPr>
+          <w:rFonts w:hint="default"/>
+          <w:color w:val="000000" w:themeColor="text1"/>
+          <w:sz w:val="24"/>
+          <w:szCs w:val="32"/>
+          <w:lang w:val="en-US" w:eastAsia="zh-CN"/>
+          <w14:textFill>
+            <w14:solidFill>
+              <w14:schemeClr w14:val="tx1"/>
+            </w14:solidFill>
+          </w14:textFill>
+        </w:rPr>
+      </w:pPr>
+      <w:r>
+        <w:rPr>
+          <w:rFonts w:hint="eastAsia"/>
+          <w:color w:val="000000" w:themeColor="text1"/>
+          <w:sz w:val="24"/>
+          <w:szCs w:val="32"/>
+          <w:lang w:val="en-US" w:eastAsia="zh-CN"/>
+          <w14:textFill>
+            <w14:solidFill>
+              <w14:schemeClr w14:val="tx1"/>
+            </w14:solidFill>
+          </w14:textFill>
+        </w:rPr>
+        <w:t>由此，可得：</w:t>
+      </w:r>
+    </w:p>
+    <w:p>
+      <w:pPr>
+        <w:snapToGrid w:val="0"/>
+        <w:spacing w:line="360" w:lineRule="auto"/>
+        <w:ind w:firstLine="420" w:firstLineChars="0"/>
+        <w:jc w:val="both"/>
+        <w:rPr>
+          <w:rFonts w:hint="eastAsia"/>
+          <w:color w:val="000000" w:themeColor="text1"/>
+          <w:sz w:val="24"/>
+          <w:szCs w:val="32"/>
+          <w:lang w:val="en-US" w:eastAsia="zh-CN"/>
+          <w14:textFill>
+            <w14:solidFill>
+              <w14:schemeClr w14:val="tx1"/>
+            </w14:solidFill>
+          </w14:textFill>
+        </w:rPr>
+      </w:pPr>
+    </w:p>
+    <w:p>
+      <w:pPr>
+        <w:snapToGrid w:val="0"/>
+        <w:spacing w:line="360" w:lineRule="auto"/>
+        <w:ind w:left="420" w:leftChars="0" w:firstLine="420" w:firstLineChars="0"/>
+        <w:jc w:val="right"/>
+        <w:rPr>
+          <w:rFonts w:hint="eastAsia"/>
+          <w:sz w:val="24"/>
+          <w:lang w:val="en-US" w:eastAsia="zh-CN"/>
+        </w:rPr>
+      </w:pPr>
+      <w:r>
+        <w:rPr>
+          <w:rFonts w:hint="default"/>
+          <w:position w:val="-12"/>
+          <w:sz w:val="24"/>
+          <w:lang w:val="en-US" w:eastAsia="zh-CN"/>
+        </w:rPr>
+        <w:object>
+          <v:shape id="_x0000_i1103" o:spt="75" alt="" type="#_x0000_t75" style="height:18pt;width:170pt;" o:ole="t" filled="f" o:preferrelative="t" stroked="f" coordsize="21600,21600">
+            <v:path/>
+            <v:fill on="f" focussize="0,0"/>
+            <v:stroke on="f"/>
+            <v:imagedata r:id="rId123" o:title=""/>
+            <o:lock v:ext="edit" aspectratio="t"/>
+            <w10:wrap type="none"/>
+            <w10:anchorlock/>
+          </v:shape>
+          <o:OLEObject Type="Embed" ProgID="Equation.KSEE3" ShapeID="_x0000_i1103" DrawAspect="Content" ObjectID="_1468075784" r:id="rId122">
+            <o:LockedField>false</o:LockedField>
+          </o:OLEObject>
+        </w:object>
+      </w:r>
+      <w:r>
+        <w:rPr>
+          <w:rFonts w:hint="eastAsia"/>
+          <w:sz w:val="24"/>
+          <w:lang w:val="en-US" w:eastAsia="zh-CN"/>
+        </w:rPr>
+        <w:t xml:space="preserve">           （式13）</w:t>
+      </w:r>
+    </w:p>
+    <w:p>
+      <w:pPr>
+        <w:snapToGrid w:val="0"/>
+        <w:spacing w:line="360" w:lineRule="auto"/>
+        <w:ind w:left="420" w:leftChars="0" w:firstLine="420" w:firstLineChars="0"/>
+        <w:jc w:val="right"/>
+        <w:rPr>
+          <w:rFonts w:hint="eastAsia"/>
+          <w:sz w:val="24"/>
+          <w:lang w:val="en-US" w:eastAsia="zh-CN"/>
+        </w:rPr>
+      </w:pPr>
+      <w:r>
+        <w:rPr>
+          <w:rFonts w:hint="default"/>
+          <w:position w:val="-30"/>
+          <w:sz w:val="24"/>
+          <w:lang w:val="en-US" w:eastAsia="zh-CN"/>
+        </w:rPr>
+        <w:object>
+          <v:shape id="_x0000_i1104" o:spt="75" alt="" type="#_x0000_t75" style="height:34pt;width:154pt;" o:ole="t" filled="f" o:preferrelative="t" stroked="f" coordsize="21600,21600">
+            <v:path/>
+            <v:fill on="f" focussize="0,0"/>
+            <v:stroke on="f"/>
+            <v:imagedata r:id="rId125" o:title=""/>
+            <o:lock v:ext="edit" aspectratio="t"/>
+            <w10:wrap type="none"/>
+            <w10:anchorlock/>
+          </v:shape>
+          <o:OLEObject Type="Embed" ProgID="Equation.KSEE3" ShapeID="_x0000_i1104" DrawAspect="Content" ObjectID="_1468075785" r:id="rId124">
+            <o:LockedField>false</o:LockedField>
+          </o:OLEObject>
+        </w:object>
+      </w:r>
+      <w:r>
+        <w:rPr>
+          <w:rFonts w:hint="eastAsia"/>
+          <w:sz w:val="24"/>
+          <w:lang w:val="en-US" w:eastAsia="zh-CN"/>
+        </w:rPr>
+        <w:t xml:space="preserve">             （式13）</w:t>
+      </w:r>
+    </w:p>
+    <w:p>
+      <w:pPr>
+        <w:snapToGrid w:val="0"/>
+        <w:spacing w:line="360" w:lineRule="auto"/>
+        <w:ind w:left="420" w:leftChars="0" w:firstLine="420" w:firstLineChars="0"/>
+        <w:jc w:val="right"/>
+        <w:rPr>
+          <w:rFonts w:hint="eastAsia"/>
+          <w:sz w:val="24"/>
+          <w:lang w:val="en-US" w:eastAsia="zh-CN"/>
+        </w:rPr>
+      </w:pPr>
+      <w:r>
+        <w:rPr>
+          <w:rFonts w:hint="default"/>
+          <w:position w:val="-30"/>
+          <w:sz w:val="24"/>
+          <w:lang w:val="en-US" w:eastAsia="zh-CN"/>
+        </w:rPr>
+        <w:object>
+          <v:shape id="_x0000_i1105" o:spt="75" alt="" type="#_x0000_t75" style="height:34pt;width:154pt;" o:ole="t" filled="f" o:preferrelative="t" stroked="f" coordsize="21600,21600">
+            <v:path/>
+            <v:fill on="f" focussize="0,0"/>
+            <v:stroke on="f"/>
+            <v:imagedata r:id="rId127" o:title=""/>
+            <o:lock v:ext="edit" aspectratio="t"/>
+            <w10:wrap type="none"/>
+            <w10:anchorlock/>
+          </v:shape>
+          <o:OLEObject Type="Embed" ProgID="Equation.KSEE3" ShapeID="_x0000_i1105" DrawAspect="Content" ObjectID="_1468075786" r:id="rId126">
+            <o:LockedField>false</o:LockedField>
+          </o:OLEObject>
+        </w:object>
+      </w:r>
+      <w:r>
+        <w:rPr>
+          <w:rFonts w:hint="eastAsia"/>
+          <w:sz w:val="24"/>
+          <w:lang w:val="en-US" w:eastAsia="zh-CN"/>
+        </w:rPr>
+        <w:t xml:space="preserve">             （式13）</w:t>
+      </w:r>
+    </w:p>
+    <w:p>
+      <w:pPr>
+        <w:snapToGrid w:val="0"/>
+        <w:spacing w:line="360" w:lineRule="auto"/>
+        <w:ind w:firstLine="420" w:firstLineChars="0"/>
+        <w:jc w:val="both"/>
+        <w:rPr>
+          <w:rFonts w:hint="default"/>
+          <w:color w:val="000000" w:themeColor="text1"/>
+          <w:sz w:val="24"/>
+          <w:szCs w:val="32"/>
+          <w:lang w:val="en-US" w:eastAsia="zh-CN"/>
+          <w14:textFill>
+            <w14:solidFill>
+              <w14:schemeClr w14:val="tx1"/>
+            </w14:solidFill>
+          </w14:textFill>
+        </w:rPr>
+      </w:pPr>
+    </w:p>
+    <w:p>
+      <w:pPr>
+        <w:snapToGrid w:val="0"/>
+        <w:spacing w:line="360" w:lineRule="auto"/>
+        <w:jc w:val="both"/>
+        <w:rPr>
+          <w:rFonts w:hint="eastAsia"/>
+          <w:sz w:val="24"/>
+          <w:lang w:val="en-US" w:eastAsia="zh-CN"/>
+        </w:rPr>
+      </w:pPr>
+      <w:r>
+        <w:rPr>
+          <w:rFonts w:hint="eastAsia"/>
+          <w:sz w:val="24"/>
+          <w:lang w:val="en-US" w:eastAsia="zh-CN"/>
+        </w:rPr>
+        <w:t>转速环的模拟电路设计如图5</w:t>
+      </w:r>
+    </w:p>
+    <w:p>
+      <w:pPr>
+        <w:snapToGrid w:val="0"/>
+        <w:spacing w:line="360" w:lineRule="auto"/>
+        <w:jc w:val="both"/>
+        <w:rPr>
+          <w:rFonts w:hint="eastAsia"/>
+          <w:sz w:val="24"/>
+          <w:lang w:val="en-US" w:eastAsia="zh-CN"/>
+        </w:rPr>
+      </w:pPr>
+    </w:p>
+    <w:p>
+      <w:pPr>
+        <w:snapToGrid w:val="0"/>
+        <w:spacing w:line="360" w:lineRule="auto"/>
+        <w:jc w:val="both"/>
+        <w:rPr>
+          <w:rFonts w:hint="default"/>
+          <w:sz w:val="24"/>
+          <w:lang w:val="en-US" w:eastAsia="zh-CN"/>
+        </w:rPr>
+      </w:pPr>
+      <w:r>
+        <w:drawing>
+          <wp:inline distT="0" distB="0" distL="114300" distR="114300">
+            <wp:extent cx="5273040" cy="2694940"/>
+            <wp:effectExtent l="0" t="0" r="3810" b="10160"/>
+            <wp:docPr id="6" name="图片 83"/>
+            <wp:cNvGraphicFramePr>
+              <a:graphicFrameLocks xmlns:a="http://schemas.openxmlformats.org/drawingml/2006/main" noChangeAspect="1"/>
+            </wp:cNvGraphicFramePr>
+            <a:graphic xmlns:a="http://schemas.openxmlformats.org/drawingml/2006/main">
+              <a:graphicData uri="http://schemas.openxmlformats.org/drawingml/2006/picture">
+                <pic:pic xmlns:pic="http://schemas.openxmlformats.org/drawingml/2006/picture">
+                  <pic:nvPicPr>
+                    <pic:cNvPr id="6" name="图片 83"/>
+                    <pic:cNvPicPr>
+                      <a:picLocks noChangeAspect="1"/>
+                    </pic:cNvPicPr>
+                  </pic:nvPicPr>
+                  <pic:blipFill>
+                    <a:blip r:embed="rId128"/>
+                    <a:stretch>
+                      <a:fillRect/>
+                    </a:stretch>
+                  </pic:blipFill>
+                  <pic:spPr>
+                    <a:xfrm>
+                      <a:off x="0" y="0"/>
+                      <a:ext cx="5273040" cy="2694940"/>
+                    </a:xfrm>
+                    <a:prstGeom prst="rect">
+                      <a:avLst/>
+                    </a:prstGeom>
+                    <a:noFill/>
+                    <a:ln>
+                      <a:noFill/>
+                    </a:ln>
+                  </pic:spPr>
+                </pic:pic>
+              </a:graphicData>
+            </a:graphic>
+          </wp:inline>
+        </w:drawing>
+      </w:r>
+    </w:p>
+    <w:p>
+      <w:pPr>
+        <w:snapToGrid w:val="0"/>
+        <w:spacing w:line="360" w:lineRule="auto"/>
+        <w:jc w:val="both"/>
+        <w:rPr>
+          <w:rFonts w:hint="eastAsia" w:ascii="宋体" w:hAnsi="宋体"/>
+          <w:sz w:val="24"/>
+          <w:lang w:val="en-US" w:eastAsia="zh-CN"/>
+        </w:rPr>
+      </w:pPr>
+    </w:p>
+    <w:p>
+      <w:pPr>
+        <w:snapToGrid w:val="0"/>
+        <w:spacing w:line="360" w:lineRule="auto"/>
+        <w:jc w:val="both"/>
+        <w:rPr>
+          <w:rFonts w:hint="default" w:ascii="宋体" w:hAnsi="宋体"/>
+          <w:sz w:val="24"/>
+          <w:lang w:val="en-US" w:eastAsia="zh-CN"/>
+        </w:rPr>
+      </w:pPr>
       <w:r>
         <w:rPr>
           <w:rFonts w:hint="eastAsia" w:ascii="宋体" w:hAnsi="宋体"/>
@@ -4559,9 +6493,9 @@
       <w:pPr>
         <w:jc w:val="left"/>
         <w:rPr>
-          <w:rFonts w:ascii="黑体" w:eastAsia="黑体"/>
-          <w:sz w:val="30"/>
-          <w:szCs w:val="30"/>
+          <w:rFonts w:hint="eastAsia" w:ascii="宋体" w:hAnsi="宋体"/>
+          <w:sz w:val="24"/>
+          <w:lang w:val="en-US" w:eastAsia="zh-CN"/>
         </w:rPr>
       </w:pPr>
       <w:r>
@@ -4584,11 +6518,70 @@
     </w:p>
     <w:p>
       <w:pPr>
-        <w:snapToGrid w:val="0"/>
-        <w:spacing w:line="360" w:lineRule="auto"/>
-        <w:rPr>
-          <w:rFonts w:ascii="宋体" w:hAnsi="宋体"/>
-          <w:szCs w:val="21"/>
+        <w:bidi w:val="0"/>
+        <w:jc w:val="both"/>
+        <w:rPr>
+          <w:rFonts w:hint="eastAsia" w:ascii="宋体" w:hAnsi="宋体"/>
+          <w:sz w:val="24"/>
+          <w:lang w:val="en-US" w:eastAsia="zh-CN"/>
+        </w:rPr>
+      </w:pPr>
+      <w:bookmarkStart w:id="0" w:name="_GoBack"/>
+      <w:bookmarkEnd w:id="0"/>
+    </w:p>
+    <w:p>
+      <w:pPr>
+        <w:bidi w:val="0"/>
+        <w:jc w:val="both"/>
+        <w:rPr>
+          <w:rFonts w:hint="eastAsia" w:ascii="宋体" w:hAnsi="宋体"/>
+          <w:sz w:val="24"/>
+          <w:lang w:val="en-US" w:eastAsia="zh-CN"/>
+        </w:rPr>
+      </w:pPr>
+    </w:p>
+    <w:p>
+      <w:pPr>
+        <w:bidi w:val="0"/>
+        <w:jc w:val="both"/>
+        <w:rPr>
+          <w:rFonts w:hint="eastAsia" w:ascii="宋体" w:hAnsi="宋体"/>
+          <w:sz w:val="24"/>
+          <w:lang w:val="en-US" w:eastAsia="zh-CN"/>
+        </w:rPr>
+      </w:pPr>
+    </w:p>
+    <w:p>
+      <w:pPr>
+        <w:bidi w:val="0"/>
+        <w:jc w:val="both"/>
+        <w:rPr>
+          <w:rFonts w:hint="eastAsia" w:ascii="宋体" w:hAnsi="宋体"/>
+          <w:sz w:val="24"/>
+          <w:lang w:val="en-US" w:eastAsia="zh-CN"/>
+        </w:rPr>
+      </w:pPr>
+    </w:p>
+    <w:p>
+      <w:pPr>
+        <w:bidi w:val="0"/>
+        <w:jc w:val="both"/>
+        <w:rPr>
+          <w:rFonts w:hint="eastAsia" w:ascii="宋体" w:hAnsi="宋体"/>
+          <w:sz w:val="24"/>
+          <w:lang w:val="en-US" w:eastAsia="zh-CN"/>
+        </w:rPr>
+      </w:pPr>
+    </w:p>
+    <w:p>
+      <w:pPr>
+        <w:bidi w:val="0"/>
+        <w:ind w:firstLine="420" w:firstLineChars="0"/>
+        <w:jc w:val="both"/>
+        <w:rPr>
+          <w:rFonts w:hint="default" w:ascii="宋体" w:hAnsi="宋体"/>
+          <w:sz w:val="24"/>
+          <w:lang w:val="en-US" w:eastAsia="zh-CN"/>
         </w:rPr>
       </w:pPr>
     </w:p>
@@ -4836,7 +6829,7 @@
     <w:lsdException w:qFormat="1" w:unhideWhenUsed="0" w:uiPriority="0" w:semiHidden="0" w:name="Title"/>
     <w:lsdException w:unhideWhenUsed="0" w:uiPriority="0" w:semiHidden="0" w:name="Closing"/>
     <w:lsdException w:unhideWhenUsed="0" w:uiPriority="0" w:semiHidden="0" w:name="Signature"/>
-    <w:lsdException w:unhideWhenUsed="0" w:uiPriority="0" w:name="Default Paragraph Font"/>
+    <w:lsdException w:qFormat="1" w:unhideWhenUsed="0" w:uiPriority="0" w:name="Default Paragraph Font"/>
     <w:lsdException w:unhideWhenUsed="0" w:uiPriority="0" w:semiHidden="0" w:name="Body Text"/>
     <w:lsdException w:unhideWhenUsed="0" w:uiPriority="0" w:semiHidden="0" w:name="Body Text Indent"/>
     <w:lsdException w:unhideWhenUsed="0" w:uiPriority="0" w:semiHidden="0" w:name="List Continue"/>
@@ -4863,7 +6856,7 @@
     <w:lsdException w:unhideWhenUsed="0" w:uiPriority="0" w:semiHidden="0" w:name="Document Map"/>
     <w:lsdException w:qFormat="1" w:unhideWhenUsed="0" w:uiPriority="0" w:semiHidden="0" w:name="Plain Text"/>
     <w:lsdException w:unhideWhenUsed="0" w:uiPriority="0" w:semiHidden="0" w:name="E-mail Signature"/>
-    <w:lsdException w:unhideWhenUsed="0" w:uiPriority="0" w:semiHidden="0" w:name="Normal (Web)"/>
+    <w:lsdException w:qFormat="1" w:unhideWhenUsed="0" w:uiPriority="0" w:semiHidden="0" w:name="Normal (Web)"/>
     <w:lsdException w:unhideWhenUsed="0" w:uiPriority="0" w:semiHidden="0" w:name="HTML Acronym"/>
     <w:lsdException w:unhideWhenUsed="0" w:uiPriority="0" w:semiHidden="0" w:name="HTML Address"/>
     <w:lsdException w:unhideWhenUsed="0" w:uiPriority="0" w:semiHidden="0" w:name="HTML Cite"/>
@@ -4874,7 +6867,7 @@
     <w:lsdException w:unhideWhenUsed="0" w:uiPriority="0" w:semiHidden="0" w:name="HTML Sample"/>
     <w:lsdException w:unhideWhenUsed="0" w:uiPriority="0" w:semiHidden="0" w:name="HTML Typewriter"/>
     <w:lsdException w:unhideWhenUsed="0" w:uiPriority="0" w:semiHidden="0" w:name="HTML Variable"/>
-    <w:lsdException w:unhideWhenUsed="0" w:uiPriority="0" w:name="Normal Table"/>
+    <w:lsdException w:qFormat="1" w:unhideWhenUsed="0" w:uiPriority="0" w:name="Normal Table"/>
     <w:lsdException w:unhideWhenUsed="0" w:uiPriority="0" w:semiHidden="0" w:name="annotation subject"/>
     <w:lsdException w:unhideWhenUsed="0" w:uiPriority="0" w:semiHidden="0" w:name="Table Simple 1"/>
     <w:lsdException w:unhideWhenUsed="0" w:uiPriority="0" w:semiHidden="0" w:name="Table Simple 2"/>
@@ -5116,11 +7109,13 @@
   <w:style w:type="character" w:default="1" w:styleId="9">
     <w:name w:val="Default Paragraph Font"/>
     <w:semiHidden/>
+    <w:qFormat/>
     <w:uiPriority w:val="0"/>
   </w:style>
   <w:style w:type="table" w:default="1" w:styleId="8">
     <w:name w:val="Normal Table"/>
     <w:semiHidden/>
+    <w:qFormat/>
     <w:uiPriority w:val="0"/>
     <w:tblPr>
       <w:tblCellMar>
@@ -5144,6 +7139,7 @@
   <w:style w:type="paragraph" w:styleId="7">
     <w:name w:val="Normal (Web)"/>
     <w:basedOn w:val="1"/>
+    <w:qFormat/>
     <w:uiPriority w:val="0"/>
     <w:pPr>
       <w:spacing w:before="0" w:beforeAutospacing="1" w:after="0" w:afterAutospacing="1"/>

--- a/作业以及重要文件/大四/第四次课设电机拖动/课程报告.docx
+++ b/作业以及重要文件/大四/第四次课设电机拖动/课程报告.docx
@@ -388,16 +388,7 @@
       <w:pPr>
         <w:spacing w:line="360" w:lineRule="auto"/>
         <w:rPr>
-          <w:rFonts w:ascii="Times New Roman" w:hAnsi="Times New Roman"/>
-          <w:sz w:val="24"/>
-        </w:rPr>
-      </w:pPr>
-    </w:p>
-    <w:p>
-      <w:pPr>
-        <w:spacing w:line="360" w:lineRule="auto"/>
-        <w:rPr>
-          <w:rFonts w:ascii="Times New Roman" w:hAnsi="Times New Roman"/>
+          <w:rFonts w:ascii="Times New Roman" w:hAnsi="Times New Roman" w:hint="eastAsia"/>
           <w:sz w:val="24"/>
         </w:rPr>
       </w:pPr>
@@ -418,6 +409,7 @@
           <w:sz w:val="30"/>
           <w:szCs w:val="30"/>
         </w:rPr>
+        <w:lastRenderedPageBreak/>
         <w:t>1</w:t>
       </w:r>
       <w:r>
@@ -441,8 +433,9 @@
     <w:p>
       <w:pPr>
         <w:spacing w:line="440" w:lineRule="exact"/>
-        <w:rPr>
-          <w:rFonts w:ascii="Times New Roman" w:hAnsi="Times New Roman"/>
+        <w:ind w:firstLine="420"/>
+        <w:rPr>
+          <w:rFonts w:asciiTheme="minorEastAsia" w:eastAsiaTheme="minorEastAsia" w:hAnsiTheme="minorEastAsia"/>
           <w:b/>
           <w:bCs/>
           <w:sz w:val="24"/>
@@ -450,21 +443,14 @@
       </w:pPr>
       <w:r>
         <w:rPr>
-          <w:rFonts w:ascii="Times New Roman" w:hAnsi="Times New Roman" w:hint="eastAsia"/>
-          <w:sz w:val="24"/>
-        </w:rPr>
-        <w:t>1</w:t>
-      </w:r>
-      <w:r>
-        <w:rPr>
-          <w:rFonts w:ascii="宋体" w:hAnsi="宋体" w:hint="eastAsia"/>
-          <w:sz w:val="24"/>
-        </w:rPr>
-        <w:t>、要求转速、电流反馈控制直流调速系统稳态无静差，电流环的超调量</w:t>
-      </w:r>
-      <w:r>
-        <w:rPr>
-          <w:rFonts w:ascii="宋体" w:hAnsi="宋体"/>
+          <w:rFonts w:asciiTheme="minorEastAsia" w:eastAsiaTheme="minorEastAsia" w:hAnsiTheme="minorEastAsia" w:hint="eastAsia"/>
+          <w:sz w:val="24"/>
+        </w:rPr>
+        <w:t>1、要求转速、电流反馈控制直流调速系统稳态无静差，电流环的超调量</w:t>
+      </w:r>
+      <w:r>
+        <w:rPr>
+          <w:rFonts w:asciiTheme="minorEastAsia" w:eastAsiaTheme="minorEastAsia" w:hAnsiTheme="minorEastAsia"/>
           <w:position w:val="-6"/>
           <w:sz w:val="24"/>
         </w:rPr>
@@ -488,108 +474,108 @@
             <v:path o:extrusionok="f" gradientshapeok="t" o:connecttype="rect"/>
             <o:lock v:ext="edit" aspectratio="t"/>
           </v:shapetype>
-          <v:shape id="_x0000_i1025" type="#_x0000_t75" style="width:12pt;height:11.5pt" o:ole="">
+          <v:shape id="_x0000_i1025" type="#_x0000_t75" style="width:12.05pt;height:11.45pt" o:ole="">
             <v:imagedata r:id="rId8" o:title=""/>
           </v:shape>
-          <o:OLEObject Type="Embed" ProgID="Equation.3" ShapeID="_x0000_i1025" DrawAspect="Content" ObjectID="_1797260269" r:id="rId9"/>
+          <o:OLEObject Type="Embed" ProgID="Equation.3" ShapeID="_x0000_i1025" DrawAspect="Content" ObjectID="_1797274791" r:id="rId9"/>
         </w:object>
       </w:r>
       <w:r>
         <w:rPr>
-          <w:rFonts w:ascii="宋体" w:hAnsi="宋体"/>
+          <w:rFonts w:asciiTheme="minorEastAsia" w:eastAsiaTheme="minorEastAsia" w:hAnsiTheme="minorEastAsia"/>
           <w:position w:val="-12"/>
           <w:sz w:val="24"/>
         </w:rPr>
         <w:object w:dxaOrig="120" w:dyaOrig="360" w14:anchorId="66646A19">
-          <v:shape id="_x0000_i1026" type="#_x0000_t75" style="width:6pt;height:18pt" o:ole="">
+          <v:shape id="_x0000_i1026" type="#_x0000_t75" style="width:5.9pt;height:17.95pt" o:ole="">
             <v:imagedata r:id="rId10" o:title=""/>
           </v:shape>
-          <o:OLEObject Type="Embed" ProgID="Equation.3" ShapeID="_x0000_i1026" DrawAspect="Content" ObjectID="_1797260270" r:id="rId11"/>
+          <o:OLEObject Type="Embed" ProgID="Equation.3" ShapeID="_x0000_i1026" DrawAspect="Content" ObjectID="_1797274792" r:id="rId11"/>
         </w:object>
       </w:r>
       <w:r>
         <w:rPr>
-          <w:rFonts w:ascii="宋体" w:hAnsi="宋体"/>
+          <w:rFonts w:asciiTheme="minorEastAsia" w:eastAsiaTheme="minorEastAsia" w:hAnsiTheme="minorEastAsia"/>
           <w:position w:val="-4"/>
           <w:sz w:val="24"/>
         </w:rPr>
         <w:object w:dxaOrig="195" w:dyaOrig="240" w14:anchorId="35473200">
-          <v:shape id="_x0000_i1027" type="#_x0000_t75" style="width:10pt;height:12pt" o:ole="">
+          <v:shape id="_x0000_i1027" type="#_x0000_t75" style="width:10pt;height:12.05pt" o:ole="">
             <v:imagedata r:id="rId12" o:title=""/>
           </v:shape>
-          <o:OLEObject Type="Embed" ProgID="Equation.3" ShapeID="_x0000_i1027" DrawAspect="Content" ObjectID="_1797260271" r:id="rId13"/>
+          <o:OLEObject Type="Embed" ProgID="Equation.3" ShapeID="_x0000_i1027" DrawAspect="Content" ObjectID="_1797274793" r:id="rId13"/>
         </w:object>
       </w:r>
       <w:r>
         <w:rPr>
-          <w:rFonts w:ascii="Times New Roman" w:hAnsi="Times New Roman"/>
+          <w:rFonts w:asciiTheme="minorEastAsia" w:eastAsiaTheme="minorEastAsia" w:hAnsiTheme="minorEastAsia"/>
           <w:sz w:val="24"/>
         </w:rPr>
         <w:t>5%</w:t>
       </w:r>
       <w:r>
         <w:rPr>
-          <w:rFonts w:ascii="宋体" w:hAnsi="宋体" w:hint="eastAsia"/>
+          <w:rFonts w:asciiTheme="minorEastAsia" w:eastAsiaTheme="minorEastAsia" w:hAnsiTheme="minorEastAsia" w:hint="eastAsia"/>
           <w:sz w:val="24"/>
         </w:rPr>
         <w:t>，系统从空载起动到额定转速时的转速</w:t>
       </w:r>
       <w:r>
         <w:rPr>
-          <w:rFonts w:ascii="Times New Roman" w:hAnsi="Times New Roman"/>
+          <w:rFonts w:asciiTheme="minorEastAsia" w:eastAsiaTheme="minorEastAsia" w:hAnsiTheme="minorEastAsia"/>
           <w:sz w:val="24"/>
         </w:rPr>
         <w:t>超调量</w:t>
       </w:r>
       <w:r>
         <w:rPr>
-          <w:rFonts w:ascii="Times New Roman" w:hAnsi="Times New Roman"/>
+          <w:rFonts w:asciiTheme="minorEastAsia" w:eastAsiaTheme="minorEastAsia" w:hAnsiTheme="minorEastAsia"/>
           <w:position w:val="-6"/>
           <w:sz w:val="24"/>
         </w:rPr>
         <w:object w:dxaOrig="240" w:dyaOrig="225" w14:anchorId="0755F994">
-          <v:shape id="_x0000_i1028" type="#_x0000_t75" style="width:12pt;height:11.5pt" o:ole="">
+          <v:shape id="_x0000_i1028" type="#_x0000_t75" style="width:12.05pt;height:11.45pt" o:ole="">
             <v:imagedata r:id="rId14" o:title=""/>
           </v:shape>
-          <o:OLEObject Type="Embed" ProgID="Equation.3" ShapeID="_x0000_i1028" DrawAspect="Content" ObjectID="_1797260272" r:id="rId15"/>
+          <o:OLEObject Type="Embed" ProgID="Equation.3" ShapeID="_x0000_i1028" DrawAspect="Content" ObjectID="_1797274794" r:id="rId15"/>
         </w:object>
       </w:r>
       <w:r>
         <w:rPr>
-          <w:rFonts w:ascii="Times New Roman" w:hAnsi="Times New Roman"/>
+          <w:rFonts w:asciiTheme="minorEastAsia" w:eastAsiaTheme="minorEastAsia" w:hAnsiTheme="minorEastAsia"/>
           <w:position w:val="-12"/>
           <w:sz w:val="24"/>
         </w:rPr>
         <w:object w:dxaOrig="165" w:dyaOrig="360" w14:anchorId="08545280">
-          <v:shape id="_x0000_i1029" type="#_x0000_t75" style="width:8.5pt;height:18pt" o:ole="">
+          <v:shape id="_x0000_i1029" type="#_x0000_t75" style="width:8.5pt;height:17.95pt" o:ole="">
             <v:imagedata r:id="rId16" o:title=""/>
           </v:shape>
-          <o:OLEObject Type="Embed" ProgID="Equation.3" ShapeID="_x0000_i1029" DrawAspect="Content" ObjectID="_1797260273" r:id="rId17"/>
+          <o:OLEObject Type="Embed" ProgID="Equation.3" ShapeID="_x0000_i1029" DrawAspect="Content" ObjectID="_1797274795" r:id="rId17"/>
         </w:object>
       </w:r>
       <w:r>
         <w:rPr>
-          <w:rFonts w:ascii="Times New Roman" w:hAnsi="Times New Roman"/>
+          <w:rFonts w:asciiTheme="minorEastAsia" w:eastAsiaTheme="minorEastAsia" w:hAnsiTheme="minorEastAsia"/>
           <w:position w:val="-4"/>
           <w:sz w:val="24"/>
         </w:rPr>
         <w:object w:dxaOrig="195" w:dyaOrig="240" w14:anchorId="25EDA0AA">
-          <v:shape id="_x0000_i1030" type="#_x0000_t75" style="width:10pt;height:12pt" o:ole="">
+          <v:shape id="_x0000_i1030" type="#_x0000_t75" style="width:10pt;height:12.05pt" o:ole="">
             <v:imagedata r:id="rId18" o:title=""/>
           </v:shape>
-          <o:OLEObject Type="Embed" ProgID="Equation.3" ShapeID="_x0000_i1030" DrawAspect="Content" ObjectID="_1797260274" r:id="rId19"/>
+          <o:OLEObject Type="Embed" ProgID="Equation.3" ShapeID="_x0000_i1030" DrawAspect="Content" ObjectID="_1797274796" r:id="rId19"/>
         </w:object>
       </w:r>
       <w:r>
         <w:rPr>
-          <w:rFonts w:ascii="Times New Roman" w:hAnsi="Times New Roman"/>
+          <w:rFonts w:asciiTheme="minorEastAsia" w:eastAsiaTheme="minorEastAsia" w:hAnsiTheme="minorEastAsia"/>
           <w:sz w:val="24"/>
         </w:rPr>
         <w:t>10%</w:t>
       </w:r>
       <w:r>
         <w:rPr>
-          <w:rFonts w:ascii="Times New Roman" w:hAnsi="Times New Roman" w:hint="eastAsia"/>
+          <w:rFonts w:asciiTheme="minorEastAsia" w:eastAsiaTheme="minorEastAsia" w:hAnsiTheme="minorEastAsia" w:hint="eastAsia"/>
           <w:sz w:val="24"/>
         </w:rPr>
         <w:t>；</w:t>
@@ -598,132 +584,114 @@
     <w:p>
       <w:pPr>
         <w:tabs>
-          <w:tab w:val="left" w:pos="1080"/>
+          <w:tab w:val="left" w:pos="360"/>
           <w:tab w:val="left" w:pos="1260"/>
         </w:tabs>
         <w:spacing w:line="360" w:lineRule="auto"/>
         <w:rPr>
-          <w:sz w:val="24"/>
-        </w:rPr>
-      </w:pPr>
-      <w:r>
-        <w:rPr>
-          <w:rFonts w:ascii="Times New Roman" w:hAnsi="Times New Roman" w:hint="eastAsia"/>
-          <w:sz w:val="24"/>
-        </w:rPr>
-        <w:t>2</w:t>
-      </w:r>
-      <w:r>
-        <w:rPr>
-          <w:rFonts w:ascii="Times New Roman" w:hAnsi="Times New Roman" w:hint="eastAsia"/>
-          <w:sz w:val="24"/>
-        </w:rPr>
-        <w:t>、设计出转速、电流反馈控制直流调速</w:t>
-      </w:r>
-      <w:r>
-        <w:rPr>
-          <w:rFonts w:hint="eastAsia"/>
-          <w:sz w:val="24"/>
-        </w:rPr>
-        <w:t>系统的结构原理图，</w:t>
-      </w:r>
-      <w:r>
-        <w:rPr>
-          <w:rFonts w:ascii="Times New Roman" w:hAnsi="Times New Roman" w:hint="eastAsia"/>
-          <w:sz w:val="24"/>
-        </w:rPr>
-        <w:t>并分析转速、电流反馈控制直流调速</w:t>
-      </w:r>
-      <w:r>
-        <w:rPr>
-          <w:rFonts w:hint="eastAsia"/>
-          <w:sz w:val="24"/>
-        </w:rPr>
-        <w:t>系统的工作原理；</w:t>
+          <w:rFonts w:asciiTheme="minorEastAsia" w:eastAsiaTheme="minorEastAsia" w:hAnsiTheme="minorEastAsia"/>
+          <w:sz w:val="24"/>
+        </w:rPr>
+      </w:pPr>
+      <w:r>
+        <w:rPr>
+          <w:rFonts w:asciiTheme="minorEastAsia" w:eastAsiaTheme="minorEastAsia" w:hAnsiTheme="minorEastAsia"/>
+          <w:sz w:val="24"/>
+        </w:rPr>
+        <w:tab/>
+      </w:r>
+      <w:r>
+        <w:rPr>
+          <w:rFonts w:asciiTheme="minorEastAsia" w:eastAsiaTheme="minorEastAsia" w:hAnsiTheme="minorEastAsia" w:hint="eastAsia"/>
+          <w:sz w:val="24"/>
+        </w:rPr>
+        <w:t>2、设计出转速、电流反馈控制直流调速系统的结构原理图，并分析转速、电流反馈控制直流调速系统的工作原理；</w:t>
       </w:r>
     </w:p>
     <w:p>
       <w:pPr>
         <w:tabs>
-          <w:tab w:val="left" w:pos="1080"/>
+          <w:tab w:val="left" w:pos="360"/>
           <w:tab w:val="left" w:pos="1260"/>
         </w:tabs>
         <w:spacing w:line="360" w:lineRule="auto"/>
         <w:rPr>
-          <w:sz w:val="24"/>
-        </w:rPr>
-      </w:pPr>
-      <w:r>
-        <w:rPr>
-          <w:rFonts w:ascii="Times New Roman" w:hAnsi="Times New Roman" w:hint="eastAsia"/>
+          <w:rFonts w:asciiTheme="minorEastAsia" w:eastAsiaTheme="minorEastAsia" w:hAnsiTheme="minorEastAsia"/>
+          <w:sz w:val="24"/>
+        </w:rPr>
+      </w:pPr>
+      <w:r>
+        <w:rPr>
+          <w:rFonts w:asciiTheme="minorEastAsia" w:eastAsiaTheme="minorEastAsia" w:hAnsiTheme="minorEastAsia"/>
+          <w:sz w:val="24"/>
+        </w:rPr>
+        <w:tab/>
+      </w:r>
+      <w:r>
+        <w:rPr>
+          <w:rFonts w:asciiTheme="minorEastAsia" w:eastAsiaTheme="minorEastAsia" w:hAnsiTheme="minorEastAsia" w:hint="eastAsia"/>
           <w:sz w:val="24"/>
         </w:rPr>
         <w:t>3</w:t>
       </w:r>
       <w:r>
         <w:rPr>
-          <w:rFonts w:ascii="Times New Roman" w:hAnsi="Times New Roman"/>
+          <w:rFonts w:asciiTheme="minorEastAsia" w:eastAsiaTheme="minorEastAsia" w:hAnsiTheme="minorEastAsia"/>
           <w:sz w:val="24"/>
         </w:rPr>
         <w:t>、</w:t>
       </w:r>
       <w:r>
         <w:rPr>
-          <w:rFonts w:ascii="Times New Roman" w:hAnsi="Times New Roman" w:hint="eastAsia"/>
-          <w:sz w:val="24"/>
-        </w:rPr>
-        <w:t>采用工程设计方法</w:t>
-      </w:r>
-      <w:r>
-        <w:rPr>
-          <w:rFonts w:hint="eastAsia"/>
-          <w:sz w:val="24"/>
-        </w:rPr>
-        <w:t>分别设计双闭环直流调速系统中转速环和电流环调节器的结构，并利用相关方法和原理，结合给定的系统参数计算出各参数值，然后进行调节器中相关电阻、电容等元器件选型；</w:t>
+          <w:rFonts w:asciiTheme="minorEastAsia" w:eastAsiaTheme="minorEastAsia" w:hAnsiTheme="minorEastAsia" w:hint="eastAsia"/>
+          <w:sz w:val="24"/>
+        </w:rPr>
+        <w:t>采用工程设计方法分别设计双闭环直流调速系统中转速环和电流环调节器的结构，并利用相关方法和原理，结合给定的系统参数计算出各参数值，然后进行调节器中相关电阻、电容等元器件选型；</w:t>
       </w:r>
     </w:p>
     <w:p>
       <w:pPr>
         <w:tabs>
-          <w:tab w:val="left" w:pos="1080"/>
+          <w:tab w:val="left" w:pos="360"/>
           <w:tab w:val="left" w:pos="1260"/>
         </w:tabs>
         <w:spacing w:line="360" w:lineRule="auto"/>
         <w:rPr>
-          <w:sz w:val="24"/>
-        </w:rPr>
-      </w:pPr>
-      <w:r>
-        <w:rPr>
-          <w:rFonts w:ascii="Times New Roman" w:hAnsi="Times New Roman"/>
+          <w:rFonts w:asciiTheme="minorEastAsia" w:eastAsiaTheme="minorEastAsia" w:hAnsiTheme="minorEastAsia"/>
+          <w:sz w:val="24"/>
+        </w:rPr>
+      </w:pPr>
+      <w:r>
+        <w:rPr>
+          <w:rFonts w:asciiTheme="minorEastAsia" w:eastAsiaTheme="minorEastAsia" w:hAnsiTheme="minorEastAsia"/>
+          <w:sz w:val="24"/>
+        </w:rPr>
+        <w:tab/>
+      </w:r>
+      <w:r>
+        <w:rPr>
+          <w:rFonts w:asciiTheme="minorEastAsia" w:eastAsiaTheme="minorEastAsia" w:hAnsiTheme="minorEastAsia"/>
           <w:sz w:val="24"/>
         </w:rPr>
         <w:t>4</w:t>
       </w:r>
       <w:r>
         <w:rPr>
-          <w:rFonts w:hint="eastAsia"/>
-          <w:sz w:val="24"/>
-        </w:rPr>
-        <w:t>、要求利用</w:t>
-      </w:r>
-      <w:r>
-        <w:rPr>
-          <w:rFonts w:ascii="Times New Roman" w:hAnsi="Times New Roman" w:hint="eastAsia"/>
-          <w:sz w:val="24"/>
-        </w:rPr>
-        <w:t>P</w:t>
-      </w:r>
-      <w:r>
-        <w:rPr>
-          <w:rFonts w:ascii="Times New Roman" w:hAnsi="Times New Roman"/>
+          <w:rFonts w:asciiTheme="minorEastAsia" w:eastAsiaTheme="minorEastAsia" w:hAnsiTheme="minorEastAsia" w:hint="eastAsia"/>
+          <w:sz w:val="24"/>
+        </w:rPr>
+        <w:t>、要求利用P</w:t>
+      </w:r>
+      <w:r>
+        <w:rPr>
+          <w:rFonts w:asciiTheme="minorEastAsia" w:eastAsiaTheme="minorEastAsia" w:hAnsiTheme="minorEastAsia"/>
           <w:sz w:val="24"/>
         </w:rPr>
         <w:t>rotel 99</w:t>
       </w:r>
       <w:r>
         <w:rPr>
-          <w:rFonts w:hint="eastAsia"/>
+          <w:rFonts w:asciiTheme="minorEastAsia" w:eastAsiaTheme="minorEastAsia" w:hAnsiTheme="minorEastAsia" w:hint="eastAsia"/>
           <w:sz w:val="24"/>
         </w:rPr>
         <w:t>等软件分别画出基于运算放大器、电阻和电容等元器件实现的转速、电流调节器的模拟电路原理图；</w:t>
@@ -732,151 +700,123 @@
     <w:p>
       <w:pPr>
         <w:tabs>
-          <w:tab w:val="left" w:pos="1080"/>
+          <w:tab w:val="left" w:pos="360"/>
           <w:tab w:val="left" w:pos="1260"/>
         </w:tabs>
         <w:spacing w:line="360" w:lineRule="auto"/>
         <w:rPr>
-          <w:rFonts w:ascii="Times New Roman" w:hAnsi="Times New Roman"/>
-          <w:sz w:val="24"/>
-        </w:rPr>
-      </w:pPr>
-      <w:r>
-        <w:rPr>
-          <w:rFonts w:ascii="Times New Roman" w:hAnsi="Times New Roman"/>
-          <w:sz w:val="24"/>
-        </w:rPr>
-        <w:t>5</w:t>
-      </w:r>
-      <w:r>
-        <w:rPr>
-          <w:rFonts w:ascii="Times New Roman" w:hAnsi="Times New Roman"/>
-          <w:sz w:val="24"/>
-        </w:rPr>
-        <w:t>、</w:t>
-      </w:r>
-      <w:r>
-        <w:rPr>
-          <w:rFonts w:ascii="Times New Roman" w:hAnsi="Times New Roman" w:hint="eastAsia"/>
-          <w:sz w:val="24"/>
-        </w:rPr>
-        <w:t>双闭环直流调速系统的结构和参数设计完后，在</w:t>
-      </w:r>
-      <w:r>
-        <w:rPr>
-          <w:rFonts w:ascii="Times New Roman" w:hAnsi="Times New Roman" w:hint="eastAsia"/>
-          <w:sz w:val="24"/>
-        </w:rPr>
-        <w:t>MATLAB</w:t>
-      </w:r>
-      <w:r>
-        <w:rPr>
-          <w:rFonts w:ascii="Times New Roman" w:hAnsi="Times New Roman" w:hint="eastAsia"/>
-          <w:sz w:val="24"/>
-        </w:rPr>
-        <w:t>的</w:t>
-      </w:r>
-      <w:r>
-        <w:rPr>
-          <w:rFonts w:ascii="Times New Roman" w:hAnsi="Times New Roman" w:hint="eastAsia"/>
-          <w:sz w:val="24"/>
-        </w:rPr>
-        <w:t>Simulink</w:t>
-      </w:r>
-      <w:r>
-        <w:rPr>
-          <w:rFonts w:ascii="Times New Roman" w:hAnsi="Times New Roman" w:hint="eastAsia"/>
-          <w:sz w:val="24"/>
-        </w:rPr>
-        <w:t>中</w:t>
-      </w:r>
-      <w:r>
-        <w:rPr>
-          <w:rFonts w:ascii="Times New Roman" w:hAnsi="Times New Roman"/>
+          <w:rFonts w:asciiTheme="minorEastAsia" w:eastAsiaTheme="minorEastAsia" w:hAnsiTheme="minorEastAsia"/>
+          <w:sz w:val="24"/>
+        </w:rPr>
+      </w:pPr>
+      <w:r>
+        <w:rPr>
+          <w:rFonts w:asciiTheme="minorEastAsia" w:eastAsiaTheme="minorEastAsia" w:hAnsiTheme="minorEastAsia"/>
+          <w:sz w:val="24"/>
+        </w:rPr>
+        <w:tab/>
+      </w:r>
+      <w:r>
+        <w:rPr>
+          <w:rFonts w:asciiTheme="minorEastAsia" w:eastAsiaTheme="minorEastAsia" w:hAnsiTheme="minorEastAsia"/>
+          <w:sz w:val="24"/>
+        </w:rPr>
+        <w:t>5、</w:t>
+      </w:r>
+      <w:r>
+        <w:rPr>
+          <w:rFonts w:asciiTheme="minorEastAsia" w:eastAsiaTheme="minorEastAsia" w:hAnsiTheme="minorEastAsia" w:hint="eastAsia"/>
+          <w:sz w:val="24"/>
+        </w:rPr>
+        <w:t>双闭环直流调速系统的结构和参数设计完后，在MATLAB的Simulink中</w:t>
+      </w:r>
+      <w:r>
+        <w:rPr>
+          <w:rFonts w:asciiTheme="minorEastAsia" w:eastAsiaTheme="minorEastAsia" w:hAnsiTheme="minorEastAsia"/>
           <w:sz w:val="24"/>
         </w:rPr>
         <w:t>建立</w:t>
       </w:r>
       <w:r>
         <w:rPr>
-          <w:rFonts w:ascii="Times New Roman" w:hAnsi="Times New Roman" w:hint="eastAsia"/>
+          <w:rFonts w:asciiTheme="minorEastAsia" w:eastAsiaTheme="minorEastAsia" w:hAnsiTheme="minorEastAsia" w:hint="eastAsia"/>
           <w:sz w:val="24"/>
         </w:rPr>
         <w:t>相应</w:t>
       </w:r>
       <w:r>
         <w:rPr>
-          <w:rFonts w:ascii="Times New Roman" w:hAnsi="Times New Roman"/>
+          <w:rFonts w:asciiTheme="minorEastAsia" w:eastAsiaTheme="minorEastAsia" w:hAnsiTheme="minorEastAsia"/>
           <w:sz w:val="24"/>
         </w:rPr>
         <w:t>的模型</w:t>
       </w:r>
       <w:r>
         <w:rPr>
-          <w:rFonts w:ascii="Times New Roman" w:hAnsi="Times New Roman" w:hint="eastAsia"/>
+          <w:rFonts w:asciiTheme="minorEastAsia" w:eastAsiaTheme="minorEastAsia" w:hAnsiTheme="minorEastAsia" w:hint="eastAsia"/>
           <w:sz w:val="24"/>
         </w:rPr>
         <w:t>进行仿真实验</w:t>
       </w:r>
       <w:r>
         <w:rPr>
-          <w:rFonts w:ascii="Times New Roman" w:hAnsi="Times New Roman"/>
+          <w:rFonts w:asciiTheme="minorEastAsia" w:eastAsiaTheme="minorEastAsia" w:hAnsiTheme="minorEastAsia"/>
           <w:sz w:val="24"/>
         </w:rPr>
         <w:t>，</w:t>
       </w:r>
       <w:r>
         <w:rPr>
-          <w:rFonts w:ascii="Times New Roman" w:hAnsi="Times New Roman" w:hint="eastAsia"/>
+          <w:rFonts w:asciiTheme="minorEastAsia" w:eastAsiaTheme="minorEastAsia" w:hAnsiTheme="minorEastAsia" w:hint="eastAsia"/>
           <w:sz w:val="24"/>
         </w:rPr>
         <w:t>记录</w:t>
       </w:r>
       <w:r>
         <w:rPr>
-          <w:rFonts w:ascii="Times New Roman" w:hAnsi="Times New Roman"/>
+          <w:rFonts w:asciiTheme="minorEastAsia" w:eastAsiaTheme="minorEastAsia" w:hAnsiTheme="minorEastAsia"/>
           <w:sz w:val="24"/>
         </w:rPr>
         <w:t>相应的仿真曲线</w:t>
       </w:r>
       <w:r>
         <w:rPr>
-          <w:rFonts w:ascii="Times New Roman" w:hAnsi="Times New Roman" w:hint="eastAsia"/>
+          <w:rFonts w:asciiTheme="minorEastAsia" w:eastAsiaTheme="minorEastAsia" w:hAnsiTheme="minorEastAsia" w:hint="eastAsia"/>
           <w:sz w:val="24"/>
         </w:rPr>
         <w:t>和实验数据</w:t>
       </w:r>
       <w:r>
         <w:rPr>
-          <w:rFonts w:ascii="Times New Roman" w:hAnsi="Times New Roman"/>
+          <w:rFonts w:asciiTheme="minorEastAsia" w:eastAsiaTheme="minorEastAsia" w:hAnsiTheme="minorEastAsia"/>
           <w:sz w:val="24"/>
         </w:rPr>
         <w:t>，并分析</w:t>
       </w:r>
       <w:r>
         <w:rPr>
-          <w:rFonts w:ascii="Times New Roman" w:hAnsi="Times New Roman" w:hint="eastAsia"/>
+          <w:rFonts w:asciiTheme="minorEastAsia" w:eastAsiaTheme="minorEastAsia" w:hAnsiTheme="minorEastAsia" w:hint="eastAsia"/>
           <w:sz w:val="24"/>
         </w:rPr>
         <w:t>相关的</w:t>
       </w:r>
       <w:r>
         <w:rPr>
-          <w:rFonts w:ascii="Times New Roman" w:hAnsi="Times New Roman"/>
+          <w:rFonts w:asciiTheme="minorEastAsia" w:eastAsiaTheme="minorEastAsia" w:hAnsiTheme="minorEastAsia"/>
           <w:sz w:val="24"/>
         </w:rPr>
         <w:t>实验数据</w:t>
       </w:r>
       <w:r>
         <w:rPr>
-          <w:rFonts w:ascii="Times New Roman" w:hAnsi="Times New Roman" w:hint="eastAsia"/>
+          <w:rFonts w:asciiTheme="minorEastAsia" w:eastAsiaTheme="minorEastAsia" w:hAnsiTheme="minorEastAsia" w:hint="eastAsia"/>
           <w:sz w:val="24"/>
         </w:rPr>
         <w:t>，给出相应的结论，验证设计的系统是否满足要求</w:t>
       </w:r>
       <w:r>
         <w:rPr>
-          <w:rFonts w:ascii="Times New Roman" w:hAnsi="Times New Roman"/>
+          <w:rFonts w:asciiTheme="minorEastAsia" w:eastAsiaTheme="minorEastAsia" w:hAnsiTheme="minorEastAsia"/>
           <w:sz w:val="24"/>
         </w:rPr>
         <w:t>；</w:t>
@@ -885,95 +825,95 @@
     <w:p>
       <w:pPr>
         <w:tabs>
-          <w:tab w:val="left" w:pos="1080"/>
+          <w:tab w:val="left" w:pos="360"/>
           <w:tab w:val="left" w:pos="1260"/>
         </w:tabs>
         <w:spacing w:line="360" w:lineRule="auto"/>
         <w:rPr>
-          <w:rFonts w:ascii="Times New Roman" w:hAnsi="Times New Roman"/>
-          <w:sz w:val="24"/>
-        </w:rPr>
-      </w:pPr>
-      <w:r>
-        <w:rPr>
-          <w:rFonts w:ascii="Times New Roman" w:hAnsi="Times New Roman"/>
-          <w:sz w:val="24"/>
-        </w:rPr>
-        <w:t>6</w:t>
-      </w:r>
-      <w:r>
-        <w:rPr>
-          <w:rFonts w:ascii="Times New Roman" w:hAnsi="Times New Roman"/>
-          <w:sz w:val="24"/>
-        </w:rPr>
-        <w:t>、撰写一份设计报告，要求</w:t>
-      </w:r>
-      <w:r>
-        <w:rPr>
-          <w:rFonts w:ascii="Times New Roman" w:hAnsi="Times New Roman" w:hint="eastAsia"/>
+          <w:rFonts w:asciiTheme="minorEastAsia" w:eastAsiaTheme="minorEastAsia" w:hAnsiTheme="minorEastAsia"/>
+          <w:sz w:val="24"/>
+        </w:rPr>
+      </w:pPr>
+      <w:r>
+        <w:rPr>
+          <w:rFonts w:asciiTheme="minorEastAsia" w:eastAsiaTheme="minorEastAsia" w:hAnsiTheme="minorEastAsia"/>
+          <w:sz w:val="24"/>
+        </w:rPr>
+        <w:tab/>
+      </w:r>
+      <w:r>
+        <w:rPr>
+          <w:rFonts w:asciiTheme="minorEastAsia" w:eastAsiaTheme="minorEastAsia" w:hAnsiTheme="minorEastAsia"/>
+          <w:sz w:val="24"/>
+        </w:rPr>
+        <w:t>6、撰写一份设计报告，要求</w:t>
+      </w:r>
+      <w:r>
+        <w:rPr>
+          <w:rFonts w:asciiTheme="minorEastAsia" w:eastAsiaTheme="minorEastAsia" w:hAnsiTheme="minorEastAsia" w:hint="eastAsia"/>
           <w:sz w:val="24"/>
         </w:rPr>
         <w:t>结构合理、</w:t>
       </w:r>
       <w:r>
         <w:rPr>
-          <w:rFonts w:ascii="Times New Roman" w:hAnsi="Times New Roman"/>
+          <w:rFonts w:asciiTheme="minorEastAsia" w:eastAsiaTheme="minorEastAsia" w:hAnsiTheme="minorEastAsia"/>
           <w:sz w:val="24"/>
         </w:rPr>
         <w:t>格式规范</w:t>
       </w:r>
       <w:r>
         <w:rPr>
-          <w:rFonts w:ascii="Times New Roman" w:hAnsi="Times New Roman" w:hint="eastAsia"/>
+          <w:rFonts w:asciiTheme="minorEastAsia" w:eastAsiaTheme="minorEastAsia" w:hAnsiTheme="minorEastAsia" w:hint="eastAsia"/>
           <w:sz w:val="24"/>
         </w:rPr>
         <w:t>、</w:t>
       </w:r>
       <w:r>
         <w:rPr>
-          <w:rFonts w:ascii="Times New Roman" w:hAnsi="Times New Roman"/>
+          <w:rFonts w:asciiTheme="minorEastAsia" w:eastAsiaTheme="minorEastAsia" w:hAnsiTheme="minorEastAsia"/>
           <w:sz w:val="24"/>
         </w:rPr>
         <w:t>内容详实</w:t>
       </w:r>
       <w:r>
         <w:rPr>
-          <w:rFonts w:ascii="Times New Roman" w:hAnsi="Times New Roman" w:hint="eastAsia"/>
+          <w:rFonts w:asciiTheme="minorEastAsia" w:eastAsiaTheme="minorEastAsia" w:hAnsiTheme="minorEastAsia" w:hint="eastAsia"/>
           <w:sz w:val="24"/>
         </w:rPr>
         <w:t>、条理清晰、论证充分</w:t>
       </w:r>
       <w:r>
         <w:rPr>
-          <w:rFonts w:ascii="Times New Roman" w:hAnsi="Times New Roman"/>
+          <w:rFonts w:asciiTheme="minorEastAsia" w:eastAsiaTheme="minorEastAsia" w:hAnsiTheme="minorEastAsia"/>
           <w:sz w:val="24"/>
         </w:rPr>
         <w:t>，具体</w:t>
       </w:r>
       <w:r>
         <w:rPr>
-          <w:rFonts w:ascii="Times New Roman" w:hAnsi="Times New Roman" w:hint="eastAsia"/>
+          <w:rFonts w:asciiTheme="minorEastAsia" w:eastAsiaTheme="minorEastAsia" w:hAnsiTheme="minorEastAsia" w:hint="eastAsia"/>
           <w:sz w:val="24"/>
         </w:rPr>
         <w:t>格式可</w:t>
       </w:r>
       <w:r>
         <w:rPr>
-          <w:rFonts w:ascii="Times New Roman" w:hAnsi="Times New Roman"/>
+          <w:rFonts w:asciiTheme="minorEastAsia" w:eastAsiaTheme="minorEastAsia" w:hAnsiTheme="minorEastAsia"/>
           <w:sz w:val="24"/>
         </w:rPr>
         <w:t>参</w:t>
       </w:r>
       <w:r>
         <w:rPr>
-          <w:rFonts w:ascii="Times New Roman" w:hAnsi="Times New Roman" w:hint="eastAsia"/>
+          <w:rFonts w:asciiTheme="minorEastAsia" w:eastAsiaTheme="minorEastAsia" w:hAnsiTheme="minorEastAsia" w:hint="eastAsia"/>
           <w:sz w:val="24"/>
         </w:rPr>
         <w:t>考</w:t>
       </w:r>
       <w:r>
         <w:rPr>
-          <w:rFonts w:ascii="Times New Roman" w:hAnsi="Times New Roman"/>
+          <w:rFonts w:asciiTheme="minorEastAsia" w:eastAsiaTheme="minorEastAsia" w:hAnsiTheme="minorEastAsia"/>
           <w:sz w:val="24"/>
         </w:rPr>
         <w:t>仲恺农业工程学院毕业设计论文要求；</w:t>
@@ -982,67 +922,67 @@
     <w:p>
       <w:pPr>
         <w:tabs>
-          <w:tab w:val="left" w:pos="1080"/>
+          <w:tab w:val="left" w:pos="360"/>
           <w:tab w:val="left" w:pos="1260"/>
         </w:tabs>
         <w:spacing w:line="360" w:lineRule="auto"/>
         <w:rPr>
-          <w:rFonts w:ascii="Times New Roman" w:hAnsi="Times New Roman"/>
-          <w:sz w:val="24"/>
-        </w:rPr>
-      </w:pPr>
-      <w:r>
-        <w:rPr>
-          <w:rFonts w:ascii="Times New Roman" w:hAnsi="Times New Roman"/>
-          <w:sz w:val="24"/>
-        </w:rPr>
-        <w:t>7</w:t>
-      </w:r>
-      <w:r>
-        <w:rPr>
-          <w:rFonts w:ascii="Times New Roman" w:hAnsi="Times New Roman"/>
-          <w:sz w:val="24"/>
-        </w:rPr>
-        <w:t>、</w:t>
-      </w:r>
-      <w:r>
-        <w:rPr>
-          <w:rFonts w:ascii="Times New Roman" w:hAnsi="Times New Roman" w:hint="eastAsia"/>
+          <w:rFonts w:asciiTheme="minorEastAsia" w:eastAsiaTheme="minorEastAsia" w:hAnsiTheme="minorEastAsia"/>
+          <w:sz w:val="24"/>
+        </w:rPr>
+      </w:pPr>
+      <w:r>
+        <w:rPr>
+          <w:rFonts w:asciiTheme="minorEastAsia" w:eastAsiaTheme="minorEastAsia" w:hAnsiTheme="minorEastAsia"/>
+          <w:sz w:val="24"/>
+        </w:rPr>
+        <w:tab/>
+      </w:r>
+      <w:r>
+        <w:rPr>
+          <w:rFonts w:asciiTheme="minorEastAsia" w:eastAsiaTheme="minorEastAsia" w:hAnsiTheme="minorEastAsia"/>
+          <w:sz w:val="24"/>
+        </w:rPr>
+        <w:t>7、</w:t>
+      </w:r>
+      <w:r>
+        <w:rPr>
+          <w:rFonts w:asciiTheme="minorEastAsia" w:eastAsiaTheme="minorEastAsia" w:hAnsiTheme="minorEastAsia" w:hint="eastAsia"/>
           <w:sz w:val="24"/>
         </w:rPr>
         <w:t>严禁抄袭，</w:t>
       </w:r>
       <w:r>
         <w:rPr>
-          <w:rFonts w:ascii="Times New Roman" w:hAnsi="Times New Roman"/>
+          <w:rFonts w:asciiTheme="minorEastAsia" w:eastAsiaTheme="minorEastAsia" w:hAnsiTheme="minorEastAsia"/>
           <w:sz w:val="24"/>
         </w:rPr>
         <w:t>若发现课程设计或者设计报告</w:t>
       </w:r>
       <w:r>
         <w:rPr>
-          <w:rFonts w:ascii="Times New Roman" w:hAnsi="Times New Roman" w:hint="eastAsia"/>
+          <w:rFonts w:asciiTheme="minorEastAsia" w:eastAsiaTheme="minorEastAsia" w:hAnsiTheme="minorEastAsia" w:hint="eastAsia"/>
           <w:sz w:val="24"/>
         </w:rPr>
         <w:t>中存在</w:t>
       </w:r>
       <w:r>
         <w:rPr>
-          <w:rFonts w:ascii="Times New Roman" w:hAnsi="Times New Roman"/>
+          <w:rFonts w:asciiTheme="minorEastAsia" w:eastAsiaTheme="minorEastAsia" w:hAnsiTheme="minorEastAsia"/>
           <w:sz w:val="24"/>
         </w:rPr>
         <w:t>抄袭，</w:t>
       </w:r>
       <w:r>
         <w:rPr>
-          <w:rFonts w:ascii="Times New Roman" w:hAnsi="Times New Roman" w:hint="eastAsia"/>
+          <w:rFonts w:asciiTheme="minorEastAsia" w:eastAsiaTheme="minorEastAsia" w:hAnsiTheme="minorEastAsia" w:hint="eastAsia"/>
           <w:sz w:val="24"/>
         </w:rPr>
         <w:t>则</w:t>
       </w:r>
       <w:r>
         <w:rPr>
-          <w:rFonts w:ascii="Times New Roman" w:hAnsi="Times New Roman"/>
+          <w:rFonts w:asciiTheme="minorEastAsia" w:eastAsiaTheme="minorEastAsia" w:hAnsiTheme="minorEastAsia"/>
           <w:sz w:val="24"/>
         </w:rPr>
         <w:t>一律按不及格处理；</w:t>
@@ -1051,98 +991,71 @@
     <w:p>
       <w:pPr>
         <w:spacing w:line="360" w:lineRule="auto"/>
-        <w:rPr>
-          <w:rFonts w:ascii="Times New Roman" w:hAnsi="Times New Roman"/>
-          <w:sz w:val="24"/>
-        </w:rPr>
-      </w:pPr>
-      <w:r>
-        <w:rPr>
-          <w:rFonts w:ascii="Times New Roman" w:hAnsi="Times New Roman"/>
-          <w:sz w:val="24"/>
-        </w:rPr>
-        <w:t>8</w:t>
-      </w:r>
-      <w:r>
-        <w:rPr>
-          <w:rFonts w:ascii="Times New Roman" w:hAnsi="Times New Roman"/>
-          <w:sz w:val="24"/>
-        </w:rPr>
-        <w:t>、</w:t>
-      </w:r>
-      <w:r>
-        <w:rPr>
-          <w:rFonts w:ascii="Times New Roman" w:hAnsi="Times New Roman" w:hint="eastAsia"/>
+        <w:ind w:firstLine="420"/>
+        <w:rPr>
+          <w:rFonts w:asciiTheme="minorEastAsia" w:eastAsiaTheme="minorEastAsia" w:hAnsiTheme="minorEastAsia"/>
+          <w:sz w:val="24"/>
+        </w:rPr>
+      </w:pPr>
+      <w:r>
+        <w:rPr>
+          <w:rFonts w:asciiTheme="minorEastAsia" w:eastAsiaTheme="minorEastAsia" w:hAnsiTheme="minorEastAsia"/>
+          <w:sz w:val="24"/>
+        </w:rPr>
+        <w:t>8、</w:t>
+      </w:r>
+      <w:r>
+        <w:rPr>
+          <w:rFonts w:asciiTheme="minorEastAsia" w:eastAsiaTheme="minorEastAsia" w:hAnsiTheme="minorEastAsia" w:hint="eastAsia"/>
           <w:sz w:val="24"/>
         </w:rPr>
         <w:t>调节器的工程设计方法请</w:t>
       </w:r>
       <w:r>
         <w:rPr>
-          <w:rFonts w:ascii="Times New Roman" w:hAnsi="Times New Roman"/>
+          <w:rFonts w:asciiTheme="minorEastAsia" w:eastAsiaTheme="minorEastAsia" w:hAnsiTheme="minorEastAsia"/>
           <w:sz w:val="24"/>
         </w:rPr>
         <w:t>参</w:t>
       </w:r>
       <w:r>
         <w:rPr>
-          <w:rFonts w:ascii="Times New Roman" w:hAnsi="Times New Roman" w:hint="eastAsia"/>
+          <w:rFonts w:asciiTheme="minorEastAsia" w:eastAsiaTheme="minorEastAsia" w:hAnsiTheme="minorEastAsia" w:hint="eastAsia"/>
           <w:sz w:val="24"/>
         </w:rPr>
         <w:t>考</w:t>
       </w:r>
       <w:r>
         <w:rPr>
-          <w:rFonts w:ascii="Times New Roman" w:hAnsi="Times New Roman"/>
+          <w:rFonts w:asciiTheme="minorEastAsia" w:eastAsiaTheme="minorEastAsia" w:hAnsiTheme="minorEastAsia"/>
           <w:sz w:val="24"/>
         </w:rPr>
         <w:t>《运动控制系统》教材</w:t>
       </w:r>
       <w:r>
         <w:rPr>
-          <w:rFonts w:ascii="Times New Roman" w:hAnsi="Times New Roman" w:hint="eastAsia"/>
+          <w:rFonts w:asciiTheme="minorEastAsia" w:eastAsiaTheme="minorEastAsia" w:hAnsiTheme="minorEastAsia" w:hint="eastAsia"/>
           <w:sz w:val="24"/>
         </w:rPr>
         <w:t>《电力拖动自动控制系统——运动控制系统》</w:t>
       </w:r>
       <w:r>
         <w:rPr>
-          <w:rFonts w:ascii="Times New Roman" w:hAnsi="Times New Roman"/>
-          <w:sz w:val="24"/>
-        </w:rPr>
-        <w:t>P79</w:t>
-      </w:r>
-      <w:r>
-        <w:rPr>
-          <w:rFonts w:ascii="Times New Roman" w:hAnsi="Times New Roman"/>
-          <w:sz w:val="24"/>
-        </w:rPr>
-        <w:t>中</w:t>
-      </w:r>
-      <w:r>
-        <w:rPr>
-          <w:rFonts w:ascii="Times New Roman" w:hAnsi="Times New Roman"/>
-          <w:sz w:val="24"/>
-        </w:rPr>
-        <w:t>3.3.3</w:t>
-      </w:r>
-      <w:r>
-        <w:rPr>
-          <w:rFonts w:ascii="Times New Roman" w:hAnsi="Times New Roman"/>
-          <w:sz w:val="24"/>
-        </w:rPr>
-        <w:t>节内容进行</w:t>
-      </w:r>
-      <w:r>
-        <w:rPr>
-          <w:rFonts w:ascii="Times New Roman" w:hAnsi="Times New Roman" w:hint="eastAsia"/>
+          <w:rFonts w:asciiTheme="minorEastAsia" w:eastAsiaTheme="minorEastAsia" w:hAnsiTheme="minorEastAsia"/>
+          <w:sz w:val="24"/>
+        </w:rPr>
+        <w:t>P79中3.3.3节内容进行</w:t>
+      </w:r>
+      <w:r>
+        <w:rPr>
+          <w:rFonts w:asciiTheme="minorEastAsia" w:eastAsiaTheme="minorEastAsia" w:hAnsiTheme="minorEastAsia" w:hint="eastAsia"/>
           <w:sz w:val="24"/>
         </w:rPr>
         <w:t>相关的</w:t>
       </w:r>
       <w:r>
         <w:rPr>
-          <w:rFonts w:ascii="Times New Roman" w:hAnsi="Times New Roman"/>
+          <w:rFonts w:asciiTheme="minorEastAsia" w:eastAsiaTheme="minorEastAsia" w:hAnsiTheme="minorEastAsia"/>
           <w:sz w:val="24"/>
         </w:rPr>
         <w:t>设计。</w:t>
@@ -1574,7 +1487,6 @@
         </w:rPr>
         <w:t>，设调节器输入输出电压</w:t>
       </w:r>
-      <w:proofErr w:type="spellStart"/>
       <w:r>
         <w:rPr>
           <w:rFonts w:ascii="Times New Roman" w:hAnsi="Times New Roman"/>
@@ -1590,45 +1502,56 @@
         </w:rPr>
         <w:t>nm</w:t>
       </w:r>
-      <w:proofErr w:type="spellEnd"/>
       <w:r>
         <w:rPr>
           <w:rFonts w:ascii="Times New Roman" w:hAnsi="Times New Roman"/>
           <w:sz w:val="24"/>
         </w:rPr>
-        <w:t xml:space="preserve">*= </w:t>
-      </w:r>
-      <w:proofErr w:type="spellStart"/>
+        <w:t>*= U</w:t>
+      </w:r>
       <w:r>
         <w:rPr>
           <w:rFonts w:ascii="Times New Roman" w:hAnsi="Times New Roman"/>
           <w:sz w:val="24"/>
-        </w:rPr>
-        <w:t>U</w:t>
+          <w:vertAlign w:val="subscript"/>
+        </w:rPr>
+        <w:t>im</w:t>
       </w:r>
       <w:r>
         <w:rPr>
           <w:rFonts w:ascii="Times New Roman" w:hAnsi="Times New Roman"/>
           <w:sz w:val="24"/>
+        </w:rPr>
+        <w:t>*=U</w:t>
+      </w:r>
+      <w:r>
+        <w:rPr>
+          <w:rFonts w:ascii="Times New Roman" w:hAnsi="Times New Roman"/>
+          <w:sz w:val="24"/>
           <w:vertAlign w:val="subscript"/>
         </w:rPr>
-        <w:t>im</w:t>
-      </w:r>
-      <w:proofErr w:type="spellEnd"/>
+        <w:t>cm</w:t>
+      </w:r>
       <w:r>
         <w:rPr>
           <w:rFonts w:ascii="Times New Roman" w:hAnsi="Times New Roman"/>
           <w:sz w:val="24"/>
         </w:rPr>
-        <w:t>*=</w:t>
-      </w:r>
-      <w:proofErr w:type="spellStart"/>
+        <w:t>=10V</w:t>
+      </w:r>
+      <w:r>
+        <w:rPr>
+          <w:rFonts w:ascii="宋体" w:hAnsi="宋体" w:hint="eastAsia"/>
+          <w:sz w:val="24"/>
+        </w:rPr>
+        <w:t>。调节器输入电阻</w:t>
+      </w:r>
       <w:r>
         <w:rPr>
           <w:rFonts w:ascii="Times New Roman" w:hAnsi="Times New Roman"/>
           <w:sz w:val="24"/>
         </w:rPr>
-        <w:t>U</w:t>
+        <w:t>R</w:t>
       </w:r>
       <w:r>
         <w:rPr>
@@ -1636,54 +1559,15 @@
           <w:sz w:val="24"/>
           <w:vertAlign w:val="subscript"/>
         </w:rPr>
-        <w:t>cm</w:t>
-      </w:r>
-      <w:proofErr w:type="spellEnd"/>
+        <w:t>0</w:t>
+      </w:r>
       <w:r>
         <w:rPr>
           <w:rFonts w:ascii="Times New Roman" w:hAnsi="Times New Roman"/>
           <w:sz w:val="24"/>
         </w:rPr>
-        <w:t>=10V</w:t>
-      </w:r>
-      <w:r>
-        <w:rPr>
-          <w:rFonts w:ascii="宋体" w:hAnsi="宋体" w:hint="eastAsia"/>
-          <w:sz w:val="24"/>
-        </w:rPr>
-        <w:t>。调节器输入电阻</w:t>
-      </w:r>
-      <w:r>
-        <w:rPr>
-          <w:rFonts w:ascii="Times New Roman" w:hAnsi="Times New Roman"/>
-          <w:sz w:val="24"/>
-        </w:rPr>
-        <w:t>R</w:t>
-      </w:r>
-      <w:r>
-        <w:rPr>
-          <w:rFonts w:ascii="Times New Roman" w:hAnsi="Times New Roman"/>
-          <w:sz w:val="24"/>
-          <w:vertAlign w:val="subscript"/>
-        </w:rPr>
-        <w:t>0</w:t>
-      </w:r>
-      <w:r>
-        <w:rPr>
-          <w:rFonts w:ascii="Times New Roman" w:hAnsi="Times New Roman"/>
-          <w:sz w:val="24"/>
-        </w:rPr>
-        <w:t xml:space="preserve">=40 </w:t>
-      </w:r>
-      <w:proofErr w:type="spellStart"/>
-      <w:r>
-        <w:rPr>
-          <w:rFonts w:ascii="Times New Roman" w:hAnsi="Times New Roman"/>
-          <w:sz w:val="24"/>
-        </w:rPr>
-        <w:t>kΩ</w:t>
-      </w:r>
-      <w:proofErr w:type="spellEnd"/>
+        <w:t>=40 kΩ</w:t>
+      </w:r>
       <w:r>
         <w:rPr>
           <w:rFonts w:ascii="宋体" w:hAnsi="宋体" w:hint="eastAsia"/>
@@ -1751,18 +1635,6 @@
     </w:p>
     <w:p>
       <w:pPr>
-        <w:ind w:firstLine="420"/>
-        <w:jc w:val="left"/>
-        <w:rPr>
-          <w:rFonts w:ascii="宋体" w:hAnsi="宋体" w:cs="宋体" w:hint="eastAsia"/>
-          <w:color w:val="000000" w:themeColor="text1"/>
-          <w:sz w:val="24"/>
-        </w:rPr>
-      </w:pPr>
-    </w:p>
-    <w:p>
-      <w:pPr>
-        <w:ind w:firstLine="420"/>
         <w:jc w:val="left"/>
         <w:rPr>
           <w:rFonts w:ascii="宋体" w:hAnsi="宋体" w:cs="宋体" w:hint="eastAsia"/>
@@ -1787,6 +1659,7 @@
           <w:sz w:val="30"/>
           <w:szCs w:val="30"/>
         </w:rPr>
+        <w:lastRenderedPageBreak/>
         <w:t>2</w:t>
       </w:r>
       <w:r>
@@ -1893,17 +1766,15 @@
         <w:ind w:firstLine="420"/>
         <w:jc w:val="center"/>
         <w:rPr>
-          <w:rFonts w:ascii="Arial" w:eastAsia="Arial" w:hAnsi="Arial" w:cs="Arial"/>
-          <w:sz w:val="19"/>
-          <w:szCs w:val="19"/>
-          <w:shd w:val="clear" w:color="auto" w:fill="FFFFFF"/>
-        </w:rPr>
-      </w:pPr>
-      <w:r>
-        <w:rPr>
-          <w:rFonts w:ascii="Arial" w:eastAsia="Arial" w:hAnsi="Arial" w:cs="Arial"/>
-          <w:sz w:val="19"/>
-          <w:szCs w:val="19"/>
+          <w:rFonts w:asciiTheme="minorEastAsia" w:eastAsiaTheme="minorEastAsia" w:hAnsiTheme="minorEastAsia" w:cs="Arial"/>
+          <w:szCs w:val="21"/>
+          <w:shd w:val="clear" w:color="auto" w:fill="FFFFFF"/>
+        </w:rPr>
+      </w:pPr>
+      <w:r>
+        <w:rPr>
+          <w:rFonts w:asciiTheme="minorEastAsia" w:eastAsiaTheme="minorEastAsia" w:hAnsiTheme="minorEastAsia" w:cs="Arial"/>
+          <w:szCs w:val="21"/>
           <w:shd w:val="clear" w:color="auto" w:fill="FFFFFF"/>
         </w:rPr>
         <w:t>图1 转速、电流双闭环直流调速系统结构</w:t>
@@ -2165,15 +2036,15 @@
         <w:jc w:val="left"/>
         <w:rPr>
           <w:rFonts w:ascii="黑体" w:eastAsia="黑体"/>
-          <w:sz w:val="30"/>
-          <w:szCs w:val="30"/>
+          <w:sz w:val="28"/>
+          <w:szCs w:val="28"/>
         </w:rPr>
       </w:pPr>
       <w:r>
         <w:rPr>
           <w:rFonts w:ascii="黑体" w:eastAsia="黑体" w:hint="eastAsia"/>
-          <w:sz w:val="30"/>
-          <w:szCs w:val="30"/>
+          <w:sz w:val="28"/>
+          <w:szCs w:val="28"/>
         </w:rPr>
         <w:t>3.1电流环的设计</w:t>
       </w:r>
@@ -2206,15 +2077,7 @@
           <w:rFonts w:ascii="宋体" w:hAnsi="宋体" w:cs="宋体" w:hint="eastAsia"/>
           <w:sz w:val="24"/>
         </w:rPr>
-        <w:t>，因此，转速的变化往往比电流变化慢得多。对电流环来说，反电动势是一个变化较慢的扰动，在电流的瞬变过程中可以认为反电动势基本不变，即△E≈0。这样，在按动态性能设计电流环时，可以暂不考虑反电动势变化的动态影响，也就是说，可以暂且</w:t>
-      </w:r>
-      <w:r>
-        <w:rPr>
-          <w:rFonts w:ascii="宋体" w:hAnsi="宋体" w:cs="宋体" w:hint="eastAsia"/>
-          <w:sz w:val="24"/>
-        </w:rPr>
-        <w:lastRenderedPageBreak/>
-        <w:t>把反电动势的作用去掉，因此忽略反电动势对电流环作用的近似条件是</w:t>
+        <w:t>，因此，转速的变化往往比电流变化慢得多。对电流环来说，反电动势是一个变化较慢的扰动，在电流的瞬变过程中可以认为反电动势基本不变，即△E≈0。这样，在按动态性能设计电流环时，可以暂不考虑反电动势变化的动态影响，也就是说，可以暂且把反电动势的作用去掉，因此忽略反电动势对电流环作用的近似条件是</w:t>
       </w:r>
     </w:p>
     <w:p>
@@ -2228,10 +2091,10 @@
           <w:position w:val="-32"/>
         </w:rPr>
         <w:object w:dxaOrig="1320" w:dyaOrig="760" w14:anchorId="473798DD">
-          <v:shape id="_x0000_i1031" type="#_x0000_t75" style="width:66pt;height:38pt" o:ole="">
+          <v:shape id="_x0000_i1031" type="#_x0000_t75" style="width:66.1pt;height:37.9pt" o:ole="">
             <v:imagedata r:id="rId21" o:title=""/>
           </v:shape>
-          <o:OLEObject Type="Embed" ProgID="Equation.KSEE3" ShapeID="_x0000_i1031" DrawAspect="Content" ObjectID="_1797260275" r:id="rId22"/>
+          <o:OLEObject Type="Embed" ProgID="Equation.KSEE3" ShapeID="_x0000_i1031" DrawAspect="Content" ObjectID="_1797274797" r:id="rId22"/>
         </w:object>
       </w:r>
       <w:r>
@@ -2262,28 +2125,35 @@
     <w:p>
       <w:pPr>
         <w:ind w:firstLine="420"/>
-      </w:pPr>
-      <w:r>
-        <w:rPr>
-          <w:rFonts w:hint="eastAsia"/>
+        <w:rPr>
+          <w:rFonts w:asciiTheme="minorEastAsia" w:eastAsiaTheme="minorEastAsia" w:hAnsiTheme="minorEastAsia"/>
+          <w:sz w:val="24"/>
+        </w:rPr>
+      </w:pPr>
+      <w:r>
+        <w:rPr>
+          <w:rFonts w:asciiTheme="minorEastAsia" w:eastAsiaTheme="minorEastAsia" w:hAnsiTheme="minorEastAsia" w:hint="eastAsia"/>
+          <w:sz w:val="24"/>
         </w:rPr>
         <w:t>其中</w:t>
       </w:r>
       <w:r>
         <w:rPr>
-          <w:rFonts w:hint="eastAsia"/>
+          <w:rFonts w:asciiTheme="minorEastAsia" w:eastAsiaTheme="minorEastAsia" w:hAnsiTheme="minorEastAsia" w:hint="eastAsia"/>
           <w:position w:val="-12"/>
+          <w:sz w:val="24"/>
         </w:rPr>
         <w:object w:dxaOrig="340" w:dyaOrig="360" w14:anchorId="3AF04315">
-          <v:shape id="_x0000_i1032" type="#_x0000_t75" style="width:17pt;height:18pt" o:ole="">
+          <v:shape id="_x0000_i1032" type="#_x0000_t75" style="width:17.05pt;height:17.95pt" o:ole="">
             <v:imagedata r:id="rId23" o:title=""/>
           </v:shape>
-          <o:OLEObject Type="Embed" ProgID="Equation.KSEE3" ShapeID="_x0000_i1032" DrawAspect="Content" ObjectID="_1797260276" r:id="rId24"/>
+          <o:OLEObject Type="Embed" ProgID="Equation.KSEE3" ShapeID="_x0000_i1032" DrawAspect="Content" ObjectID="_1797274798" r:id="rId24"/>
         </w:object>
       </w:r>
       <w:r>
         <w:rPr>
-          <w:rFonts w:hint="eastAsia"/>
+          <w:rFonts w:asciiTheme="minorEastAsia" w:eastAsiaTheme="minorEastAsia" w:hAnsiTheme="minorEastAsia" w:hint="eastAsia"/>
+          <w:sz w:val="24"/>
         </w:rPr>
         <w:t>为电流环开环频率特性的截止频率</w:t>
       </w:r>
@@ -2291,93 +2161,62 @@
     <w:p>
       <w:pPr>
         <w:ind w:firstLine="420"/>
-      </w:pPr>
-      <w:r>
-        <w:rPr>
-          <w:rFonts w:hint="eastAsia"/>
-        </w:rPr>
-        <w:t>由于</w:t>
-      </w:r>
-      <w:r>
-        <w:rPr>
-          <w:rFonts w:hint="eastAsia"/>
-        </w:rPr>
-        <w:t>T</w:t>
-      </w:r>
-      <w:r>
-        <w:rPr>
-          <w:rFonts w:hint="eastAsia"/>
+        <w:rPr>
+          <w:rFonts w:asciiTheme="minorEastAsia" w:eastAsiaTheme="minorEastAsia" w:hAnsiTheme="minorEastAsia"/>
+          <w:sz w:val="24"/>
+        </w:rPr>
+      </w:pPr>
+      <w:r>
+        <w:rPr>
+          <w:rFonts w:asciiTheme="minorEastAsia" w:eastAsiaTheme="minorEastAsia" w:hAnsiTheme="minorEastAsia" w:hint="eastAsia"/>
+          <w:sz w:val="24"/>
+        </w:rPr>
+        <w:t>由于T</w:t>
+      </w:r>
+      <w:r>
+        <w:rPr>
+          <w:rFonts w:asciiTheme="minorEastAsia" w:eastAsiaTheme="minorEastAsia" w:hAnsiTheme="minorEastAsia" w:hint="eastAsia"/>
+          <w:sz w:val="24"/>
           <w:vertAlign w:val="subscript"/>
         </w:rPr>
         <w:t>S</w:t>
       </w:r>
       <w:r>
         <w:rPr>
-          <w:rFonts w:hint="eastAsia"/>
-        </w:rPr>
-        <w:t>和</w:t>
-      </w:r>
-      <w:r>
-        <w:rPr>
-          <w:rFonts w:hint="eastAsia"/>
-        </w:rPr>
-        <w:t>T</w:t>
-      </w:r>
-      <w:r>
-        <w:rPr>
-          <w:rFonts w:hint="eastAsia"/>
+          <w:rFonts w:asciiTheme="minorEastAsia" w:eastAsiaTheme="minorEastAsia" w:hAnsiTheme="minorEastAsia" w:hint="eastAsia"/>
+          <w:sz w:val="24"/>
+        </w:rPr>
+        <w:t>和T</w:t>
+      </w:r>
+      <w:r>
+        <w:rPr>
+          <w:rFonts w:asciiTheme="minorEastAsia" w:eastAsiaTheme="minorEastAsia" w:hAnsiTheme="minorEastAsia" w:hint="eastAsia"/>
+          <w:sz w:val="24"/>
           <w:vertAlign w:val="subscript"/>
         </w:rPr>
         <w:t>oi</w:t>
       </w:r>
       <w:r>
         <w:rPr>
-          <w:rFonts w:hint="eastAsia"/>
-        </w:rPr>
-        <w:t>一般都比</w:t>
-      </w:r>
-      <w:r>
-        <w:rPr>
-          <w:rFonts w:hint="eastAsia"/>
-        </w:rPr>
-        <w:t>T</w:t>
-      </w:r>
-      <w:r>
-        <w:rPr>
-          <w:rFonts w:hint="eastAsia"/>
+          <w:rFonts w:asciiTheme="minorEastAsia" w:eastAsiaTheme="minorEastAsia" w:hAnsiTheme="minorEastAsia" w:hint="eastAsia"/>
+          <w:sz w:val="24"/>
+        </w:rPr>
+        <w:t>一般都比T</w:t>
+      </w:r>
+      <w:r>
+        <w:rPr>
+          <w:rFonts w:asciiTheme="minorEastAsia" w:eastAsiaTheme="minorEastAsia" w:hAnsiTheme="minorEastAsia" w:hint="eastAsia"/>
+          <w:sz w:val="24"/>
           <w:vertAlign w:val="subscript"/>
         </w:rPr>
         <w:t>l</w:t>
       </w:r>
       <w:r>
         <w:rPr>
-          <w:rFonts w:hint="eastAsia"/>
-        </w:rPr>
-        <w:t>小得多</w:t>
-      </w:r>
-      <w:r>
-        <w:rPr>
-          <w:rFonts w:hint="eastAsia"/>
-        </w:rPr>
-        <w:t>,</w:t>
-      </w:r>
-      <w:r>
-        <w:rPr>
-          <w:rFonts w:hint="eastAsia"/>
-        </w:rPr>
-        <w:t>因此可以当做小惯性群进而近似的看成是一个惯性环节</w:t>
-      </w:r>
-      <w:r>
-        <w:rPr>
-          <w:rFonts w:hint="eastAsia"/>
-        </w:rPr>
-        <w:t>,</w:t>
-      </w:r>
-      <w:r>
-        <w:rPr>
-          <w:rFonts w:hint="eastAsia"/>
-        </w:rPr>
-        <w:t>其时间常数为</w:t>
+          <w:rFonts w:asciiTheme="minorEastAsia" w:eastAsiaTheme="minorEastAsia" w:hAnsiTheme="minorEastAsia" w:hint="eastAsia"/>
+          <w:sz w:val="24"/>
+        </w:rPr>
+        <w:t>小得多,因此可以当做小惯性群进而近似的看成是一个惯性环节,其时间常数为</w:t>
       </w:r>
     </w:p>
     <w:p>
@@ -2397,10 +2236,10 @@
           <w:position w:val="-12"/>
         </w:rPr>
         <w:object w:dxaOrig="1200" w:dyaOrig="360" w14:anchorId="2E4A4C94">
-          <v:shape id="_x0000_i1033" type="#_x0000_t75" style="width:60pt;height:18pt" o:ole="">
+          <v:shape id="_x0000_i1033" type="#_x0000_t75" style="width:59.95pt;height:17.95pt" o:ole="">
             <v:imagedata r:id="rId25" o:title=""/>
           </v:shape>
-          <o:OLEObject Type="Embed" ProgID="Equation.KSEE3" ShapeID="_x0000_i1033" DrawAspect="Content" ObjectID="_1797260277" r:id="rId26"/>
+          <o:OLEObject Type="Embed" ProgID="Equation.KSEE3" ShapeID="_x0000_i1033" DrawAspect="Content" ObjectID="_1797274799" r:id="rId26"/>
         </w:object>
       </w:r>
       <w:r>
@@ -2431,18 +2270,17 @@
     <w:p>
       <w:pPr>
         <w:ind w:firstLine="420"/>
-      </w:pPr>
-      <w:r>
-        <w:rPr>
-          <w:rFonts w:hint="eastAsia"/>
-        </w:rPr>
-        <w:t>因此电流环的结构图最终可以简化为图</w:t>
-      </w:r>
-      <w:r>
-        <w:rPr>
-          <w:rFonts w:hint="eastAsia"/>
-        </w:rPr>
-        <w:t>2</w:t>
+        <w:rPr>
+          <w:rFonts w:asciiTheme="minorEastAsia" w:eastAsiaTheme="minorEastAsia" w:hAnsiTheme="minorEastAsia"/>
+          <w:sz w:val="24"/>
+        </w:rPr>
+      </w:pPr>
+      <w:r>
+        <w:rPr>
+          <w:rFonts w:asciiTheme="minorEastAsia" w:eastAsiaTheme="minorEastAsia" w:hAnsiTheme="minorEastAsia" w:hint="eastAsia"/>
+          <w:sz w:val="24"/>
+        </w:rPr>
+        <w:t>因此电流环的结构图最终可以简化为图2</w:t>
       </w:r>
     </w:p>
     <w:p>
@@ -2507,33 +2345,31 @@
         <w:spacing w:line="360" w:lineRule="auto"/>
         <w:jc w:val="center"/>
         <w:rPr>
-          <w:rFonts w:ascii="Arial" w:hAnsi="Arial" w:cs="Arial"/>
-          <w:sz w:val="19"/>
-          <w:szCs w:val="19"/>
-          <w:shd w:val="clear" w:color="auto" w:fill="FFFFFF"/>
-        </w:rPr>
-      </w:pPr>
-      <w:r>
+          <w:rFonts w:asciiTheme="minorEastAsia" w:eastAsiaTheme="minorEastAsia" w:hAnsiTheme="minorEastAsia" w:cs="Arial"/>
+          <w:szCs w:val="21"/>
+          <w:shd w:val="clear" w:color="auto" w:fill="FFFFFF"/>
+        </w:rPr>
+      </w:pPr>
+      <w:r>
+        <w:rPr>
+          <w:rFonts w:asciiTheme="minorEastAsia" w:eastAsiaTheme="minorEastAsia" w:hAnsiTheme="minorEastAsia" w:cs="Arial"/>
+          <w:szCs w:val="21"/>
+          <w:shd w:val="clear" w:color="auto" w:fill="FFFFFF"/>
+        </w:rPr>
+        <w:t>图2 电流环的简化</w:t>
+      </w:r>
+    </w:p>
+    <w:p>
+      <w:pPr>
+        <w:snapToGrid w:val="0"/>
+        <w:spacing w:line="360" w:lineRule="auto"/>
+        <w:jc w:val="center"/>
         <w:rPr>
           <w:rFonts w:ascii="Arial" w:eastAsia="Arial" w:hAnsi="Arial" w:cs="Arial"/>
           <w:sz w:val="19"/>
           <w:szCs w:val="19"/>
           <w:shd w:val="clear" w:color="auto" w:fill="FFFFFF"/>
         </w:rPr>
-        <w:t>图2 电流环的简化</w:t>
-      </w:r>
-    </w:p>
-    <w:p>
-      <w:pPr>
-        <w:snapToGrid w:val="0"/>
-        <w:spacing w:line="360" w:lineRule="auto"/>
-        <w:jc w:val="center"/>
-        <w:rPr>
-          <w:rFonts w:ascii="Arial" w:eastAsia="Arial" w:hAnsi="Arial" w:cs="Arial"/>
-          <w:sz w:val="19"/>
-          <w:szCs w:val="19"/>
-          <w:shd w:val="clear" w:color="auto" w:fill="FFFFFF"/>
-        </w:rPr>
       </w:pPr>
     </w:p>
     <w:p>
@@ -2542,179 +2378,47 @@
         <w:spacing w:line="360" w:lineRule="auto"/>
         <w:ind w:firstLine="420"/>
         <w:rPr>
-          <w:rFonts w:ascii="Arial" w:hAnsi="Arial" w:cs="Arial"/>
-          <w:sz w:val="19"/>
-          <w:szCs w:val="19"/>
-          <w:shd w:val="clear" w:color="auto" w:fill="FFFFFF"/>
-        </w:rPr>
-      </w:pPr>
-      <w:r>
-        <w:rPr>
-          <w:rFonts w:ascii="Arial" w:hAnsi="Arial" w:cs="Arial" w:hint="eastAsia"/>
-          <w:sz w:val="19"/>
-          <w:szCs w:val="19"/>
-          <w:shd w:val="clear" w:color="auto" w:fill="FFFFFF"/>
-        </w:rPr>
-        <w:t>从稳态上看</w:t>
-      </w:r>
-      <w:r>
-        <w:rPr>
-          <w:rFonts w:ascii="Arial" w:hAnsi="Arial" w:cs="Arial" w:hint="eastAsia"/>
-          <w:sz w:val="19"/>
-          <w:szCs w:val="19"/>
-          <w:shd w:val="clear" w:color="auto" w:fill="FFFFFF"/>
-        </w:rPr>
-        <w:t>,</w:t>
-      </w:r>
-      <w:r>
-        <w:rPr>
-          <w:rFonts w:ascii="Arial" w:hAnsi="Arial" w:cs="Arial" w:hint="eastAsia"/>
-          <w:sz w:val="19"/>
-          <w:szCs w:val="19"/>
-          <w:shd w:val="clear" w:color="auto" w:fill="FFFFFF"/>
-        </w:rPr>
-        <w:t>希望电流无静差从而得到稳定的堵转特性</w:t>
-      </w:r>
-      <w:r>
-        <w:rPr>
-          <w:rFonts w:ascii="Arial" w:hAnsi="Arial" w:cs="Arial" w:hint="eastAsia"/>
-          <w:sz w:val="19"/>
-          <w:szCs w:val="19"/>
-          <w:shd w:val="clear" w:color="auto" w:fill="FFFFFF"/>
-        </w:rPr>
-        <w:t>,</w:t>
-      </w:r>
-      <w:r>
-        <w:rPr>
-          <w:rFonts w:ascii="Arial" w:hAnsi="Arial" w:cs="Arial" w:hint="eastAsia"/>
-          <w:sz w:val="19"/>
-          <w:szCs w:val="19"/>
-          <w:shd w:val="clear" w:color="auto" w:fill="FFFFFF"/>
-        </w:rPr>
-        <w:t>因此需要</w:t>
-      </w:r>
-      <w:r>
-        <w:rPr>
-          <w:rFonts w:ascii="Arial" w:hAnsi="Arial" w:cs="Arial" w:hint="eastAsia"/>
-          <w:sz w:val="19"/>
-          <w:szCs w:val="19"/>
-          <w:shd w:val="clear" w:color="auto" w:fill="FFFFFF"/>
-        </w:rPr>
-        <w:t>ACR</w:t>
-      </w:r>
-      <w:r>
-        <w:rPr>
-          <w:rFonts w:ascii="Arial" w:hAnsi="Arial" w:cs="Arial" w:hint="eastAsia"/>
-          <w:sz w:val="19"/>
-          <w:szCs w:val="19"/>
-          <w:shd w:val="clear" w:color="auto" w:fill="FFFFFF"/>
-        </w:rPr>
-        <w:t>有一个积分环节</w:t>
-      </w:r>
-      <w:r>
-        <w:rPr>
-          <w:rFonts w:ascii="Arial" w:hAnsi="Arial" w:cs="Arial" w:hint="eastAsia"/>
-          <w:sz w:val="19"/>
-          <w:szCs w:val="19"/>
-          <w:shd w:val="clear" w:color="auto" w:fill="FFFFFF"/>
-        </w:rPr>
-        <w:t>,</w:t>
-      </w:r>
-      <w:r>
-        <w:rPr>
-          <w:rFonts w:ascii="Arial" w:hAnsi="Arial" w:cs="Arial" w:hint="eastAsia"/>
-          <w:sz w:val="19"/>
-          <w:szCs w:val="19"/>
-          <w:shd w:val="clear" w:color="auto" w:fill="FFFFFF"/>
-        </w:rPr>
-        <w:t>但是从图</w:t>
-      </w:r>
-      <w:r>
-        <w:rPr>
-          <w:rFonts w:ascii="Arial" w:hAnsi="Arial" w:cs="Arial" w:hint="eastAsia"/>
-          <w:sz w:val="19"/>
-          <w:szCs w:val="19"/>
-          <w:shd w:val="clear" w:color="auto" w:fill="FFFFFF"/>
-        </w:rPr>
-        <w:t>2</w:t>
-      </w:r>
-      <w:r>
-        <w:rPr>
-          <w:rFonts w:ascii="Arial" w:hAnsi="Arial" w:cs="Arial" w:hint="eastAsia"/>
-          <w:sz w:val="19"/>
-          <w:szCs w:val="19"/>
-          <w:shd w:val="clear" w:color="auto" w:fill="FFFFFF"/>
-        </w:rPr>
-        <w:t>得出被控对象并没有积分环节</w:t>
-      </w:r>
-      <w:r>
-        <w:rPr>
-          <w:rFonts w:ascii="Arial" w:hAnsi="Arial" w:cs="Arial" w:hint="eastAsia"/>
-          <w:sz w:val="19"/>
-          <w:szCs w:val="19"/>
-          <w:shd w:val="clear" w:color="auto" w:fill="FFFFFF"/>
-        </w:rPr>
-        <w:t>,</w:t>
-      </w:r>
-      <w:r>
-        <w:rPr>
-          <w:rFonts w:ascii="Arial" w:hAnsi="Arial" w:cs="Arial" w:hint="eastAsia"/>
-          <w:sz w:val="19"/>
-          <w:szCs w:val="19"/>
-          <w:shd w:val="clear" w:color="auto" w:fill="FFFFFF"/>
-        </w:rPr>
-        <w:t>因此</w:t>
-      </w:r>
-      <w:r>
-        <w:rPr>
-          <w:rFonts w:ascii="Arial" w:hAnsi="Arial" w:cs="Arial" w:hint="eastAsia"/>
-          <w:sz w:val="19"/>
-          <w:szCs w:val="19"/>
-          <w:shd w:val="clear" w:color="auto" w:fill="FFFFFF"/>
-        </w:rPr>
-        <w:t>ACR</w:t>
-      </w:r>
-      <w:r>
-        <w:rPr>
-          <w:rFonts w:ascii="Arial" w:hAnsi="Arial" w:cs="Arial" w:hint="eastAsia"/>
-          <w:sz w:val="19"/>
-          <w:szCs w:val="19"/>
-          <w:shd w:val="clear" w:color="auto" w:fill="FFFFFF"/>
-        </w:rPr>
-        <w:t>只需要设计成</w:t>
-      </w:r>
-      <w:r>
-        <w:rPr>
-          <w:rFonts w:ascii="微软雅黑" w:eastAsia="微软雅黑" w:hAnsi="微软雅黑" w:cs="微软雅黑" w:hint="eastAsia"/>
-          <w:sz w:val="19"/>
-          <w:szCs w:val="19"/>
+          <w:rFonts w:asciiTheme="minorEastAsia" w:eastAsiaTheme="minorEastAsia" w:hAnsiTheme="minorEastAsia" w:cs="Arial"/>
+          <w:sz w:val="24"/>
+          <w:shd w:val="clear" w:color="auto" w:fill="FFFFFF"/>
+        </w:rPr>
+      </w:pPr>
+      <w:r>
+        <w:rPr>
+          <w:rFonts w:asciiTheme="minorEastAsia" w:eastAsiaTheme="minorEastAsia" w:hAnsiTheme="minorEastAsia" w:cs="Arial" w:hint="eastAsia"/>
+          <w:sz w:val="24"/>
+          <w:shd w:val="clear" w:color="auto" w:fill="FFFFFF"/>
+        </w:rPr>
+        <w:t>从稳态上看,希望电流无静差从而得到稳定的堵转特性,因此需要ACR有一个积分环节,但是从图2得出被控对象并没有积分环节,因此ACR只需要设计成</w:t>
+      </w:r>
+      <w:r>
+        <w:rPr>
+          <w:rFonts w:asciiTheme="minorEastAsia" w:eastAsiaTheme="minorEastAsia" w:hAnsiTheme="minorEastAsia" w:cs="微软雅黑" w:hint="eastAsia"/>
+          <w:sz w:val="24"/>
           <w:shd w:val="clear" w:color="auto" w:fill="FFFFFF"/>
         </w:rPr>
         <w:t>Ⅰ</w:t>
       </w:r>
       <w:r>
         <w:rPr>
-          <w:rFonts w:ascii="Arial" w:hAnsi="Arial" w:cs="Arial" w:hint="eastAsia"/>
-          <w:sz w:val="19"/>
-          <w:szCs w:val="19"/>
+          <w:rFonts w:asciiTheme="minorEastAsia" w:eastAsiaTheme="minorEastAsia" w:hAnsiTheme="minorEastAsia" w:cs="Arial" w:hint="eastAsia"/>
+          <w:sz w:val="24"/>
           <w:shd w:val="clear" w:color="auto" w:fill="FFFFFF"/>
         </w:rPr>
         <w:t>型系统就足以满足。再从动态上看，实际系统不允许电枢电流加突加控制作用时有太大的超调，以此保证电流在动态过程中不超过允许值，而对电网电压波动的及时抗扰作用只是次要因素，因此电流环应以跟随性能为主，要求超调小，因此也因选择</w:t>
       </w:r>
       <w:r>
         <w:rPr>
-          <w:rFonts w:ascii="微软雅黑" w:eastAsia="微软雅黑" w:hAnsi="微软雅黑" w:cs="微软雅黑" w:hint="eastAsia"/>
-          <w:sz w:val="19"/>
-          <w:szCs w:val="19"/>
+          <w:rFonts w:asciiTheme="minorEastAsia" w:eastAsiaTheme="minorEastAsia" w:hAnsiTheme="minorEastAsia" w:cs="微软雅黑" w:hint="eastAsia"/>
+          <w:sz w:val="24"/>
           <w:shd w:val="clear" w:color="auto" w:fill="FFFFFF"/>
         </w:rPr>
         <w:t>Ⅰ</w:t>
       </w:r>
       <w:r>
         <w:rPr>
-          <w:rFonts w:ascii="Arial" w:hAnsi="Arial" w:cs="Arial" w:hint="eastAsia"/>
-          <w:sz w:val="19"/>
-          <w:szCs w:val="19"/>
+          <w:rFonts w:asciiTheme="minorEastAsia" w:eastAsiaTheme="minorEastAsia" w:hAnsiTheme="minorEastAsia" w:cs="Arial" w:hint="eastAsia"/>
+          <w:sz w:val="24"/>
           <w:shd w:val="clear" w:color="auto" w:fill="FFFFFF"/>
         </w:rPr>
         <w:t>型系统。</w:t>
@@ -2726,137 +2430,34 @@
         <w:spacing w:line="360" w:lineRule="auto"/>
         <w:ind w:firstLine="420"/>
         <w:rPr>
-          <w:rFonts w:ascii="Arial" w:hAnsi="Arial" w:cs="Arial"/>
-          <w:sz w:val="19"/>
-          <w:szCs w:val="19"/>
-          <w:shd w:val="clear" w:color="auto" w:fill="FFFFFF"/>
-        </w:rPr>
-      </w:pPr>
-      <w:r>
-        <w:rPr>
-          <w:rFonts w:ascii="Arial" w:hAnsi="Arial" w:cs="Arial" w:hint="eastAsia"/>
-          <w:sz w:val="19"/>
-          <w:szCs w:val="19"/>
-          <w:shd w:val="clear" w:color="auto" w:fill="FFFFFF"/>
-        </w:rPr>
-        <w:t>如图二所示</w:t>
-      </w:r>
-      <w:r>
-        <w:rPr>
-          <w:rFonts w:ascii="Arial" w:hAnsi="Arial" w:cs="Arial" w:hint="eastAsia"/>
-          <w:sz w:val="19"/>
-          <w:szCs w:val="19"/>
-          <w:shd w:val="clear" w:color="auto" w:fill="FFFFFF"/>
-        </w:rPr>
-        <w:t>,</w:t>
-      </w:r>
-      <w:r>
-        <w:rPr>
-          <w:rFonts w:ascii="Arial" w:hAnsi="Arial" w:cs="Arial" w:hint="eastAsia"/>
-          <w:sz w:val="19"/>
-          <w:szCs w:val="19"/>
-          <w:shd w:val="clear" w:color="auto" w:fill="FFFFFF"/>
-        </w:rPr>
-        <w:t>电流环的控制对象是两个时间常数相差较大的双惯性的控制对象</w:t>
-      </w:r>
-      <w:r>
-        <w:rPr>
-          <w:rFonts w:ascii="Arial" w:hAnsi="Arial" w:cs="Arial" w:hint="eastAsia"/>
-          <w:sz w:val="19"/>
-          <w:szCs w:val="19"/>
-          <w:shd w:val="clear" w:color="auto" w:fill="FFFFFF"/>
-        </w:rPr>
-        <w:t>,</w:t>
-      </w:r>
-      <w:r>
-        <w:rPr>
-          <w:rFonts w:ascii="Arial" w:hAnsi="Arial" w:cs="Arial" w:hint="eastAsia"/>
-          <w:sz w:val="19"/>
-          <w:szCs w:val="19"/>
-          <w:shd w:val="clear" w:color="auto" w:fill="FFFFFF"/>
-        </w:rPr>
-        <w:t>如果要校正成典型的</w:t>
-      </w:r>
-      <w:r>
-        <w:rPr>
-          <w:rFonts w:ascii="微软雅黑" w:eastAsia="微软雅黑" w:hAnsi="微软雅黑" w:cs="微软雅黑" w:hint="eastAsia"/>
-          <w:sz w:val="19"/>
-          <w:szCs w:val="19"/>
+          <w:rFonts w:asciiTheme="minorEastAsia" w:eastAsiaTheme="minorEastAsia" w:hAnsiTheme="minorEastAsia" w:cs="Arial"/>
+          <w:sz w:val="24"/>
+          <w:shd w:val="clear" w:color="auto" w:fill="FFFFFF"/>
+        </w:rPr>
+      </w:pPr>
+      <w:r>
+        <w:rPr>
+          <w:rFonts w:asciiTheme="minorEastAsia" w:eastAsiaTheme="minorEastAsia" w:hAnsiTheme="minorEastAsia" w:cs="Arial" w:hint="eastAsia"/>
+          <w:sz w:val="24"/>
+          <w:shd w:val="clear" w:color="auto" w:fill="FFFFFF"/>
+        </w:rPr>
+        <w:t>如图二所示,电流环的控制对象是两个时间常数相差较大的双惯性的控制对象,如果要校正成典型的</w:t>
+      </w:r>
+      <w:r>
+        <w:rPr>
+          <w:rFonts w:asciiTheme="minorEastAsia" w:eastAsiaTheme="minorEastAsia" w:hAnsiTheme="minorEastAsia" w:cs="微软雅黑" w:hint="eastAsia"/>
+          <w:sz w:val="24"/>
           <w:shd w:val="clear" w:color="auto" w:fill="FFFFFF"/>
         </w:rPr>
         <w:t>Ⅰ</w:t>
       </w:r>
       <w:r>
         <w:rPr>
-          <w:rFonts w:ascii="Arial" w:hAnsi="Arial" w:cs="Arial" w:hint="eastAsia"/>
-          <w:sz w:val="19"/>
-          <w:szCs w:val="19"/>
-          <w:shd w:val="clear" w:color="auto" w:fill="FFFFFF"/>
-        </w:rPr>
-        <w:t>型系统</w:t>
-      </w:r>
-      <w:r>
-        <w:rPr>
-          <w:rFonts w:ascii="Arial" w:hAnsi="Arial" w:cs="Arial" w:hint="eastAsia"/>
-          <w:sz w:val="19"/>
-          <w:szCs w:val="19"/>
-          <w:shd w:val="clear" w:color="auto" w:fill="FFFFFF"/>
-        </w:rPr>
-        <w:t>,</w:t>
-      </w:r>
-      <w:r>
-        <w:rPr>
-          <w:rFonts w:ascii="Arial" w:hAnsi="Arial" w:cs="Arial" w:hint="eastAsia"/>
-          <w:sz w:val="19"/>
-          <w:szCs w:val="19"/>
-          <w:shd w:val="clear" w:color="auto" w:fill="FFFFFF"/>
-        </w:rPr>
-        <w:t>显然应该采取</w:t>
-      </w:r>
-      <w:r>
-        <w:rPr>
-          <w:rFonts w:ascii="Arial" w:hAnsi="Arial" w:cs="Arial" w:hint="eastAsia"/>
-          <w:sz w:val="19"/>
-          <w:szCs w:val="19"/>
-          <w:shd w:val="clear" w:color="auto" w:fill="FFFFFF"/>
-        </w:rPr>
-        <w:t>PI</w:t>
-      </w:r>
-      <w:r>
-        <w:rPr>
-          <w:rFonts w:ascii="Arial" w:hAnsi="Arial" w:cs="Arial" w:hint="eastAsia"/>
-          <w:sz w:val="19"/>
-          <w:szCs w:val="19"/>
-          <w:shd w:val="clear" w:color="auto" w:fill="FFFFFF"/>
-        </w:rPr>
-        <w:t>调节器</w:t>
-      </w:r>
-      <w:r>
-        <w:rPr>
-          <w:rFonts w:ascii="Arial" w:hAnsi="Arial" w:cs="Arial" w:hint="eastAsia"/>
-          <w:sz w:val="19"/>
-          <w:szCs w:val="19"/>
-          <w:shd w:val="clear" w:color="auto" w:fill="FFFFFF"/>
-        </w:rPr>
-        <w:t>,</w:t>
-      </w:r>
-      <w:r>
-        <w:rPr>
-          <w:rFonts w:ascii="Arial" w:hAnsi="Arial" w:cs="Arial" w:hint="eastAsia"/>
-          <w:sz w:val="19"/>
-          <w:szCs w:val="19"/>
-          <w:shd w:val="clear" w:color="auto" w:fill="FFFFFF"/>
-        </w:rPr>
-        <w:t>其传递函数为</w:t>
-      </w:r>
-      <w:r>
-        <w:rPr>
-          <w:rFonts w:ascii="Arial" w:hAnsi="Arial" w:cs="Arial" w:hint="eastAsia"/>
-          <w:sz w:val="19"/>
-          <w:szCs w:val="19"/>
-          <w:shd w:val="clear" w:color="auto" w:fill="FFFFFF"/>
-        </w:rPr>
-        <w:t>:</w:t>
+          <w:rFonts w:asciiTheme="minorEastAsia" w:eastAsiaTheme="minorEastAsia" w:hAnsiTheme="minorEastAsia" w:cs="Arial" w:hint="eastAsia"/>
+          <w:sz w:val="24"/>
+          <w:shd w:val="clear" w:color="auto" w:fill="FFFFFF"/>
+        </w:rPr>
+        <w:t>型系统,显然应该采取PI调节器,其传递函数为:</w:t>
       </w:r>
     </w:p>
     <w:p>
@@ -2894,10 +2495,10 @@
           <w:shd w:val="clear" w:color="auto" w:fill="FFFFFF"/>
         </w:rPr>
         <w:object w:dxaOrig="1960" w:dyaOrig="680" w14:anchorId="02BD5142">
-          <v:shape id="_x0000_i1034" type="#_x0000_t75" style="width:98pt;height:34pt" o:ole="">
+          <v:shape id="_x0000_i1034" type="#_x0000_t75" style="width:97.85pt;height:34.1pt" o:ole="">
             <v:imagedata r:id="rId28" o:title=""/>
           </v:shape>
-          <o:OLEObject Type="Embed" ProgID="Equation.KSEE3" ShapeID="_x0000_i1034" DrawAspect="Content" ObjectID="_1797260278" r:id="rId29"/>
+          <o:OLEObject Type="Embed" ProgID="Equation.KSEE3" ShapeID="_x0000_i1034" DrawAspect="Content" ObjectID="_1797274800" r:id="rId29"/>
         </w:object>
       </w:r>
       <w:r>
@@ -2947,53 +2548,40 @@
         <w:snapToGrid w:val="0"/>
         <w:spacing w:line="360" w:lineRule="auto"/>
         <w:rPr>
-          <w:rFonts w:ascii="Arial" w:hAnsi="Arial" w:cs="Arial"/>
-          <w:sz w:val="19"/>
-          <w:szCs w:val="19"/>
-          <w:shd w:val="clear" w:color="auto" w:fill="FFFFFF"/>
-        </w:rPr>
-      </w:pPr>
-      <w:r>
-        <w:rPr>
-          <w:rFonts w:ascii="Arial" w:hAnsi="Arial" w:cs="Arial" w:hint="eastAsia"/>
-          <w:sz w:val="19"/>
-          <w:szCs w:val="19"/>
+          <w:rFonts w:asciiTheme="minorEastAsia" w:eastAsiaTheme="minorEastAsia" w:hAnsiTheme="minorEastAsia" w:cs="Arial"/>
+          <w:sz w:val="24"/>
+          <w:shd w:val="clear" w:color="auto" w:fill="FFFFFF"/>
+        </w:rPr>
+      </w:pPr>
+      <w:r>
+        <w:rPr>
+          <w:rFonts w:asciiTheme="minorEastAsia" w:eastAsiaTheme="minorEastAsia" w:hAnsiTheme="minorEastAsia" w:cs="Arial" w:hint="eastAsia"/>
+          <w:sz w:val="24"/>
           <w:shd w:val="clear" w:color="auto" w:fill="FFFFFF"/>
         </w:rPr>
         <w:t>其中</w:t>
       </w:r>
       <w:r>
         <w:rPr>
-          <w:rFonts w:ascii="Arial" w:hAnsi="Arial" w:cs="Arial" w:hint="eastAsia"/>
+          <w:rFonts w:asciiTheme="minorEastAsia" w:eastAsiaTheme="minorEastAsia" w:hAnsiTheme="minorEastAsia" w:cs="Arial" w:hint="eastAsia"/>
           <w:position w:val="-10"/>
-          <w:sz w:val="19"/>
-          <w:szCs w:val="19"/>
+          <w:sz w:val="24"/>
           <w:shd w:val="clear" w:color="auto" w:fill="FFFFFF"/>
         </w:rPr>
         <w:object w:dxaOrig="300" w:dyaOrig="340" w14:anchorId="33E301D5">
-          <v:shape id="_x0000_i1035" type="#_x0000_t75" style="width:15pt;height:17pt" o:ole="">
+          <v:shape id="_x0000_i1035" type="#_x0000_t75" style="width:15pt;height:17.05pt" o:ole="">
             <v:imagedata r:id="rId30" o:title=""/>
           </v:shape>
-          <o:OLEObject Type="Embed" ProgID="Equation.KSEE3" ShapeID="_x0000_i1035" DrawAspect="Content" ObjectID="_1797260279" r:id="rId31"/>
+          <o:OLEObject Type="Embed" ProgID="Equation.KSEE3" ShapeID="_x0000_i1035" DrawAspect="Content" ObjectID="_1797274801" r:id="rId31"/>
         </w:object>
       </w:r>
       <w:r>
         <w:rPr>
-          <w:rFonts w:ascii="Arial" w:hAnsi="Arial" w:cs="Arial" w:hint="eastAsia"/>
-          <w:sz w:val="19"/>
-          <w:szCs w:val="19"/>
-          <w:shd w:val="clear" w:color="auto" w:fill="FFFFFF"/>
-        </w:rPr>
-        <w:t>为电流调节器的比例系数</w:t>
-      </w:r>
-      <w:r>
-        <w:rPr>
-          <w:rFonts w:ascii="Arial" w:hAnsi="Arial" w:cs="Arial" w:hint="eastAsia"/>
-          <w:sz w:val="19"/>
-          <w:szCs w:val="19"/>
-          <w:shd w:val="clear" w:color="auto" w:fill="FFFFFF"/>
-        </w:rPr>
-        <w:t>;</w:t>
+          <w:rFonts w:asciiTheme="minorEastAsia" w:eastAsiaTheme="minorEastAsia" w:hAnsiTheme="minorEastAsia" w:cs="Arial" w:hint="eastAsia"/>
+          <w:sz w:val="24"/>
+          <w:shd w:val="clear" w:color="auto" w:fill="FFFFFF"/>
+        </w:rPr>
+        <w:t>为电流调节器的比例系数;</w:t>
       </w:r>
     </w:p>
     <w:p>
@@ -3002,32 +2590,29 @@
         <w:spacing w:line="360" w:lineRule="auto"/>
         <w:ind w:firstLine="420"/>
         <w:rPr>
-          <w:rFonts w:ascii="Arial" w:hAnsi="Arial" w:cs="Arial"/>
-          <w:sz w:val="19"/>
-          <w:szCs w:val="19"/>
-          <w:shd w:val="clear" w:color="auto" w:fill="FFFFFF"/>
-        </w:rPr>
-      </w:pPr>
-      <w:r>
-        <w:rPr>
-          <w:rFonts w:ascii="Arial" w:hAnsi="Arial" w:cs="Arial"/>
+          <w:rFonts w:asciiTheme="minorEastAsia" w:eastAsiaTheme="minorEastAsia" w:hAnsiTheme="minorEastAsia" w:cs="Arial"/>
+          <w:sz w:val="24"/>
+          <w:shd w:val="clear" w:color="auto" w:fill="FFFFFF"/>
+        </w:rPr>
+      </w:pPr>
+      <w:r>
+        <w:rPr>
+          <w:rFonts w:asciiTheme="minorEastAsia" w:eastAsiaTheme="minorEastAsia" w:hAnsiTheme="minorEastAsia" w:cs="Arial"/>
           <w:position w:val="-10"/>
-          <w:sz w:val="19"/>
-          <w:szCs w:val="19"/>
+          <w:sz w:val="24"/>
           <w:shd w:val="clear" w:color="auto" w:fill="FFFFFF"/>
         </w:rPr>
         <w:object w:dxaOrig="220" w:dyaOrig="340" w14:anchorId="26CA0C58">
-          <v:shape id="_x0000_i1036" type="#_x0000_t75" style="width:11pt;height:17pt" o:ole="">
+          <v:shape id="_x0000_i1036" type="#_x0000_t75" style="width:10.85pt;height:17.05pt" o:ole="">
             <v:imagedata r:id="rId32" o:title=""/>
           </v:shape>
-          <o:OLEObject Type="Embed" ProgID="Equation.KSEE3" ShapeID="_x0000_i1036" DrawAspect="Content" ObjectID="_1797260280" r:id="rId33"/>
+          <o:OLEObject Type="Embed" ProgID="Equation.KSEE3" ShapeID="_x0000_i1036" DrawAspect="Content" ObjectID="_1797274802" r:id="rId33"/>
         </w:object>
       </w:r>
       <w:r>
         <w:rPr>
-          <w:rFonts w:ascii="Arial" w:hAnsi="Arial" w:cs="Arial" w:hint="eastAsia"/>
-          <w:sz w:val="19"/>
-          <w:szCs w:val="19"/>
+          <w:rFonts w:asciiTheme="minorEastAsia" w:eastAsiaTheme="minorEastAsia" w:hAnsiTheme="minorEastAsia" w:cs="Arial" w:hint="eastAsia"/>
+          <w:sz w:val="24"/>
           <w:shd w:val="clear" w:color="auto" w:fill="FFFFFF"/>
         </w:rPr>
         <w:t>为电流调节器的超前时间常数</w:t>
@@ -3039,29 +2624,18 @@
         <w:spacing w:line="360" w:lineRule="auto"/>
         <w:ind w:firstLine="420"/>
         <w:rPr>
-          <w:rFonts w:ascii="Arial" w:hAnsi="Arial" w:cs="Arial"/>
-          <w:sz w:val="19"/>
-          <w:szCs w:val="19"/>
-          <w:shd w:val="clear" w:color="auto" w:fill="FFFFFF"/>
-        </w:rPr>
-      </w:pPr>
-      <w:r>
-        <w:rPr>
-          <w:rFonts w:ascii="Arial" w:hAnsi="Arial" w:cs="Arial" w:hint="eastAsia"/>
-          <w:sz w:val="19"/>
-          <w:szCs w:val="19"/>
-          <w:shd w:val="clear" w:color="auto" w:fill="FFFFFF"/>
-        </w:rPr>
-        <w:t>因此电流环的开环传递函数为</w:t>
-      </w:r>
-      <w:r>
-        <w:rPr>
-          <w:rFonts w:ascii="Arial" w:hAnsi="Arial" w:cs="Arial" w:hint="eastAsia"/>
-          <w:sz w:val="19"/>
-          <w:szCs w:val="19"/>
-          <w:shd w:val="clear" w:color="auto" w:fill="FFFFFF"/>
-        </w:rPr>
-        <w:t>:</w:t>
+          <w:rFonts w:asciiTheme="minorEastAsia" w:eastAsiaTheme="minorEastAsia" w:hAnsiTheme="minorEastAsia" w:cs="Arial"/>
+          <w:sz w:val="24"/>
+          <w:shd w:val="clear" w:color="auto" w:fill="FFFFFF"/>
+        </w:rPr>
+      </w:pPr>
+      <w:r>
+        <w:rPr>
+          <w:rFonts w:asciiTheme="minorEastAsia" w:eastAsiaTheme="minorEastAsia" w:hAnsiTheme="minorEastAsia" w:cs="Arial" w:hint="eastAsia"/>
+          <w:sz w:val="24"/>
+          <w:shd w:val="clear" w:color="auto" w:fill="FFFFFF"/>
+        </w:rPr>
+        <w:t>因此电流环的开环传递函数为:</w:t>
       </w:r>
     </w:p>
     <w:p>
@@ -3099,10 +2673,10 @@
           <w:shd w:val="clear" w:color="auto" w:fill="FFFFFF"/>
         </w:rPr>
         <w:object w:dxaOrig="3720" w:dyaOrig="680" w14:anchorId="30484CC8">
-          <v:shape id="_x0000_i1037" type="#_x0000_t75" style="width:186pt;height:34pt" o:ole="">
+          <v:shape id="_x0000_i1037" type="#_x0000_t75" style="width:186pt;height:34.1pt" o:ole="">
             <v:imagedata r:id="rId34" o:title=""/>
           </v:shape>
-          <o:OLEObject Type="Embed" ProgID="Equation.KSEE3" ShapeID="_x0000_i1037" DrawAspect="Content" ObjectID="_1797260281" r:id="rId35"/>
+          <o:OLEObject Type="Embed" ProgID="Equation.KSEE3" ShapeID="_x0000_i1037" DrawAspect="Content" ObjectID="_1797274803" r:id="rId35"/>
         </w:object>
       </w:r>
       <w:r>
@@ -3152,149 +2726,78 @@
         <w:spacing w:line="360" w:lineRule="auto"/>
         <w:ind w:firstLine="420"/>
         <w:rPr>
-          <w:rFonts w:ascii="Arial" w:hAnsi="Arial" w:cs="Arial"/>
-          <w:sz w:val="19"/>
-          <w:szCs w:val="19"/>
-          <w:shd w:val="clear" w:color="auto" w:fill="FFFFFF"/>
-        </w:rPr>
-      </w:pPr>
-      <w:r>
-        <w:rPr>
-          <w:rFonts w:ascii="Arial" w:hAnsi="Arial" w:cs="Arial" w:hint="eastAsia"/>
-          <w:sz w:val="19"/>
-          <w:szCs w:val="19"/>
+          <w:rFonts w:asciiTheme="minorEastAsia" w:eastAsiaTheme="minorEastAsia" w:hAnsiTheme="minorEastAsia" w:cs="Arial"/>
+          <w:sz w:val="24"/>
+          <w:shd w:val="clear" w:color="auto" w:fill="FFFFFF"/>
+        </w:rPr>
+      </w:pPr>
+      <w:r>
+        <w:rPr>
+          <w:rFonts w:asciiTheme="minorEastAsia" w:eastAsiaTheme="minorEastAsia" w:hAnsiTheme="minorEastAsia" w:cs="Arial" w:hint="eastAsia"/>
+          <w:sz w:val="24"/>
           <w:shd w:val="clear" w:color="auto" w:fill="FFFFFF"/>
         </w:rPr>
         <w:t>因为</w:t>
       </w:r>
       <w:r>
         <w:rPr>
-          <w:rFonts w:ascii="Arial" w:hAnsi="Arial" w:cs="Arial" w:hint="eastAsia"/>
+          <w:rFonts w:asciiTheme="minorEastAsia" w:eastAsiaTheme="minorEastAsia" w:hAnsiTheme="minorEastAsia" w:cs="Arial" w:hint="eastAsia"/>
           <w:position w:val="-10"/>
-          <w:sz w:val="19"/>
-          <w:szCs w:val="19"/>
+          <w:sz w:val="24"/>
           <w:shd w:val="clear" w:color="auto" w:fill="FFFFFF"/>
         </w:rPr>
         <w:object w:dxaOrig="859" w:dyaOrig="340" w14:anchorId="60B67310">
-          <v:shape id="_x0000_i1038" type="#_x0000_t75" style="width:43pt;height:17pt" o:ole="">
+          <v:shape id="_x0000_i1038" type="#_x0000_t75" style="width:42.9pt;height:17.05pt" o:ole="">
             <v:imagedata r:id="rId36" o:title=""/>
           </v:shape>
-          <o:OLEObject Type="Embed" ProgID="Equation.KSEE3" ShapeID="_x0000_i1038" DrawAspect="Content" ObjectID="_1797260282" r:id="rId37"/>
+          <o:OLEObject Type="Embed" ProgID="Equation.KSEE3" ShapeID="_x0000_i1038" DrawAspect="Content" ObjectID="_1797274804" r:id="rId37"/>
         </w:object>
       </w:r>
       <w:r>
         <w:rPr>
-          <w:rFonts w:ascii="Arial" w:hAnsi="Arial" w:cs="Arial" w:hint="eastAsia"/>
-          <w:sz w:val="19"/>
-          <w:szCs w:val="19"/>
-          <w:shd w:val="clear" w:color="auto" w:fill="FFFFFF"/>
-        </w:rPr>
-        <w:t>,</w:t>
-      </w:r>
-      <w:r>
-        <w:rPr>
-          <w:rFonts w:ascii="Arial" w:hAnsi="Arial" w:cs="Arial" w:hint="eastAsia"/>
-          <w:sz w:val="19"/>
-          <w:szCs w:val="19"/>
-          <w:shd w:val="clear" w:color="auto" w:fill="FFFFFF"/>
-        </w:rPr>
-        <w:t>因此</w:t>
-      </w:r>
-      <w:r>
-        <w:rPr>
-          <w:rFonts w:ascii="Arial" w:hAnsi="Arial" w:cs="Arial" w:hint="eastAsia"/>
+          <w:rFonts w:asciiTheme="minorEastAsia" w:eastAsiaTheme="minorEastAsia" w:hAnsiTheme="minorEastAsia" w:cs="Arial" w:hint="eastAsia"/>
+          <w:sz w:val="24"/>
+          <w:shd w:val="clear" w:color="auto" w:fill="FFFFFF"/>
+        </w:rPr>
+        <w:t>,因此</w:t>
+      </w:r>
+      <w:r>
+        <w:rPr>
+          <w:rFonts w:asciiTheme="minorEastAsia" w:eastAsiaTheme="minorEastAsia" w:hAnsiTheme="minorEastAsia" w:cs="Arial" w:hint="eastAsia"/>
           <w:position w:val="-10"/>
-          <w:sz w:val="19"/>
-          <w:szCs w:val="19"/>
+          <w:sz w:val="24"/>
           <w:shd w:val="clear" w:color="auto" w:fill="FFFFFF"/>
         </w:rPr>
         <w:object w:dxaOrig="639" w:dyaOrig="340" w14:anchorId="526927EB">
-          <v:shape id="_x0000_i1039" type="#_x0000_t75" style="width:32pt;height:17pt" o:ole="">
+          <v:shape id="_x0000_i1039" type="#_x0000_t75" style="width:32.05pt;height:17.05pt" o:ole="">
             <v:imagedata r:id="rId38" o:title=""/>
           </v:shape>
-          <o:OLEObject Type="Embed" ProgID="Equation.KSEE3" ShapeID="_x0000_i1039" DrawAspect="Content" ObjectID="_1797260283" r:id="rId39"/>
+          <o:OLEObject Type="Embed" ProgID="Equation.KSEE3" ShapeID="_x0000_i1039" DrawAspect="Content" ObjectID="_1797274805" r:id="rId39"/>
         </w:object>
       </w:r>
       <w:r>
         <w:rPr>
-          <w:rFonts w:ascii="Arial" w:hAnsi="Arial" w:cs="Arial" w:hint="eastAsia"/>
-          <w:sz w:val="19"/>
-          <w:szCs w:val="19"/>
-          <w:shd w:val="clear" w:color="auto" w:fill="FFFFFF"/>
-        </w:rPr>
-        <w:t>,</w:t>
-      </w:r>
-      <w:r>
-        <w:rPr>
-          <w:rFonts w:ascii="Arial" w:hAnsi="Arial" w:cs="Arial" w:hint="eastAsia"/>
-          <w:sz w:val="19"/>
-          <w:szCs w:val="19"/>
-          <w:shd w:val="clear" w:color="auto" w:fill="FFFFFF"/>
-        </w:rPr>
-        <w:t>使用调节器的零点对消控制对象的大时间常数极点</w:t>
-      </w:r>
-      <w:r>
-        <w:rPr>
-          <w:rFonts w:ascii="Arial" w:hAnsi="Arial" w:cs="Arial" w:hint="eastAsia"/>
-          <w:sz w:val="19"/>
-          <w:szCs w:val="19"/>
-          <w:shd w:val="clear" w:color="auto" w:fill="FFFFFF"/>
-        </w:rPr>
-        <w:t>,</w:t>
-      </w:r>
-      <w:r>
-        <w:rPr>
-          <w:rFonts w:ascii="Arial" w:hAnsi="Arial" w:cs="Arial" w:hint="eastAsia"/>
-          <w:sz w:val="19"/>
-          <w:szCs w:val="19"/>
-          <w:shd w:val="clear" w:color="auto" w:fill="FFFFFF"/>
-        </w:rPr>
-        <w:t>以便校正成典型</w:t>
-      </w:r>
-      <w:r>
-        <w:rPr>
-          <w:rFonts w:ascii="微软雅黑" w:eastAsia="微软雅黑" w:hAnsi="微软雅黑" w:cs="微软雅黑" w:hint="eastAsia"/>
-          <w:sz w:val="19"/>
-          <w:szCs w:val="19"/>
+          <w:rFonts w:asciiTheme="minorEastAsia" w:eastAsiaTheme="minorEastAsia" w:hAnsiTheme="minorEastAsia" w:cs="Arial" w:hint="eastAsia"/>
+          <w:sz w:val="24"/>
+          <w:shd w:val="clear" w:color="auto" w:fill="FFFFFF"/>
+        </w:rPr>
+        <w:t>,使用调节器的零点对消控制对象的大时间常数极点,以便校正成典型</w:t>
+      </w:r>
+      <w:r>
+        <w:rPr>
+          <w:rFonts w:asciiTheme="minorEastAsia" w:eastAsiaTheme="minorEastAsia" w:hAnsiTheme="minorEastAsia" w:cs="微软雅黑" w:hint="eastAsia"/>
+          <w:sz w:val="24"/>
           <w:shd w:val="clear" w:color="auto" w:fill="FFFFFF"/>
         </w:rPr>
         <w:t>Ⅰ</w:t>
       </w:r>
       <w:r>
         <w:rPr>
-          <w:rFonts w:ascii="Arial" w:hAnsi="Arial" w:cs="Arial" w:hint="eastAsia"/>
-          <w:sz w:val="19"/>
-          <w:szCs w:val="19"/>
-          <w:shd w:val="clear" w:color="auto" w:fill="FFFFFF"/>
-        </w:rPr>
-        <w:t>型系统</w:t>
-      </w:r>
-      <w:r>
-        <w:rPr>
-          <w:rFonts w:ascii="Arial" w:hAnsi="Arial" w:cs="Arial" w:hint="eastAsia"/>
-          <w:sz w:val="19"/>
-          <w:szCs w:val="19"/>
-          <w:shd w:val="clear" w:color="auto" w:fill="FFFFFF"/>
-        </w:rPr>
-        <w:t>,</w:t>
-      </w:r>
-      <w:r>
-        <w:rPr>
-          <w:rFonts w:ascii="Arial" w:hAnsi="Arial" w:cs="Arial" w:hint="eastAsia"/>
-          <w:sz w:val="19"/>
-          <w:szCs w:val="19"/>
-          <w:shd w:val="clear" w:color="auto" w:fill="FFFFFF"/>
-        </w:rPr>
-        <w:t>于是有</w:t>
-      </w:r>
-      <w:r>
-        <w:rPr>
-          <w:rFonts w:ascii="Arial" w:hAnsi="Arial" w:cs="Arial" w:hint="eastAsia"/>
-          <w:sz w:val="19"/>
-          <w:szCs w:val="19"/>
-          <w:shd w:val="clear" w:color="auto" w:fill="FFFFFF"/>
-        </w:rPr>
-        <w:t>:</w:t>
+          <w:rFonts w:asciiTheme="minorEastAsia" w:eastAsiaTheme="minorEastAsia" w:hAnsiTheme="minorEastAsia" w:cs="Arial" w:hint="eastAsia"/>
+          <w:sz w:val="24"/>
+          <w:shd w:val="clear" w:color="auto" w:fill="FFFFFF"/>
+        </w:rPr>
+        <w:t>型系统,于是有:</w:t>
       </w:r>
     </w:p>
     <w:p>
@@ -3319,10 +2822,10 @@
           <w:shd w:val="clear" w:color="auto" w:fill="FFFFFF"/>
         </w:rPr>
         <w:object w:dxaOrig="4900" w:dyaOrig="680" w14:anchorId="272D4CEC">
-          <v:shape id="_x0000_i1040" type="#_x0000_t75" style="width:245pt;height:34pt" o:ole="">
+          <v:shape id="_x0000_i1040" type="#_x0000_t75" style="width:245.1pt;height:34.1pt" o:ole="">
             <v:imagedata r:id="rId40" o:title=""/>
           </v:shape>
-          <o:OLEObject Type="Embed" ProgID="Equation.KSEE3" ShapeID="_x0000_i1040" DrawAspect="Content" ObjectID="_1797260284" r:id="rId41"/>
+          <o:OLEObject Type="Embed" ProgID="Equation.KSEE3" ShapeID="_x0000_i1040" DrawAspect="Content" ObjectID="_1797274806" r:id="rId41"/>
         </w:object>
       </w:r>
       <w:r>
@@ -3381,8 +2884,7 @@
       <w:r>
         <w:rPr>
           <w:rFonts w:ascii="Arial" w:hAnsi="Arial" w:cs="Arial" w:hint="eastAsia"/>
-          <w:sz w:val="19"/>
-          <w:szCs w:val="19"/>
+          <w:sz w:val="24"/>
           <w:shd w:val="clear" w:color="auto" w:fill="FFFFFF"/>
         </w:rPr>
         <w:t>其中</w:t>
@@ -3396,10 +2898,10 @@
           <w:shd w:val="clear" w:color="auto" w:fill="FFFFFF"/>
         </w:rPr>
         <w:object w:dxaOrig="2120" w:dyaOrig="680" w14:anchorId="0FECB874">
-          <v:shape id="_x0000_i1041" type="#_x0000_t75" style="width:106pt;height:34pt" o:ole="">
+          <v:shape id="_x0000_i1041" type="#_x0000_t75" style="width:106.1pt;height:34.1pt" o:ole="">
             <v:imagedata r:id="rId42" o:title=""/>
           </v:shape>
-          <o:OLEObject Type="Embed" ProgID="Equation.KSEE3" ShapeID="_x0000_i1041" DrawAspect="Content" ObjectID="_1797260285" r:id="rId43"/>
+          <o:OLEObject Type="Embed" ProgID="Equation.KSEE3" ShapeID="_x0000_i1041" DrawAspect="Content" ObjectID="_1797274807" r:id="rId43"/>
         </w:object>
       </w:r>
     </w:p>
@@ -3423,16 +2925,14 @@
         <w:ind w:firstLine="420"/>
         <w:rPr>
           <w:rFonts w:ascii="Arial" w:hAnsi="Arial" w:cs="Arial"/>
-          <w:sz w:val="19"/>
-          <w:szCs w:val="19"/>
+          <w:sz w:val="24"/>
           <w:shd w:val="clear" w:color="auto" w:fill="FFFFFF"/>
         </w:rPr>
       </w:pPr>
       <w:r>
         <w:rPr>
           <w:rFonts w:ascii="Arial" w:hAnsi="Arial" w:cs="Arial" w:hint="eastAsia"/>
-          <w:sz w:val="19"/>
-          <w:szCs w:val="19"/>
+          <w:sz w:val="24"/>
           <w:shd w:val="clear" w:color="auto" w:fill="FFFFFF"/>
         </w:rPr>
         <w:t>校正后电流环的动态结构如图</w:t>
@@ -3440,8 +2940,7 @@
       <w:r>
         <w:rPr>
           <w:rFonts w:ascii="Arial" w:hAnsi="Arial" w:cs="Arial" w:hint="eastAsia"/>
-          <w:sz w:val="19"/>
-          <w:szCs w:val="19"/>
+          <w:sz w:val="24"/>
           <w:shd w:val="clear" w:color="auto" w:fill="FFFFFF"/>
         </w:rPr>
         <w:t>3</w:t>
@@ -3507,18 +3006,21 @@
         <w:spacing w:line="360" w:lineRule="auto"/>
         <w:ind w:firstLine="420"/>
         <w:jc w:val="center"/>
-      </w:pPr>
-      <w:r>
-        <w:rPr>
-          <w:rFonts w:hint="eastAsia"/>
-        </w:rPr>
-        <w:t>图</w:t>
-      </w:r>
-      <w:r>
-        <w:rPr>
-          <w:rFonts w:hint="eastAsia"/>
-        </w:rPr>
-        <w:t>3</w:t>
+        <w:rPr>
+          <w:rFonts w:asciiTheme="minorEastAsia" w:eastAsiaTheme="minorEastAsia" w:hAnsiTheme="minorEastAsia" w:hint="eastAsia"/>
+        </w:rPr>
+      </w:pPr>
+      <w:r>
+        <w:rPr>
+          <w:rFonts w:asciiTheme="minorEastAsia" w:eastAsiaTheme="minorEastAsia" w:hAnsiTheme="minorEastAsia" w:hint="eastAsia"/>
+        </w:rPr>
+        <w:t>图3</w:t>
+      </w:r>
+      <w:r>
+        <w:rPr>
+          <w:rFonts w:asciiTheme="minorEastAsia" w:eastAsiaTheme="minorEastAsia" w:hAnsiTheme="minorEastAsia" w:hint="eastAsia"/>
+        </w:rPr>
+        <w:t xml:space="preserve"> </w:t>
       </w:r>
     </w:p>
     <w:p>
@@ -3535,112 +3037,106 @@
         <w:spacing w:line="360" w:lineRule="auto"/>
         <w:ind w:firstLine="420"/>
         <w:rPr>
-          <w:rFonts w:ascii="宋体" w:hAnsi="宋体" w:hint="eastAsia"/>
-          <w:sz w:val="24"/>
-        </w:rPr>
-      </w:pPr>
-      <w:r>
-        <w:rPr>
-          <w:rFonts w:hint="eastAsia"/>
-        </w:rPr>
-        <w:t>因为题目设计要求</w:t>
-      </w:r>
-      <w:r>
-        <w:rPr>
-          <w:rFonts w:ascii="宋体" w:hAnsi="宋体" w:hint="eastAsia"/>
-          <w:sz w:val="24"/>
-        </w:rPr>
-        <w:t>电流环的超调量</w:t>
-      </w:r>
-      <w:r>
-        <w:rPr>
-          <w:rFonts w:ascii="宋体" w:hAnsi="宋体"/>
+          <w:rFonts w:asciiTheme="minorEastAsia" w:eastAsiaTheme="minorEastAsia" w:hAnsiTheme="minorEastAsia" w:hint="eastAsia"/>
+          <w:sz w:val="24"/>
+        </w:rPr>
+      </w:pPr>
+      <w:r>
+        <w:rPr>
+          <w:rFonts w:asciiTheme="minorEastAsia" w:eastAsiaTheme="minorEastAsia" w:hAnsiTheme="minorEastAsia" w:hint="eastAsia"/>
+          <w:sz w:val="24"/>
+        </w:rPr>
+        <w:t>因为题目设计要求电流环的超调量</w:t>
+      </w:r>
+      <w:r>
+        <w:rPr>
+          <w:rFonts w:asciiTheme="minorEastAsia" w:eastAsiaTheme="minorEastAsia" w:hAnsiTheme="minorEastAsia"/>
           <w:position w:val="-6"/>
           <w:sz w:val="24"/>
         </w:rPr>
         <w:object w:dxaOrig="240" w:dyaOrig="225" w14:anchorId="4757CC12">
-          <v:shape id="_x0000_i1042" type="#_x0000_t75" style="width:12pt;height:11.5pt" o:ole="">
+          <v:shape id="_x0000_i1042" type="#_x0000_t75" style="width:12.05pt;height:11.45pt" o:ole="">
             <v:imagedata r:id="rId8" o:title=""/>
           </v:shape>
-          <o:OLEObject Type="Embed" ProgID="Equation.3" ShapeID="_x0000_i1042" DrawAspect="Content" ObjectID="_1797260286" r:id="rId45"/>
+          <o:OLEObject Type="Embed" ProgID="Equation.3" ShapeID="_x0000_i1042" DrawAspect="Content" ObjectID="_1797274808" r:id="rId45"/>
         </w:object>
       </w:r>
       <w:r>
         <w:rPr>
-          <w:rFonts w:ascii="宋体" w:hAnsi="宋体"/>
+          <w:rFonts w:asciiTheme="minorEastAsia" w:eastAsiaTheme="minorEastAsia" w:hAnsiTheme="minorEastAsia"/>
           <w:position w:val="-12"/>
           <w:sz w:val="24"/>
         </w:rPr>
         <w:object w:dxaOrig="120" w:dyaOrig="360" w14:anchorId="0E3CA349">
-          <v:shape id="_x0000_i1043" type="#_x0000_t75" style="width:6pt;height:18pt" o:ole="">
+          <v:shape id="_x0000_i1043" type="#_x0000_t75" style="width:5.9pt;height:17.95pt" o:ole="">
             <v:imagedata r:id="rId10" o:title=""/>
           </v:shape>
-          <o:OLEObject Type="Embed" ProgID="Equation.3" ShapeID="_x0000_i1043" DrawAspect="Content" ObjectID="_1797260287" r:id="rId46"/>
+          <o:OLEObject Type="Embed" ProgID="Equation.3" ShapeID="_x0000_i1043" DrawAspect="Content" ObjectID="_1797274809" r:id="rId46"/>
         </w:object>
       </w:r>
       <w:r>
         <w:rPr>
-          <w:rFonts w:ascii="宋体" w:hAnsi="宋体"/>
+          <w:rFonts w:asciiTheme="minorEastAsia" w:eastAsiaTheme="minorEastAsia" w:hAnsiTheme="minorEastAsia"/>
           <w:position w:val="-4"/>
           <w:sz w:val="24"/>
         </w:rPr>
         <w:object w:dxaOrig="195" w:dyaOrig="240" w14:anchorId="4750EBB4">
-          <v:shape id="_x0000_i1044" type="#_x0000_t75" style="width:10pt;height:12pt" o:ole="">
+          <v:shape id="_x0000_i1044" type="#_x0000_t75" style="width:10pt;height:12.05pt" o:ole="">
             <v:imagedata r:id="rId12" o:title=""/>
           </v:shape>
-          <o:OLEObject Type="Embed" ProgID="Equation.3" ShapeID="_x0000_i1044" DrawAspect="Content" ObjectID="_1797260288" r:id="rId47"/>
+          <o:OLEObject Type="Embed" ProgID="Equation.3" ShapeID="_x0000_i1044" DrawAspect="Content" ObjectID="_1797274810" r:id="rId47"/>
         </w:object>
       </w:r>
       <w:r>
         <w:rPr>
-          <w:rFonts w:ascii="Times New Roman" w:hAnsi="Times New Roman"/>
+          <w:rFonts w:asciiTheme="minorEastAsia" w:eastAsiaTheme="minorEastAsia" w:hAnsiTheme="minorEastAsia"/>
           <w:sz w:val="24"/>
         </w:rPr>
         <w:t>5%</w:t>
       </w:r>
       <w:r>
         <w:rPr>
-          <w:rFonts w:ascii="宋体" w:hAnsi="宋体" w:hint="eastAsia"/>
+          <w:rFonts w:asciiTheme="minorEastAsia" w:eastAsiaTheme="minorEastAsia" w:hAnsiTheme="minorEastAsia" w:hint="eastAsia"/>
           <w:sz w:val="24"/>
         </w:rPr>
         <w:t>，因此选择</w:t>
       </w:r>
       <w:r>
         <w:rPr>
-          <w:rFonts w:ascii="宋体" w:hAnsi="宋体" w:hint="eastAsia"/>
+          <w:rFonts w:asciiTheme="minorEastAsia" w:eastAsiaTheme="minorEastAsia" w:hAnsiTheme="minorEastAsia" w:hint="eastAsia"/>
           <w:position w:val="-10"/>
           <w:sz w:val="24"/>
         </w:rPr>
         <w:object w:dxaOrig="980" w:dyaOrig="320" w14:anchorId="066F3D79">
-          <v:shape id="_x0000_i1045" type="#_x0000_t75" style="width:49pt;height:16pt" o:ole="">
+          <v:shape id="_x0000_i1045" type="#_x0000_t75" style="width:49.1pt;height:15.85pt" o:ole="">
             <v:imagedata r:id="rId48" o:title=""/>
           </v:shape>
-          <o:OLEObject Type="Embed" ProgID="Equation.KSEE3" ShapeID="_x0000_i1045" DrawAspect="Content" ObjectID="_1797260289" r:id="rId49"/>
+          <o:OLEObject Type="Embed" ProgID="Equation.KSEE3" ShapeID="_x0000_i1045" DrawAspect="Content" ObjectID="_1797274811" r:id="rId49"/>
         </w:object>
       </w:r>
       <w:r>
         <w:rPr>
-          <w:rFonts w:ascii="宋体" w:hAnsi="宋体" w:hint="eastAsia"/>
+          <w:rFonts w:asciiTheme="minorEastAsia" w:eastAsiaTheme="minorEastAsia" w:hAnsiTheme="minorEastAsia" w:hint="eastAsia"/>
           <w:sz w:val="24"/>
         </w:rPr>
         <w:t>,</w:t>
       </w:r>
       <w:r>
         <w:rPr>
-          <w:rFonts w:ascii="宋体" w:hAnsi="宋体" w:hint="eastAsia"/>
+          <w:rFonts w:asciiTheme="minorEastAsia" w:eastAsiaTheme="minorEastAsia" w:hAnsiTheme="minorEastAsia" w:hint="eastAsia"/>
           <w:position w:val="-10"/>
           <w:sz w:val="24"/>
         </w:rPr>
         <w:object w:dxaOrig="1100" w:dyaOrig="340" w14:anchorId="7495FFB4">
-          <v:shape id="_x0000_i1046" type="#_x0000_t75" alt="" style="width:55pt;height:17pt" o:ole="">
+          <v:shape id="_x0000_i1046" type="#_x0000_t75" alt="" style="width:54.95pt;height:17.05pt" o:ole="">
             <v:imagedata r:id="rId50" o:title=""/>
           </v:shape>
-          <o:OLEObject Type="Embed" ProgID="Equation.KSEE3" ShapeID="_x0000_i1046" DrawAspect="Content" ObjectID="_1797260290" r:id="rId51"/>
+          <o:OLEObject Type="Embed" ProgID="Equation.KSEE3" ShapeID="_x0000_i1046" DrawAspect="Content" ObjectID="_1797274812" r:id="rId51"/>
         </w:object>
       </w:r>
       <w:r>
         <w:rPr>
-          <w:rFonts w:ascii="宋体" w:hAnsi="宋体" w:hint="eastAsia"/>
+          <w:rFonts w:asciiTheme="minorEastAsia" w:eastAsiaTheme="minorEastAsia" w:hAnsiTheme="minorEastAsia" w:hint="eastAsia"/>
           <w:sz w:val="24"/>
         </w:rPr>
         <w:t>,因此:</w:t>
@@ -3664,10 +3160,10 @@
           <w:sz w:val="24"/>
         </w:rPr>
         <w:object w:dxaOrig="1500" w:dyaOrig="680" w14:anchorId="397F97CC">
-          <v:shape id="_x0000_i1047" type="#_x0000_t75" style="width:75pt;height:34pt" o:ole="">
+          <v:shape id="_x0000_i1047" type="#_x0000_t75" style="width:74.95pt;height:34.1pt" o:ole="">
             <v:imagedata r:id="rId52" o:title=""/>
           </v:shape>
-          <o:OLEObject Type="Embed" ProgID="Equation.KSEE3" ShapeID="_x0000_i1047" DrawAspect="Content" ObjectID="_1797260291" r:id="rId53"/>
+          <o:OLEObject Type="Embed" ProgID="Equation.KSEE3" ShapeID="_x0000_i1047" DrawAspect="Content" ObjectID="_1797274813" r:id="rId53"/>
         </w:object>
       </w:r>
       <w:r>
@@ -3684,51 +3180,39 @@
         <w:spacing w:line="360" w:lineRule="auto"/>
         <w:ind w:firstLine="420"/>
         <w:rPr>
-          <w:rFonts w:ascii="Arial" w:hAnsi="Arial" w:cs="Arial"/>
-          <w:sz w:val="19"/>
-          <w:szCs w:val="19"/>
-          <w:shd w:val="clear" w:color="auto" w:fill="FFFFFF"/>
-        </w:rPr>
-      </w:pPr>
-      <w:r>
-        <w:rPr>
-          <w:rFonts w:ascii="宋体" w:hAnsi="宋体" w:hint="eastAsia"/>
+          <w:rFonts w:asciiTheme="minorEastAsia" w:eastAsiaTheme="minorEastAsia" w:hAnsiTheme="minorEastAsia" w:cs="Arial"/>
+          <w:sz w:val="24"/>
+          <w:shd w:val="clear" w:color="auto" w:fill="FFFFFF"/>
+        </w:rPr>
+      </w:pPr>
+      <w:r>
+        <w:rPr>
+          <w:rFonts w:asciiTheme="minorEastAsia" w:eastAsiaTheme="minorEastAsia" w:hAnsiTheme="minorEastAsia" w:hint="eastAsia"/>
           <w:sz w:val="24"/>
         </w:rPr>
         <w:t>又因为</w:t>
       </w:r>
       <w:r>
         <w:rPr>
-          <w:rFonts w:ascii="Arial" w:hAnsi="Arial" w:cs="Arial" w:hint="eastAsia"/>
+          <w:rFonts w:asciiTheme="minorEastAsia" w:eastAsiaTheme="minorEastAsia" w:hAnsiTheme="minorEastAsia" w:cs="Arial" w:hint="eastAsia"/>
           <w:position w:val="-30"/>
-          <w:sz w:val="19"/>
-          <w:szCs w:val="19"/>
+          <w:sz w:val="24"/>
           <w:shd w:val="clear" w:color="auto" w:fill="FFFFFF"/>
         </w:rPr>
         <w:object w:dxaOrig="2120" w:dyaOrig="680" w14:anchorId="6EEF4D3D">
-          <v:shape id="_x0000_i1048" type="#_x0000_t75" style="width:106pt;height:34pt" o:ole="">
+          <v:shape id="_x0000_i1048" type="#_x0000_t75" style="width:106.1pt;height:34.1pt" o:ole="">
             <v:imagedata r:id="rId42" o:title=""/>
           </v:shape>
-          <o:OLEObject Type="Embed" ProgID="Equation.KSEE3" ShapeID="_x0000_i1048" DrawAspect="Content" ObjectID="_1797260292" r:id="rId54"/>
+          <o:OLEObject Type="Embed" ProgID="Equation.KSEE3" ShapeID="_x0000_i1048" DrawAspect="Content" ObjectID="_1797274814" r:id="rId54"/>
         </w:object>
       </w:r>
       <w:r>
         <w:rPr>
-          <w:rFonts w:ascii="Arial" w:hAnsi="Arial" w:cs="Arial" w:hint="eastAsia"/>
-          <w:sz w:val="19"/>
-          <w:szCs w:val="19"/>
-          <w:shd w:val="clear" w:color="auto" w:fill="FFFFFF"/>
-        </w:rPr>
-        <w:t>,</w:t>
-      </w:r>
-      <w:r>
-        <w:rPr>
-          <w:rFonts w:ascii="Arial" w:hAnsi="Arial" w:cs="Arial" w:hint="eastAsia"/>
-          <w:sz w:val="19"/>
-          <w:szCs w:val="19"/>
-          <w:shd w:val="clear" w:color="auto" w:fill="FFFFFF"/>
-        </w:rPr>
-        <w:t>因此</w:t>
+          <w:rFonts w:asciiTheme="minorEastAsia" w:eastAsiaTheme="minorEastAsia" w:hAnsiTheme="minorEastAsia" w:cs="Arial" w:hint="eastAsia"/>
+          <w:sz w:val="24"/>
+          <w:shd w:val="clear" w:color="auto" w:fill="FFFFFF"/>
+        </w:rPr>
+        <w:t>,因此</w:t>
       </w:r>
     </w:p>
     <w:p>
@@ -3748,10 +3232,10 @@
           <w:sz w:val="24"/>
         </w:rPr>
         <w:object w:dxaOrig="2760" w:dyaOrig="760" w14:anchorId="6D731F15">
-          <v:shape id="_x0000_i1049" type="#_x0000_t75" style="width:138pt;height:38pt" o:ole="">
+          <v:shape id="_x0000_i1049" type="#_x0000_t75" style="width:138.1pt;height:37.9pt" o:ole="">
             <v:imagedata r:id="rId55" o:title=""/>
           </v:shape>
-          <o:OLEObject Type="Embed" ProgID="Equation.KSEE3" ShapeID="_x0000_i1049" DrawAspect="Content" ObjectID="_1797260293" r:id="rId56"/>
+          <o:OLEObject Type="Embed" ProgID="Equation.KSEE3" ShapeID="_x0000_i1049" DrawAspect="Content" ObjectID="_1797274815" r:id="rId56"/>
         </w:object>
       </w:r>
       <w:r>
@@ -3779,14 +3263,14 @@
         <w:spacing w:line="360" w:lineRule="auto"/>
         <w:ind w:firstLine="420"/>
         <w:rPr>
-          <w:rFonts w:ascii="宋体" w:hAnsi="宋体" w:hint="eastAsia"/>
-          <w:szCs w:val="21"/>
-        </w:rPr>
-      </w:pPr>
-      <w:r>
-        <w:rPr>
-          <w:rFonts w:ascii="宋体" w:hAnsi="宋体" w:hint="eastAsia"/>
-          <w:szCs w:val="21"/>
+          <w:rFonts w:asciiTheme="minorEastAsia" w:eastAsiaTheme="minorEastAsia" w:hAnsiTheme="minorEastAsia" w:hint="eastAsia"/>
+          <w:sz w:val="24"/>
+        </w:rPr>
+      </w:pPr>
+      <w:r>
+        <w:rPr>
+          <w:rFonts w:asciiTheme="minorEastAsia" w:eastAsiaTheme="minorEastAsia" w:hAnsiTheme="minorEastAsia" w:hint="eastAsia"/>
+          <w:sz w:val="24"/>
         </w:rPr>
         <w:t>对于电流环,有:</w:t>
       </w:r>
@@ -3794,22 +3278,29 @@
     <w:p>
       <w:pPr>
         <w:ind w:firstLine="420"/>
-      </w:pPr>
-      <w:r>
-        <w:t>ACR</w:t>
-      </w:r>
-      <w:r>
-        <w:t>超前时间常数：</w:t>
-      </w:r>
-      <w:r>
-        <w:rPr>
+        <w:rPr>
+          <w:rFonts w:asciiTheme="minorEastAsia" w:eastAsiaTheme="minorEastAsia" w:hAnsiTheme="minorEastAsia"/>
+          <w:sz w:val="24"/>
+        </w:rPr>
+      </w:pPr>
+      <w:r>
+        <w:rPr>
+          <w:rFonts w:asciiTheme="minorEastAsia" w:eastAsiaTheme="minorEastAsia" w:hAnsiTheme="minorEastAsia"/>
+          <w:sz w:val="24"/>
+        </w:rPr>
+        <w:t>ACR超前时间常数：</w:t>
+      </w:r>
+      <w:r>
+        <w:rPr>
+          <w:rFonts w:asciiTheme="minorEastAsia" w:eastAsiaTheme="minorEastAsia" w:hAnsiTheme="minorEastAsia"/>
           <w:position w:val="-12"/>
+          <w:sz w:val="24"/>
         </w:rPr>
         <w:object w:dxaOrig="1420" w:dyaOrig="360" w14:anchorId="747C67A1">
-          <v:shape id="_x0000_i1050" type="#_x0000_t75" style="width:71pt;height:18pt" o:ole="">
+          <v:shape id="_x0000_i1050" type="#_x0000_t75" style="width:71.1pt;height:17.95pt" o:ole="">
             <v:imagedata r:id="rId57" o:title=""/>
           </v:shape>
-          <o:OLEObject Type="Embed" ProgID="Equation.KSEE3" ShapeID="_x0000_i1050" DrawAspect="Content" ObjectID="_1797260294" r:id="rId58"/>
+          <o:OLEObject Type="Embed" ProgID="Equation.KSEE3" ShapeID="_x0000_i1050" DrawAspect="Content" ObjectID="_1797274816" r:id="rId58"/>
         </w:object>
       </w:r>
     </w:p>
@@ -3817,44 +3308,21 @@
       <w:pPr>
         <w:ind w:firstLine="420"/>
         <w:rPr>
-          <w:rFonts w:ascii="Segoe UI" w:hAnsi="Segoe UI" w:cs="Segoe UI"/>
-          <w:sz w:val="24"/>
-          <w:shd w:val="clear" w:color="auto" w:fill="FFFFFF"/>
-        </w:rPr>
-      </w:pPr>
-      <w:r>
-        <w:rPr>
-          <w:rFonts w:hint="eastAsia"/>
-        </w:rPr>
-        <w:t>在三相电频率为</w:t>
-      </w:r>
-      <w:r>
-        <w:rPr>
-          <w:rFonts w:hint="eastAsia"/>
-        </w:rPr>
-        <w:t>50Hz</w:t>
-      </w:r>
-      <w:r>
-        <w:rPr>
-          <w:rFonts w:hint="eastAsia"/>
-        </w:rPr>
-        <w:t>的情况下</w:t>
-      </w:r>
-      <w:r>
-        <w:rPr>
-          <w:rFonts w:hint="eastAsia"/>
-        </w:rPr>
-        <w:t>,</w:t>
-      </w:r>
-      <w:r>
-        <w:rPr>
-          <w:rFonts w:hint="eastAsia"/>
-        </w:rPr>
-        <w:t>三相</w:t>
-      </w:r>
-      <w:r>
-        <w:rPr>
-          <w:rFonts w:ascii="Segoe UI" w:eastAsia="Segoe UI" w:hAnsi="Segoe UI" w:cs="Segoe UI"/>
+          <w:rFonts w:asciiTheme="minorEastAsia" w:eastAsiaTheme="minorEastAsia" w:hAnsiTheme="minorEastAsia" w:cs="Segoe UI"/>
+          <w:sz w:val="24"/>
+          <w:shd w:val="clear" w:color="auto" w:fill="FFFFFF"/>
+        </w:rPr>
+      </w:pPr>
+      <w:r>
+        <w:rPr>
+          <w:rFonts w:asciiTheme="minorEastAsia" w:eastAsiaTheme="minorEastAsia" w:hAnsiTheme="minorEastAsia" w:hint="eastAsia"/>
+          <w:sz w:val="24"/>
+        </w:rPr>
+        <w:t>在三相电频率为50Hz的情况下,三相</w:t>
+      </w:r>
+      <w:r>
+        <w:rPr>
+          <w:rFonts w:asciiTheme="minorEastAsia" w:eastAsiaTheme="minorEastAsia" w:hAnsiTheme="minorEastAsia" w:cs="Segoe UI"/>
           <w:sz w:val="24"/>
           <w:shd w:val="clear" w:color="auto" w:fill="FFFFFF"/>
         </w:rPr>
@@ -3862,33 +3330,25 @@
       </w:r>
       <w:r>
         <w:rPr>
-          <w:rFonts w:ascii="Segoe UI" w:eastAsia="Segoe UI" w:hAnsi="Segoe UI" w:cs="Segoe UI"/>
+          <w:rFonts w:asciiTheme="minorEastAsia" w:eastAsiaTheme="minorEastAsia" w:hAnsiTheme="minorEastAsia" w:cs="Segoe UI"/>
           <w:position w:val="-12"/>
           <w:sz w:val="24"/>
           <w:shd w:val="clear" w:color="auto" w:fill="FFFFFF"/>
         </w:rPr>
         <w:object w:dxaOrig="1280" w:dyaOrig="360" w14:anchorId="63A08731">
-          <v:shape id="_x0000_i1051" type="#_x0000_t75" style="width:64pt;height:18pt" o:ole="">
+          <v:shape id="_x0000_i1051" type="#_x0000_t75" style="width:64.05pt;height:17.95pt" o:ole="">
             <v:imagedata r:id="rId59" o:title=""/>
           </v:shape>
-          <o:OLEObject Type="Embed" ProgID="Equation.KSEE3" ShapeID="_x0000_i1051" DrawAspect="Content" ObjectID="_1797260295" r:id="rId60"/>
+          <o:OLEObject Type="Embed" ProgID="Equation.KSEE3" ShapeID="_x0000_i1051" DrawAspect="Content" ObjectID="_1797274817" r:id="rId60"/>
         </w:object>
       </w:r>
       <w:r>
         <w:rPr>
-          <w:rFonts w:ascii="Segoe UI" w:hAnsi="Segoe UI" w:cs="Segoe UI" w:hint="eastAsia"/>
-          <w:sz w:val="24"/>
-          <w:shd w:val="clear" w:color="auto" w:fill="FFFFFF"/>
-        </w:rPr>
-        <w:t>,</w:t>
-      </w:r>
-      <w:r>
-        <w:rPr>
-          <w:rFonts w:ascii="Segoe UI" w:hAnsi="Segoe UI" w:cs="Segoe UI" w:hint="eastAsia"/>
-          <w:sz w:val="24"/>
-          <w:shd w:val="clear" w:color="auto" w:fill="FFFFFF"/>
-        </w:rPr>
-        <w:t>因此</w:t>
+          <w:rFonts w:asciiTheme="minorEastAsia" w:eastAsiaTheme="minorEastAsia" w:hAnsiTheme="minorEastAsia" w:cs="Segoe UI" w:hint="eastAsia"/>
+          <w:sz w:val="24"/>
+          <w:shd w:val="clear" w:color="auto" w:fill="FFFFFF"/>
+        </w:rPr>
+        <w:t>,因此</w:t>
       </w:r>
     </w:p>
     <w:p>
@@ -3917,10 +3377,10 @@
           <w:position w:val="-12"/>
         </w:rPr>
         <w:object w:dxaOrig="3879" w:dyaOrig="360" w14:anchorId="206F5ECF">
-          <v:shape id="_x0000_i1052" type="#_x0000_t75" style="width:194pt;height:18pt" o:ole="">
+          <v:shape id="_x0000_i1052" type="#_x0000_t75" style="width:193.95pt;height:17.95pt" o:ole="">
             <v:imagedata r:id="rId61" o:title=""/>
           </v:shape>
-          <o:OLEObject Type="Embed" ProgID="Equation.KSEE3" ShapeID="_x0000_i1052" DrawAspect="Content" ObjectID="_1797260296" r:id="rId62"/>
+          <o:OLEObject Type="Embed" ProgID="Equation.KSEE3" ShapeID="_x0000_i1052" DrawAspect="Content" ObjectID="_1797274818" r:id="rId62"/>
         </w:object>
       </w:r>
       <w:r>
@@ -3953,57 +3413,53 @@
       <w:pPr>
         <w:ind w:firstLine="420"/>
         <w:rPr>
-          <w:rFonts w:ascii="宋体" w:hAnsi="宋体" w:hint="eastAsia"/>
-          <w:sz w:val="24"/>
-        </w:rPr>
-      </w:pPr>
-      <w:r>
-        <w:rPr>
-          <w:rFonts w:hint="eastAsia"/>
-        </w:rPr>
-        <w:lastRenderedPageBreak/>
+          <w:rFonts w:asciiTheme="minorEastAsia" w:eastAsiaTheme="minorEastAsia" w:hAnsiTheme="minorEastAsia" w:hint="eastAsia"/>
+          <w:sz w:val="24"/>
+        </w:rPr>
+      </w:pPr>
+      <w:r>
+        <w:rPr>
+          <w:rFonts w:asciiTheme="minorEastAsia" w:eastAsiaTheme="minorEastAsia" w:hAnsiTheme="minorEastAsia" w:hint="eastAsia"/>
+          <w:sz w:val="24"/>
+        </w:rPr>
         <w:t>电流环开环增益：因为要求</w:t>
       </w:r>
       <w:r>
         <w:rPr>
-          <w:rFonts w:hint="eastAsia"/>
+          <w:rFonts w:asciiTheme="minorEastAsia" w:eastAsiaTheme="minorEastAsia" w:hAnsiTheme="minorEastAsia" w:hint="eastAsia"/>
           <w:position w:val="-12"/>
+          <w:sz w:val="24"/>
         </w:rPr>
         <w:object w:dxaOrig="840" w:dyaOrig="360" w14:anchorId="6B94F646">
-          <v:shape id="_x0000_i1053" type="#_x0000_t75" style="width:42pt;height:18pt" o:ole="">
+          <v:shape id="_x0000_i1053" type="#_x0000_t75" style="width:42pt;height:17.95pt" o:ole="">
             <v:imagedata r:id="rId63" o:title=""/>
           </v:shape>
-          <o:OLEObject Type="Embed" ProgID="Equation.KSEE3" ShapeID="_x0000_i1053" DrawAspect="Content" ObjectID="_1797260297" r:id="rId64"/>
+          <o:OLEObject Type="Embed" ProgID="Equation.KSEE3" ShapeID="_x0000_i1053" DrawAspect="Content" ObjectID="_1797274819" r:id="rId64"/>
         </w:object>
       </w:r>
       <w:r>
         <w:rPr>
-          <w:rFonts w:hint="eastAsia"/>
-        </w:rPr>
-        <w:t>,</w:t>
-      </w:r>
-      <w:r>
-        <w:rPr>
-          <w:rFonts w:hint="eastAsia"/>
-        </w:rPr>
-        <w:t>因此</w:t>
-      </w:r>
-      <w:r>
-        <w:rPr>
-          <w:rFonts w:ascii="宋体" w:hAnsi="宋体" w:hint="eastAsia"/>
+          <w:rFonts w:asciiTheme="minorEastAsia" w:eastAsiaTheme="minorEastAsia" w:hAnsiTheme="minorEastAsia" w:hint="eastAsia"/>
+          <w:sz w:val="24"/>
+        </w:rPr>
+        <w:t>,因此</w:t>
+      </w:r>
+      <w:r>
+        <w:rPr>
+          <w:rFonts w:asciiTheme="minorEastAsia" w:eastAsiaTheme="minorEastAsia" w:hAnsiTheme="minorEastAsia" w:hint="eastAsia"/>
           <w:position w:val="-10"/>
           <w:sz w:val="24"/>
         </w:rPr>
         <w:object w:dxaOrig="1100" w:dyaOrig="340" w14:anchorId="4CB8DBC8">
-          <v:shape id="_x0000_i1054" type="#_x0000_t75" style="width:55pt;height:17pt" o:ole="">
+          <v:shape id="_x0000_i1054" type="#_x0000_t75" style="width:54.95pt;height:17.05pt" o:ole="">
             <v:imagedata r:id="rId65" o:title=""/>
           </v:shape>
-          <o:OLEObject Type="Embed" ProgID="Equation.KSEE3" ShapeID="_x0000_i1054" DrawAspect="Content" ObjectID="_1797260298" r:id="rId66"/>
+          <o:OLEObject Type="Embed" ProgID="Equation.KSEE3" ShapeID="_x0000_i1054" DrawAspect="Content" ObjectID="_1797274820" r:id="rId66"/>
         </w:object>
       </w:r>
       <w:r>
         <w:rPr>
-          <w:rFonts w:ascii="宋体" w:hAnsi="宋体" w:hint="eastAsia"/>
+          <w:rFonts w:asciiTheme="minorEastAsia" w:eastAsiaTheme="minorEastAsia" w:hAnsiTheme="minorEastAsia" w:hint="eastAsia"/>
           <w:sz w:val="24"/>
         </w:rPr>
         <w:t>,可得</w:t>
@@ -4013,7 +3469,7 @@
       <w:pPr>
         <w:ind w:firstLine="420"/>
         <w:rPr>
-          <w:rFonts w:ascii="宋体" w:hAnsi="宋体" w:hint="eastAsia"/>
+          <w:rFonts w:asciiTheme="minorEastAsia" w:eastAsiaTheme="minorEastAsia" w:hAnsiTheme="minorEastAsia" w:hint="eastAsia"/>
           <w:sz w:val="24"/>
         </w:rPr>
       </w:pPr>
@@ -4034,10 +3490,10 @@
           <w:sz w:val="24"/>
         </w:rPr>
         <w:object w:dxaOrig="2600" w:dyaOrig="680" w14:anchorId="6AD46756">
-          <v:shape id="_x0000_i1055" type="#_x0000_t75" style="width:130pt;height:34pt" o:ole="">
+          <v:shape id="_x0000_i1055" type="#_x0000_t75" style="width:129.9pt;height:34.1pt" o:ole="">
             <v:imagedata r:id="rId67" o:title=""/>
           </v:shape>
-          <o:OLEObject Type="Embed" ProgID="Equation.KSEE3" ShapeID="_x0000_i1055" DrawAspect="Content" ObjectID="_1797260299" r:id="rId68"/>
+          <o:OLEObject Type="Embed" ProgID="Equation.KSEE3" ShapeID="_x0000_i1055" DrawAspect="Content" ObjectID="_1797274821" r:id="rId68"/>
         </w:object>
       </w:r>
       <w:r>
@@ -4088,10 +3544,10 @@
           <w:sz w:val="24"/>
         </w:rPr>
         <w:object w:dxaOrig="3360" w:dyaOrig="720" w14:anchorId="718D4CB8">
-          <v:shape id="_x0000_i1056" type="#_x0000_t75" style="width:168pt;height:36pt" o:ole="">
+          <v:shape id="_x0000_i1056" type="#_x0000_t75" style="width:168.1pt;height:36.15pt" o:ole="">
             <v:imagedata r:id="rId69" o:title=""/>
           </v:shape>
-          <o:OLEObject Type="Embed" ProgID="Equation.KSEE3" ShapeID="_x0000_i1056" DrawAspect="Content" ObjectID="_1797260300" r:id="rId70"/>
+          <o:OLEObject Type="Embed" ProgID="Equation.KSEE3" ShapeID="_x0000_i1056" DrawAspect="Content" ObjectID="_1797274822" r:id="rId70"/>
         </w:object>
       </w:r>
       <w:r>
@@ -4150,10 +3606,10 @@
           <w:sz w:val="24"/>
         </w:rPr>
         <w:object w:dxaOrig="4000" w:dyaOrig="680" w14:anchorId="54C5200F">
-          <v:shape id="_x0000_i1057" type="#_x0000_t75" alt="" style="width:200pt;height:34pt" o:ole="">
+          <v:shape id="_x0000_i1057" type="#_x0000_t75" alt="" style="width:200.15pt;height:34.1pt" o:ole="">
             <v:imagedata r:id="rId71" o:title=""/>
           </v:shape>
-          <o:OLEObject Type="Embed" ProgID="Equation.KSEE3" ShapeID="_x0000_i1057" DrawAspect="Content" ObjectID="_1797260301" r:id="rId72"/>
+          <o:OLEObject Type="Embed" ProgID="Equation.KSEE3" ShapeID="_x0000_i1057" DrawAspect="Content" ObjectID="_1797274823" r:id="rId72"/>
         </w:object>
       </w:r>
       <w:r>
@@ -4179,29 +3635,16 @@
         <w:snapToGrid w:val="0"/>
         <w:spacing w:line="360" w:lineRule="auto"/>
         <w:rPr>
-          <w:sz w:val="24"/>
-        </w:rPr>
-      </w:pPr>
-      <w:r>
-        <w:rPr>
-          <w:rFonts w:ascii="宋体" w:hAnsi="宋体" w:hint="eastAsia"/>
-          <w:sz w:val="24"/>
-        </w:rPr>
-        <w:t>电流环</w:t>
-      </w:r>
-      <w:r>
-        <w:rPr>
-          <w:rFonts w:hint="eastAsia"/>
-          <w:sz w:val="24"/>
-        </w:rPr>
-        <w:t>基于运算放大器、电阻和电容等元器件的模拟电路设计</w:t>
-      </w:r>
-      <w:r>
-        <w:rPr>
-          <w:rFonts w:hint="eastAsia"/>
-          <w:sz w:val="24"/>
-        </w:rPr>
-        <w:t>:</w:t>
+          <w:rFonts w:asciiTheme="minorEastAsia" w:eastAsiaTheme="minorEastAsia" w:hAnsiTheme="minorEastAsia"/>
+          <w:sz w:val="24"/>
+        </w:rPr>
+      </w:pPr>
+      <w:r>
+        <w:rPr>
+          <w:rFonts w:asciiTheme="minorEastAsia" w:eastAsiaTheme="minorEastAsia" w:hAnsiTheme="minorEastAsia" w:hint="eastAsia"/>
+          <w:sz w:val="24"/>
+        </w:rPr>
+        <w:t>电流环基于运算放大器、电阻和电容等元器件的模拟电路设计:</w:t>
       </w:r>
     </w:p>
     <w:p>
@@ -4210,184 +3653,124 @@
         <w:spacing w:line="360" w:lineRule="auto"/>
         <w:ind w:firstLine="420"/>
         <w:rPr>
-          <w:sz w:val="24"/>
-        </w:rPr>
-      </w:pPr>
-      <w:r>
-        <w:rPr>
-          <w:rFonts w:hint="eastAsia"/>
-          <w:sz w:val="24"/>
-        </w:rPr>
-        <w:t>基于运算放大器我们选取合适参数的元器件数值即可完成电流环的实现</w:t>
-      </w:r>
-      <w:r>
-        <w:rPr>
-          <w:rFonts w:hint="eastAsia"/>
-          <w:sz w:val="24"/>
-        </w:rPr>
-        <w:t>,</w:t>
-      </w:r>
-      <w:r>
-        <w:rPr>
-          <w:rFonts w:hint="eastAsia"/>
-          <w:sz w:val="24"/>
-        </w:rPr>
-        <w:t>因为</w:t>
-      </w:r>
-      <w:r>
-        <w:rPr>
-          <w:rFonts w:hint="eastAsia"/>
+          <w:rFonts w:asciiTheme="minorEastAsia" w:eastAsiaTheme="minorEastAsia" w:hAnsiTheme="minorEastAsia"/>
+          <w:sz w:val="24"/>
+        </w:rPr>
+      </w:pPr>
+      <w:r>
+        <w:rPr>
+          <w:rFonts w:asciiTheme="minorEastAsia" w:eastAsiaTheme="minorEastAsia" w:hAnsiTheme="minorEastAsia" w:hint="eastAsia"/>
+          <w:sz w:val="24"/>
+        </w:rPr>
+        <w:t>基于运算放大器我们选取合适参数的元器件数值即可完成电流环的实现,因为</w:t>
+      </w:r>
+      <w:r>
+        <w:rPr>
+          <w:rFonts w:asciiTheme="minorEastAsia" w:eastAsiaTheme="minorEastAsia" w:hAnsiTheme="minorEastAsia" w:hint="eastAsia"/>
           <w:position w:val="-12"/>
           <w:sz w:val="24"/>
         </w:rPr>
         <w:object w:dxaOrig="820" w:dyaOrig="360" w14:anchorId="296BCAF9">
-          <v:shape id="_x0000_i1058" type="#_x0000_t75" style="width:41pt;height:18pt" o:ole="">
+          <v:shape id="_x0000_i1058" type="#_x0000_t75" style="width:41.15pt;height:17.95pt" o:ole="">
             <v:imagedata r:id="rId73" o:title=""/>
           </v:shape>
-          <o:OLEObject Type="Embed" ProgID="Equation.KSEE3" ShapeID="_x0000_i1058" DrawAspect="Content" ObjectID="_1797260302" r:id="rId74"/>
+          <o:OLEObject Type="Embed" ProgID="Equation.KSEE3" ShapeID="_x0000_i1058" DrawAspect="Content" ObjectID="_1797274824" r:id="rId74"/>
         </w:object>
       </w:r>
       <w:r>
         <w:rPr>
-          <w:rFonts w:hint="eastAsia"/>
-          <w:sz w:val="24"/>
-        </w:rPr>
-        <w:t>,</w:t>
-      </w:r>
-      <w:r>
-        <w:rPr>
-          <w:rFonts w:hint="eastAsia"/>
-          <w:sz w:val="24"/>
-        </w:rPr>
-        <w:t>同时比例系数</w:t>
-      </w:r>
-      <w:r>
-        <w:rPr>
-          <w:rFonts w:hint="eastAsia"/>
+          <w:rFonts w:asciiTheme="minorEastAsia" w:eastAsiaTheme="minorEastAsia" w:hAnsiTheme="minorEastAsia" w:hint="eastAsia"/>
+          <w:sz w:val="24"/>
+        </w:rPr>
+        <w:t>,同时比例系数</w:t>
+      </w:r>
+      <w:r>
+        <w:rPr>
+          <w:rFonts w:asciiTheme="minorEastAsia" w:eastAsiaTheme="minorEastAsia" w:hAnsiTheme="minorEastAsia" w:hint="eastAsia"/>
           <w:position w:val="-12"/>
           <w:sz w:val="24"/>
         </w:rPr>
         <w:object w:dxaOrig="1080" w:dyaOrig="360" w14:anchorId="27567F09">
-          <v:shape id="_x0000_i1059" type="#_x0000_t75" style="width:54pt;height:18pt" o:ole="">
+          <v:shape id="_x0000_i1059" type="#_x0000_t75" style="width:54.05pt;height:17.95pt" o:ole="">
             <v:imagedata r:id="rId75" o:title=""/>
           </v:shape>
-          <o:OLEObject Type="Embed" ProgID="Equation.KSEE3" ShapeID="_x0000_i1059" DrawAspect="Content" ObjectID="_1797260303" r:id="rId76"/>
+          <o:OLEObject Type="Embed" ProgID="Equation.KSEE3" ShapeID="_x0000_i1059" DrawAspect="Content" ObjectID="_1797274825" r:id="rId76"/>
         </w:object>
       </w:r>
       <w:r>
         <w:rPr>
-          <w:rFonts w:hint="eastAsia"/>
-          <w:sz w:val="24"/>
-        </w:rPr>
-        <w:t>,</w:t>
-      </w:r>
-      <w:r>
-        <w:rPr>
-          <w:rFonts w:hint="eastAsia"/>
-          <w:sz w:val="24"/>
-        </w:rPr>
-        <w:t>我们可以选择输入电阻</w:t>
-      </w:r>
-      <w:r>
-        <w:rPr>
-          <w:rFonts w:hint="eastAsia"/>
+          <w:rFonts w:asciiTheme="minorEastAsia" w:eastAsiaTheme="minorEastAsia" w:hAnsiTheme="minorEastAsia" w:hint="eastAsia"/>
+          <w:sz w:val="24"/>
+        </w:rPr>
+        <w:t>,我们可以选择输入电阻</w:t>
+      </w:r>
+      <w:r>
+        <w:rPr>
+          <w:rFonts w:asciiTheme="minorEastAsia" w:eastAsiaTheme="minorEastAsia" w:hAnsiTheme="minorEastAsia" w:hint="eastAsia"/>
           <w:position w:val="-12"/>
           <w:sz w:val="24"/>
         </w:rPr>
         <w:object w:dxaOrig="1160" w:dyaOrig="360" w14:anchorId="3C54482C">
-          <v:shape id="_x0000_i1060" type="#_x0000_t75" style="width:58pt;height:18pt" o:ole="">
+          <v:shape id="_x0000_i1060" type="#_x0000_t75" style="width:57.9pt;height:17.95pt" o:ole="">
             <v:imagedata r:id="rId77" o:title=""/>
           </v:shape>
-          <o:OLEObject Type="Embed" ProgID="Equation.KSEE3" ShapeID="_x0000_i1060" DrawAspect="Content" ObjectID="_1797260304" r:id="rId78"/>
+          <o:OLEObject Type="Embed" ProgID="Equation.KSEE3" ShapeID="_x0000_i1060" DrawAspect="Content" ObjectID="_1797274826" r:id="rId78"/>
         </w:object>
       </w:r>
       <w:r>
         <w:rPr>
-          <w:rFonts w:hint="eastAsia"/>
-          <w:sz w:val="24"/>
-        </w:rPr>
-        <w:t>,</w:t>
-      </w:r>
-      <w:r>
-        <w:rPr>
-          <w:rFonts w:hint="eastAsia"/>
-          <w:sz w:val="24"/>
-        </w:rPr>
-        <w:t>同时因为</w:t>
-      </w:r>
-      <w:r>
-        <w:rPr>
-          <w:rFonts w:hint="eastAsia"/>
-          <w:sz w:val="24"/>
-        </w:rPr>
-        <w:t>ACR</w:t>
-      </w:r>
-      <w:r>
-        <w:rPr>
-          <w:rFonts w:hint="eastAsia"/>
-          <w:sz w:val="24"/>
-        </w:rPr>
-        <w:t>超前时间常数为</w:t>
-      </w:r>
-      <w:r>
-        <w:rPr>
+          <w:rFonts w:asciiTheme="minorEastAsia" w:eastAsiaTheme="minorEastAsia" w:hAnsiTheme="minorEastAsia" w:hint="eastAsia"/>
+          <w:sz w:val="24"/>
+        </w:rPr>
+        <w:t>,同时因为ACR超前时间常数为</w:t>
+      </w:r>
+      <w:r>
+        <w:rPr>
+          <w:rFonts w:asciiTheme="minorEastAsia" w:eastAsiaTheme="minorEastAsia" w:hAnsiTheme="minorEastAsia"/>
           <w:position w:val="-12"/>
+          <w:sz w:val="24"/>
         </w:rPr>
         <w:object w:dxaOrig="999" w:dyaOrig="360" w14:anchorId="086199E7">
-          <v:shape id="_x0000_i1061" type="#_x0000_t75" alt="" style="width:50pt;height:18pt" o:ole="">
+          <v:shape id="_x0000_i1061" type="#_x0000_t75" alt="" style="width:49.95pt;height:17.95pt" o:ole="">
             <v:imagedata r:id="rId79" o:title=""/>
           </v:shape>
-          <o:OLEObject Type="Embed" ProgID="Equation.KSEE3" ShapeID="_x0000_i1061" DrawAspect="Content" ObjectID="_1797260305" r:id="rId80"/>
+          <o:OLEObject Type="Embed" ProgID="Equation.KSEE3" ShapeID="_x0000_i1061" DrawAspect="Content" ObjectID="_1797274827" r:id="rId80"/>
         </w:object>
       </w:r>
       <w:r>
         <w:rPr>
-          <w:rFonts w:hint="eastAsia"/>
-        </w:rPr>
-        <w:t>,</w:t>
-      </w:r>
-      <w:r>
-        <w:rPr>
-          <w:rFonts w:hint="eastAsia"/>
-        </w:rPr>
-        <w:t>因此也可以求出比例部分的电容与电阻，</w:t>
-      </w:r>
-      <w:r>
-        <w:rPr>
-          <w:rFonts w:hint="eastAsia"/>
-        </w:rPr>
-        <w:t>ACR</w:t>
-      </w:r>
-      <w:r>
-        <w:rPr>
-          <w:rFonts w:hint="eastAsia"/>
+          <w:rFonts w:asciiTheme="minorEastAsia" w:eastAsiaTheme="minorEastAsia" w:hAnsiTheme="minorEastAsia" w:hint="eastAsia"/>
+          <w:sz w:val="24"/>
+        </w:rPr>
+        <w:t>,因此也可以求出比例部分的电容与电阻，ACR</w:t>
+      </w:r>
+      <w:r>
+        <w:rPr>
+          <w:rFonts w:asciiTheme="minorEastAsia" w:eastAsiaTheme="minorEastAsia" w:hAnsiTheme="minorEastAsia" w:hint="eastAsia"/>
           <w:color w:val="000000" w:themeColor="text1"/>
           <w:sz w:val="24"/>
-          <w:szCs w:val="32"/>
         </w:rPr>
         <w:t>电流反馈滤波时间常数</w:t>
       </w:r>
       <w:r>
         <w:rPr>
-          <w:rFonts w:hint="eastAsia"/>
+          <w:rFonts w:asciiTheme="minorEastAsia" w:eastAsiaTheme="minorEastAsia" w:hAnsiTheme="minorEastAsia" w:hint="eastAsia"/>
           <w:color w:val="000000" w:themeColor="text1"/>
           <w:position w:val="-12"/>
           <w:sz w:val="24"/>
-          <w:szCs w:val="32"/>
         </w:rPr>
         <w:object w:dxaOrig="1200" w:dyaOrig="360" w14:anchorId="2359E532">
-          <v:shape id="_x0000_i1062" type="#_x0000_t75" style="width:60pt;height:18pt" o:ole="">
+          <v:shape id="_x0000_i1062" type="#_x0000_t75" style="width:59.95pt;height:17.95pt" o:ole="">
             <v:imagedata r:id="rId81" o:title=""/>
           </v:shape>
-          <o:OLEObject Type="Embed" ProgID="Equation.KSEE3" ShapeID="_x0000_i1062" DrawAspect="Content" ObjectID="_1797260306" r:id="rId82"/>
+          <o:OLEObject Type="Embed" ProgID="Equation.KSEE3" ShapeID="_x0000_i1062" DrawAspect="Content" ObjectID="_1797274828" r:id="rId82"/>
         </w:object>
       </w:r>
       <w:r>
         <w:rPr>
-          <w:rFonts w:hint="eastAsia"/>
+          <w:rFonts w:asciiTheme="minorEastAsia" w:eastAsiaTheme="minorEastAsia" w:hAnsiTheme="minorEastAsia" w:hint="eastAsia"/>
           <w:color w:val="000000" w:themeColor="text1"/>
           <w:sz w:val="24"/>
-          <w:szCs w:val="32"/>
         </w:rPr>
         <w:t>，也可以求得反馈部分的电容</w:t>
       </w:r>
@@ -4398,36 +3781,16 @@
         <w:spacing w:line="360" w:lineRule="auto"/>
         <w:ind w:firstLine="420"/>
         <w:rPr>
-          <w:sz w:val="24"/>
-        </w:rPr>
-      </w:pPr>
-      <w:r>
-        <w:rPr>
-          <w:rFonts w:hint="eastAsia"/>
-          <w:sz w:val="24"/>
-        </w:rPr>
-        <w:t>由此</w:t>
-      </w:r>
-      <w:r>
-        <w:rPr>
-          <w:rFonts w:hint="eastAsia"/>
-          <w:sz w:val="24"/>
-        </w:rPr>
-        <w:t>,</w:t>
-      </w:r>
-      <w:r>
-        <w:rPr>
-          <w:rFonts w:hint="eastAsia"/>
-          <w:sz w:val="24"/>
-        </w:rPr>
-        <w:t>可得</w:t>
-      </w:r>
-      <w:r>
-        <w:rPr>
-          <w:rFonts w:hint="eastAsia"/>
-          <w:sz w:val="24"/>
-        </w:rPr>
-        <w:t>:</w:t>
+          <w:rFonts w:asciiTheme="minorEastAsia" w:eastAsiaTheme="minorEastAsia" w:hAnsiTheme="minorEastAsia"/>
+          <w:sz w:val="24"/>
+        </w:rPr>
+      </w:pPr>
+      <w:r>
+        <w:rPr>
+          <w:rFonts w:asciiTheme="minorEastAsia" w:eastAsiaTheme="minorEastAsia" w:hAnsiTheme="minorEastAsia" w:hint="eastAsia"/>
+          <w:sz w:val="24"/>
+        </w:rPr>
+        <w:t>由此,可得:</w:t>
       </w:r>
     </w:p>
     <w:p>
@@ -4456,10 +3819,10 @@
           <w:sz w:val="24"/>
         </w:rPr>
         <w:object w:dxaOrig="3340" w:dyaOrig="360" w14:anchorId="4ABA846F">
-          <v:shape id="_x0000_i1063" type="#_x0000_t75" style="width:167pt;height:18pt" o:ole="">
+          <v:shape id="_x0000_i1063" type="#_x0000_t75" style="width:166.9pt;height:17.95pt" o:ole="">
             <v:imagedata r:id="rId83" o:title=""/>
           </v:shape>
-          <o:OLEObject Type="Embed" ProgID="Equation.KSEE3" ShapeID="_x0000_i1063" DrawAspect="Content" ObjectID="_1797260307" r:id="rId84"/>
+          <o:OLEObject Type="Embed" ProgID="Equation.KSEE3" ShapeID="_x0000_i1063" DrawAspect="Content" ObjectID="_1797274829" r:id="rId84"/>
         </w:object>
       </w:r>
       <w:r>
@@ -4481,7 +3844,14 @@
           <w:rFonts w:hint="eastAsia"/>
           <w:sz w:val="24"/>
         </w:rPr>
-        <w:t>13</w:t>
+        <w:t>1</w:t>
+      </w:r>
+      <w:r>
+        <w:rPr>
+          <w:rFonts w:hint="eastAsia"/>
+          <w:sz w:val="24"/>
+        </w:rPr>
+        <w:t>2</w:t>
       </w:r>
       <w:r>
         <w:rPr>
@@ -4507,10 +3877,10 @@
           <w:sz w:val="24"/>
         </w:rPr>
         <w:object w:dxaOrig="2780" w:dyaOrig="680" w14:anchorId="707764EC">
-          <v:shape id="_x0000_i1064" type="#_x0000_t75" alt="" style="width:139pt;height:34pt" o:ole="">
+          <v:shape id="_x0000_i1064" type="#_x0000_t75" alt="" style="width:139pt;height:34.1pt" o:ole="">
             <v:imagedata r:id="rId85" o:title=""/>
           </v:shape>
-          <o:OLEObject Type="Embed" ProgID="Equation.KSEE3" ShapeID="_x0000_i1064" DrawAspect="Content" ObjectID="_1797260308" r:id="rId86"/>
+          <o:OLEObject Type="Embed" ProgID="Equation.KSEE3" ShapeID="_x0000_i1064" DrawAspect="Content" ObjectID="_1797274830" r:id="rId86"/>
         </w:object>
       </w:r>
       <w:r>
@@ -4558,10 +3928,10 @@
           <w:sz w:val="24"/>
         </w:rPr>
         <w:object w:dxaOrig="3060" w:dyaOrig="680" w14:anchorId="2F67A054">
-          <v:shape id="_x0000_i1065" type="#_x0000_t75" alt="" style="width:153pt;height:34pt" o:ole="">
+          <v:shape id="_x0000_i1065" type="#_x0000_t75" alt="" style="width:153.1pt;height:34.1pt" o:ole="">
             <v:imagedata r:id="rId87" o:title=""/>
           </v:shape>
-          <o:OLEObject Type="Embed" ProgID="Equation.KSEE3" ShapeID="_x0000_i1065" DrawAspect="Content" ObjectID="_1797260309" r:id="rId88"/>
+          <o:OLEObject Type="Embed" ProgID="Equation.KSEE3" ShapeID="_x0000_i1065" DrawAspect="Content" ObjectID="_1797274831" r:id="rId88"/>
         </w:object>
       </w:r>
       <w:r>
@@ -4583,7 +3953,14 @@
           <w:rFonts w:hint="eastAsia"/>
           <w:sz w:val="24"/>
         </w:rPr>
-        <w:t>13</w:t>
+        <w:t>1</w:t>
+      </w:r>
+      <w:r>
+        <w:rPr>
+          <w:rFonts w:hint="eastAsia"/>
+          <w:sz w:val="24"/>
+        </w:rPr>
+        <w:t>4</w:t>
       </w:r>
       <w:r>
         <w:rPr>
@@ -4618,22 +3995,17 @@
         <w:snapToGrid w:val="0"/>
         <w:spacing w:line="360" w:lineRule="auto"/>
         <w:rPr>
-          <w:sz w:val="24"/>
-        </w:rPr>
-      </w:pPr>
-      <w:r>
-        <w:rPr>
-          <w:rFonts w:hint="eastAsia"/>
-          <w:sz w:val="24"/>
-        </w:rPr>
-        <w:t>电流环的模拟电路设计如图</w:t>
-      </w:r>
-      <w:r>
-        <w:rPr>
-          <w:rFonts w:hint="eastAsia"/>
-          <w:sz w:val="24"/>
-        </w:rPr>
-        <w:t>4</w:t>
+          <w:rFonts w:asciiTheme="minorEastAsia" w:eastAsiaTheme="minorEastAsia" w:hAnsiTheme="minorEastAsia"/>
+          <w:sz w:val="24"/>
+        </w:rPr>
+      </w:pPr>
+      <w:r>
+        <w:rPr>
+          <w:rFonts w:asciiTheme="minorEastAsia" w:eastAsiaTheme="minorEastAsia" w:hAnsiTheme="minorEastAsia" w:hint="eastAsia"/>
+          <w:sz w:val="24"/>
+        </w:rPr>
+        <w:lastRenderedPageBreak/>
+        <w:t>电流环的模拟电路设计如图4</w:t>
       </w:r>
     </w:p>
     <w:p>
@@ -4648,7 +4020,6 @@
         <w:rPr>
           <w:noProof/>
         </w:rPr>
-        <w:lastRenderedPageBreak/>
         <w:drawing>
           <wp:inline distT="0" distB="0" distL="114300" distR="114300" wp14:anchorId="357E9440" wp14:editId="540A3E01">
             <wp:extent cx="5273040" cy="2694940"/>
@@ -4699,13 +4070,13 @@
         <w:jc w:val="center"/>
         <w:rPr>
           <w:rFonts w:ascii="宋体" w:hAnsi="宋体" w:hint="eastAsia"/>
-          <w:sz w:val="24"/>
-        </w:rPr>
-      </w:pPr>
-      <w:r>
-        <w:rPr>
-          <w:rFonts w:ascii="宋体" w:hAnsi="宋体" w:hint="eastAsia"/>
-          <w:sz w:val="24"/>
+          <w:szCs w:val="21"/>
+        </w:rPr>
+      </w:pPr>
+      <w:r>
+        <w:rPr>
+          <w:rFonts w:ascii="宋体" w:hAnsi="宋体" w:hint="eastAsia"/>
+          <w:szCs w:val="21"/>
         </w:rPr>
         <w:t>图4</w:t>
       </w:r>
@@ -4714,18 +4085,19 @@
       <w:pPr>
         <w:pStyle w:val="6"/>
         <w:ind w:firstLine="420"/>
-      </w:pPr>
-      <w:r>
-        <w:rPr>
-          <w:rFonts w:hint="eastAsia"/>
-        </w:rPr>
-        <w:t>3.2</w:t>
-      </w:r>
-      <w:r>
-        <w:rPr>
-          <w:rFonts w:hint="eastAsia"/>
-        </w:rPr>
-        <w:t>转速调节器的设计</w:t>
+        <w:rPr>
+          <w:rFonts w:ascii="黑体" w:hAnsi="黑体"/>
+          <w:sz w:val="32"/>
+          <w:szCs w:val="32"/>
+        </w:rPr>
+      </w:pPr>
+      <w:r>
+        <w:rPr>
+          <w:rFonts w:ascii="黑体" w:hAnsi="黑体" w:hint="eastAsia"/>
+          <w:sz w:val="32"/>
+          <w:szCs w:val="32"/>
+        </w:rPr>
+        <w:t>3.2转速调节器的设计</w:t>
       </w:r>
     </w:p>
     <w:p>
@@ -4809,15 +4181,22 @@
         <w:jc w:val="center"/>
         <w:rPr>
           <w:rFonts w:ascii="宋体" w:hAnsi="宋体" w:hint="eastAsia"/>
-          <w:sz w:val="24"/>
-        </w:rPr>
-      </w:pPr>
-      <w:r>
-        <w:rPr>
-          <w:rFonts w:ascii="宋体" w:hAnsi="宋体" w:hint="eastAsia"/>
-          <w:sz w:val="24"/>
-        </w:rPr>
-        <w:t>图4</w:t>
+          <w:szCs w:val="21"/>
+        </w:rPr>
+      </w:pPr>
+      <w:r>
+        <w:rPr>
+          <w:rFonts w:ascii="宋体" w:hAnsi="宋体" w:hint="eastAsia"/>
+          <w:szCs w:val="21"/>
+        </w:rPr>
+        <w:t>图</w:t>
+      </w:r>
+      <w:r>
+        <w:rPr>
+          <w:rFonts w:ascii="宋体" w:hAnsi="宋体" w:hint="eastAsia"/>
+          <w:szCs w:val="21"/>
+        </w:rPr>
+        <w:t>5</w:t>
       </w:r>
     </w:p>
     <w:p>
@@ -4855,10 +4234,10 @@
           <w:sz w:val="24"/>
         </w:rPr>
         <w:object w:dxaOrig="1219" w:dyaOrig="360" w14:anchorId="5248852E">
-          <v:shape id="_x0000_i1066" type="#_x0000_t75" style="width:61pt;height:18pt" o:ole="">
+          <v:shape id="_x0000_i1066" type="#_x0000_t75" style="width:61.15pt;height:17.95pt" o:ole="">
             <v:imagedata r:id="rId91" o:title=""/>
           </v:shape>
-          <o:OLEObject Type="Embed" ProgID="Equation.KSEE3" ShapeID="_x0000_i1066" DrawAspect="Content" ObjectID="_1797260310" r:id="rId92"/>
+          <o:OLEObject Type="Embed" ProgID="Equation.KSEE3" ShapeID="_x0000_i1066" DrawAspect="Content" ObjectID="_1797274832" r:id="rId92"/>
         </w:object>
       </w:r>
       <w:r>
@@ -4866,7 +4245,21 @@
           <w:rFonts w:ascii="宋体" w:hAnsi="宋体" w:hint="eastAsia"/>
           <w:sz w:val="24"/>
         </w:rPr>
-        <w:t xml:space="preserve">                    （式12）</w:t>
+        <w:t xml:space="preserve">                    （式1</w:t>
+      </w:r>
+      <w:r>
+        <w:rPr>
+          <w:rFonts w:ascii="宋体" w:hAnsi="宋体" w:hint="eastAsia"/>
+          <w:sz w:val="24"/>
+        </w:rPr>
+        <w:t>5</w:t>
+      </w:r>
+      <w:r>
+        <w:rPr>
+          <w:rFonts w:ascii="宋体" w:hAnsi="宋体" w:hint="eastAsia"/>
+          <w:sz w:val="24"/>
+        </w:rPr>
+        <w:t>）</w:t>
       </w:r>
     </w:p>
     <w:p>
@@ -4892,10 +4285,10 @@
           <w:sz w:val="24"/>
         </w:rPr>
         <w:object w:dxaOrig="820" w:dyaOrig="340" w14:anchorId="432A0463">
-          <v:shape id="_x0000_i1067" type="#_x0000_t75" style="width:41pt;height:17pt" o:ole="">
+          <v:shape id="_x0000_i1067" type="#_x0000_t75" style="width:41.15pt;height:17.05pt" o:ole="">
             <v:imagedata r:id="rId93" o:title=""/>
           </v:shape>
-          <o:OLEObject Type="Embed" ProgID="Equation.KSEE3" ShapeID="_x0000_i1067" DrawAspect="Content" ObjectID="_1797260311" r:id="rId94"/>
+          <o:OLEObject Type="Embed" ProgID="Equation.KSEE3" ShapeID="_x0000_i1067" DrawAspect="Content" ObjectID="_1797274833" r:id="rId94"/>
         </w:object>
       </w:r>
     </w:p>
@@ -4915,27 +4308,27 @@
         <w:spacing w:line="360" w:lineRule="auto"/>
         <w:ind w:firstLine="420"/>
         <w:rPr>
-          <w:rFonts w:ascii="宋体" w:hAnsi="宋体" w:hint="eastAsia"/>
-          <w:sz w:val="24"/>
-        </w:rPr>
-      </w:pPr>
-      <w:r>
-        <w:rPr>
-          <w:rFonts w:ascii="宋体" w:hAnsi="宋体" w:hint="eastAsia"/>
+          <w:rFonts w:asciiTheme="minorEastAsia" w:eastAsiaTheme="minorEastAsia" w:hAnsiTheme="minorEastAsia" w:hint="eastAsia"/>
+          <w:sz w:val="24"/>
+        </w:rPr>
+      </w:pPr>
+      <w:r>
+        <w:rPr>
+          <w:rFonts w:asciiTheme="minorEastAsia" w:eastAsiaTheme="minorEastAsia" w:hAnsiTheme="minorEastAsia" w:hint="eastAsia"/>
           <w:sz w:val="24"/>
         </w:rPr>
         <w:t>为了实现转速无静差,在负载扰动作用点后面已经有了一个积分环节,因此转速环的开环传递函数应该有两个积分环节,所以转速环应该设计成典型的</w:t>
       </w:r>
       <w:r>
         <w:rPr>
-          <w:rFonts w:ascii="微软雅黑" w:eastAsia="微软雅黑" w:hAnsi="微软雅黑" w:cs="微软雅黑" w:hint="eastAsia"/>
+          <w:rFonts w:asciiTheme="minorEastAsia" w:eastAsiaTheme="minorEastAsia" w:hAnsiTheme="minorEastAsia" w:cs="微软雅黑" w:hint="eastAsia"/>
           <w:sz w:val="24"/>
         </w:rPr>
         <w:t>Ⅱ</w:t>
       </w:r>
       <w:r>
         <w:rPr>
-          <w:rFonts w:ascii="宋体" w:hAnsi="宋体" w:hint="eastAsia"/>
+          <w:rFonts w:asciiTheme="minorEastAsia" w:eastAsiaTheme="minorEastAsia" w:hAnsiTheme="minorEastAsia" w:hint="eastAsia"/>
           <w:sz w:val="24"/>
         </w:rPr>
         <w:t>型系统,这样设计可以提高系统的动态扛干扰性。因此转速环应采用PI调节器，传递函数为：</w:t>
@@ -4970,10 +4363,10 @@
           <w:sz w:val="24"/>
         </w:rPr>
         <w:object w:dxaOrig="2120" w:dyaOrig="680" w14:anchorId="3DF7192A">
-          <v:shape id="_x0000_i1068" type="#_x0000_t75" style="width:106pt;height:34pt" o:ole="">
+          <v:shape id="_x0000_i1068" type="#_x0000_t75" style="width:106.1pt;height:34.1pt" o:ole="">
             <v:imagedata r:id="rId95" o:title=""/>
           </v:shape>
-          <o:OLEObject Type="Embed" ProgID="Equation.KSEE3" ShapeID="_x0000_i1068" DrawAspect="Content" ObjectID="_1797260312" r:id="rId96"/>
+          <o:OLEObject Type="Embed" ProgID="Equation.KSEE3" ShapeID="_x0000_i1068" DrawAspect="Content" ObjectID="_1797274834" r:id="rId96"/>
         </w:object>
       </w:r>
       <w:r>
@@ -4981,7 +4374,21 @@
           <w:rFonts w:ascii="宋体" w:hAnsi="宋体" w:hint="eastAsia"/>
           <w:sz w:val="24"/>
         </w:rPr>
-        <w:t xml:space="preserve">                   （式13）</w:t>
+        <w:t xml:space="preserve">                   （式1</w:t>
+      </w:r>
+      <w:r>
+        <w:rPr>
+          <w:rFonts w:ascii="宋体" w:hAnsi="宋体" w:hint="eastAsia"/>
+          <w:sz w:val="24"/>
+        </w:rPr>
+        <w:t>6</w:t>
+      </w:r>
+      <w:r>
+        <w:rPr>
+          <w:rFonts w:ascii="宋体" w:hAnsi="宋体" w:hint="eastAsia"/>
+          <w:sz w:val="24"/>
+        </w:rPr>
+        <w:t>）</w:t>
       </w:r>
     </w:p>
     <w:p>
@@ -5002,83 +4409,69 @@
         <w:spacing w:line="360" w:lineRule="auto"/>
         <w:ind w:firstLine="420"/>
         <w:rPr>
-          <w:rFonts w:ascii="宋体" w:hAnsi="宋体" w:hint="eastAsia"/>
-          <w:sz w:val="24"/>
-        </w:rPr>
-      </w:pPr>
-      <w:r>
-        <w:rPr>
-          <w:rFonts w:ascii="宋体" w:hAnsi="宋体" w:hint="eastAsia"/>
+          <w:rFonts w:asciiTheme="minorEastAsia" w:eastAsiaTheme="minorEastAsia" w:hAnsiTheme="minorEastAsia" w:hint="eastAsia"/>
+          <w:sz w:val="24"/>
+        </w:rPr>
+      </w:pPr>
+      <w:r>
+        <w:rPr>
+          <w:rFonts w:asciiTheme="minorEastAsia" w:eastAsiaTheme="minorEastAsia" w:hAnsiTheme="minorEastAsia" w:hint="eastAsia"/>
           <w:sz w:val="24"/>
         </w:rPr>
         <w:t>其中：</w:t>
       </w:r>
       <w:r>
         <w:rPr>
-          <w:rFonts w:ascii="Arial" w:hAnsi="Arial" w:cs="Arial" w:hint="eastAsia"/>
+          <w:rFonts w:asciiTheme="minorEastAsia" w:eastAsiaTheme="minorEastAsia" w:hAnsiTheme="minorEastAsia" w:cs="Arial" w:hint="eastAsia"/>
           <w:position w:val="-10"/>
-          <w:sz w:val="19"/>
-          <w:szCs w:val="19"/>
+          <w:sz w:val="24"/>
           <w:shd w:val="clear" w:color="auto" w:fill="FFFFFF"/>
         </w:rPr>
         <w:object w:dxaOrig="340" w:dyaOrig="340" w14:anchorId="4B8D39DF">
-          <v:shape id="_x0000_i1069" type="#_x0000_t75" style="width:17pt;height:17pt" o:ole="">
+          <v:shape id="_x0000_i1069" type="#_x0000_t75" style="width:17.05pt;height:17.05pt" o:ole="">
             <v:imagedata r:id="rId97" o:title=""/>
           </v:shape>
-          <o:OLEObject Type="Embed" ProgID="Equation.KSEE3" ShapeID="_x0000_i1069" DrawAspect="Content" ObjectID="_1797260313" r:id="rId98"/>
+          <o:OLEObject Type="Embed" ProgID="Equation.KSEE3" ShapeID="_x0000_i1069" DrawAspect="Content" ObjectID="_1797274835" r:id="rId98"/>
         </w:object>
       </w:r>
       <w:r>
         <w:rPr>
-          <w:rFonts w:ascii="Arial" w:hAnsi="Arial" w:cs="Arial" w:hint="eastAsia"/>
-          <w:sz w:val="19"/>
-          <w:szCs w:val="19"/>
-          <w:shd w:val="clear" w:color="auto" w:fill="FFFFFF"/>
-        </w:rPr>
-        <w:t>为转速调节器的比例系数</w:t>
-      </w:r>
-      <w:r>
-        <w:rPr>
-          <w:rFonts w:ascii="Arial" w:hAnsi="Arial" w:cs="Arial" w:hint="eastAsia"/>
-          <w:sz w:val="19"/>
-          <w:szCs w:val="19"/>
-          <w:shd w:val="clear" w:color="auto" w:fill="FFFFFF"/>
-        </w:rPr>
-        <w:t>;</w:t>
-      </w:r>
-    </w:p>
-    <w:p>
-      <w:pPr>
-        <w:snapToGrid w:val="0"/>
-        <w:spacing w:line="360" w:lineRule="auto"/>
-        <w:ind w:firstLineChars="600" w:firstLine="1140"/>
-        <w:rPr>
-          <w:rFonts w:ascii="Arial" w:hAnsi="Arial" w:cs="Arial"/>
-          <w:sz w:val="19"/>
-          <w:szCs w:val="19"/>
-          <w:shd w:val="clear" w:color="auto" w:fill="FFFFFF"/>
-        </w:rPr>
-      </w:pPr>
-      <w:r>
-        <w:rPr>
-          <w:rFonts w:ascii="Arial" w:hAnsi="Arial" w:cs="Arial"/>
+          <w:rFonts w:asciiTheme="minorEastAsia" w:eastAsiaTheme="minorEastAsia" w:hAnsiTheme="minorEastAsia" w:cs="Arial" w:hint="eastAsia"/>
+          <w:sz w:val="24"/>
+          <w:shd w:val="clear" w:color="auto" w:fill="FFFFFF"/>
+        </w:rPr>
+        <w:t>为转速调节器的比例系数;</w:t>
+      </w:r>
+    </w:p>
+    <w:p>
+      <w:pPr>
+        <w:snapToGrid w:val="0"/>
+        <w:spacing w:line="360" w:lineRule="auto"/>
+        <w:ind w:firstLineChars="600" w:firstLine="1440"/>
+        <w:rPr>
+          <w:rFonts w:asciiTheme="minorEastAsia" w:eastAsiaTheme="minorEastAsia" w:hAnsiTheme="minorEastAsia" w:cs="Arial"/>
+          <w:sz w:val="24"/>
+          <w:shd w:val="clear" w:color="auto" w:fill="FFFFFF"/>
+        </w:rPr>
+      </w:pPr>
+      <w:r>
+        <w:rPr>
+          <w:rFonts w:asciiTheme="minorEastAsia" w:eastAsiaTheme="minorEastAsia" w:hAnsiTheme="minorEastAsia" w:cs="Arial"/>
           <w:position w:val="-10"/>
-          <w:sz w:val="19"/>
-          <w:szCs w:val="19"/>
+          <w:sz w:val="24"/>
           <w:shd w:val="clear" w:color="auto" w:fill="FFFFFF"/>
         </w:rPr>
         <w:object w:dxaOrig="260" w:dyaOrig="340" w14:anchorId="03F20325">
-          <v:shape id="_x0000_i1070" type="#_x0000_t75" style="width:13pt;height:17pt" o:ole="">
+          <v:shape id="_x0000_i1070" type="#_x0000_t75" style="width:12.95pt;height:17.05pt" o:ole="">
             <v:imagedata r:id="rId99" o:title=""/>
           </v:shape>
-          <o:OLEObject Type="Embed" ProgID="Equation.KSEE3" ShapeID="_x0000_i1070" DrawAspect="Content" ObjectID="_1797260314" r:id="rId100"/>
+          <o:OLEObject Type="Embed" ProgID="Equation.KSEE3" ShapeID="_x0000_i1070" DrawAspect="Content" ObjectID="_1797274836" r:id="rId100"/>
         </w:object>
       </w:r>
       <w:r>
         <w:rPr>
-          <w:rFonts w:ascii="Arial" w:hAnsi="Arial" w:cs="Arial" w:hint="eastAsia"/>
-          <w:sz w:val="19"/>
-          <w:szCs w:val="19"/>
+          <w:rFonts w:asciiTheme="minorEastAsia" w:eastAsiaTheme="minorEastAsia" w:hAnsiTheme="minorEastAsia" w:cs="Arial" w:hint="eastAsia"/>
+          <w:sz w:val="24"/>
           <w:shd w:val="clear" w:color="auto" w:fill="FFFFFF"/>
         </w:rPr>
         <w:t>为转速调节器的超前时间常数</w:t>
@@ -5089,17 +4482,15 @@
         <w:snapToGrid w:val="0"/>
         <w:spacing w:line="360" w:lineRule="auto"/>
         <w:rPr>
-          <w:rFonts w:ascii="Arial" w:hAnsi="Arial" w:cs="Arial"/>
-          <w:sz w:val="19"/>
-          <w:szCs w:val="19"/>
-          <w:shd w:val="clear" w:color="auto" w:fill="FFFFFF"/>
-        </w:rPr>
-      </w:pPr>
-      <w:r>
-        <w:rPr>
-          <w:rFonts w:ascii="Arial" w:hAnsi="Arial" w:cs="Arial" w:hint="eastAsia"/>
-          <w:sz w:val="19"/>
-          <w:szCs w:val="19"/>
+          <w:rFonts w:asciiTheme="minorEastAsia" w:eastAsiaTheme="minorEastAsia" w:hAnsiTheme="minorEastAsia" w:cs="Arial"/>
+          <w:sz w:val="24"/>
+          <w:shd w:val="clear" w:color="auto" w:fill="FFFFFF"/>
+        </w:rPr>
+      </w:pPr>
+      <w:r>
+        <w:rPr>
+          <w:rFonts w:asciiTheme="minorEastAsia" w:eastAsiaTheme="minorEastAsia" w:hAnsiTheme="minorEastAsia" w:cs="Arial" w:hint="eastAsia"/>
+          <w:sz w:val="24"/>
           <w:shd w:val="clear" w:color="auto" w:fill="FFFFFF"/>
         </w:rPr>
         <w:t>由此可以得出调速系统的开环传递函数为：</w:t>
@@ -5137,10 +4528,10 @@
           <w:shd w:val="clear" w:color="auto" w:fill="FFFFFF"/>
         </w:rPr>
         <w:object w:dxaOrig="5679" w:dyaOrig="680" w14:anchorId="766F61D4">
-          <v:shape id="_x0000_i1071" type="#_x0000_t75" style="width:284pt;height:34pt" o:ole="">
+          <v:shape id="_x0000_i1071" type="#_x0000_t75" style="width:283.9pt;height:34.1pt" o:ole="">
             <v:imagedata r:id="rId101" o:title=""/>
           </v:shape>
-          <o:OLEObject Type="Embed" ProgID="Equation.KSEE3" ShapeID="_x0000_i1071" DrawAspect="Content" ObjectID="_1797260315" r:id="rId102"/>
+          <o:OLEObject Type="Embed" ProgID="Equation.KSEE3" ShapeID="_x0000_i1071" DrawAspect="Content" ObjectID="_1797274837" r:id="rId102"/>
         </w:object>
       </w:r>
       <w:r>
@@ -5158,7 +4549,21 @@
           <w:rFonts w:ascii="宋体" w:hAnsi="宋体" w:hint="eastAsia"/>
           <w:sz w:val="24"/>
         </w:rPr>
-        <w:t>（式14）</w:t>
+        <w:t>（式1</w:t>
+      </w:r>
+      <w:r>
+        <w:rPr>
+          <w:rFonts w:ascii="宋体" w:hAnsi="宋体" w:hint="eastAsia"/>
+          <w:sz w:val="24"/>
+        </w:rPr>
+        <w:t>7</w:t>
+      </w:r>
+      <w:r>
+        <w:rPr>
+          <w:rFonts w:ascii="宋体" w:hAnsi="宋体" w:hint="eastAsia"/>
+          <w:sz w:val="24"/>
+        </w:rPr>
+        <w:t>）</w:t>
       </w:r>
     </w:p>
     <w:p>
@@ -5196,10 +4601,10 @@
           <w:sz w:val="24"/>
         </w:rPr>
         <w:object w:dxaOrig="1500" w:dyaOrig="680" w14:anchorId="2A08F57B">
-          <v:shape id="_x0000_i1072" type="#_x0000_t75" style="width:75pt;height:34pt" o:ole="">
+          <v:shape id="_x0000_i1072" type="#_x0000_t75" style="width:74.95pt;height:34.1pt" o:ole="">
             <v:imagedata r:id="rId103" o:title=""/>
           </v:shape>
-          <o:OLEObject Type="Embed" ProgID="Equation.KSEE3" ShapeID="_x0000_i1072" DrawAspect="Content" ObjectID="_1797260316" r:id="rId104"/>
+          <o:OLEObject Type="Embed" ProgID="Equation.KSEE3" ShapeID="_x0000_i1072" DrawAspect="Content" ObjectID="_1797274838" r:id="rId104"/>
         </w:object>
       </w:r>
       <w:r>
@@ -5237,10 +4642,10 @@
           <w:sz w:val="24"/>
         </w:rPr>
         <w:object w:dxaOrig="1980" w:dyaOrig="680" w14:anchorId="34BE4614">
-          <v:shape id="_x0000_i1073" type="#_x0000_t75" style="width:99pt;height:34pt" o:ole="">
+          <v:shape id="_x0000_i1073" type="#_x0000_t75" style="width:99.05pt;height:34.1pt" o:ole="">
             <v:imagedata r:id="rId105" o:title=""/>
           </v:shape>
-          <o:OLEObject Type="Embed" ProgID="Equation.KSEE3" ShapeID="_x0000_i1073" DrawAspect="Content" ObjectID="_1797260317" r:id="rId106"/>
+          <o:OLEObject Type="Embed" ProgID="Equation.KSEE3" ShapeID="_x0000_i1073" DrawAspect="Content" ObjectID="_1797274839" r:id="rId106"/>
         </w:object>
       </w:r>
       <w:r>
@@ -5248,7 +4653,21 @@
           <w:rFonts w:ascii="宋体" w:hAnsi="宋体" w:hint="eastAsia"/>
           <w:sz w:val="24"/>
         </w:rPr>
-        <w:t xml:space="preserve">                （式15）</w:t>
+        <w:t xml:space="preserve">                （式1</w:t>
+      </w:r>
+      <w:r>
+        <w:rPr>
+          <w:rFonts w:ascii="宋体" w:hAnsi="宋体" w:hint="eastAsia"/>
+          <w:sz w:val="24"/>
+        </w:rPr>
+        <w:t>8</w:t>
+      </w:r>
+      <w:r>
+        <w:rPr>
+          <w:rFonts w:ascii="宋体" w:hAnsi="宋体" w:hint="eastAsia"/>
+          <w:sz w:val="24"/>
+        </w:rPr>
+        <w:t>）</w:t>
       </w:r>
     </w:p>
     <w:p>
@@ -5319,10 +4738,10 @@
           <w:sz w:val="24"/>
         </w:rPr>
         <w:object w:dxaOrig="920" w:dyaOrig="360" w14:anchorId="0293314E">
-          <v:shape id="_x0000_i1074" type="#_x0000_t75" style="width:46pt;height:18pt" o:ole="">
+          <v:shape id="_x0000_i1074" type="#_x0000_t75" style="width:46.15pt;height:17.95pt" o:ole="">
             <v:imagedata r:id="rId107" o:title=""/>
           </v:shape>
-          <o:OLEObject Type="Embed" ProgID="Equation.KSEE3" ShapeID="_x0000_i1074" DrawAspect="Content" ObjectID="_1797260318" r:id="rId108"/>
+          <o:OLEObject Type="Embed" ProgID="Equation.KSEE3" ShapeID="_x0000_i1074" DrawAspect="Content" ObjectID="_1797274840" r:id="rId108"/>
         </w:object>
       </w:r>
       <w:r>
@@ -5330,7 +4749,21 @@
           <w:rFonts w:ascii="宋体" w:hAnsi="宋体" w:hint="eastAsia"/>
           <w:sz w:val="24"/>
         </w:rPr>
-        <w:t xml:space="preserve">                     （式16）</w:t>
+        <w:t xml:space="preserve">                     （式1</w:t>
+      </w:r>
+      <w:r>
+        <w:rPr>
+          <w:rFonts w:ascii="宋体" w:hAnsi="宋体" w:hint="eastAsia"/>
+          <w:sz w:val="24"/>
+        </w:rPr>
+        <w:t>9</w:t>
+      </w:r>
+      <w:r>
+        <w:rPr>
+          <w:rFonts w:ascii="宋体" w:hAnsi="宋体" w:hint="eastAsia"/>
+          <w:sz w:val="24"/>
+        </w:rPr>
+        <w:t>）</w:t>
       </w:r>
     </w:p>
     <w:p>
@@ -5350,10 +4783,10 @@
           <w:sz w:val="24"/>
         </w:rPr>
         <w:object w:dxaOrig="1300" w:dyaOrig="680" w14:anchorId="63D72E1D">
-          <v:shape id="_x0000_i1075" type="#_x0000_t75" style="width:65pt;height:34pt" o:ole="">
+          <v:shape id="_x0000_i1075" type="#_x0000_t75" style="width:64.95pt;height:34.1pt" o:ole="">
             <v:imagedata r:id="rId109" o:title=""/>
           </v:shape>
-          <o:OLEObject Type="Embed" ProgID="Equation.KSEE3" ShapeID="_x0000_i1075" DrawAspect="Content" ObjectID="_1797260319" r:id="rId110"/>
+          <o:OLEObject Type="Embed" ProgID="Equation.KSEE3" ShapeID="_x0000_i1075" DrawAspect="Content" ObjectID="_1797274841" r:id="rId110"/>
         </w:object>
       </w:r>
       <w:r>
@@ -5361,7 +4794,21 @@
           <w:rFonts w:ascii="宋体" w:hAnsi="宋体" w:hint="eastAsia"/>
           <w:sz w:val="24"/>
         </w:rPr>
-        <w:t xml:space="preserve">                   （式17）</w:t>
+        <w:t xml:space="preserve">                   （式</w:t>
+      </w:r>
+      <w:r>
+        <w:rPr>
+          <w:rFonts w:ascii="宋体" w:hAnsi="宋体" w:hint="eastAsia"/>
+          <w:sz w:val="24"/>
+        </w:rPr>
+        <w:t>20</w:t>
+      </w:r>
+      <w:r>
+        <w:rPr>
+          <w:rFonts w:ascii="宋体" w:hAnsi="宋体" w:hint="eastAsia"/>
+          <w:sz w:val="24"/>
+        </w:rPr>
+        <w:t>）</w:t>
       </w:r>
     </w:p>
     <w:p>
@@ -5381,10 +4828,10 @@
           <w:sz w:val="24"/>
         </w:rPr>
         <w:object w:dxaOrig="1840" w:dyaOrig="680" w14:anchorId="5110F1E4">
-          <v:shape id="_x0000_i1076" type="#_x0000_t75" style="width:92pt;height:34pt" o:ole="">
+          <v:shape id="_x0000_i1076" type="#_x0000_t75" style="width:92pt;height:34.1pt" o:ole="">
             <v:imagedata r:id="rId111" o:title=""/>
           </v:shape>
-          <o:OLEObject Type="Embed" ProgID="Equation.KSEE3" ShapeID="_x0000_i1076" DrawAspect="Content" ObjectID="_1797260320" r:id="rId112"/>
+          <o:OLEObject Type="Embed" ProgID="Equation.KSEE3" ShapeID="_x0000_i1076" DrawAspect="Content" ObjectID="_1797274842" r:id="rId112"/>
         </w:object>
       </w:r>
       <w:r>
@@ -5392,7 +4839,21 @@
           <w:rFonts w:ascii="宋体" w:hAnsi="宋体" w:hint="eastAsia"/>
           <w:sz w:val="24"/>
         </w:rPr>
-        <w:t xml:space="preserve">               （式18）</w:t>
+        <w:t xml:space="preserve">               （式</w:t>
+      </w:r>
+      <w:r>
+        <w:rPr>
+          <w:rFonts w:ascii="宋体" w:hAnsi="宋体" w:hint="eastAsia"/>
+          <w:sz w:val="24"/>
+        </w:rPr>
+        <w:t>21</w:t>
+      </w:r>
+      <w:r>
+        <w:rPr>
+          <w:rFonts w:ascii="宋体" w:hAnsi="宋体" w:hint="eastAsia"/>
+          <w:sz w:val="24"/>
+        </w:rPr>
+        <w:t>）</w:t>
       </w:r>
     </w:p>
     <w:p>
@@ -5462,10 +4923,10 @@
           <w:sz w:val="24"/>
         </w:rPr>
         <w:object w:dxaOrig="3700" w:dyaOrig="720" w14:anchorId="121CA321">
-          <v:shape id="_x0000_i1077" type="#_x0000_t75" style="width:185pt;height:36pt" o:ole="">
+          <v:shape id="_x0000_i1077" type="#_x0000_t75" style="width:185.15pt;height:36.15pt" o:ole="">
             <v:imagedata r:id="rId113" o:title=""/>
           </v:shape>
-          <o:OLEObject Type="Embed" ProgID="Equation.KSEE3" ShapeID="_x0000_i1077" DrawAspect="Content" ObjectID="_1797260321" r:id="rId114"/>
+          <o:OLEObject Type="Embed" ProgID="Equation.KSEE3" ShapeID="_x0000_i1077" DrawAspect="Content" ObjectID="_1797274843" r:id="rId114"/>
         </w:object>
       </w:r>
       <w:r>
@@ -5473,7 +4934,21 @@
           <w:rFonts w:ascii="宋体" w:hAnsi="宋体" w:hint="eastAsia"/>
           <w:sz w:val="24"/>
         </w:rPr>
-        <w:t xml:space="preserve">           (式19)</w:t>
+        <w:t xml:space="preserve">           (式</w:t>
+      </w:r>
+      <w:r>
+        <w:rPr>
+          <w:rFonts w:ascii="宋体" w:hAnsi="宋体" w:hint="eastAsia"/>
+          <w:sz w:val="24"/>
+        </w:rPr>
+        <w:t>22</w:t>
+      </w:r>
+      <w:r>
+        <w:rPr>
+          <w:rFonts w:ascii="宋体" w:hAnsi="宋体" w:hint="eastAsia"/>
+          <w:sz w:val="24"/>
+        </w:rPr>
+        <w:t>)</w:t>
       </w:r>
     </w:p>
     <w:p>
@@ -5558,10 +5033,10 @@
           <w:sz w:val="24"/>
         </w:rPr>
         <w:object w:dxaOrig="5880" w:dyaOrig="360" w14:anchorId="6FAAE0A8">
-          <v:shape id="_x0000_i1078" type="#_x0000_t75" style="width:294pt;height:18pt" o:ole="">
+          <v:shape id="_x0000_i1078" type="#_x0000_t75" style="width:293.9pt;height:17.95pt" o:ole="">
             <v:imagedata r:id="rId115" o:title=""/>
           </v:shape>
-          <o:OLEObject Type="Embed" ProgID="Equation.KSEE3" ShapeID="_x0000_i1078" DrawAspect="Content" ObjectID="_1797260322" r:id="rId116"/>
+          <o:OLEObject Type="Embed" ProgID="Equation.KSEE3" ShapeID="_x0000_i1078" DrawAspect="Content" ObjectID="_1797274844" r:id="rId116"/>
         </w:object>
       </w:r>
       <w:r>
@@ -5569,7 +5044,21 @@
           <w:rFonts w:ascii="宋体" w:hAnsi="宋体" w:hint="eastAsia"/>
           <w:sz w:val="24"/>
         </w:rPr>
-        <w:t xml:space="preserve"> （式20）</w:t>
+        <w:t xml:space="preserve"> （式2</w:t>
+      </w:r>
+      <w:r>
+        <w:rPr>
+          <w:rFonts w:ascii="宋体" w:hAnsi="宋体" w:hint="eastAsia"/>
+          <w:sz w:val="24"/>
+        </w:rPr>
+        <w:t>3</w:t>
+      </w:r>
+      <w:r>
+        <w:rPr>
+          <w:rFonts w:ascii="宋体" w:hAnsi="宋体" w:hint="eastAsia"/>
+          <w:sz w:val="24"/>
+        </w:rPr>
+        <w:t>）</w:t>
       </w:r>
     </w:p>
     <w:p>
@@ -5597,7 +5086,6 @@
           <w:rFonts w:ascii="宋体" w:hAnsi="宋体" w:hint="eastAsia"/>
           <w:sz w:val="24"/>
         </w:rPr>
-        <w:lastRenderedPageBreak/>
         <w:t>转速开环增益为:</w:t>
       </w:r>
     </w:p>
@@ -5618,10 +5106,10 @@
           <w:sz w:val="24"/>
         </w:rPr>
         <w:object w:dxaOrig="4020" w:dyaOrig="680" w14:anchorId="09798BAA">
-          <v:shape id="_x0000_i1079" type="#_x0000_t75" style="width:201pt;height:34pt" o:ole="">
+          <v:shape id="_x0000_i1079" type="#_x0000_t75" style="width:201pt;height:34.1pt" o:ole="">
             <v:imagedata r:id="rId117" o:title=""/>
           </v:shape>
-          <o:OLEObject Type="Embed" ProgID="Equation.KSEE3" ShapeID="_x0000_i1079" DrawAspect="Content" ObjectID="_1797260323" r:id="rId118"/>
+          <o:OLEObject Type="Embed" ProgID="Equation.KSEE3" ShapeID="_x0000_i1079" DrawAspect="Content" ObjectID="_1797274845" r:id="rId118"/>
         </w:object>
       </w:r>
       <w:r>
@@ -5629,7 +5117,21 @@
           <w:rFonts w:ascii="宋体" w:hAnsi="宋体" w:hint="eastAsia"/>
           <w:sz w:val="24"/>
         </w:rPr>
-        <w:t xml:space="preserve">        （式21）</w:t>
+        <w:t xml:space="preserve">        （式2</w:t>
+      </w:r>
+      <w:r>
+        <w:rPr>
+          <w:rFonts w:ascii="宋体" w:hAnsi="宋体" w:hint="eastAsia"/>
+          <w:sz w:val="24"/>
+        </w:rPr>
+        <w:t>4</w:t>
+      </w:r>
+      <w:r>
+        <w:rPr>
+          <w:rFonts w:ascii="宋体" w:hAnsi="宋体" w:hint="eastAsia"/>
+          <w:sz w:val="24"/>
+        </w:rPr>
+        <w:t>）</w:t>
       </w:r>
     </w:p>
     <w:p>
@@ -5686,10 +5188,10 @@
           <w:sz w:val="24"/>
         </w:rPr>
         <w:object w:dxaOrig="5360" w:dyaOrig="680" w14:anchorId="16EFAB56">
-          <v:shape id="_x0000_i1080" type="#_x0000_t75" style="width:268pt;height:34pt" o:ole="">
+          <v:shape id="_x0000_i1080" type="#_x0000_t75" style="width:268pt;height:34.1pt" o:ole="">
             <v:imagedata r:id="rId119" o:title=""/>
           </v:shape>
-          <o:OLEObject Type="Embed" ProgID="Equation.KSEE3" ShapeID="_x0000_i1080" DrawAspect="Content" ObjectID="_1797260324" r:id="rId120"/>
+          <o:OLEObject Type="Embed" ProgID="Equation.KSEE3" ShapeID="_x0000_i1080" DrawAspect="Content" ObjectID="_1797274846" r:id="rId120"/>
         </w:object>
       </w:r>
       <w:r>
@@ -5697,7 +5199,21 @@
           <w:rFonts w:ascii="宋体" w:hAnsi="宋体" w:hint="eastAsia"/>
           <w:sz w:val="24"/>
         </w:rPr>
-        <w:t xml:space="preserve">    （式22）</w:t>
+        <w:t xml:space="preserve">    （式2</w:t>
+      </w:r>
+      <w:r>
+        <w:rPr>
+          <w:rFonts w:ascii="宋体" w:hAnsi="宋体" w:hint="eastAsia"/>
+          <w:sz w:val="24"/>
+        </w:rPr>
+        <w:t>5</w:t>
+      </w:r>
+      <w:r>
+        <w:rPr>
+          <w:rFonts w:ascii="宋体" w:hAnsi="宋体" w:hint="eastAsia"/>
+          <w:sz w:val="24"/>
+        </w:rPr>
+        <w:t>）</w:t>
       </w:r>
     </w:p>
     <w:p>
@@ -5750,10 +5266,10 @@
           <w:sz w:val="24"/>
         </w:rPr>
         <w:object w:dxaOrig="1160" w:dyaOrig="360" w14:anchorId="038CCD06">
-          <v:shape id="_x0000_i1081" type="#_x0000_t75" style="width:58pt;height:18pt" o:ole="">
+          <v:shape id="_x0000_i1081" type="#_x0000_t75" style="width:57.9pt;height:17.95pt" o:ole="">
             <v:imagedata r:id="rId77" o:title=""/>
           </v:shape>
-          <o:OLEObject Type="Embed" ProgID="Equation.KSEE3" ShapeID="_x0000_i1081" DrawAspect="Content" ObjectID="_1797260325" r:id="rId121"/>
+          <o:OLEObject Type="Embed" ProgID="Equation.KSEE3" ShapeID="_x0000_i1081" DrawAspect="Content" ObjectID="_1797274847" r:id="rId121"/>
         </w:object>
       </w:r>
       <w:r>
@@ -5789,10 +5305,10 @@
           <w:position w:val="-10"/>
         </w:rPr>
         <w:object w:dxaOrig="1180" w:dyaOrig="340" w14:anchorId="4BA21D4B">
-          <v:shape id="_x0000_i1082" type="#_x0000_t75" alt="" style="width:59pt;height:17pt" o:ole="">
+          <v:shape id="_x0000_i1082" type="#_x0000_t75" alt="" style="width:59.05pt;height:17.05pt" o:ole="">
             <v:imagedata r:id="rId122" o:title=""/>
           </v:shape>
-          <o:OLEObject Type="Embed" ProgID="Equation.KSEE3" ShapeID="_x0000_i1082" DrawAspect="Content" ObjectID="_1797260326" r:id="rId123"/>
+          <o:OLEObject Type="Embed" ProgID="Equation.KSEE3" ShapeID="_x0000_i1082" DrawAspect="Content" ObjectID="_1797274848" r:id="rId123"/>
         </w:object>
       </w:r>
       <w:r>
@@ -5829,10 +5345,10 @@
           <w:szCs w:val="32"/>
         </w:rPr>
         <w:object w:dxaOrig="1100" w:dyaOrig="360" w14:anchorId="254AB657">
-          <v:shape id="_x0000_i1083" type="#_x0000_t75" alt="" style="width:55pt;height:18pt" o:ole="">
+          <v:shape id="_x0000_i1083" type="#_x0000_t75" alt="" style="width:54.95pt;height:17.95pt" o:ole="">
             <v:imagedata r:id="rId124" o:title=""/>
           </v:shape>
-          <o:OLEObject Type="Embed" ProgID="Equation.KSEE3" ShapeID="_x0000_i1083" DrawAspect="Content" ObjectID="_1797260327" r:id="rId125"/>
+          <o:OLEObject Type="Embed" ProgID="Equation.KSEE3" ShapeID="_x0000_i1083" DrawAspect="Content" ObjectID="_1797274849" r:id="rId125"/>
         </w:object>
       </w:r>
       <w:r>
@@ -5894,10 +5410,10 @@
           <w:sz w:val="24"/>
         </w:rPr>
         <w:object w:dxaOrig="3400" w:dyaOrig="360" w14:anchorId="3E41F741">
-          <v:shape id="_x0000_i1084" type="#_x0000_t75" alt="" style="width:170pt;height:18pt" o:ole="">
+          <v:shape id="_x0000_i1084" type="#_x0000_t75" alt="" style="width:169.85pt;height:17.95pt" o:ole="">
             <v:imagedata r:id="rId126" o:title=""/>
           </v:shape>
-          <o:OLEObject Type="Embed" ProgID="Equation.KSEE3" ShapeID="_x0000_i1084" DrawAspect="Content" ObjectID="_1797260328" r:id="rId127"/>
+          <o:OLEObject Type="Embed" ProgID="Equation.KSEE3" ShapeID="_x0000_i1084" DrawAspect="Content" ObjectID="_1797274850" r:id="rId127"/>
         </w:object>
       </w:r>
       <w:r>
@@ -5919,7 +5435,7 @@
           <w:rFonts w:hint="eastAsia"/>
           <w:sz w:val="24"/>
         </w:rPr>
-        <w:t>13</w:t>
+        <w:t>26</w:t>
       </w:r>
       <w:r>
         <w:rPr>
@@ -5945,10 +5461,10 @@
           <w:sz w:val="24"/>
         </w:rPr>
         <w:object w:dxaOrig="3080" w:dyaOrig="680" w14:anchorId="03B755AE">
-          <v:shape id="_x0000_i1085" type="#_x0000_t75" alt="" style="width:154pt;height:34pt" o:ole="">
+          <v:shape id="_x0000_i1085" type="#_x0000_t75" alt="" style="width:154pt;height:34.1pt" o:ole="">
             <v:imagedata r:id="rId128" o:title=""/>
           </v:shape>
-          <o:OLEObject Type="Embed" ProgID="Equation.KSEE3" ShapeID="_x0000_i1085" DrawAspect="Content" ObjectID="_1797260329" r:id="rId129"/>
+          <o:OLEObject Type="Embed" ProgID="Equation.KSEE3" ShapeID="_x0000_i1085" DrawAspect="Content" ObjectID="_1797274851" r:id="rId129"/>
         </w:object>
       </w:r>
       <w:r>
@@ -5970,7 +5486,7 @@
           <w:rFonts w:hint="eastAsia"/>
           <w:sz w:val="24"/>
         </w:rPr>
-        <w:t>13</w:t>
+        <w:t>27</w:t>
       </w:r>
       <w:r>
         <w:rPr>
@@ -5996,10 +5512,10 @@
           <w:sz w:val="24"/>
         </w:rPr>
         <w:object w:dxaOrig="3080" w:dyaOrig="680" w14:anchorId="2B5E9841">
-          <v:shape id="_x0000_i1086" type="#_x0000_t75" alt="" style="width:154pt;height:34pt" o:ole="">
+          <v:shape id="_x0000_i1086" type="#_x0000_t75" alt="" style="width:154pt;height:34.1pt" o:ole="">
             <v:imagedata r:id="rId130" o:title=""/>
           </v:shape>
-          <o:OLEObject Type="Embed" ProgID="Equation.KSEE3" ShapeID="_x0000_i1086" DrawAspect="Content" ObjectID="_1797260330" r:id="rId131"/>
+          <o:OLEObject Type="Embed" ProgID="Equation.KSEE3" ShapeID="_x0000_i1086" DrawAspect="Content" ObjectID="_1797274852" r:id="rId131"/>
         </w:object>
       </w:r>
       <w:r>
@@ -6021,7 +5537,7 @@
           <w:rFonts w:hint="eastAsia"/>
           <w:sz w:val="24"/>
         </w:rPr>
-        <w:t>13</w:t>
+        <w:t>28</w:t>
       </w:r>
       <w:r>
         <w:rPr>
@@ -6048,6 +5564,7 @@
         <w:snapToGrid w:val="0"/>
         <w:spacing w:line="360" w:lineRule="auto"/>
         <w:rPr>
+          <w:rFonts w:hint="eastAsia"/>
           <w:sz w:val="24"/>
         </w:rPr>
       </w:pPr>
@@ -6063,7 +5580,7 @@
           <w:rFonts w:hint="eastAsia"/>
           <w:sz w:val="24"/>
         </w:rPr>
-        <w:t>5</w:t>
+        <w:t>6</w:t>
       </w:r>
     </w:p>
     <w:p>
@@ -6135,11 +5652,19 @@
       <w:pPr>
         <w:snapToGrid w:val="0"/>
         <w:spacing w:line="360" w:lineRule="auto"/>
-        <w:rPr>
-          <w:rFonts w:ascii="宋体" w:hAnsi="宋体" w:hint="eastAsia"/>
-          <w:sz w:val="24"/>
-        </w:rPr>
-      </w:pPr>
+        <w:jc w:val="center"/>
+        <w:rPr>
+          <w:rFonts w:ascii="宋体" w:hAnsi="宋体" w:hint="eastAsia"/>
+          <w:szCs w:val="21"/>
+        </w:rPr>
+      </w:pPr>
+      <w:r>
+        <w:rPr>
+          <w:rFonts w:ascii="宋体" w:hAnsi="宋体" w:hint="eastAsia"/>
+          <w:szCs w:val="21"/>
+        </w:rPr>
+        <w:t>图6</w:t>
+      </w:r>
     </w:p>
     <w:p>
       <w:pPr>
@@ -6162,13 +5687,13 @@
       <w:pPr>
         <w:jc w:val="left"/>
         <w:rPr>
-          <w:rFonts w:ascii="宋体" w:hAnsi="宋体" w:hint="eastAsia"/>
-          <w:sz w:val="24"/>
-        </w:rPr>
-      </w:pPr>
-      <w:r>
-        <w:rPr>
-          <w:rFonts w:ascii="Times New Roman" w:eastAsia="黑体" w:hAnsi="Times New Roman" w:hint="eastAsia"/>
+          <w:rFonts w:ascii="黑体" w:eastAsia="黑体" w:hAnsi="黑体" w:hint="eastAsia"/>
+          <w:sz w:val="24"/>
+        </w:rPr>
+      </w:pPr>
+      <w:r>
+        <w:rPr>
+          <w:rFonts w:ascii="黑体" w:eastAsia="黑体" w:hAnsi="黑体" w:hint="eastAsia"/>
           <w:b/>
           <w:sz w:val="30"/>
           <w:szCs w:val="30"/>
@@ -6177,7 +5702,7 @@
       </w:r>
       <w:r>
         <w:rPr>
-          <w:rFonts w:ascii="黑体" w:eastAsia="黑体" w:hint="eastAsia"/>
+          <w:rFonts w:ascii="黑体" w:eastAsia="黑体" w:hAnsi="黑体" w:hint="eastAsia"/>
           <w:sz w:val="30"/>
           <w:szCs w:val="30"/>
         </w:rPr>
@@ -6187,7 +5712,7 @@
     <w:p>
       <w:pPr>
         <w:rPr>
-          <w:rFonts w:ascii="宋体" w:hAnsi="宋体"/>
+          <w:rFonts w:ascii="宋体" w:hAnsi="宋体" w:hint="eastAsia"/>
           <w:sz w:val="24"/>
         </w:rPr>
       </w:pPr>
@@ -6251,14 +5776,14 @@
       <w:pPr>
         <w:jc w:val="center"/>
         <w:rPr>
-          <w:rFonts w:ascii="宋体" w:hAnsi="宋体"/>
-          <w:sz w:val="24"/>
-        </w:rPr>
-      </w:pPr>
-      <w:r>
-        <w:rPr>
-          <w:rFonts w:ascii="宋体" w:hAnsi="宋体" w:hint="eastAsia"/>
-          <w:sz w:val="24"/>
+          <w:rFonts w:ascii="宋体" w:hAnsi="宋体" w:hint="eastAsia"/>
+          <w:szCs w:val="21"/>
+        </w:rPr>
+      </w:pPr>
+      <w:r>
+        <w:rPr>
+          <w:rFonts w:ascii="宋体" w:hAnsi="宋体" w:hint="eastAsia"/>
+          <w:szCs w:val="21"/>
         </w:rPr>
         <w:t>图7</w:t>
       </w:r>
@@ -6266,7 +5791,7 @@
     <w:p>
       <w:pPr>
         <w:rPr>
-          <w:rFonts w:ascii="宋体" w:hAnsi="宋体"/>
+          <w:rFonts w:ascii="宋体" w:hAnsi="宋体" w:hint="eastAsia"/>
           <w:sz w:val="24"/>
         </w:rPr>
       </w:pPr>
@@ -6296,71 +5821,71 @@
     <w:p>
       <w:pPr>
         <w:rPr>
-          <w:rFonts w:ascii="宋体" w:hAnsi="宋体"/>
-          <w:sz w:val="24"/>
-        </w:rPr>
-      </w:pPr>
-    </w:p>
-    <w:p>
-      <w:pPr>
-        <w:rPr>
-          <w:rFonts w:ascii="宋体" w:hAnsi="宋体"/>
-          <w:sz w:val="24"/>
-        </w:rPr>
-      </w:pPr>
-    </w:p>
-    <w:p>
-      <w:pPr>
-        <w:rPr>
-          <w:rFonts w:ascii="宋体" w:hAnsi="宋体"/>
-          <w:sz w:val="24"/>
-        </w:rPr>
-      </w:pPr>
-    </w:p>
-    <w:p>
-      <w:pPr>
-        <w:rPr>
-          <w:rFonts w:ascii="宋体" w:hAnsi="宋体"/>
-          <w:sz w:val="24"/>
-        </w:rPr>
-      </w:pPr>
-    </w:p>
-    <w:p>
-      <w:pPr>
-        <w:rPr>
-          <w:rFonts w:ascii="宋体" w:hAnsi="宋体"/>
-          <w:sz w:val="24"/>
-        </w:rPr>
-      </w:pPr>
-    </w:p>
-    <w:p>
-      <w:pPr>
-        <w:rPr>
-          <w:rFonts w:ascii="宋体" w:hAnsi="宋体"/>
-          <w:sz w:val="24"/>
-        </w:rPr>
-      </w:pPr>
-    </w:p>
-    <w:p>
-      <w:pPr>
-        <w:rPr>
-          <w:rFonts w:ascii="宋体" w:hAnsi="宋体"/>
-          <w:sz w:val="24"/>
-        </w:rPr>
-      </w:pPr>
-    </w:p>
-    <w:p>
-      <w:pPr>
-        <w:rPr>
-          <w:rFonts w:ascii="宋体" w:hAnsi="宋体" w:hint="eastAsia"/>
-          <w:sz w:val="24"/>
-        </w:rPr>
-      </w:pPr>
-    </w:p>
-    <w:p>
-      <w:pPr>
-        <w:rPr>
-          <w:rFonts w:ascii="宋体" w:hAnsi="宋体"/>
+          <w:rFonts w:ascii="宋体" w:hAnsi="宋体" w:hint="eastAsia"/>
+          <w:sz w:val="24"/>
+        </w:rPr>
+      </w:pPr>
+    </w:p>
+    <w:p>
+      <w:pPr>
+        <w:rPr>
+          <w:rFonts w:ascii="宋体" w:hAnsi="宋体" w:hint="eastAsia"/>
+          <w:sz w:val="24"/>
+        </w:rPr>
+      </w:pPr>
+    </w:p>
+    <w:p>
+      <w:pPr>
+        <w:rPr>
+          <w:rFonts w:ascii="宋体" w:hAnsi="宋体" w:hint="eastAsia"/>
+          <w:sz w:val="24"/>
+        </w:rPr>
+      </w:pPr>
+    </w:p>
+    <w:p>
+      <w:pPr>
+        <w:rPr>
+          <w:rFonts w:ascii="宋体" w:hAnsi="宋体" w:hint="eastAsia"/>
+          <w:sz w:val="24"/>
+        </w:rPr>
+      </w:pPr>
+    </w:p>
+    <w:p>
+      <w:pPr>
+        <w:rPr>
+          <w:rFonts w:ascii="宋体" w:hAnsi="宋体" w:hint="eastAsia"/>
+          <w:sz w:val="24"/>
+        </w:rPr>
+      </w:pPr>
+    </w:p>
+    <w:p>
+      <w:pPr>
+        <w:rPr>
+          <w:rFonts w:ascii="宋体" w:hAnsi="宋体" w:hint="eastAsia"/>
+          <w:sz w:val="24"/>
+        </w:rPr>
+      </w:pPr>
+    </w:p>
+    <w:p>
+      <w:pPr>
+        <w:rPr>
+          <w:rFonts w:ascii="宋体" w:hAnsi="宋体" w:hint="eastAsia"/>
+          <w:sz w:val="24"/>
+        </w:rPr>
+      </w:pPr>
+    </w:p>
+    <w:p>
+      <w:pPr>
+        <w:rPr>
+          <w:rFonts w:ascii="宋体" w:hAnsi="宋体" w:hint="eastAsia"/>
+          <w:sz w:val="24"/>
+        </w:rPr>
+      </w:pPr>
+    </w:p>
+    <w:p>
+      <w:pPr>
+        <w:rPr>
+          <w:rFonts w:ascii="宋体" w:hAnsi="宋体" w:hint="eastAsia"/>
           <w:sz w:val="24"/>
         </w:rPr>
       </w:pPr>
@@ -6375,7 +5900,7 @@
     <w:p>
       <w:pPr>
         <w:rPr>
-          <w:rFonts w:ascii="宋体" w:hAnsi="宋体"/>
+          <w:rFonts w:ascii="宋体" w:hAnsi="宋体" w:hint="eastAsia"/>
           <w:sz w:val="24"/>
         </w:rPr>
       </w:pPr>
@@ -6425,14 +5950,14 @@
       <w:pPr>
         <w:jc w:val="center"/>
         <w:rPr>
-          <w:rFonts w:ascii="宋体" w:hAnsi="宋体"/>
-          <w:sz w:val="24"/>
-        </w:rPr>
-      </w:pPr>
-      <w:r>
-        <w:rPr>
-          <w:rFonts w:ascii="宋体" w:hAnsi="宋体" w:hint="eastAsia"/>
-          <w:sz w:val="24"/>
+          <w:rFonts w:ascii="宋体" w:hAnsi="宋体" w:hint="eastAsia"/>
+          <w:szCs w:val="21"/>
+        </w:rPr>
+      </w:pPr>
+      <w:r>
+        <w:rPr>
+          <w:rFonts w:ascii="宋体" w:hAnsi="宋体" w:hint="eastAsia"/>
+          <w:szCs w:val="21"/>
         </w:rPr>
         <w:t>图8</w:t>
       </w:r>
@@ -6440,15 +5965,15 @@
     <w:p>
       <w:pPr>
         <w:rPr>
-          <w:rFonts w:ascii="宋体" w:hAnsi="宋体"/>
-          <w:sz w:val="24"/>
-        </w:rPr>
-      </w:pPr>
-    </w:p>
-    <w:p>
-      <w:pPr>
-        <w:rPr>
-          <w:rFonts w:ascii="宋体" w:hAnsi="宋体"/>
+          <w:rFonts w:ascii="宋体" w:hAnsi="宋体" w:hint="eastAsia"/>
+          <w:sz w:val="24"/>
+        </w:rPr>
+      </w:pPr>
+    </w:p>
+    <w:p>
+      <w:pPr>
+        <w:rPr>
+          <w:rFonts w:ascii="宋体" w:hAnsi="宋体" w:hint="eastAsia"/>
           <w:sz w:val="24"/>
         </w:rPr>
       </w:pPr>
@@ -6463,7 +5988,7 @@
     <w:p>
       <w:pPr>
         <w:rPr>
-          <w:rFonts w:ascii="宋体" w:hAnsi="宋体"/>
+          <w:rFonts w:ascii="宋体" w:hAnsi="宋体" w:hint="eastAsia"/>
           <w:sz w:val="24"/>
         </w:rPr>
       </w:pPr>
@@ -6513,13 +6038,13 @@
         <w:jc w:val="center"/>
         <w:rPr>
           <w:rFonts w:ascii="宋体" w:hAnsi="宋体" w:hint="eastAsia"/>
-          <w:sz w:val="24"/>
-        </w:rPr>
-      </w:pPr>
-      <w:r>
-        <w:rPr>
-          <w:rFonts w:ascii="宋体" w:hAnsi="宋体" w:hint="eastAsia"/>
-          <w:sz w:val="24"/>
+          <w:szCs w:val="21"/>
+        </w:rPr>
+      </w:pPr>
+      <w:r>
+        <w:rPr>
+          <w:rFonts w:ascii="宋体" w:hAnsi="宋体" w:hint="eastAsia"/>
+          <w:szCs w:val="21"/>
         </w:rPr>
         <w:t>图9</w:t>
       </w:r>
@@ -6527,7 +6052,7 @@
     <w:p>
       <w:pPr>
         <w:rPr>
-          <w:rFonts w:ascii="宋体" w:hAnsi="宋体"/>
+          <w:rFonts w:ascii="宋体" w:hAnsi="宋体" w:hint="eastAsia"/>
           <w:sz w:val="24"/>
         </w:rPr>
       </w:pPr>
@@ -6615,21 +6140,7 @@
             <w:rFonts w:ascii="Cambria Math" w:hAnsi="Cambria Math"/>
             <w:sz w:val="24"/>
           </w:rPr>
-          <m:t>=0.</m:t>
-        </m:r>
-        <m:r>
-          <w:rPr>
-            <w:rFonts w:ascii="Cambria Math" w:hAnsi="Cambria Math"/>
-            <w:sz w:val="24"/>
-          </w:rPr>
-          <m:t>2</m:t>
-        </m:r>
-        <m:r>
-          <w:rPr>
-            <w:rFonts w:ascii="Cambria Math" w:hAnsi="Cambria Math"/>
-            <w:sz w:val="24"/>
-          </w:rPr>
-          <m:t>s</m:t>
+          <m:t>=0.2s</m:t>
         </m:r>
       </m:oMath>
       <w:r>
@@ -6651,31 +6162,31 @@
     <w:p>
       <w:pPr>
         <w:rPr>
-          <w:rFonts w:ascii="宋体" w:hAnsi="宋体"/>
-          <w:sz w:val="24"/>
-        </w:rPr>
-      </w:pPr>
-    </w:p>
-    <w:p>
-      <w:pPr>
-        <w:rPr>
-          <w:rFonts w:ascii="宋体" w:hAnsi="宋体"/>
-          <w:sz w:val="24"/>
-        </w:rPr>
-      </w:pPr>
-    </w:p>
-    <w:p>
-      <w:pPr>
-        <w:rPr>
-          <w:rFonts w:ascii="宋体" w:hAnsi="宋体" w:hint="eastAsia"/>
-          <w:sz w:val="24"/>
-        </w:rPr>
-      </w:pPr>
-    </w:p>
-    <w:p>
-      <w:pPr>
-        <w:rPr>
-          <w:rFonts w:ascii="宋体" w:hAnsi="宋体"/>
+          <w:rFonts w:ascii="宋体" w:hAnsi="宋体" w:hint="eastAsia"/>
+          <w:sz w:val="24"/>
+        </w:rPr>
+      </w:pPr>
+    </w:p>
+    <w:p>
+      <w:pPr>
+        <w:rPr>
+          <w:rFonts w:ascii="宋体" w:hAnsi="宋体" w:hint="eastAsia"/>
+          <w:sz w:val="24"/>
+        </w:rPr>
+      </w:pPr>
+    </w:p>
+    <w:p>
+      <w:pPr>
+        <w:rPr>
+          <w:rFonts w:ascii="宋体" w:hAnsi="宋体" w:hint="eastAsia"/>
+          <w:sz w:val="24"/>
+        </w:rPr>
+      </w:pPr>
+    </w:p>
+    <w:p>
+      <w:pPr>
+        <w:rPr>
+          <w:rFonts w:ascii="宋体" w:hAnsi="宋体" w:hint="eastAsia"/>
           <w:sz w:val="24"/>
         </w:rPr>
       </w:pPr>
@@ -6691,7 +6202,7 @@
     <w:p>
       <w:pPr>
         <w:rPr>
-          <w:rFonts w:ascii="宋体" w:hAnsi="宋体"/>
+          <w:rFonts w:ascii="宋体" w:hAnsi="宋体" w:hint="eastAsia"/>
           <w:sz w:val="24"/>
         </w:rPr>
       </w:pPr>
@@ -6740,14 +6251,14 @@
       <w:pPr>
         <w:jc w:val="center"/>
         <w:rPr>
-          <w:rFonts w:ascii="宋体" w:hAnsi="宋体"/>
-          <w:sz w:val="24"/>
-        </w:rPr>
-      </w:pPr>
-      <w:r>
-        <w:rPr>
-          <w:rFonts w:ascii="宋体" w:hAnsi="宋体" w:hint="eastAsia"/>
-          <w:sz w:val="24"/>
+          <w:rFonts w:ascii="宋体" w:hAnsi="宋体" w:hint="eastAsia"/>
+          <w:szCs w:val="21"/>
+        </w:rPr>
+      </w:pPr>
+      <w:r>
+        <w:rPr>
+          <w:rFonts w:ascii="宋体" w:hAnsi="宋体" w:hint="eastAsia"/>
+          <w:szCs w:val="21"/>
         </w:rPr>
         <w:t>图10</w:t>
       </w:r>
@@ -6755,23 +6266,23 @@
     <w:p>
       <w:pPr>
         <w:rPr>
-          <w:rFonts w:ascii="宋体" w:hAnsi="宋体"/>
-          <w:sz w:val="24"/>
-        </w:rPr>
-      </w:pPr>
-    </w:p>
-    <w:p>
-      <w:pPr>
-        <w:rPr>
-          <w:rFonts w:ascii="宋体" w:hAnsi="宋体" w:hint="eastAsia"/>
-          <w:sz w:val="24"/>
-        </w:rPr>
-      </w:pPr>
-    </w:p>
-    <w:p>
-      <w:pPr>
-        <w:rPr>
-          <w:rFonts w:ascii="宋体" w:hAnsi="宋体"/>
+          <w:rFonts w:ascii="宋体" w:hAnsi="宋体" w:hint="eastAsia"/>
+          <w:sz w:val="24"/>
+        </w:rPr>
+      </w:pPr>
+    </w:p>
+    <w:p>
+      <w:pPr>
+        <w:rPr>
+          <w:rFonts w:ascii="宋体" w:hAnsi="宋体" w:hint="eastAsia"/>
+          <w:sz w:val="24"/>
+        </w:rPr>
+      </w:pPr>
+    </w:p>
+    <w:p>
+      <w:pPr>
+        <w:rPr>
+          <w:rFonts w:ascii="宋体" w:hAnsi="宋体" w:hint="eastAsia"/>
           <w:sz w:val="24"/>
         </w:rPr>
       </w:pPr>
@@ -6786,7 +6297,7 @@
     <w:p>
       <w:pPr>
         <w:rPr>
-          <w:rFonts w:ascii="宋体" w:hAnsi="宋体"/>
+          <w:rFonts w:ascii="宋体" w:hAnsi="宋体" w:hint="eastAsia"/>
           <w:sz w:val="24"/>
         </w:rPr>
       </w:pPr>
@@ -6833,24 +6344,16 @@
     </w:p>
     <w:p>
       <w:pPr>
-        <w:rPr>
-          <w:rFonts w:ascii="宋体" w:hAnsi="宋体"/>
-          <w:sz w:val="24"/>
-        </w:rPr>
-      </w:pPr>
-    </w:p>
-    <w:p>
-      <w:pPr>
         <w:jc w:val="center"/>
         <w:rPr>
-          <w:rFonts w:ascii="宋体" w:hAnsi="宋体"/>
-          <w:sz w:val="24"/>
-        </w:rPr>
-      </w:pPr>
-      <w:r>
-        <w:rPr>
-          <w:rFonts w:ascii="宋体" w:hAnsi="宋体" w:hint="eastAsia"/>
-          <w:sz w:val="24"/>
+          <w:rFonts w:ascii="宋体" w:hAnsi="宋体" w:hint="eastAsia"/>
+          <w:szCs w:val="21"/>
+        </w:rPr>
+      </w:pPr>
+      <w:r>
+        <w:rPr>
+          <w:rFonts w:ascii="宋体" w:hAnsi="宋体" w:hint="eastAsia"/>
+          <w:szCs w:val="21"/>
         </w:rPr>
         <w:t>图11</w:t>
       </w:r>
@@ -6858,15 +6361,15 @@
     <w:p>
       <w:pPr>
         <w:rPr>
-          <w:rFonts w:ascii="宋体" w:hAnsi="宋体"/>
-          <w:sz w:val="24"/>
-        </w:rPr>
-      </w:pPr>
-    </w:p>
-    <w:p>
-      <w:pPr>
-        <w:rPr>
-          <w:rFonts w:ascii="宋体" w:hAnsi="宋体"/>
+          <w:rFonts w:ascii="宋体" w:hAnsi="宋体" w:hint="eastAsia"/>
+          <w:sz w:val="24"/>
+        </w:rPr>
+      </w:pPr>
+    </w:p>
+    <w:p>
+      <w:pPr>
+        <w:rPr>
+          <w:rFonts w:ascii="宋体" w:hAnsi="宋体" w:hint="eastAsia"/>
           <w:sz w:val="24"/>
         </w:rPr>
       </w:pPr>
@@ -6882,7 +6385,7 @@
       <w:pPr>
         <w:jc w:val="right"/>
         <w:rPr>
-          <w:rFonts w:ascii="宋体" w:hAnsi="宋体"/>
+          <w:rFonts w:ascii="宋体" w:hAnsi="宋体" w:hint="eastAsia"/>
           <w:sz w:val="24"/>
         </w:rPr>
       </w:pPr>
@@ -6939,21 +6442,7 @@
                 <w:rFonts w:ascii="Cambria Math" w:hAnsi="Cambria Math"/>
                 <w:sz w:val="24"/>
               </w:rPr>
-              <m:t>200</m:t>
-            </m:r>
-            <m:r>
-              <w:rPr>
-                <w:rFonts w:ascii="Cambria Math" w:hAnsi="Cambria Math"/>
-                <w:sz w:val="24"/>
-              </w:rPr>
-              <m:t>-1</m:t>
-            </m:r>
-            <m:r>
-              <w:rPr>
-                <w:rFonts w:ascii="Cambria Math" w:hAnsi="Cambria Math"/>
-                <w:sz w:val="24"/>
-              </w:rPr>
-              <m:t>93</m:t>
+              <m:t>200-193</m:t>
             </m:r>
           </m:num>
           <m:den>
@@ -6971,14 +6460,7 @@
             <w:rFonts w:ascii="Cambria Math" w:hAnsi="Cambria Math"/>
             <w:sz w:val="24"/>
           </w:rPr>
-          <m:t>×100%=</m:t>
-        </m:r>
-        <m:r>
-          <w:rPr>
-            <w:rFonts w:ascii="Cambria Math" w:hAnsi="Cambria Math"/>
-            <w:sz w:val="24"/>
-          </w:rPr>
-          <m:t>3.6%</m:t>
+          <m:t>×100%=3.6%</m:t>
         </m:r>
       </m:oMath>
       <w:r>
@@ -6986,14 +6468,28 @@
           <w:rFonts w:ascii="宋体" w:hAnsi="宋体" w:hint="eastAsia"/>
           <w:sz w:val="24"/>
         </w:rPr>
-        <w:t xml:space="preserve">               （式14）</w:t>
+        <w:t xml:space="preserve">               （式</w:t>
+      </w:r>
+      <w:r>
+        <w:rPr>
+          <w:rFonts w:ascii="宋体" w:hAnsi="宋体" w:hint="eastAsia"/>
+          <w:sz w:val="24"/>
+        </w:rPr>
+        <w:t>29</w:t>
+      </w:r>
+      <w:r>
+        <w:rPr>
+          <w:rFonts w:ascii="宋体" w:hAnsi="宋体" w:hint="eastAsia"/>
+          <w:sz w:val="24"/>
+        </w:rPr>
+        <w:t>）</w:t>
       </w:r>
     </w:p>
     <w:p>
       <w:pPr>
         <w:jc w:val="right"/>
         <w:rPr>
-          <w:rFonts w:ascii="宋体" w:hAnsi="宋体"/>
+          <w:rFonts w:ascii="宋体" w:hAnsi="宋体" w:hint="eastAsia"/>
           <w:sz w:val="24"/>
         </w:rPr>
       </w:pPr>
@@ -7050,21 +6546,7 @@
                 <w:rFonts w:ascii="Cambria Math" w:hAnsi="Cambria Math"/>
                 <w:sz w:val="24"/>
               </w:rPr>
-              <m:t>1600</m:t>
-            </m:r>
-            <m:r>
-              <w:rPr>
-                <w:rFonts w:ascii="Cambria Math" w:hAnsi="Cambria Math"/>
-                <w:sz w:val="24"/>
-              </w:rPr>
-              <m:t>-1</m:t>
-            </m:r>
-            <m:r>
-              <w:rPr>
-                <w:rFonts w:ascii="Cambria Math" w:hAnsi="Cambria Math"/>
-                <w:sz w:val="24"/>
-              </w:rPr>
-              <m:t>500</m:t>
+              <m:t>1600-1500</m:t>
             </m:r>
           </m:num>
           <m:den>
@@ -7073,14 +6555,7 @@
                 <w:rFonts w:ascii="Cambria Math" w:hAnsi="Cambria Math"/>
                 <w:sz w:val="24"/>
               </w:rPr>
-              <m:t>1</m:t>
-            </m:r>
-            <m:r>
-              <w:rPr>
-                <w:rFonts w:ascii="Cambria Math" w:hAnsi="Cambria Math"/>
-                <w:sz w:val="24"/>
-              </w:rPr>
-              <m:t>500</m:t>
+              <m:t>1500</m:t>
             </m:r>
           </m:den>
         </m:f>
@@ -7089,21 +6564,7 @@
             <w:rFonts w:ascii="Cambria Math" w:hAnsi="Cambria Math"/>
             <w:sz w:val="24"/>
           </w:rPr>
-          <m:t>×100%=</m:t>
-        </m:r>
-        <m:r>
-          <w:rPr>
-            <w:rFonts w:ascii="Cambria Math" w:hAnsi="Cambria Math"/>
-            <w:sz w:val="24"/>
-          </w:rPr>
-          <m:t>6</m:t>
-        </m:r>
-        <m:r>
-          <w:rPr>
-            <w:rFonts w:ascii="Cambria Math" w:hAnsi="Cambria Math"/>
-            <w:sz w:val="24"/>
-          </w:rPr>
-          <m:t>.6%</m:t>
+          <m:t>×100%=6.6%</m:t>
         </m:r>
       </m:oMath>
       <w:r>
@@ -7111,7 +6572,21 @@
           <w:rFonts w:ascii="宋体" w:hAnsi="宋体" w:hint="eastAsia"/>
           <w:sz w:val="24"/>
         </w:rPr>
-        <w:t xml:space="preserve">             （式14）</w:t>
+        <w:t xml:space="preserve">             （式</w:t>
+      </w:r>
+      <w:r>
+        <w:rPr>
+          <w:rFonts w:ascii="宋体" w:hAnsi="宋体" w:hint="eastAsia"/>
+          <w:sz w:val="24"/>
+        </w:rPr>
+        <w:t>30</w:t>
+      </w:r>
+      <w:r>
+        <w:rPr>
+          <w:rFonts w:ascii="宋体" w:hAnsi="宋体" w:hint="eastAsia"/>
+          <w:sz w:val="24"/>
+        </w:rPr>
+        <w:t>）</w:t>
       </w:r>
     </w:p>
     <w:p>
@@ -7167,21 +6642,17 @@
     <w:p>
       <w:pPr>
         <w:ind w:firstLine="420"/>
-      </w:pPr>
-      <w:r>
-        <w:t>基于</w:t>
-      </w:r>
-      <w:r>
-        <w:t xml:space="preserve"> Simulink </w:t>
-      </w:r>
-      <w:r>
-        <w:t>的转速、电流双闭环直流调速系统实践收获颇丰。建模时，深入剖析系统，明确电流环、转速环职责，前者快速响应电流防过载，后者精准控速。依数学模型搭建模块，精心设计调节器选参数，在</w:t>
-      </w:r>
-      <w:r>
-        <w:t xml:space="preserve"> Simulink </w:t>
-      </w:r>
-      <w:r>
-        <w:t>中连接成完整模型。仿真阶段，设不同给定转速与负载转矩测试，动态上，转速阶跃变化时响应迅速、超调量合理；抗干扰方面，负载突变下能快速恢复稳定，展现双闭环优势。不过也有不足，参数整定遇特殊工况缺经验，模型未充分考虑复杂实际因素。后续会学参数优化方法、完善模型，为工程应用与深入研究打基础。</w:t>
+        <w:rPr>
+          <w:rFonts w:asciiTheme="minorEastAsia" w:eastAsiaTheme="minorEastAsia" w:hAnsiTheme="minorEastAsia"/>
+          <w:sz w:val="24"/>
+        </w:rPr>
+      </w:pPr>
+      <w:r>
+        <w:rPr>
+          <w:rFonts w:asciiTheme="minorEastAsia" w:eastAsiaTheme="minorEastAsia" w:hAnsiTheme="minorEastAsia"/>
+          <w:sz w:val="24"/>
+        </w:rPr>
+        <w:t>基于 Simulink 的转速、电流双闭环直流调速系统实践收获颇丰。建模时，深入剖析系统，明确电流环、转速环职责，前者快速响应电流防过载，后者精准控速。依数学模型搭建模块，精心设计调节器选参数，在 Simulink 中连接成完整模型。仿真阶段，设不同给定转速与负载转矩测试，动态上，转速阶跃变化时响应迅速、超调量合理；抗干扰方面，负载突变下能快速恢复稳定，展现双闭环优势。不过也有不足，参数整定遇特殊工况缺经验，模型未充分考虑复杂实际因素。后续会学参数优化方法、完善模型，为工程应用与深入研究打基础。</w:t>
       </w:r>
     </w:p>
     <w:p/>
@@ -7754,6 +7225,7 @@
   <w:style w:type="character" w:default="1" w:styleId="a0">
     <w:name w:val="Default Paragraph Font"/>
     <w:uiPriority w:val="1"/>
+    <w:semiHidden/>
     <w:unhideWhenUsed/>
   </w:style>
   <w:style w:type="table" w:default="1" w:styleId="a1">
